--- a/IT351_Project-Phase 1 (1) (1) (1).docx
+++ b/IT351_Project-Phase 1 (1) (1) (1).docx
@@ -1,6 +1,6 @@
 
 <file path=word/document.xml><?xml version="1.0" encoding="utf-8"?>
-<w:document xmlns:wpc="http://schemas.microsoft.com/office/word/2010/wordprocessingCanvas" xmlns:cx="http://schemas.microsoft.com/office/drawing/2014/chartex" xmlns:cx1="http://schemas.microsoft.com/office/drawing/2015/9/8/chartex" xmlns:cx2="http://schemas.microsoft.com/office/drawing/2015/10/21/chartex" xmlns:cx3="http://schemas.microsoft.com/office/drawing/2016/5/9/chartex" xmlns:cx4="http://schemas.microsoft.com/office/drawing/2016/5/10/chartex" xmlns:cx5="http://schemas.microsoft.com/office/drawing/2016/5/11/chartex" xmlns:cx6="http://schemas.microsoft.com/office/drawing/2016/5/12/chartex" xmlns:cx7="http://schemas.microsoft.com/office/drawing/2016/5/13/chartex" xmlns:cx8="http://schemas.microsoft.com/office/drawing/2016/5/14/chartex" xmlns:mc="http://schemas.openxmlformats.org/markup-compatibility/2006" xmlns:aink="http://schemas.microsoft.com/office/drawing/2016/ink" xmlns:am3d="http://schemas.microsoft.com/office/drawing/2017/model3d" xmlns:o="urn:schemas-microsoft-com:office:office" xmlns:oel="http://schemas.microsoft.com/office/2019/extlst" xmlns:r="http://schemas.openxmlformats.org/officeDocument/2006/relationships" xmlns:m="http://schemas.openxmlformats.org/officeDocument/2006/math" xmlns:v="urn:schemas-microsoft-com:vml" xmlns:wp14="http://schemas.microsoft.com/office/word/2010/wordprocessingDrawing" xmlns:wp="http://schemas.openxmlformats.org/drawingml/2006/wordprocessingDrawing" xmlns:w10="urn:schemas-microsoft-com:office:word" xmlns:w="http://schemas.openxmlformats.org/wordprocessingml/2006/main" xmlns:w14="http://schemas.microsoft.com/office/word/2010/wordml" xmlns:w15="http://schemas.microsoft.com/office/word/2012/wordml" xmlns:w16cex="http://schemas.microsoft.com/office/word/2018/wordml/cex" xmlns:w16cid="http://schemas.microsoft.com/office/word/2016/wordml/cid" xmlns:w16="http://schemas.microsoft.com/office/word/2018/wordml" xmlns:w16du="http://schemas.microsoft.com/office/word/2023/wordml/word16du" xmlns:w16sdtdh="http://schemas.microsoft.com/office/word/2020/wordml/sdtdatahash" xmlns:w16sdtfl="http://schemas.microsoft.com/office/word/2024/wordml/sdtformatlock" xmlns:w16se="http://schemas.microsoft.com/office/word/2015/wordml/symex" xmlns:wpg="http://schemas.microsoft.com/office/word/2010/wordprocessingGroup" xmlns:wpi="http://schemas.microsoft.com/office/word/2010/wordprocessingInk" xmlns:wne="http://schemas.microsoft.com/office/word/2006/wordml" xmlns:wps="http://schemas.microsoft.com/office/word/2010/wordprocessingShape" mc:Ignorable="w14 w15 w16se w16cid w16 w16cex w16sdtdh w16sdtfl w16du wp14">
+<w:document xmlns:wpc="http://schemas.microsoft.com/office/word/2010/wordprocessingCanvas" xmlns:cx="http://schemas.microsoft.com/office/drawing/2014/chartex" xmlns:mc="http://schemas.openxmlformats.org/markup-compatibility/2006" xmlns:o="urn:schemas-microsoft-com:office:office" xmlns:r="http://schemas.openxmlformats.org/officeDocument/2006/relationships" xmlns:m="http://schemas.openxmlformats.org/officeDocument/2006/math" xmlns:v="urn:schemas-microsoft-com:vml" xmlns:wp14="http://schemas.microsoft.com/office/word/2010/wordprocessingDrawing" xmlns:wp="http://schemas.openxmlformats.org/drawingml/2006/wordprocessingDrawing" xmlns:w10="urn:schemas-microsoft-com:office:word" xmlns:w="http://schemas.openxmlformats.org/wordprocessingml/2006/main" xmlns:w14="http://schemas.microsoft.com/office/word/2010/wordml" xmlns:w15="http://schemas.microsoft.com/office/word/2012/wordml" xmlns:w16se="http://schemas.microsoft.com/office/word/2015/wordml/symex" xmlns:wpg="http://schemas.microsoft.com/office/word/2010/wordprocessingGroup" xmlns:wpi="http://schemas.microsoft.com/office/word/2010/wordprocessingInk" xmlns:wne="http://schemas.microsoft.com/office/word/2006/wordml" xmlns:wps="http://schemas.microsoft.com/office/word/2010/wordprocessingShape" mc:Ignorable="w14 w15 w16se wp14">
   <w:body>
     <w:p>
       <w:pPr>
@@ -80,6 +80,7 @@
                               <w:dataBinding w:prefixMappings="xmlns:ns0='http://purl.org/dc/elements/1.1/' xmlns:ns1='http://schemas.openxmlformats.org/package/2006/metadata/core-properties' " w:xpath="/ns1:coreProperties[1]/ns0:title[1]" w:storeItemID="{6C3C8BC8-F283-45AE-878A-BAB7291924A1}"/>
                               <w:text/>
                             </w:sdtPr>
+                            <w:sdtEndPr/>
                             <w:sdtContent>
                               <w:p>
                                 <w:pPr>
@@ -144,6 +145,7 @@
                                 <w:dataBinding w:prefixMappings="xmlns:ns0='http://purl.org/dc/elements/1.1/' xmlns:ns1='http://schemas.openxmlformats.org/package/2006/metadata/core-properties' " w:xpath="/ns1:coreProperties[1]/ns0:subject[1]" w:storeItemID="{6C3C8BC8-F283-45AE-878A-BAB7291924A1}"/>
                                 <w:text/>
                               </w:sdtPr>
+                              <w:sdtEndPr/>
                               <w:sdtContent>
                                 <w:r>
                                   <w:rPr>
@@ -386,6 +388,7 @@
                               <w:dataBinding w:prefixMappings="xmlns:ns0='http://schemas.microsoft.com/office/2006/coverPageProps'" w:xpath="/ns0:CoverPageProperties[1]/ns0:Abstract[1]" w:storeItemID="{55AF091B-3C7A-41E3-B477-F2FDAA23CFDA}"/>
                               <w:text/>
                             </w:sdtPr>
+                            <w:sdtEndPr/>
                             <w:sdtContent>
                               <w:p>
                                 <w:pPr>
@@ -454,7 +457,7 @@
               </wp:anchor>
             </w:drawing>
           </mc:Choice>
-          <mc:Fallback>
+          <mc:Fallback xmlns:w16sdtfl="http://schemas.microsoft.com/office/word/2024/wordml/sdtformatlock" xmlns:w16sdtdh="http://schemas.microsoft.com/office/word/2020/wordml/sdtdatahash" xmlns:w16du="http://schemas.microsoft.com/office/word/2023/wordml/word16du" xmlns:w16="http://schemas.microsoft.com/office/word/2018/wordml" xmlns:w16cid="http://schemas.microsoft.com/office/word/2016/wordml/cid" xmlns:w16cex="http://schemas.microsoft.com/office/word/2018/wordml/cex" xmlns:oel="http://schemas.microsoft.com/office/2019/extlst" xmlns:am3d="http://schemas.microsoft.com/office/drawing/2017/model3d" xmlns:aink="http://schemas.microsoft.com/office/drawing/2016/ink" xmlns:cx8="http://schemas.microsoft.com/office/drawing/2016/5/14/chartex" xmlns:cx7="http://schemas.microsoft.com/office/drawing/2016/5/13/chartex" xmlns:cx6="http://schemas.microsoft.com/office/drawing/2016/5/12/chartex" xmlns:cx5="http://schemas.microsoft.com/office/drawing/2016/5/11/chartex" xmlns:cx4="http://schemas.microsoft.com/office/drawing/2016/5/10/chartex" xmlns:cx3="http://schemas.microsoft.com/office/drawing/2016/5/9/chartex" xmlns:cx2="http://schemas.microsoft.com/office/drawing/2015/10/21/chartex" xmlns:cx1="http://schemas.microsoft.com/office/drawing/2015/9/8/chartex">
             <w:pict>
               <v:shapetype w14:anchorId="31BDEDF3" id="_x0000_t202" coordsize="21600,21600" o:spt="202" path="m,l,21600r21600,l21600,xe">
                 <v:stroke joinstyle="miter"/>
@@ -1019,7 +1022,7 @@
               </wp:anchor>
             </w:drawing>
           </mc:Choice>
-          <mc:Fallback>
+          <mc:Fallback xmlns:w16sdtfl="http://schemas.microsoft.com/office/word/2024/wordml/sdtformatlock" xmlns:w16sdtdh="http://schemas.microsoft.com/office/word/2020/wordml/sdtdatahash" xmlns:w16du="http://schemas.microsoft.com/office/word/2023/wordml/word16du" xmlns:w16="http://schemas.microsoft.com/office/word/2018/wordml" xmlns:w16cid="http://schemas.microsoft.com/office/word/2016/wordml/cid" xmlns:w16cex="http://schemas.microsoft.com/office/word/2018/wordml/cex" xmlns:oel="http://schemas.microsoft.com/office/2019/extlst" xmlns:am3d="http://schemas.microsoft.com/office/drawing/2017/model3d" xmlns:aink="http://schemas.microsoft.com/office/drawing/2016/ink" xmlns:cx8="http://schemas.microsoft.com/office/drawing/2016/5/14/chartex" xmlns:cx7="http://schemas.microsoft.com/office/drawing/2016/5/13/chartex" xmlns:cx6="http://schemas.microsoft.com/office/drawing/2016/5/12/chartex" xmlns:cx5="http://schemas.microsoft.com/office/drawing/2016/5/11/chartex" xmlns:cx4="http://schemas.microsoft.com/office/drawing/2016/5/10/chartex" xmlns:cx3="http://schemas.microsoft.com/office/drawing/2016/5/9/chartex" xmlns:cx2="http://schemas.microsoft.com/office/drawing/2015/10/21/chartex" xmlns:cx1="http://schemas.microsoft.com/office/drawing/2015/9/8/chartex">
             <w:pict>
               <v:shape w14:anchorId="6466823C" id="Text Box 2" o:spid="_x0000_s1027" type="#_x0000_t202" style="position:absolute;margin-left:40.3pt;margin-top:4.65pt;width:545.45pt;height:87.85pt;z-index:251679744;visibility:visible;mso-wrap-style:square;mso-width-percent:0;mso-height-percent:0;mso-wrap-distance-left:9pt;mso-wrap-distance-top:7.2pt;mso-wrap-distance-right:9pt;mso-wrap-distance-bottom:7.2pt;mso-position-horizontal:absolute;mso-position-horizontal-relative:page;mso-position-vertical:absolute;mso-position-vertical-relative:text;mso-width-percent:0;mso-height-percent:0;mso-width-relative:margin;mso-height-relative:margin;v-text-anchor:top" o:gfxdata="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" filled="f" stroked="f">
                 <v:textbox>
@@ -1158,6 +1161,7 @@
           <w:docPartUnique/>
         </w:docPartObj>
       </w:sdtPr>
+      <w:sdtEndPr/>
       <w:sdtContent>
         <w:p>
           <w:pPr>
@@ -1767,7 +1771,7 @@
                   </wp:anchor>
                 </w:drawing>
               </mc:Choice>
-              <mc:Fallback>
+              <mc:Fallback xmlns:w16sdtfl="http://schemas.microsoft.com/office/word/2024/wordml/sdtformatlock" xmlns:w16sdtdh="http://schemas.microsoft.com/office/word/2020/wordml/sdtdatahash" xmlns:w16du="http://schemas.microsoft.com/office/word/2023/wordml/word16du" xmlns:w16="http://schemas.microsoft.com/office/word/2018/wordml" xmlns:w16cid="http://schemas.microsoft.com/office/word/2016/wordml/cid" xmlns:w16cex="http://schemas.microsoft.com/office/word/2018/wordml/cex" xmlns:oel="http://schemas.microsoft.com/office/2019/extlst" xmlns:am3d="http://schemas.microsoft.com/office/drawing/2017/model3d" xmlns:aink="http://schemas.microsoft.com/office/drawing/2016/ink" xmlns:cx8="http://schemas.microsoft.com/office/drawing/2016/5/14/chartex" xmlns:cx7="http://schemas.microsoft.com/office/drawing/2016/5/13/chartex" xmlns:cx6="http://schemas.microsoft.com/office/drawing/2016/5/12/chartex" xmlns:cx5="http://schemas.microsoft.com/office/drawing/2016/5/11/chartex" xmlns:cx4="http://schemas.microsoft.com/office/drawing/2016/5/10/chartex" xmlns:cx3="http://schemas.microsoft.com/office/drawing/2016/5/9/chartex" xmlns:cx2="http://schemas.microsoft.com/office/drawing/2015/10/21/chartex" xmlns:cx1="http://schemas.microsoft.com/office/drawing/2015/9/8/chartex">
                 <w:pict>
                   <v:group w14:anchorId="31857F9A" id="Group 198" o:spid="_x0000_s1028" style="position:absolute;left:0;text-align:left;margin-left:-102pt;margin-top:353.05pt;width:518.25pt;height:318.6pt;z-index:251677696;mso-wrap-distance-left:14.4pt;mso-wrap-distance-top:3.6pt;mso-wrap-distance-right:14.4pt;mso-wrap-distance-bottom:3.6pt;mso-position-horizontal-relative:margin;mso-position-vertical-relative:margin;mso-width-relative:margin;mso-height-relative:margin" coordorigin=",228" coordsize="35784,22576" o:gfxdata="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">
                     <v:rect id="Rectangle 199" o:spid="_x0000_s1029" style="position:absolute;top:228;width:35674;height:2448;visibility:visible;mso-wrap-style:square;v-text-anchor:middle" o:gfxdata="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" fillcolor="#ef4623 [3204]" stroked="f" strokeweight="2pt">
@@ -2317,6 +2321,7 @@
                                     <w:dataBinding w:prefixMappings="xmlns:ns0='http://schemas.openxmlformats.org/officeDocument/2006/extended-properties' " w:xpath="/ns0:Properties[1]/ns0:Company[1]" w:storeItemID="{6668398D-A668-4E3E-A5EB-62B293D839F1}"/>
                                     <w:text/>
                                   </w:sdtPr>
+                                  <w:sdtEndPr/>
                                   <w:sdtContent>
                                     <w:r>
                                       <w:t>Student Details:                                            CRN:</w:t>
@@ -2338,9 +2343,9 @@
                                   <w:tblLook w:val="04A0" w:firstRow="1" w:lastRow="0" w:firstColumn="1" w:lastColumn="0" w:noHBand="0" w:noVBand="1"/>
                                 </w:tblPr>
                                 <w:tblGrid>
-                                  <w:gridCol w:w="3601"/>
-                                  <w:gridCol w:w="3602"/>
-                                  <w:gridCol w:w="3602"/>
+                                  <w:gridCol w:w="3596"/>
+                                  <w:gridCol w:w="3597"/>
+                                  <w:gridCol w:w="3597"/>
                                 </w:tblGrid>
                                 <w:tr>
                                   <w:trPr>
@@ -2618,7 +2623,7 @@
                     <v:stroke joinstyle="miter"/>
                     <v:path gradientshapeok="t" o:connecttype="rect"/>
                   </v:shapetype>
-                  <v:shape id="Text Box 15" o:spid="_x0000_s1031" type="#_x0000_t202" alt="contact info" style="position:absolute;left:0;text-align:left;margin-left:36.25pt;margin-top:253.85pt;width:540pt;height:92.7pt;z-index:251675648;visibility:visible;mso-wrap-style:square;mso-width-percent:1282;mso-height-percent:0;mso-wrap-distance-left:9pt;mso-wrap-distance-top:0;mso-wrap-distance-right:9pt;mso-wrap-distance-bottom:0;mso-position-horizontal:absolute;mso-position-horizontal-relative:page;mso-position-vertical:absolute;mso-position-vertical-relative:margin;mso-width-percent:1282;mso-height-percent:0;mso-width-relative:margin;mso-height-relative:margin;v-text-anchor:bottom" o:gfxdata="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" o:allowoverlap="f" filled="f" stroked="f" strokeweight=".5pt">
+                  <v:shape id="Text Box 15" o:spid="_x0000_s1031" type="#_x0000_t202" alt="contact info" style="position:absolute;left:0;text-align:left;margin-left:36.25pt;margin-top:253.85pt;width:540pt;height:92.7pt;z-index:251675648;visibility:visible;mso-wrap-style:square;mso-width-percent:1282;mso-height-percent:0;mso-wrap-distance-left:9pt;mso-wrap-distance-top:0;mso-wrap-distance-right:9pt;mso-wrap-distance-bottom:0;mso-position-horizontal:absolute;mso-position-horizontal-relative:page;mso-position-vertical:absolute;mso-position-vertical-relative:margin;mso-width-percent:1282;mso-height-percent:0;mso-width-relative:margin;mso-height-relative:margin;v-text-anchor:bottom" o:gfxdata="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" o:allowoverlap="f" filled="f" stroked="f" strokeweight=".5pt">
                     <v:textbox inset="0,0,0,0">
                       <w:txbxContent>
                         <w:p>
@@ -2633,6 +2638,7 @@
                               <w:dataBinding w:prefixMappings="xmlns:ns0='http://schemas.openxmlformats.org/officeDocument/2006/extended-properties' " w:xpath="/ns0:Properties[1]/ns0:Company[1]" w:storeItemID="{6668398D-A668-4E3E-A5EB-62B293D839F1}"/>
                               <w:text/>
                             </w:sdtPr>
+                            <w:sdtEndPr/>
                             <w:sdtContent>
                               <w:r>
                                 <w:t>Student Details:                                            CRN:</w:t>
@@ -2654,9 +2660,9 @@
                             <w:tblLook w:val="04A0" w:firstRow="1" w:lastRow="0" w:firstColumn="1" w:lastColumn="0" w:noHBand="0" w:noVBand="1"/>
                           </w:tblPr>
                           <w:tblGrid>
-                            <w:gridCol w:w="3601"/>
-                            <w:gridCol w:w="3602"/>
-                            <w:gridCol w:w="3602"/>
+                            <w:gridCol w:w="3596"/>
+                            <w:gridCol w:w="3597"/>
+                            <w:gridCol w:w="3597"/>
                           </w:tblGrid>
                           <w:tr>
                             <w:trPr>
@@ -3399,7 +3405,7 @@
           <w:noProof/>
           <w:sz w:val="32"/>
           <w:szCs w:val="32"/>
-          <w:lang w:val="en-GB" w:eastAsia="en-GB"/>
+          <w:lang w:eastAsia="en-US"/>
         </w:rPr>
         <w:lastRenderedPageBreak/>
         <mc:AlternateContent>
@@ -3530,7 +3536,7 @@
               </wp:anchor>
             </w:drawing>
           </mc:Choice>
-          <mc:Fallback>
+          <mc:Fallback xmlns:w16sdtfl="http://schemas.microsoft.com/office/word/2024/wordml/sdtformatlock" xmlns:w16sdtdh="http://schemas.microsoft.com/office/word/2020/wordml/sdtdatahash" xmlns:w16du="http://schemas.microsoft.com/office/word/2023/wordml/word16du" xmlns:w16="http://schemas.microsoft.com/office/word/2018/wordml" xmlns:w16cid="http://schemas.microsoft.com/office/word/2016/wordml/cid" xmlns:w16cex="http://schemas.microsoft.com/office/word/2018/wordml/cex" xmlns:oel="http://schemas.microsoft.com/office/2019/extlst" xmlns:am3d="http://schemas.microsoft.com/office/drawing/2017/model3d" xmlns:aink="http://schemas.microsoft.com/office/drawing/2016/ink" xmlns:cx8="http://schemas.microsoft.com/office/drawing/2016/5/14/chartex" xmlns:cx7="http://schemas.microsoft.com/office/drawing/2016/5/13/chartex" xmlns:cx6="http://schemas.microsoft.com/office/drawing/2016/5/12/chartex" xmlns:cx5="http://schemas.microsoft.com/office/drawing/2016/5/11/chartex" xmlns:cx4="http://schemas.microsoft.com/office/drawing/2016/5/10/chartex" xmlns:cx3="http://schemas.microsoft.com/office/drawing/2016/5/9/chartex" xmlns:cx2="http://schemas.microsoft.com/office/drawing/2015/10/21/chartex" xmlns:cx1="http://schemas.microsoft.com/office/drawing/2015/9/8/chartex">
             <w:pict>
               <v:shape w14:anchorId="6021EF1F" id="Text Box 5" o:spid="_x0000_s1032" type="#_x0000_t202" alt="Sidebar" style="position:absolute;margin-left:36.2pt;margin-top:-14.75pt;width:104.75pt;height:674.6pt;z-index:251683840;visibility:visible;mso-wrap-style:square;mso-width-percent:250;mso-height-percent:0;mso-wrap-distance-left:14.4pt;mso-wrap-distance-top:0;mso-wrap-distance-right:14.4pt;mso-wrap-distance-bottom:3in;mso-position-horizontal:absolute;mso-position-horizontal-relative:page;mso-position-vertical:absolute;mso-position-vertical-relative:margin;mso-width-percent:250;mso-height-percent:0;mso-width-relative:margin;mso-height-relative:margin;v-text-anchor:top" o:gfxdata="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" filled="f" stroked="f" strokeweight=".5pt">
                 <v:textbox inset="3.6pt,0,3.6pt,0">
@@ -3602,7 +3608,7 @@
           <w:noProof/>
           <w:sz w:val="32"/>
           <w:szCs w:val="32"/>
-          <w:lang w:val="en-GB" w:eastAsia="en-GB"/>
+          <w:lang w:eastAsia="en-US"/>
         </w:rPr>
         <mc:AlternateContent>
           <mc:Choice Requires="wps">
@@ -3699,7 +3705,7 @@
               </wp:anchor>
             </w:drawing>
           </mc:Choice>
-          <mc:Fallback>
+          <mc:Fallback xmlns:w16sdtfl="http://schemas.microsoft.com/office/word/2024/wordml/sdtformatlock" xmlns:w16sdtdh="http://schemas.microsoft.com/office/word/2020/wordml/sdtdatahash" xmlns:w16du="http://schemas.microsoft.com/office/word/2023/wordml/word16du" xmlns:w16="http://schemas.microsoft.com/office/word/2018/wordml" xmlns:w16cid="http://schemas.microsoft.com/office/word/2016/wordml/cid" xmlns:w16cex="http://schemas.microsoft.com/office/word/2018/wordml/cex" xmlns:oel="http://schemas.microsoft.com/office/2019/extlst" xmlns:am3d="http://schemas.microsoft.com/office/drawing/2017/model3d" xmlns:aink="http://schemas.microsoft.com/office/drawing/2016/ink" xmlns:cx8="http://schemas.microsoft.com/office/drawing/2016/5/14/chartex" xmlns:cx7="http://schemas.microsoft.com/office/drawing/2016/5/13/chartex" xmlns:cx6="http://schemas.microsoft.com/office/drawing/2016/5/12/chartex" xmlns:cx5="http://schemas.microsoft.com/office/drawing/2016/5/11/chartex" xmlns:cx4="http://schemas.microsoft.com/office/drawing/2016/5/10/chartex" xmlns:cx3="http://schemas.microsoft.com/office/drawing/2016/5/9/chartex" xmlns:cx2="http://schemas.microsoft.com/office/drawing/2015/10/21/chartex" xmlns:cx1="http://schemas.microsoft.com/office/drawing/2015/9/8/chartex">
             <w:pict>
               <v:shape w14:anchorId="1CDBE634" id="_x0000_s1033" type="#_x0000_t202" alt="Sidebar" style="position:absolute;margin-left:0;margin-top:0;width:105.3pt;height:598.45pt;z-index:251681792;visibility:visible;mso-wrap-style:square;mso-width-percent:250;mso-height-percent:950;mso-left-percent:59;mso-wrap-distance-left:14.4pt;mso-wrap-distance-top:0;mso-wrap-distance-right:14.4pt;mso-wrap-distance-bottom:3in;mso-position-horizontal-relative:page;mso-position-vertical:top;mso-position-vertical-relative:margin;mso-width-percent:250;mso-height-percent:950;mso-left-percent:59;mso-width-relative:margin;mso-height-relative:margin;v-text-anchor:top" o:gfxdata="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" filled="f" stroked="f" strokeweight=".5pt">
                 <v:textbox inset="3.6pt,0,3.6pt,0">
@@ -3766,47 +3772,7 @@
           <w:sz w:val="24"/>
           <w:szCs w:val="24"/>
         </w:rPr>
-        <w:t xml:space="preserve">A university operates two campuses: a Main Campus and a Branch Campus. Each campus network is treated as a separate WAN site. Your task is to design and configure, in Cisco Packet Tracer, a network that successfully transmits data packets from a device in any LAN </w:t>
-      </w:r>
-      <w:proofErr w:type="spellStart"/>
-      <w:r>
-        <w:rPr>
-          <w:rFonts w:ascii="Times New Roman" w:eastAsia="Times New Roman" w:hAnsi="Times New Roman" w:cs="Times New Roman"/>
-          <w:color w:val="auto"/>
-          <w:sz w:val="24"/>
-          <w:szCs w:val="24"/>
-        </w:rPr>
-        <w:t>of</w:t>
-      </w:r>
-      <w:proofErr w:type="spellEnd"/>
-      <w:r>
-        <w:rPr>
-          <w:rFonts w:ascii="Times New Roman" w:eastAsia="Times New Roman" w:hAnsi="Times New Roman" w:cs="Times New Roman"/>
-          <w:color w:val="auto"/>
-          <w:sz w:val="24"/>
-          <w:szCs w:val="24"/>
-        </w:rPr>
-        <w:t xml:space="preserve"> WAN 1 (Main Campus) to a device in any LAN </w:t>
-      </w:r>
-      <w:proofErr w:type="spellStart"/>
-      <w:r>
-        <w:rPr>
-          <w:rFonts w:ascii="Times New Roman" w:eastAsia="Times New Roman" w:hAnsi="Times New Roman" w:cs="Times New Roman"/>
-          <w:color w:val="auto"/>
-          <w:sz w:val="24"/>
-          <w:szCs w:val="24"/>
-        </w:rPr>
-        <w:t>of</w:t>
-      </w:r>
-      <w:proofErr w:type="spellEnd"/>
-      <w:r>
-        <w:rPr>
-          <w:rFonts w:ascii="Times New Roman" w:eastAsia="Times New Roman" w:hAnsi="Times New Roman" w:cs="Times New Roman"/>
-          <w:color w:val="auto"/>
-          <w:sz w:val="24"/>
-          <w:szCs w:val="24"/>
-        </w:rPr>
-        <w:t xml:space="preserve"> WAN 2 (Branch Campus). Each WAN contains 2 LANs, and each LAN has 3 end devices. </w:t>
+        <w:t xml:space="preserve">A university operates two campuses: a Main Campus and a Branch Campus. Each campus network is treated as a separate WAN site. Your task is to design and configure, in Cisco Packet Tracer, a network that successfully transmits data packets from a device in any LAN of WAN 1 (Main Campus) to a device in any LAN of WAN 2 (Branch Campus). Each WAN contains 2 LANs, and each LAN has 3 end devices. </w:t>
       </w:r>
     </w:p>
     <w:p>
@@ -4826,7 +4792,7 @@
           <w:noProof/>
           <w:sz w:val="32"/>
           <w:szCs w:val="32"/>
-          <w:lang w:val="en-GB" w:eastAsia="en-GB"/>
+          <w:lang w:eastAsia="en-US"/>
         </w:rPr>
         <w:lastRenderedPageBreak/>
         <mc:AlternateContent>
@@ -4933,7 +4899,7 @@
               </wp:anchor>
             </w:drawing>
           </mc:Choice>
-          <mc:Fallback>
+          <mc:Fallback xmlns:w16sdtfl="http://schemas.microsoft.com/office/word/2024/wordml/sdtformatlock" xmlns:w16sdtdh="http://schemas.microsoft.com/office/word/2020/wordml/sdtdatahash" xmlns:w16du="http://schemas.microsoft.com/office/word/2023/wordml/word16du" xmlns:w16="http://schemas.microsoft.com/office/word/2018/wordml" xmlns:w16cid="http://schemas.microsoft.com/office/word/2016/wordml/cid" xmlns:w16cex="http://schemas.microsoft.com/office/word/2018/wordml/cex" xmlns:oel="http://schemas.microsoft.com/office/2019/extlst" xmlns:am3d="http://schemas.microsoft.com/office/drawing/2017/model3d" xmlns:aink="http://schemas.microsoft.com/office/drawing/2016/ink" xmlns:cx8="http://schemas.microsoft.com/office/drawing/2016/5/14/chartex" xmlns:cx7="http://schemas.microsoft.com/office/drawing/2016/5/13/chartex" xmlns:cx6="http://schemas.microsoft.com/office/drawing/2016/5/12/chartex" xmlns:cx5="http://schemas.microsoft.com/office/drawing/2016/5/11/chartex" xmlns:cx4="http://schemas.microsoft.com/office/drawing/2016/5/10/chartex" xmlns:cx3="http://schemas.microsoft.com/office/drawing/2016/5/9/chartex" xmlns:cx2="http://schemas.microsoft.com/office/drawing/2015/10/21/chartex" xmlns:cx1="http://schemas.microsoft.com/office/drawing/2015/9/8/chartex">
             <w:pict>
               <v:shapetype w14:anchorId="0CCE6292" id="_x0000_t185" coordsize="21600,21600" o:spt="185" adj="3600" path="m@0,nfqx0@0l0@2qy@0,21600em@1,nfqx21600@0l21600@2qy@1,21600em@0,nsqx0@0l0@2qy@0,21600l@1,21600qx21600@2l21600@0qy@1,xe" filled="f">
                 <v:formulas>
@@ -5733,12 +5699,142 @@
           <w:szCs w:val="24"/>
         </w:rPr>
       </w:pPr>
+      <w:r>
+        <w:rPr>
+          <w:rFonts w:ascii="Times New Roman" w:eastAsia="Times New Roman" w:hAnsi="Times New Roman" w:cs="Times New Roman"/>
+          <w:sz w:val="24"/>
+          <w:szCs w:val="24"/>
+        </w:rPr>
+        <w:br w:type="page"/>
+      </w:r>
+    </w:p>
+    <w:p>
+      <w:pPr>
+        <w:rPr>
+          <w:rFonts w:ascii="Times New Roman" w:eastAsia="Times New Roman" w:hAnsi="Times New Roman" w:cs="Times New Roman"/>
+          <w:sz w:val="24"/>
+          <w:szCs w:val="24"/>
+        </w:rPr>
+      </w:pPr>
+      <w:r>
+        <w:rPr>
+          <w:rFonts w:ascii="Times New Roman" w:eastAsia="Times New Roman" w:hAnsi="Times New Roman" w:cs="Times New Roman"/>
+          <w:sz w:val="24"/>
+          <w:szCs w:val="24"/>
+        </w:rPr>
+        <w:lastRenderedPageBreak/>
+        <w:t>ANSWER:</w:t>
+      </w:r>
+    </w:p>
+    <w:p>
+      <w:pPr>
+        <w:rPr>
+          <w:rFonts w:ascii="Times New Roman" w:eastAsia="Times New Roman" w:hAnsi="Times New Roman" w:cs="Times New Roman"/>
+          <w:sz w:val="24"/>
+          <w:szCs w:val="24"/>
+        </w:rPr>
+      </w:pPr>
+      <w:r>
+        <w:rPr>
+          <w:rFonts w:ascii="Times New Roman" w:eastAsia="Times New Roman" w:hAnsi="Times New Roman" w:cs="Times New Roman"/>
+          <w:sz w:val="24"/>
+          <w:szCs w:val="24"/>
+        </w:rPr>
+        <w:drawing>
+          <wp:inline distT="0" distB="0" distL="0" distR="0" wp14:anchorId="3642F30D" wp14:editId="0A4370F0">
+            <wp:extent cx="5349240" cy="3007995"/>
+            <wp:effectExtent l="0" t="0" r="3810" b="1905"/>
+            <wp:docPr id="1" name="Picture 1"/>
+            <wp:cNvGraphicFramePr>
+              <a:graphicFrameLocks xmlns:a="http://schemas.openxmlformats.org/drawingml/2006/main" noChangeAspect="1"/>
+            </wp:cNvGraphicFramePr>
+            <a:graphic xmlns:a="http://schemas.openxmlformats.org/drawingml/2006/main">
+              <a:graphicData uri="http://schemas.openxmlformats.org/drawingml/2006/picture">
+                <pic:pic xmlns:pic="http://schemas.openxmlformats.org/drawingml/2006/picture">
+                  <pic:nvPicPr>
+                    <pic:cNvPr id="1" name=""/>
+                    <pic:cNvPicPr/>
+                  </pic:nvPicPr>
+                  <pic:blipFill>
+                    <a:blip r:embed="rId15"/>
+                    <a:stretch>
+                      <a:fillRect/>
+                    </a:stretch>
+                  </pic:blipFill>
+                  <pic:spPr>
+                    <a:xfrm>
+                      <a:off x="0" y="0"/>
+                      <a:ext cx="5349240" cy="3007995"/>
+                    </a:xfrm>
+                    <a:prstGeom prst="rect">
+                      <a:avLst/>
+                    </a:prstGeom>
+                  </pic:spPr>
+                </pic:pic>
+              </a:graphicData>
+            </a:graphic>
+          </wp:inline>
+        </w:drawing>
+      </w:r>
+    </w:p>
+    <w:p>
+      <w:pPr>
+        <w:rPr>
+          <w:rFonts w:ascii="Times New Roman" w:eastAsia="Times New Roman" w:hAnsi="Times New Roman" w:cs="Times New Roman"/>
+          <w:sz w:val="24"/>
+          <w:szCs w:val="24"/>
+        </w:rPr>
+      </w:pPr>
+      <w:r>
+        <w:rPr>
+          <w:rFonts w:ascii="Times New Roman" w:eastAsia="Times New Roman" w:hAnsi="Times New Roman" w:cs="Times New Roman"/>
+          <w:sz w:val="24"/>
+          <w:szCs w:val="24"/>
+        </w:rPr>
+        <w:drawing>
+          <wp:inline distT="0" distB="0" distL="0" distR="0" wp14:anchorId="13AE3A6A" wp14:editId="2692E525">
+            <wp:extent cx="5349240" cy="3007995"/>
+            <wp:effectExtent l="0" t="0" r="3810" b="1905"/>
+            <wp:docPr id="2" name="Picture 2"/>
+            <wp:cNvGraphicFramePr>
+              <a:graphicFrameLocks xmlns:a="http://schemas.openxmlformats.org/drawingml/2006/main" noChangeAspect="1"/>
+            </wp:cNvGraphicFramePr>
+            <a:graphic xmlns:a="http://schemas.openxmlformats.org/drawingml/2006/main">
+              <a:graphicData uri="http://schemas.openxmlformats.org/drawingml/2006/picture">
+                <pic:pic xmlns:pic="http://schemas.openxmlformats.org/drawingml/2006/picture">
+                  <pic:nvPicPr>
+                    <pic:cNvPr id="1" name=""/>
+                    <pic:cNvPicPr/>
+                  </pic:nvPicPr>
+                  <pic:blipFill>
+                    <a:blip r:embed="rId16"/>
+                    <a:stretch>
+                      <a:fillRect/>
+                    </a:stretch>
+                  </pic:blipFill>
+                  <pic:spPr>
+                    <a:xfrm>
+                      <a:off x="0" y="0"/>
+                      <a:ext cx="5349240" cy="3007995"/>
+                    </a:xfrm>
+                    <a:prstGeom prst="rect">
+                      <a:avLst/>
+                    </a:prstGeom>
+                  </pic:spPr>
+                </pic:pic>
+              </a:graphicData>
+            </a:graphic>
+          </wp:inline>
+        </w:drawing>
+      </w:r>
+      <w:bookmarkStart w:id="1" w:name="_GoBack"/>
+      <w:bookmarkEnd w:id="1"/>
     </w:p>
     <w:sectPr>
-      <w:headerReference w:type="default" r:id="rId15"/>
-      <w:footerReference w:type="even" r:id="rId16"/>
-      <w:footerReference w:type="default" r:id="rId17"/>
-      <w:footerReference w:type="first" r:id="rId18"/>
+      <w:headerReference w:type="default" r:id="rId17"/>
+      <w:footerReference w:type="even" r:id="rId18"/>
+      <w:footerReference w:type="default" r:id="rId19"/>
+      <w:footerReference w:type="first" r:id="rId20"/>
       <w:pgSz w:w="12240" w:h="15840" w:code="1"/>
       <w:pgMar w:top="1080" w:right="720" w:bottom="2160" w:left="3096" w:header="1080" w:footer="720" w:gutter="0"/>
       <w:pgNumType w:start="1"/>
@@ -5750,7 +5846,7 @@
 </file>
 
 <file path=word/endnotes.xml><?xml version="1.0" encoding="utf-8"?>
-<w:endnotes xmlns:wpc="http://schemas.microsoft.com/office/word/2010/wordprocessingCanvas" xmlns:cx="http://schemas.microsoft.com/office/drawing/2014/chartex" xmlns:cx1="http://schemas.microsoft.com/office/drawing/2015/9/8/chartex" xmlns:cx2="http://schemas.microsoft.com/office/drawing/2015/10/21/chartex" xmlns:cx3="http://schemas.microsoft.com/office/drawing/2016/5/9/chartex" xmlns:cx4="http://schemas.microsoft.com/office/drawing/2016/5/10/chartex" xmlns:cx5="http://schemas.microsoft.com/office/drawing/2016/5/11/chartex" xmlns:cx6="http://schemas.microsoft.com/office/drawing/2016/5/12/chartex" xmlns:cx7="http://schemas.microsoft.com/office/drawing/2016/5/13/chartex" xmlns:cx8="http://schemas.microsoft.com/office/drawing/2016/5/14/chartex" xmlns:mc="http://schemas.openxmlformats.org/markup-compatibility/2006" xmlns:aink="http://schemas.microsoft.com/office/drawing/2016/ink" xmlns:am3d="http://schemas.microsoft.com/office/drawing/2017/model3d" xmlns:o="urn:schemas-microsoft-com:office:office" xmlns:oel="http://schemas.microsoft.com/office/2019/extlst" xmlns:r="http://schemas.openxmlformats.org/officeDocument/2006/relationships" xmlns:m="http://schemas.openxmlformats.org/officeDocument/2006/math" xmlns:v="urn:schemas-microsoft-com:vml" xmlns:wp14="http://schemas.microsoft.com/office/word/2010/wordprocessingDrawing" xmlns:wp="http://schemas.openxmlformats.org/drawingml/2006/wordprocessingDrawing" xmlns:w10="urn:schemas-microsoft-com:office:word" xmlns:w="http://schemas.openxmlformats.org/wordprocessingml/2006/main" xmlns:w14="http://schemas.microsoft.com/office/word/2010/wordml" xmlns:w15="http://schemas.microsoft.com/office/word/2012/wordml" xmlns:w16cex="http://schemas.microsoft.com/office/word/2018/wordml/cex" xmlns:w16cid="http://schemas.microsoft.com/office/word/2016/wordml/cid" xmlns:w16="http://schemas.microsoft.com/office/word/2018/wordml" xmlns:w16du="http://schemas.microsoft.com/office/word/2023/wordml/word16du" xmlns:w16sdtdh="http://schemas.microsoft.com/office/word/2020/wordml/sdtdatahash" xmlns:w16sdtfl="http://schemas.microsoft.com/office/word/2024/wordml/sdtformatlock" xmlns:w16se="http://schemas.microsoft.com/office/word/2015/wordml/symex" xmlns:wpg="http://schemas.microsoft.com/office/word/2010/wordprocessingGroup" xmlns:wpi="http://schemas.microsoft.com/office/word/2010/wordprocessingInk" xmlns:wne="http://schemas.microsoft.com/office/word/2006/wordml" xmlns:wps="http://schemas.microsoft.com/office/word/2010/wordprocessingShape" mc:Ignorable="w14 w15 w16se w16cid w16 w16cex w16sdtdh w16sdtfl w16du wp14">
+<w:endnotes xmlns:wpc="http://schemas.microsoft.com/office/word/2010/wordprocessingCanvas" xmlns:cx="http://schemas.microsoft.com/office/drawing/2014/chartex" xmlns:mc="http://schemas.openxmlformats.org/markup-compatibility/2006" xmlns:o="urn:schemas-microsoft-com:office:office" xmlns:r="http://schemas.openxmlformats.org/officeDocument/2006/relationships" xmlns:m="http://schemas.openxmlformats.org/officeDocument/2006/math" xmlns:v="urn:schemas-microsoft-com:vml" xmlns:wp14="http://schemas.microsoft.com/office/word/2010/wordprocessingDrawing" xmlns:wp="http://schemas.openxmlformats.org/drawingml/2006/wordprocessingDrawing" xmlns:w10="urn:schemas-microsoft-com:office:word" xmlns:w="http://schemas.openxmlformats.org/wordprocessingml/2006/main" xmlns:w14="http://schemas.microsoft.com/office/word/2010/wordml" xmlns:w15="http://schemas.microsoft.com/office/word/2012/wordml" xmlns:w16se="http://schemas.microsoft.com/office/word/2015/wordml/symex" xmlns:wpg="http://schemas.microsoft.com/office/word/2010/wordprocessingGroup" xmlns:wpi="http://schemas.microsoft.com/office/word/2010/wordprocessingInk" xmlns:wne="http://schemas.microsoft.com/office/word/2006/wordml" xmlns:wps="http://schemas.microsoft.com/office/word/2010/wordprocessingShape" mc:Ignorable="w14 w15 w16se wp14">
   <w:endnote w:type="separator" w:id="-1">
     <w:p>
       <w:pPr>
@@ -5779,7 +5875,7 @@
 </file>
 
 <file path=word/footer1.xml><?xml version="1.0" encoding="utf-8"?>
-<w:ftr xmlns:wpc="http://schemas.microsoft.com/office/word/2010/wordprocessingCanvas" xmlns:cx="http://schemas.microsoft.com/office/drawing/2014/chartex" xmlns:cx1="http://schemas.microsoft.com/office/drawing/2015/9/8/chartex" xmlns:cx2="http://schemas.microsoft.com/office/drawing/2015/10/21/chartex" xmlns:cx3="http://schemas.microsoft.com/office/drawing/2016/5/9/chartex" xmlns:cx4="http://schemas.microsoft.com/office/drawing/2016/5/10/chartex" xmlns:cx5="http://schemas.microsoft.com/office/drawing/2016/5/11/chartex" xmlns:cx6="http://schemas.microsoft.com/office/drawing/2016/5/12/chartex" xmlns:cx7="http://schemas.microsoft.com/office/drawing/2016/5/13/chartex" xmlns:cx8="http://schemas.microsoft.com/office/drawing/2016/5/14/chartex" xmlns:mc="http://schemas.openxmlformats.org/markup-compatibility/2006" xmlns:aink="http://schemas.microsoft.com/office/drawing/2016/ink" xmlns:am3d="http://schemas.microsoft.com/office/drawing/2017/model3d" xmlns:o="urn:schemas-microsoft-com:office:office" xmlns:oel="http://schemas.microsoft.com/office/2019/extlst" xmlns:r="http://schemas.openxmlformats.org/officeDocument/2006/relationships" xmlns:m="http://schemas.openxmlformats.org/officeDocument/2006/math" xmlns:v="urn:schemas-microsoft-com:vml" xmlns:wp14="http://schemas.microsoft.com/office/word/2010/wordprocessingDrawing" xmlns:wp="http://schemas.openxmlformats.org/drawingml/2006/wordprocessingDrawing" xmlns:w10="urn:schemas-microsoft-com:office:word" xmlns:w="http://schemas.openxmlformats.org/wordprocessingml/2006/main" xmlns:w14="http://schemas.microsoft.com/office/word/2010/wordml" xmlns:w15="http://schemas.microsoft.com/office/word/2012/wordml" xmlns:w16cex="http://schemas.microsoft.com/office/word/2018/wordml/cex" xmlns:w16cid="http://schemas.microsoft.com/office/word/2016/wordml/cid" xmlns:w16="http://schemas.microsoft.com/office/word/2018/wordml" xmlns:w16du="http://schemas.microsoft.com/office/word/2023/wordml/word16du" xmlns:w16sdtdh="http://schemas.microsoft.com/office/word/2020/wordml/sdtdatahash" xmlns:w16sdtfl="http://schemas.microsoft.com/office/word/2024/wordml/sdtformatlock" xmlns:w16se="http://schemas.microsoft.com/office/word/2015/wordml/symex" xmlns:wpg="http://schemas.microsoft.com/office/word/2010/wordprocessingGroup" xmlns:wpi="http://schemas.microsoft.com/office/word/2010/wordprocessingInk" xmlns:wne="http://schemas.microsoft.com/office/word/2006/wordml" xmlns:wps="http://schemas.microsoft.com/office/word/2010/wordprocessingShape" mc:Ignorable="w14 w15 w16se w16cid w16 w16cex w16sdtdh w16sdtfl w16du wp14">
+<w:ftr xmlns:wpc="http://schemas.microsoft.com/office/word/2010/wordprocessingCanvas" xmlns:cx="http://schemas.microsoft.com/office/drawing/2014/chartex" xmlns:mc="http://schemas.openxmlformats.org/markup-compatibility/2006" xmlns:o="urn:schemas-microsoft-com:office:office" xmlns:r="http://schemas.openxmlformats.org/officeDocument/2006/relationships" xmlns:m="http://schemas.openxmlformats.org/officeDocument/2006/math" xmlns:v="urn:schemas-microsoft-com:vml" xmlns:wp14="http://schemas.microsoft.com/office/word/2010/wordprocessingDrawing" xmlns:wp="http://schemas.openxmlformats.org/drawingml/2006/wordprocessingDrawing" xmlns:w10="urn:schemas-microsoft-com:office:word" xmlns:w="http://schemas.openxmlformats.org/wordprocessingml/2006/main" xmlns:w14="http://schemas.microsoft.com/office/word/2010/wordml" xmlns:w15="http://schemas.microsoft.com/office/word/2012/wordml" xmlns:w16se="http://schemas.microsoft.com/office/word/2015/wordml/symex" xmlns:wpg="http://schemas.microsoft.com/office/word/2010/wordprocessingGroup" xmlns:wpi="http://schemas.microsoft.com/office/word/2010/wordprocessingInk" xmlns:wne="http://schemas.microsoft.com/office/word/2006/wordml" xmlns:wps="http://schemas.microsoft.com/office/word/2010/wordprocessingShape" mc:Ignorable="w14 w15 w16se wp14">
   <w:p>
     <w:pPr>
       <w:pStyle w:val="Footer"/>
@@ -5787,6 +5883,7 @@
     <w:r>
       <w:rPr>
         <w:noProof/>
+        <w:lang w:eastAsia="en-US"/>
       </w:rPr>
       <mc:AlternateContent>
         <mc:Choice Requires="wps">
@@ -5805,7 +5902,7 @@
               <wp:docPr id="1507283666" name="Text Box 2" descr="Restricted - مقيد ">
                 <a:extLst xmlns:a="http://schemas.openxmlformats.org/drawingml/2006/main">
                   <a:ext uri="{5AE41FA2-C0FF-4470-9BD4-5FADCA87CBE2}">
-                    <aclsh:classification xmlns:aclsh="http://schemas.microsoft.com/office/drawing/2020/classificationShape" classificationOutcomeType="ftr"/>
+                    <aclsh:classification xmlns:aclsh="http://schemas.microsoft.com/office/drawing/2020/classificationShape" xmlns:w16sdtfl="http://schemas.microsoft.com/office/word/2024/wordml/sdtformatlock" xmlns:w16sdtdh="http://schemas.microsoft.com/office/word/2020/wordml/sdtdatahash" xmlns:w16du="http://schemas.microsoft.com/office/word/2023/wordml/word16du" xmlns:w16="http://schemas.microsoft.com/office/word/2018/wordml" xmlns:w16cid="http://schemas.microsoft.com/office/word/2016/wordml/cid" xmlns:w16cex="http://schemas.microsoft.com/office/word/2018/wordml/cex" xmlns:w="http://schemas.openxmlformats.org/wordprocessingml/2006/main" xmlns:w10="urn:schemas-microsoft-com:office:word" xmlns:v="urn:schemas-microsoft-com:vml" xmlns:oel="http://schemas.microsoft.com/office/2019/extlst" xmlns:o="urn:schemas-microsoft-com:office:office" xmlns:am3d="http://schemas.microsoft.com/office/drawing/2017/model3d" xmlns:aink="http://schemas.microsoft.com/office/drawing/2016/ink" xmlns:cx8="http://schemas.microsoft.com/office/drawing/2016/5/14/chartex" xmlns:cx7="http://schemas.microsoft.com/office/drawing/2016/5/13/chartex" xmlns:cx6="http://schemas.microsoft.com/office/drawing/2016/5/12/chartex" xmlns:cx5="http://schemas.microsoft.com/office/drawing/2016/5/11/chartex" xmlns:cx4="http://schemas.microsoft.com/office/drawing/2016/5/10/chartex" xmlns:cx3="http://schemas.microsoft.com/office/drawing/2016/5/9/chartex" xmlns:cx2="http://schemas.microsoft.com/office/drawing/2015/10/21/chartex" xmlns:cx1="http://schemas.microsoft.com/office/drawing/2015/9/8/chartex" xmlns="" classificationOutcomeType="ftr"/>
                   </a:ext>
                 </a:extLst>
               </wp:docPr>
@@ -5879,7 +5976,7 @@
             </wp:anchor>
           </w:drawing>
         </mc:Choice>
-        <mc:Fallback>
+        <mc:Fallback xmlns:w16sdtfl="http://schemas.microsoft.com/office/word/2024/wordml/sdtformatlock" xmlns:w16sdtdh="http://schemas.microsoft.com/office/word/2020/wordml/sdtdatahash" xmlns:w16du="http://schemas.microsoft.com/office/word/2023/wordml/word16du" xmlns:w16="http://schemas.microsoft.com/office/word/2018/wordml" xmlns:w16cid="http://schemas.microsoft.com/office/word/2016/wordml/cid" xmlns:w16cex="http://schemas.microsoft.com/office/word/2018/wordml/cex" xmlns:oel="http://schemas.microsoft.com/office/2019/extlst" xmlns:am3d="http://schemas.microsoft.com/office/drawing/2017/model3d" xmlns:aink="http://schemas.microsoft.com/office/drawing/2016/ink" xmlns:cx8="http://schemas.microsoft.com/office/drawing/2016/5/14/chartex" xmlns:cx7="http://schemas.microsoft.com/office/drawing/2016/5/13/chartex" xmlns:cx6="http://schemas.microsoft.com/office/drawing/2016/5/12/chartex" xmlns:cx5="http://schemas.microsoft.com/office/drawing/2016/5/11/chartex" xmlns:cx4="http://schemas.microsoft.com/office/drawing/2016/5/10/chartex" xmlns:cx3="http://schemas.microsoft.com/office/drawing/2016/5/9/chartex" xmlns:cx2="http://schemas.microsoft.com/office/drawing/2015/10/21/chartex" xmlns:cx1="http://schemas.microsoft.com/office/drawing/2015/9/8/chartex">
           <w:pict>
             <v:shapetype w14:anchorId="2CC029BF" id="_x0000_t202" coordsize="21600,21600" o:spt="202" path="m,l,21600r21600,l21600,xe">
               <v:stroke joinstyle="miter"/>
@@ -5936,7 +6033,7 @@
 </file>
 
 <file path=word/footer2.xml><?xml version="1.0" encoding="utf-8"?>
-<w:ftr xmlns:wpc="http://schemas.microsoft.com/office/word/2010/wordprocessingCanvas" xmlns:cx="http://schemas.microsoft.com/office/drawing/2014/chartex" xmlns:cx1="http://schemas.microsoft.com/office/drawing/2015/9/8/chartex" xmlns:cx2="http://schemas.microsoft.com/office/drawing/2015/10/21/chartex" xmlns:cx3="http://schemas.microsoft.com/office/drawing/2016/5/9/chartex" xmlns:cx4="http://schemas.microsoft.com/office/drawing/2016/5/10/chartex" xmlns:cx5="http://schemas.microsoft.com/office/drawing/2016/5/11/chartex" xmlns:cx6="http://schemas.microsoft.com/office/drawing/2016/5/12/chartex" xmlns:cx7="http://schemas.microsoft.com/office/drawing/2016/5/13/chartex" xmlns:cx8="http://schemas.microsoft.com/office/drawing/2016/5/14/chartex" xmlns:mc="http://schemas.openxmlformats.org/markup-compatibility/2006" xmlns:aink="http://schemas.microsoft.com/office/drawing/2016/ink" xmlns:am3d="http://schemas.microsoft.com/office/drawing/2017/model3d" xmlns:o="urn:schemas-microsoft-com:office:office" xmlns:oel="http://schemas.microsoft.com/office/2019/extlst" xmlns:r="http://schemas.openxmlformats.org/officeDocument/2006/relationships" xmlns:m="http://schemas.openxmlformats.org/officeDocument/2006/math" xmlns:v="urn:schemas-microsoft-com:vml" xmlns:wp14="http://schemas.microsoft.com/office/word/2010/wordprocessingDrawing" xmlns:wp="http://schemas.openxmlformats.org/drawingml/2006/wordprocessingDrawing" xmlns:w10="urn:schemas-microsoft-com:office:word" xmlns:w="http://schemas.openxmlformats.org/wordprocessingml/2006/main" xmlns:w14="http://schemas.microsoft.com/office/word/2010/wordml" xmlns:w15="http://schemas.microsoft.com/office/word/2012/wordml" xmlns:w16cex="http://schemas.microsoft.com/office/word/2018/wordml/cex" xmlns:w16cid="http://schemas.microsoft.com/office/word/2016/wordml/cid" xmlns:w16="http://schemas.microsoft.com/office/word/2018/wordml" xmlns:w16du="http://schemas.microsoft.com/office/word/2023/wordml/word16du" xmlns:w16sdtdh="http://schemas.microsoft.com/office/word/2020/wordml/sdtdatahash" xmlns:w16sdtfl="http://schemas.microsoft.com/office/word/2024/wordml/sdtformatlock" xmlns:w16se="http://schemas.microsoft.com/office/word/2015/wordml/symex" xmlns:wpg="http://schemas.microsoft.com/office/word/2010/wordprocessingGroup" xmlns:wpi="http://schemas.microsoft.com/office/word/2010/wordprocessingInk" xmlns:wne="http://schemas.microsoft.com/office/word/2006/wordml" xmlns:wps="http://schemas.microsoft.com/office/word/2010/wordprocessingShape" mc:Ignorable="w14 w15 w16se w16cid w16 w16cex w16sdtdh w16sdtfl w16du wp14">
+<w:ftr xmlns:wpc="http://schemas.microsoft.com/office/word/2010/wordprocessingCanvas" xmlns:cx="http://schemas.microsoft.com/office/drawing/2014/chartex" xmlns:mc="http://schemas.openxmlformats.org/markup-compatibility/2006" xmlns:o="urn:schemas-microsoft-com:office:office" xmlns:r="http://schemas.openxmlformats.org/officeDocument/2006/relationships" xmlns:m="http://schemas.openxmlformats.org/officeDocument/2006/math" xmlns:v="urn:schemas-microsoft-com:vml" xmlns:wp14="http://schemas.microsoft.com/office/word/2010/wordprocessingDrawing" xmlns:wp="http://schemas.openxmlformats.org/drawingml/2006/wordprocessingDrawing" xmlns:w10="urn:schemas-microsoft-com:office:word" xmlns:w="http://schemas.openxmlformats.org/wordprocessingml/2006/main" xmlns:w14="http://schemas.microsoft.com/office/word/2010/wordml" xmlns:w15="http://schemas.microsoft.com/office/word/2012/wordml" xmlns:w16se="http://schemas.microsoft.com/office/word/2015/wordml/symex" xmlns:wpg="http://schemas.microsoft.com/office/word/2010/wordprocessingGroup" xmlns:wpi="http://schemas.microsoft.com/office/word/2010/wordprocessingInk" xmlns:wne="http://schemas.microsoft.com/office/word/2006/wordml" xmlns:wps="http://schemas.microsoft.com/office/word/2010/wordprocessingShape" mc:Ignorable="w14 w15 w16se wp14">
   <w:p>
     <w:pPr>
       <w:pStyle w:val="Footer"/>
@@ -5944,6 +6041,7 @@
     <w:r>
       <w:rPr>
         <w:noProof/>
+        <w:lang w:eastAsia="en-US"/>
       </w:rPr>
       <mc:AlternateContent>
         <mc:Choice Requires="wps">
@@ -5962,7 +6060,7 @@
               <wp:docPr id="1528044767" name="Text Box 3" descr="Restricted - مقيد ">
                 <a:extLst xmlns:a="http://schemas.openxmlformats.org/drawingml/2006/main">
                   <a:ext uri="{5AE41FA2-C0FF-4470-9BD4-5FADCA87CBE2}">
-                    <aclsh:classification xmlns:aclsh="http://schemas.microsoft.com/office/drawing/2020/classificationShape" classificationOutcomeType="ftr"/>
+                    <aclsh:classification xmlns:aclsh="http://schemas.microsoft.com/office/drawing/2020/classificationShape" xmlns:w16sdtfl="http://schemas.microsoft.com/office/word/2024/wordml/sdtformatlock" xmlns:w16sdtdh="http://schemas.microsoft.com/office/word/2020/wordml/sdtdatahash" xmlns:w16du="http://schemas.microsoft.com/office/word/2023/wordml/word16du" xmlns:w16="http://schemas.microsoft.com/office/word/2018/wordml" xmlns:w16cid="http://schemas.microsoft.com/office/word/2016/wordml/cid" xmlns:w16cex="http://schemas.microsoft.com/office/word/2018/wordml/cex" xmlns:w="http://schemas.openxmlformats.org/wordprocessingml/2006/main" xmlns:w10="urn:schemas-microsoft-com:office:word" xmlns:v="urn:schemas-microsoft-com:vml" xmlns:oel="http://schemas.microsoft.com/office/2019/extlst" xmlns:o="urn:schemas-microsoft-com:office:office" xmlns:am3d="http://schemas.microsoft.com/office/drawing/2017/model3d" xmlns:aink="http://schemas.microsoft.com/office/drawing/2016/ink" xmlns:cx8="http://schemas.microsoft.com/office/drawing/2016/5/14/chartex" xmlns:cx7="http://schemas.microsoft.com/office/drawing/2016/5/13/chartex" xmlns:cx6="http://schemas.microsoft.com/office/drawing/2016/5/12/chartex" xmlns:cx5="http://schemas.microsoft.com/office/drawing/2016/5/11/chartex" xmlns:cx4="http://schemas.microsoft.com/office/drawing/2016/5/10/chartex" xmlns:cx3="http://schemas.microsoft.com/office/drawing/2016/5/9/chartex" xmlns:cx2="http://schemas.microsoft.com/office/drawing/2015/10/21/chartex" xmlns:cx1="http://schemas.microsoft.com/office/drawing/2015/9/8/chartex" xmlns="" classificationOutcomeType="ftr"/>
                   </a:ext>
                 </a:extLst>
               </wp:docPr>
@@ -6036,7 +6134,7 @@
             </wp:anchor>
           </w:drawing>
         </mc:Choice>
-        <mc:Fallback>
+        <mc:Fallback xmlns:w16sdtfl="http://schemas.microsoft.com/office/word/2024/wordml/sdtformatlock" xmlns:w16sdtdh="http://schemas.microsoft.com/office/word/2020/wordml/sdtdatahash" xmlns:w16du="http://schemas.microsoft.com/office/word/2023/wordml/word16du" xmlns:w16="http://schemas.microsoft.com/office/word/2018/wordml" xmlns:w16cid="http://schemas.microsoft.com/office/word/2016/wordml/cid" xmlns:w16cex="http://schemas.microsoft.com/office/word/2018/wordml/cex" xmlns:oel="http://schemas.microsoft.com/office/2019/extlst" xmlns:am3d="http://schemas.microsoft.com/office/drawing/2017/model3d" xmlns:aink="http://schemas.microsoft.com/office/drawing/2016/ink" xmlns:cx8="http://schemas.microsoft.com/office/drawing/2016/5/14/chartex" xmlns:cx7="http://schemas.microsoft.com/office/drawing/2016/5/13/chartex" xmlns:cx6="http://schemas.microsoft.com/office/drawing/2016/5/12/chartex" xmlns:cx5="http://schemas.microsoft.com/office/drawing/2016/5/11/chartex" xmlns:cx4="http://schemas.microsoft.com/office/drawing/2016/5/10/chartex" xmlns:cx3="http://schemas.microsoft.com/office/drawing/2016/5/9/chartex" xmlns:cx2="http://schemas.microsoft.com/office/drawing/2015/10/21/chartex" xmlns:cx1="http://schemas.microsoft.com/office/drawing/2015/9/8/chartex">
           <w:pict>
             <v:shapetype w14:anchorId="019FCC0A" id="_x0000_t202" coordsize="21600,21600" o:spt="202" path="m,l,21600r21600,l21600,xe">
               <v:stroke joinstyle="miter"/>
@@ -6093,7 +6191,7 @@
 </file>
 
 <file path=word/footer3.xml><?xml version="1.0" encoding="utf-8"?>
-<w:ftr xmlns:wpc="http://schemas.microsoft.com/office/word/2010/wordprocessingCanvas" xmlns:cx="http://schemas.microsoft.com/office/drawing/2014/chartex" xmlns:cx1="http://schemas.microsoft.com/office/drawing/2015/9/8/chartex" xmlns:cx2="http://schemas.microsoft.com/office/drawing/2015/10/21/chartex" xmlns:cx3="http://schemas.microsoft.com/office/drawing/2016/5/9/chartex" xmlns:cx4="http://schemas.microsoft.com/office/drawing/2016/5/10/chartex" xmlns:cx5="http://schemas.microsoft.com/office/drawing/2016/5/11/chartex" xmlns:cx6="http://schemas.microsoft.com/office/drawing/2016/5/12/chartex" xmlns:cx7="http://schemas.microsoft.com/office/drawing/2016/5/13/chartex" xmlns:cx8="http://schemas.microsoft.com/office/drawing/2016/5/14/chartex" xmlns:mc="http://schemas.openxmlformats.org/markup-compatibility/2006" xmlns:aink="http://schemas.microsoft.com/office/drawing/2016/ink" xmlns:am3d="http://schemas.microsoft.com/office/drawing/2017/model3d" xmlns:o="urn:schemas-microsoft-com:office:office" xmlns:oel="http://schemas.microsoft.com/office/2019/extlst" xmlns:r="http://schemas.openxmlformats.org/officeDocument/2006/relationships" xmlns:m="http://schemas.openxmlformats.org/officeDocument/2006/math" xmlns:v="urn:schemas-microsoft-com:vml" xmlns:wp14="http://schemas.microsoft.com/office/word/2010/wordprocessingDrawing" xmlns:wp="http://schemas.openxmlformats.org/drawingml/2006/wordprocessingDrawing" xmlns:w10="urn:schemas-microsoft-com:office:word" xmlns:w="http://schemas.openxmlformats.org/wordprocessingml/2006/main" xmlns:w14="http://schemas.microsoft.com/office/word/2010/wordml" xmlns:w15="http://schemas.microsoft.com/office/word/2012/wordml" xmlns:w16cex="http://schemas.microsoft.com/office/word/2018/wordml/cex" xmlns:w16cid="http://schemas.microsoft.com/office/word/2016/wordml/cid" xmlns:w16="http://schemas.microsoft.com/office/word/2018/wordml" xmlns:w16du="http://schemas.microsoft.com/office/word/2023/wordml/word16du" xmlns:w16sdtdh="http://schemas.microsoft.com/office/word/2020/wordml/sdtdatahash" xmlns:w16sdtfl="http://schemas.microsoft.com/office/word/2024/wordml/sdtformatlock" xmlns:w16se="http://schemas.microsoft.com/office/word/2015/wordml/symex" xmlns:wpg="http://schemas.microsoft.com/office/word/2010/wordprocessingGroup" xmlns:wpi="http://schemas.microsoft.com/office/word/2010/wordprocessingInk" xmlns:wne="http://schemas.microsoft.com/office/word/2006/wordml" xmlns:wps="http://schemas.microsoft.com/office/word/2010/wordprocessingShape" mc:Ignorable="w14 w15 w16se w16cid w16 w16cex w16sdtdh w16sdtfl w16du wp14">
+<w:ftr xmlns:wpc="http://schemas.microsoft.com/office/word/2010/wordprocessingCanvas" xmlns:cx="http://schemas.microsoft.com/office/drawing/2014/chartex" xmlns:mc="http://schemas.openxmlformats.org/markup-compatibility/2006" xmlns:o="urn:schemas-microsoft-com:office:office" xmlns:r="http://schemas.openxmlformats.org/officeDocument/2006/relationships" xmlns:m="http://schemas.openxmlformats.org/officeDocument/2006/math" xmlns:v="urn:schemas-microsoft-com:vml" xmlns:wp14="http://schemas.microsoft.com/office/word/2010/wordprocessingDrawing" xmlns:wp="http://schemas.openxmlformats.org/drawingml/2006/wordprocessingDrawing" xmlns:w10="urn:schemas-microsoft-com:office:word" xmlns:w="http://schemas.openxmlformats.org/wordprocessingml/2006/main" xmlns:w14="http://schemas.microsoft.com/office/word/2010/wordml" xmlns:w15="http://schemas.microsoft.com/office/word/2012/wordml" xmlns:w16se="http://schemas.microsoft.com/office/word/2015/wordml/symex" xmlns:wpg="http://schemas.microsoft.com/office/word/2010/wordprocessingGroup" xmlns:wpi="http://schemas.microsoft.com/office/word/2010/wordprocessingInk" xmlns:wne="http://schemas.microsoft.com/office/word/2006/wordml" xmlns:wps="http://schemas.microsoft.com/office/word/2010/wordprocessingShape" mc:Ignorable="w14 w15 w16se wp14">
   <w:p>
     <w:pPr>
       <w:pStyle w:val="Footer"/>
@@ -6101,6 +6199,7 @@
     <w:r>
       <w:rPr>
         <w:noProof/>
+        <w:lang w:eastAsia="en-US"/>
       </w:rPr>
       <mc:AlternateContent>
         <mc:Choice Requires="wps">
@@ -6119,7 +6218,7 @@
               <wp:docPr id="409043257" name="Text Box 1" descr="Restricted - مقيد ">
                 <a:extLst xmlns:a="http://schemas.openxmlformats.org/drawingml/2006/main">
                   <a:ext uri="{5AE41FA2-C0FF-4470-9BD4-5FADCA87CBE2}">
-                    <aclsh:classification xmlns:aclsh="http://schemas.microsoft.com/office/drawing/2020/classificationShape" classificationOutcomeType="ftr"/>
+                    <aclsh:classification xmlns:aclsh="http://schemas.microsoft.com/office/drawing/2020/classificationShape" xmlns:w16sdtfl="http://schemas.microsoft.com/office/word/2024/wordml/sdtformatlock" xmlns:w16sdtdh="http://schemas.microsoft.com/office/word/2020/wordml/sdtdatahash" xmlns:w16du="http://schemas.microsoft.com/office/word/2023/wordml/word16du" xmlns:w16="http://schemas.microsoft.com/office/word/2018/wordml" xmlns:w16cid="http://schemas.microsoft.com/office/word/2016/wordml/cid" xmlns:w16cex="http://schemas.microsoft.com/office/word/2018/wordml/cex" xmlns:w="http://schemas.openxmlformats.org/wordprocessingml/2006/main" xmlns:w10="urn:schemas-microsoft-com:office:word" xmlns:v="urn:schemas-microsoft-com:vml" xmlns:oel="http://schemas.microsoft.com/office/2019/extlst" xmlns:o="urn:schemas-microsoft-com:office:office" xmlns:am3d="http://schemas.microsoft.com/office/drawing/2017/model3d" xmlns:aink="http://schemas.microsoft.com/office/drawing/2016/ink" xmlns:cx8="http://schemas.microsoft.com/office/drawing/2016/5/14/chartex" xmlns:cx7="http://schemas.microsoft.com/office/drawing/2016/5/13/chartex" xmlns:cx6="http://schemas.microsoft.com/office/drawing/2016/5/12/chartex" xmlns:cx5="http://schemas.microsoft.com/office/drawing/2016/5/11/chartex" xmlns:cx4="http://schemas.microsoft.com/office/drawing/2016/5/10/chartex" xmlns:cx3="http://schemas.microsoft.com/office/drawing/2016/5/9/chartex" xmlns:cx2="http://schemas.microsoft.com/office/drawing/2015/10/21/chartex" xmlns:cx1="http://schemas.microsoft.com/office/drawing/2015/9/8/chartex" xmlns="" classificationOutcomeType="ftr"/>
                   </a:ext>
                 </a:extLst>
               </wp:docPr>
@@ -6193,7 +6292,7 @@
             </wp:anchor>
           </w:drawing>
         </mc:Choice>
-        <mc:Fallback>
+        <mc:Fallback xmlns:w16sdtfl="http://schemas.microsoft.com/office/word/2024/wordml/sdtformatlock" xmlns:w16sdtdh="http://schemas.microsoft.com/office/word/2020/wordml/sdtdatahash" xmlns:w16du="http://schemas.microsoft.com/office/word/2023/wordml/word16du" xmlns:w16="http://schemas.microsoft.com/office/word/2018/wordml" xmlns:w16cid="http://schemas.microsoft.com/office/word/2016/wordml/cid" xmlns:w16cex="http://schemas.microsoft.com/office/word/2018/wordml/cex" xmlns:oel="http://schemas.microsoft.com/office/2019/extlst" xmlns:am3d="http://schemas.microsoft.com/office/drawing/2017/model3d" xmlns:aink="http://schemas.microsoft.com/office/drawing/2016/ink" xmlns:cx8="http://schemas.microsoft.com/office/drawing/2016/5/14/chartex" xmlns:cx7="http://schemas.microsoft.com/office/drawing/2016/5/13/chartex" xmlns:cx6="http://schemas.microsoft.com/office/drawing/2016/5/12/chartex" xmlns:cx5="http://schemas.microsoft.com/office/drawing/2016/5/11/chartex" xmlns:cx4="http://schemas.microsoft.com/office/drawing/2016/5/10/chartex" xmlns:cx3="http://schemas.microsoft.com/office/drawing/2016/5/9/chartex" xmlns:cx2="http://schemas.microsoft.com/office/drawing/2015/10/21/chartex" xmlns:cx1="http://schemas.microsoft.com/office/drawing/2015/9/8/chartex">
           <w:pict>
             <v:shapetype w14:anchorId="70E6A53C" id="_x0000_t202" coordsize="21600,21600" o:spt="202" path="m,l,21600r21600,l21600,xe">
               <v:stroke joinstyle="miter"/>
@@ -6250,7 +6349,7 @@
 </file>
 
 <file path=word/footer4.xml><?xml version="1.0" encoding="utf-8"?>
-<w:ftr xmlns:wpc="http://schemas.microsoft.com/office/word/2010/wordprocessingCanvas" xmlns:cx="http://schemas.microsoft.com/office/drawing/2014/chartex" xmlns:cx1="http://schemas.microsoft.com/office/drawing/2015/9/8/chartex" xmlns:cx2="http://schemas.microsoft.com/office/drawing/2015/10/21/chartex" xmlns:cx3="http://schemas.microsoft.com/office/drawing/2016/5/9/chartex" xmlns:cx4="http://schemas.microsoft.com/office/drawing/2016/5/10/chartex" xmlns:cx5="http://schemas.microsoft.com/office/drawing/2016/5/11/chartex" xmlns:cx6="http://schemas.microsoft.com/office/drawing/2016/5/12/chartex" xmlns:cx7="http://schemas.microsoft.com/office/drawing/2016/5/13/chartex" xmlns:cx8="http://schemas.microsoft.com/office/drawing/2016/5/14/chartex" xmlns:mc="http://schemas.openxmlformats.org/markup-compatibility/2006" xmlns:aink="http://schemas.microsoft.com/office/drawing/2016/ink" xmlns:am3d="http://schemas.microsoft.com/office/drawing/2017/model3d" xmlns:o="urn:schemas-microsoft-com:office:office" xmlns:oel="http://schemas.microsoft.com/office/2019/extlst" xmlns:r="http://schemas.openxmlformats.org/officeDocument/2006/relationships" xmlns:m="http://schemas.openxmlformats.org/officeDocument/2006/math" xmlns:v="urn:schemas-microsoft-com:vml" xmlns:wp14="http://schemas.microsoft.com/office/word/2010/wordprocessingDrawing" xmlns:wp="http://schemas.openxmlformats.org/drawingml/2006/wordprocessingDrawing" xmlns:w10="urn:schemas-microsoft-com:office:word" xmlns:w="http://schemas.openxmlformats.org/wordprocessingml/2006/main" xmlns:w14="http://schemas.microsoft.com/office/word/2010/wordml" xmlns:w15="http://schemas.microsoft.com/office/word/2012/wordml" xmlns:w16cex="http://schemas.microsoft.com/office/word/2018/wordml/cex" xmlns:w16cid="http://schemas.microsoft.com/office/word/2016/wordml/cid" xmlns:w16="http://schemas.microsoft.com/office/word/2018/wordml" xmlns:w16du="http://schemas.microsoft.com/office/word/2023/wordml/word16du" xmlns:w16sdtdh="http://schemas.microsoft.com/office/word/2020/wordml/sdtdatahash" xmlns:w16sdtfl="http://schemas.microsoft.com/office/word/2024/wordml/sdtformatlock" xmlns:w16se="http://schemas.microsoft.com/office/word/2015/wordml/symex" xmlns:wpg="http://schemas.microsoft.com/office/word/2010/wordprocessingGroup" xmlns:wpi="http://schemas.microsoft.com/office/word/2010/wordprocessingInk" xmlns:wne="http://schemas.microsoft.com/office/word/2006/wordml" xmlns:wps="http://schemas.microsoft.com/office/word/2010/wordprocessingShape" mc:Ignorable="w14 w15 w16se w16cid w16 w16cex w16sdtdh w16sdtfl w16du wp14">
+<w:ftr xmlns:wpc="http://schemas.microsoft.com/office/word/2010/wordprocessingCanvas" xmlns:cx="http://schemas.microsoft.com/office/drawing/2014/chartex" xmlns:mc="http://schemas.openxmlformats.org/markup-compatibility/2006" xmlns:o="urn:schemas-microsoft-com:office:office" xmlns:r="http://schemas.openxmlformats.org/officeDocument/2006/relationships" xmlns:m="http://schemas.openxmlformats.org/officeDocument/2006/math" xmlns:v="urn:schemas-microsoft-com:vml" xmlns:wp14="http://schemas.microsoft.com/office/word/2010/wordprocessingDrawing" xmlns:wp="http://schemas.openxmlformats.org/drawingml/2006/wordprocessingDrawing" xmlns:w10="urn:schemas-microsoft-com:office:word" xmlns:w="http://schemas.openxmlformats.org/wordprocessingml/2006/main" xmlns:w14="http://schemas.microsoft.com/office/word/2010/wordml" xmlns:w15="http://schemas.microsoft.com/office/word/2012/wordml" xmlns:w16se="http://schemas.microsoft.com/office/word/2015/wordml/symex" xmlns:wpg="http://schemas.microsoft.com/office/word/2010/wordprocessingGroup" xmlns:wpi="http://schemas.microsoft.com/office/word/2010/wordprocessingInk" xmlns:wne="http://schemas.microsoft.com/office/word/2006/wordml" xmlns:wps="http://schemas.microsoft.com/office/word/2010/wordprocessingShape" mc:Ignorable="w14 w15 w16se wp14">
   <w:p>
     <w:pPr>
       <w:pStyle w:val="Footer"/>
@@ -6258,6 +6357,7 @@
     <w:r>
       <w:rPr>
         <w:noProof/>
+        <w:lang w:eastAsia="en-US"/>
       </w:rPr>
       <mc:AlternateContent>
         <mc:Choice Requires="wps">
@@ -6276,7 +6376,7 @@
               <wp:docPr id="608387902" name="Text Box 5" descr="Restricted - مقيد ">
                 <a:extLst xmlns:a="http://schemas.openxmlformats.org/drawingml/2006/main">
                   <a:ext uri="{5AE41FA2-C0FF-4470-9BD4-5FADCA87CBE2}">
-                    <aclsh:classification xmlns:aclsh="http://schemas.microsoft.com/office/drawing/2020/classificationShape" classificationOutcomeType="ftr"/>
+                    <aclsh:classification xmlns:aclsh="http://schemas.microsoft.com/office/drawing/2020/classificationShape" xmlns:w16sdtfl="http://schemas.microsoft.com/office/word/2024/wordml/sdtformatlock" xmlns:w16sdtdh="http://schemas.microsoft.com/office/word/2020/wordml/sdtdatahash" xmlns:w16du="http://schemas.microsoft.com/office/word/2023/wordml/word16du" xmlns:w16="http://schemas.microsoft.com/office/word/2018/wordml" xmlns:w16cid="http://schemas.microsoft.com/office/word/2016/wordml/cid" xmlns:w16cex="http://schemas.microsoft.com/office/word/2018/wordml/cex" xmlns:w="http://schemas.openxmlformats.org/wordprocessingml/2006/main" xmlns:w10="urn:schemas-microsoft-com:office:word" xmlns:v="urn:schemas-microsoft-com:vml" xmlns:oel="http://schemas.microsoft.com/office/2019/extlst" xmlns:o="urn:schemas-microsoft-com:office:office" xmlns:am3d="http://schemas.microsoft.com/office/drawing/2017/model3d" xmlns:aink="http://schemas.microsoft.com/office/drawing/2016/ink" xmlns:cx8="http://schemas.microsoft.com/office/drawing/2016/5/14/chartex" xmlns:cx7="http://schemas.microsoft.com/office/drawing/2016/5/13/chartex" xmlns:cx6="http://schemas.microsoft.com/office/drawing/2016/5/12/chartex" xmlns:cx5="http://schemas.microsoft.com/office/drawing/2016/5/11/chartex" xmlns:cx4="http://schemas.microsoft.com/office/drawing/2016/5/10/chartex" xmlns:cx3="http://schemas.microsoft.com/office/drawing/2016/5/9/chartex" xmlns:cx2="http://schemas.microsoft.com/office/drawing/2015/10/21/chartex" xmlns:cx1="http://schemas.microsoft.com/office/drawing/2015/9/8/chartex" xmlns="" classificationOutcomeType="ftr"/>
                   </a:ext>
                 </a:extLst>
               </wp:docPr>
@@ -6350,7 +6450,7 @@
             </wp:anchor>
           </w:drawing>
         </mc:Choice>
-        <mc:Fallback>
+        <mc:Fallback xmlns:w16sdtfl="http://schemas.microsoft.com/office/word/2024/wordml/sdtformatlock" xmlns:w16sdtdh="http://schemas.microsoft.com/office/word/2020/wordml/sdtdatahash" xmlns:w16du="http://schemas.microsoft.com/office/word/2023/wordml/word16du" xmlns:w16="http://schemas.microsoft.com/office/word/2018/wordml" xmlns:w16cid="http://schemas.microsoft.com/office/word/2016/wordml/cid" xmlns:w16cex="http://schemas.microsoft.com/office/word/2018/wordml/cex" xmlns:oel="http://schemas.microsoft.com/office/2019/extlst" xmlns:am3d="http://schemas.microsoft.com/office/drawing/2017/model3d" xmlns:aink="http://schemas.microsoft.com/office/drawing/2016/ink" xmlns:cx8="http://schemas.microsoft.com/office/drawing/2016/5/14/chartex" xmlns:cx7="http://schemas.microsoft.com/office/drawing/2016/5/13/chartex" xmlns:cx6="http://schemas.microsoft.com/office/drawing/2016/5/12/chartex" xmlns:cx5="http://schemas.microsoft.com/office/drawing/2016/5/11/chartex" xmlns:cx4="http://schemas.microsoft.com/office/drawing/2016/5/10/chartex" xmlns:cx3="http://schemas.microsoft.com/office/drawing/2016/5/9/chartex" xmlns:cx2="http://schemas.microsoft.com/office/drawing/2015/10/21/chartex" xmlns:cx1="http://schemas.microsoft.com/office/drawing/2015/9/8/chartex">
           <w:pict>
             <v:shapetype w14:anchorId="78550490" id="_x0000_t202" coordsize="21600,21600" o:spt="202" path="m,l,21600r21600,l21600,xe">
               <v:stroke joinstyle="miter"/>
@@ -6407,7 +6507,7 @@
 </file>
 
 <file path=word/footer5.xml><?xml version="1.0" encoding="utf-8"?>
-<w:ftr xmlns:wpc="http://schemas.microsoft.com/office/word/2010/wordprocessingCanvas" xmlns:cx="http://schemas.microsoft.com/office/drawing/2014/chartex" xmlns:cx1="http://schemas.microsoft.com/office/drawing/2015/9/8/chartex" xmlns:cx2="http://schemas.microsoft.com/office/drawing/2015/10/21/chartex" xmlns:cx3="http://schemas.microsoft.com/office/drawing/2016/5/9/chartex" xmlns:cx4="http://schemas.microsoft.com/office/drawing/2016/5/10/chartex" xmlns:cx5="http://schemas.microsoft.com/office/drawing/2016/5/11/chartex" xmlns:cx6="http://schemas.microsoft.com/office/drawing/2016/5/12/chartex" xmlns:cx7="http://schemas.microsoft.com/office/drawing/2016/5/13/chartex" xmlns:cx8="http://schemas.microsoft.com/office/drawing/2016/5/14/chartex" xmlns:mc="http://schemas.openxmlformats.org/markup-compatibility/2006" xmlns:aink="http://schemas.microsoft.com/office/drawing/2016/ink" xmlns:am3d="http://schemas.microsoft.com/office/drawing/2017/model3d" xmlns:o="urn:schemas-microsoft-com:office:office" xmlns:oel="http://schemas.microsoft.com/office/2019/extlst" xmlns:r="http://schemas.openxmlformats.org/officeDocument/2006/relationships" xmlns:m="http://schemas.openxmlformats.org/officeDocument/2006/math" xmlns:v="urn:schemas-microsoft-com:vml" xmlns:wp14="http://schemas.microsoft.com/office/word/2010/wordprocessingDrawing" xmlns:wp="http://schemas.openxmlformats.org/drawingml/2006/wordprocessingDrawing" xmlns:w10="urn:schemas-microsoft-com:office:word" xmlns:w="http://schemas.openxmlformats.org/wordprocessingml/2006/main" xmlns:w14="http://schemas.microsoft.com/office/word/2010/wordml" xmlns:w15="http://schemas.microsoft.com/office/word/2012/wordml" xmlns:w16cex="http://schemas.microsoft.com/office/word/2018/wordml/cex" xmlns:w16cid="http://schemas.microsoft.com/office/word/2016/wordml/cid" xmlns:w16="http://schemas.microsoft.com/office/word/2018/wordml" xmlns:w16du="http://schemas.microsoft.com/office/word/2023/wordml/word16du" xmlns:w16sdtdh="http://schemas.microsoft.com/office/word/2020/wordml/sdtdatahash" xmlns:w16sdtfl="http://schemas.microsoft.com/office/word/2024/wordml/sdtformatlock" xmlns:w16se="http://schemas.microsoft.com/office/word/2015/wordml/symex" xmlns:wpg="http://schemas.microsoft.com/office/word/2010/wordprocessingGroup" xmlns:wpi="http://schemas.microsoft.com/office/word/2010/wordprocessingInk" xmlns:wne="http://schemas.microsoft.com/office/word/2006/wordml" xmlns:wps="http://schemas.microsoft.com/office/word/2010/wordprocessingShape" mc:Ignorable="w14 w15 w16se w16cid w16 w16cex w16sdtdh w16sdtfl w16du wp14">
+<w:ftr xmlns:wpc="http://schemas.microsoft.com/office/word/2010/wordprocessingCanvas" xmlns:cx="http://schemas.microsoft.com/office/drawing/2014/chartex" xmlns:mc="http://schemas.openxmlformats.org/markup-compatibility/2006" xmlns:o="urn:schemas-microsoft-com:office:office" xmlns:r="http://schemas.openxmlformats.org/officeDocument/2006/relationships" xmlns:m="http://schemas.openxmlformats.org/officeDocument/2006/math" xmlns:v="urn:schemas-microsoft-com:vml" xmlns:wp14="http://schemas.microsoft.com/office/word/2010/wordprocessingDrawing" xmlns:wp="http://schemas.openxmlformats.org/drawingml/2006/wordprocessingDrawing" xmlns:w10="urn:schemas-microsoft-com:office:word" xmlns:w="http://schemas.openxmlformats.org/wordprocessingml/2006/main" xmlns:w14="http://schemas.microsoft.com/office/word/2010/wordml" xmlns:w15="http://schemas.microsoft.com/office/word/2012/wordml" xmlns:w16se="http://schemas.microsoft.com/office/word/2015/wordml/symex" xmlns:wpg="http://schemas.microsoft.com/office/word/2010/wordprocessingGroup" xmlns:wpi="http://schemas.microsoft.com/office/word/2010/wordprocessingInk" xmlns:wne="http://schemas.microsoft.com/office/word/2006/wordml" xmlns:wps="http://schemas.microsoft.com/office/word/2010/wordprocessingShape" mc:Ignorable="w14 w15 w16se wp14">
   <w:p>
     <w:pPr>
       <w:pStyle w:val="Footer"/>
@@ -6415,6 +6515,7 @@
     <w:r>
       <w:rPr>
         <w:noProof/>
+        <w:lang w:eastAsia="en-US"/>
       </w:rPr>
       <mc:AlternateContent>
         <mc:Choice Requires="wps">
@@ -6433,7 +6534,7 @@
               <wp:docPr id="1452436094" name="Text Box 6" descr="Restricted - مقيد ">
                 <a:extLst xmlns:a="http://schemas.openxmlformats.org/drawingml/2006/main">
                   <a:ext uri="{5AE41FA2-C0FF-4470-9BD4-5FADCA87CBE2}">
-                    <aclsh:classification xmlns:aclsh="http://schemas.microsoft.com/office/drawing/2020/classificationShape" classificationOutcomeType="ftr"/>
+                    <aclsh:classification xmlns:aclsh="http://schemas.microsoft.com/office/drawing/2020/classificationShape" xmlns:w16sdtfl="http://schemas.microsoft.com/office/word/2024/wordml/sdtformatlock" xmlns:w16sdtdh="http://schemas.microsoft.com/office/word/2020/wordml/sdtdatahash" xmlns:w16du="http://schemas.microsoft.com/office/word/2023/wordml/word16du" xmlns:w16="http://schemas.microsoft.com/office/word/2018/wordml" xmlns:w16cid="http://schemas.microsoft.com/office/word/2016/wordml/cid" xmlns:w16cex="http://schemas.microsoft.com/office/word/2018/wordml/cex" xmlns:w="http://schemas.openxmlformats.org/wordprocessingml/2006/main" xmlns:w10="urn:schemas-microsoft-com:office:word" xmlns:v="urn:schemas-microsoft-com:vml" xmlns:oel="http://schemas.microsoft.com/office/2019/extlst" xmlns:o="urn:schemas-microsoft-com:office:office" xmlns:am3d="http://schemas.microsoft.com/office/drawing/2017/model3d" xmlns:aink="http://schemas.microsoft.com/office/drawing/2016/ink" xmlns:cx8="http://schemas.microsoft.com/office/drawing/2016/5/14/chartex" xmlns:cx7="http://schemas.microsoft.com/office/drawing/2016/5/13/chartex" xmlns:cx6="http://schemas.microsoft.com/office/drawing/2016/5/12/chartex" xmlns:cx5="http://schemas.microsoft.com/office/drawing/2016/5/11/chartex" xmlns:cx4="http://schemas.microsoft.com/office/drawing/2016/5/10/chartex" xmlns:cx3="http://schemas.microsoft.com/office/drawing/2016/5/9/chartex" xmlns:cx2="http://schemas.microsoft.com/office/drawing/2015/10/21/chartex" xmlns:cx1="http://schemas.microsoft.com/office/drawing/2015/9/8/chartex" xmlns="" classificationOutcomeType="ftr"/>
                   </a:ext>
                 </a:extLst>
               </wp:docPr>
@@ -6482,7 +6583,7 @@
             </wp:anchor>
           </w:drawing>
         </mc:Choice>
-        <mc:Fallback>
+        <mc:Fallback xmlns:w16sdtfl="http://schemas.microsoft.com/office/word/2024/wordml/sdtformatlock" xmlns:w16sdtdh="http://schemas.microsoft.com/office/word/2020/wordml/sdtdatahash" xmlns:w16du="http://schemas.microsoft.com/office/word/2023/wordml/word16du" xmlns:w16="http://schemas.microsoft.com/office/word/2018/wordml" xmlns:w16cid="http://schemas.microsoft.com/office/word/2016/wordml/cid" xmlns:w16cex="http://schemas.microsoft.com/office/word/2018/wordml/cex" xmlns:oel="http://schemas.microsoft.com/office/2019/extlst" xmlns:am3d="http://schemas.microsoft.com/office/drawing/2017/model3d" xmlns:aink="http://schemas.microsoft.com/office/drawing/2016/ink" xmlns:cx8="http://schemas.microsoft.com/office/drawing/2016/5/14/chartex" xmlns:cx7="http://schemas.microsoft.com/office/drawing/2016/5/13/chartex" xmlns:cx6="http://schemas.microsoft.com/office/drawing/2016/5/12/chartex" xmlns:cx5="http://schemas.microsoft.com/office/drawing/2016/5/11/chartex" xmlns:cx4="http://schemas.microsoft.com/office/drawing/2016/5/10/chartex" xmlns:cx3="http://schemas.microsoft.com/office/drawing/2016/5/9/chartex" xmlns:cx2="http://schemas.microsoft.com/office/drawing/2015/10/21/chartex" xmlns:cx1="http://schemas.microsoft.com/office/drawing/2015/9/8/chartex">
           <w:pict>
             <v:shapetype w14:anchorId="276CD483" id="_x0000_t202" coordsize="21600,21600" o:spt="202" path="m,l,21600r21600,l21600,xe">
               <v:stroke joinstyle="miter"/>
@@ -6514,7 +6615,7 @@
 </file>
 
 <file path=word/footer6.xml><?xml version="1.0" encoding="utf-8"?>
-<w:ftr xmlns:wpc="http://schemas.microsoft.com/office/word/2010/wordprocessingCanvas" xmlns:cx="http://schemas.microsoft.com/office/drawing/2014/chartex" xmlns:cx1="http://schemas.microsoft.com/office/drawing/2015/9/8/chartex" xmlns:cx2="http://schemas.microsoft.com/office/drawing/2015/10/21/chartex" xmlns:cx3="http://schemas.microsoft.com/office/drawing/2016/5/9/chartex" xmlns:cx4="http://schemas.microsoft.com/office/drawing/2016/5/10/chartex" xmlns:cx5="http://schemas.microsoft.com/office/drawing/2016/5/11/chartex" xmlns:cx6="http://schemas.microsoft.com/office/drawing/2016/5/12/chartex" xmlns:cx7="http://schemas.microsoft.com/office/drawing/2016/5/13/chartex" xmlns:cx8="http://schemas.microsoft.com/office/drawing/2016/5/14/chartex" xmlns:mc="http://schemas.openxmlformats.org/markup-compatibility/2006" xmlns:aink="http://schemas.microsoft.com/office/drawing/2016/ink" xmlns:am3d="http://schemas.microsoft.com/office/drawing/2017/model3d" xmlns:o="urn:schemas-microsoft-com:office:office" xmlns:oel="http://schemas.microsoft.com/office/2019/extlst" xmlns:r="http://schemas.openxmlformats.org/officeDocument/2006/relationships" xmlns:m="http://schemas.openxmlformats.org/officeDocument/2006/math" xmlns:v="urn:schemas-microsoft-com:vml" xmlns:wp14="http://schemas.microsoft.com/office/word/2010/wordprocessingDrawing" xmlns:wp="http://schemas.openxmlformats.org/drawingml/2006/wordprocessingDrawing" xmlns:w10="urn:schemas-microsoft-com:office:word" xmlns:w="http://schemas.openxmlformats.org/wordprocessingml/2006/main" xmlns:w14="http://schemas.microsoft.com/office/word/2010/wordml" xmlns:w15="http://schemas.microsoft.com/office/word/2012/wordml" xmlns:w16cex="http://schemas.microsoft.com/office/word/2018/wordml/cex" xmlns:w16cid="http://schemas.microsoft.com/office/word/2016/wordml/cid" xmlns:w16="http://schemas.microsoft.com/office/word/2018/wordml" xmlns:w16du="http://schemas.microsoft.com/office/word/2023/wordml/word16du" xmlns:w16sdtdh="http://schemas.microsoft.com/office/word/2020/wordml/sdtdatahash" xmlns:w16sdtfl="http://schemas.microsoft.com/office/word/2024/wordml/sdtformatlock" xmlns:w16se="http://schemas.microsoft.com/office/word/2015/wordml/symex" xmlns:wpg="http://schemas.microsoft.com/office/word/2010/wordprocessingGroup" xmlns:wpi="http://schemas.microsoft.com/office/word/2010/wordprocessingInk" xmlns:wne="http://schemas.microsoft.com/office/word/2006/wordml" xmlns:wps="http://schemas.microsoft.com/office/word/2010/wordprocessingShape" mc:Ignorable="w14 w15 w16se w16cid w16 w16cex w16sdtdh w16sdtfl w16du wp14">
+<w:ftr xmlns:wpc="http://schemas.microsoft.com/office/word/2010/wordprocessingCanvas" xmlns:cx="http://schemas.microsoft.com/office/drawing/2014/chartex" xmlns:mc="http://schemas.openxmlformats.org/markup-compatibility/2006" xmlns:o="urn:schemas-microsoft-com:office:office" xmlns:r="http://schemas.openxmlformats.org/officeDocument/2006/relationships" xmlns:m="http://schemas.openxmlformats.org/officeDocument/2006/math" xmlns:v="urn:schemas-microsoft-com:vml" xmlns:wp14="http://schemas.microsoft.com/office/word/2010/wordprocessingDrawing" xmlns:wp="http://schemas.openxmlformats.org/drawingml/2006/wordprocessingDrawing" xmlns:w10="urn:schemas-microsoft-com:office:word" xmlns:w="http://schemas.openxmlformats.org/wordprocessingml/2006/main" xmlns:w14="http://schemas.microsoft.com/office/word/2010/wordml" xmlns:w15="http://schemas.microsoft.com/office/word/2012/wordml" xmlns:w16se="http://schemas.microsoft.com/office/word/2015/wordml/symex" xmlns:wpg="http://schemas.microsoft.com/office/word/2010/wordprocessingGroup" xmlns:wpi="http://schemas.microsoft.com/office/word/2010/wordprocessingInk" xmlns:wne="http://schemas.microsoft.com/office/word/2006/wordml" xmlns:wps="http://schemas.microsoft.com/office/word/2010/wordprocessingShape" mc:Ignorable="w14 w15 w16se wp14">
   <w:p>
     <w:pPr>
       <w:pStyle w:val="Footer"/>
@@ -6522,6 +6623,7 @@
     <w:r>
       <w:rPr>
         <w:noProof/>
+        <w:lang w:eastAsia="en-US"/>
       </w:rPr>
       <mc:AlternateContent>
         <mc:Choice Requires="wps">
@@ -6540,7 +6642,7 @@
               <wp:docPr id="821335916" name="Text Box 4" descr="Restricted - مقيد ">
                 <a:extLst xmlns:a="http://schemas.openxmlformats.org/drawingml/2006/main">
                   <a:ext uri="{5AE41FA2-C0FF-4470-9BD4-5FADCA87CBE2}">
-                    <aclsh:classification xmlns:aclsh="http://schemas.microsoft.com/office/drawing/2020/classificationShape" classificationOutcomeType="ftr"/>
+                    <aclsh:classification xmlns:aclsh="http://schemas.microsoft.com/office/drawing/2020/classificationShape" xmlns:w16sdtfl="http://schemas.microsoft.com/office/word/2024/wordml/sdtformatlock" xmlns:w16sdtdh="http://schemas.microsoft.com/office/word/2020/wordml/sdtdatahash" xmlns:w16du="http://schemas.microsoft.com/office/word/2023/wordml/word16du" xmlns:w16="http://schemas.microsoft.com/office/word/2018/wordml" xmlns:w16cid="http://schemas.microsoft.com/office/word/2016/wordml/cid" xmlns:w16cex="http://schemas.microsoft.com/office/word/2018/wordml/cex" xmlns:w="http://schemas.openxmlformats.org/wordprocessingml/2006/main" xmlns:w10="urn:schemas-microsoft-com:office:word" xmlns:v="urn:schemas-microsoft-com:vml" xmlns:oel="http://schemas.microsoft.com/office/2019/extlst" xmlns:o="urn:schemas-microsoft-com:office:office" xmlns:am3d="http://schemas.microsoft.com/office/drawing/2017/model3d" xmlns:aink="http://schemas.microsoft.com/office/drawing/2016/ink" xmlns:cx8="http://schemas.microsoft.com/office/drawing/2016/5/14/chartex" xmlns:cx7="http://schemas.microsoft.com/office/drawing/2016/5/13/chartex" xmlns:cx6="http://schemas.microsoft.com/office/drawing/2016/5/12/chartex" xmlns:cx5="http://schemas.microsoft.com/office/drawing/2016/5/11/chartex" xmlns:cx4="http://schemas.microsoft.com/office/drawing/2016/5/10/chartex" xmlns:cx3="http://schemas.microsoft.com/office/drawing/2016/5/9/chartex" xmlns:cx2="http://schemas.microsoft.com/office/drawing/2015/10/21/chartex" xmlns:cx1="http://schemas.microsoft.com/office/drawing/2015/9/8/chartex" xmlns="" classificationOutcomeType="ftr"/>
                   </a:ext>
                 </a:extLst>
               </wp:docPr>
@@ -6614,7 +6716,7 @@
             </wp:anchor>
           </w:drawing>
         </mc:Choice>
-        <mc:Fallback>
+        <mc:Fallback xmlns:w16sdtfl="http://schemas.microsoft.com/office/word/2024/wordml/sdtformatlock" xmlns:w16sdtdh="http://schemas.microsoft.com/office/word/2020/wordml/sdtdatahash" xmlns:w16du="http://schemas.microsoft.com/office/word/2023/wordml/word16du" xmlns:w16="http://schemas.microsoft.com/office/word/2018/wordml" xmlns:w16cid="http://schemas.microsoft.com/office/word/2016/wordml/cid" xmlns:w16cex="http://schemas.microsoft.com/office/word/2018/wordml/cex" xmlns:oel="http://schemas.microsoft.com/office/2019/extlst" xmlns:am3d="http://schemas.microsoft.com/office/drawing/2017/model3d" xmlns:aink="http://schemas.microsoft.com/office/drawing/2016/ink" xmlns:cx8="http://schemas.microsoft.com/office/drawing/2016/5/14/chartex" xmlns:cx7="http://schemas.microsoft.com/office/drawing/2016/5/13/chartex" xmlns:cx6="http://schemas.microsoft.com/office/drawing/2016/5/12/chartex" xmlns:cx5="http://schemas.microsoft.com/office/drawing/2016/5/11/chartex" xmlns:cx4="http://schemas.microsoft.com/office/drawing/2016/5/10/chartex" xmlns:cx3="http://schemas.microsoft.com/office/drawing/2016/5/9/chartex" xmlns:cx2="http://schemas.microsoft.com/office/drawing/2015/10/21/chartex" xmlns:cx1="http://schemas.microsoft.com/office/drawing/2015/9/8/chartex">
           <w:pict>
             <v:shapetype w14:anchorId="43BA32F0" id="_x0000_t202" coordsize="21600,21600" o:spt="202" path="m,l,21600r21600,l21600,xe">
               <v:stroke joinstyle="miter"/>
@@ -6671,7 +6773,7 @@
 </file>
 
 <file path=word/footnotes.xml><?xml version="1.0" encoding="utf-8"?>
-<w:footnotes xmlns:wpc="http://schemas.microsoft.com/office/word/2010/wordprocessingCanvas" xmlns:cx="http://schemas.microsoft.com/office/drawing/2014/chartex" xmlns:cx1="http://schemas.microsoft.com/office/drawing/2015/9/8/chartex" xmlns:cx2="http://schemas.microsoft.com/office/drawing/2015/10/21/chartex" xmlns:cx3="http://schemas.microsoft.com/office/drawing/2016/5/9/chartex" xmlns:cx4="http://schemas.microsoft.com/office/drawing/2016/5/10/chartex" xmlns:cx5="http://schemas.microsoft.com/office/drawing/2016/5/11/chartex" xmlns:cx6="http://schemas.microsoft.com/office/drawing/2016/5/12/chartex" xmlns:cx7="http://schemas.microsoft.com/office/drawing/2016/5/13/chartex" xmlns:cx8="http://schemas.microsoft.com/office/drawing/2016/5/14/chartex" xmlns:mc="http://schemas.openxmlformats.org/markup-compatibility/2006" xmlns:aink="http://schemas.microsoft.com/office/drawing/2016/ink" xmlns:am3d="http://schemas.microsoft.com/office/drawing/2017/model3d" xmlns:o="urn:schemas-microsoft-com:office:office" xmlns:oel="http://schemas.microsoft.com/office/2019/extlst" xmlns:r="http://schemas.openxmlformats.org/officeDocument/2006/relationships" xmlns:m="http://schemas.openxmlformats.org/officeDocument/2006/math" xmlns:v="urn:schemas-microsoft-com:vml" xmlns:wp14="http://schemas.microsoft.com/office/word/2010/wordprocessingDrawing" xmlns:wp="http://schemas.openxmlformats.org/drawingml/2006/wordprocessingDrawing" xmlns:w10="urn:schemas-microsoft-com:office:word" xmlns:w="http://schemas.openxmlformats.org/wordprocessingml/2006/main" xmlns:w14="http://schemas.microsoft.com/office/word/2010/wordml" xmlns:w15="http://schemas.microsoft.com/office/word/2012/wordml" xmlns:w16cex="http://schemas.microsoft.com/office/word/2018/wordml/cex" xmlns:w16cid="http://schemas.microsoft.com/office/word/2016/wordml/cid" xmlns:w16="http://schemas.microsoft.com/office/word/2018/wordml" xmlns:w16du="http://schemas.microsoft.com/office/word/2023/wordml/word16du" xmlns:w16sdtdh="http://schemas.microsoft.com/office/word/2020/wordml/sdtdatahash" xmlns:w16sdtfl="http://schemas.microsoft.com/office/word/2024/wordml/sdtformatlock" xmlns:w16se="http://schemas.microsoft.com/office/word/2015/wordml/symex" xmlns:wpg="http://schemas.microsoft.com/office/word/2010/wordprocessingGroup" xmlns:wpi="http://schemas.microsoft.com/office/word/2010/wordprocessingInk" xmlns:wne="http://schemas.microsoft.com/office/word/2006/wordml" xmlns:wps="http://schemas.microsoft.com/office/word/2010/wordprocessingShape" mc:Ignorable="w14 w15 w16se w16cid w16 w16cex w16sdtdh w16sdtfl w16du wp14">
+<w:footnotes xmlns:wpc="http://schemas.microsoft.com/office/word/2010/wordprocessingCanvas" xmlns:cx="http://schemas.microsoft.com/office/drawing/2014/chartex" xmlns:mc="http://schemas.openxmlformats.org/markup-compatibility/2006" xmlns:o="urn:schemas-microsoft-com:office:office" xmlns:r="http://schemas.openxmlformats.org/officeDocument/2006/relationships" xmlns:m="http://schemas.openxmlformats.org/officeDocument/2006/math" xmlns:v="urn:schemas-microsoft-com:vml" xmlns:wp14="http://schemas.microsoft.com/office/word/2010/wordprocessingDrawing" xmlns:wp="http://schemas.openxmlformats.org/drawingml/2006/wordprocessingDrawing" xmlns:w10="urn:schemas-microsoft-com:office:word" xmlns:w="http://schemas.openxmlformats.org/wordprocessingml/2006/main" xmlns:w14="http://schemas.microsoft.com/office/word/2010/wordml" xmlns:w15="http://schemas.microsoft.com/office/word/2012/wordml" xmlns:w16se="http://schemas.microsoft.com/office/word/2015/wordml/symex" xmlns:wpg="http://schemas.microsoft.com/office/word/2010/wordprocessingGroup" xmlns:wpi="http://schemas.microsoft.com/office/word/2010/wordprocessingInk" xmlns:wne="http://schemas.microsoft.com/office/word/2006/wordml" xmlns:wps="http://schemas.microsoft.com/office/word/2010/wordprocessingShape" mc:Ignorable="w14 w15 w16se wp14">
   <w:footnote w:type="separator" w:id="-1">
     <w:p>
       <w:pPr>
@@ -6700,7 +6802,7 @@
 </file>
 
 <file path=word/header1.xml><?xml version="1.0" encoding="utf-8"?>
-<w:hdr xmlns:wpc="http://schemas.microsoft.com/office/word/2010/wordprocessingCanvas" xmlns:cx="http://schemas.microsoft.com/office/drawing/2014/chartex" xmlns:cx1="http://schemas.microsoft.com/office/drawing/2015/9/8/chartex" xmlns:cx2="http://schemas.microsoft.com/office/drawing/2015/10/21/chartex" xmlns:cx3="http://schemas.microsoft.com/office/drawing/2016/5/9/chartex" xmlns:cx4="http://schemas.microsoft.com/office/drawing/2016/5/10/chartex" xmlns:cx5="http://schemas.microsoft.com/office/drawing/2016/5/11/chartex" xmlns:cx6="http://schemas.microsoft.com/office/drawing/2016/5/12/chartex" xmlns:cx7="http://schemas.microsoft.com/office/drawing/2016/5/13/chartex" xmlns:cx8="http://schemas.microsoft.com/office/drawing/2016/5/14/chartex" xmlns:mc="http://schemas.openxmlformats.org/markup-compatibility/2006" xmlns:aink="http://schemas.microsoft.com/office/drawing/2016/ink" xmlns:am3d="http://schemas.microsoft.com/office/drawing/2017/model3d" xmlns:o="urn:schemas-microsoft-com:office:office" xmlns:oel="http://schemas.microsoft.com/office/2019/extlst" xmlns:r="http://schemas.openxmlformats.org/officeDocument/2006/relationships" xmlns:m="http://schemas.openxmlformats.org/officeDocument/2006/math" xmlns:v="urn:schemas-microsoft-com:vml" xmlns:wp14="http://schemas.microsoft.com/office/word/2010/wordprocessingDrawing" xmlns:wp="http://schemas.openxmlformats.org/drawingml/2006/wordprocessingDrawing" xmlns:w10="urn:schemas-microsoft-com:office:word" xmlns:w="http://schemas.openxmlformats.org/wordprocessingml/2006/main" xmlns:w14="http://schemas.microsoft.com/office/word/2010/wordml" xmlns:w15="http://schemas.microsoft.com/office/word/2012/wordml" xmlns:w16cex="http://schemas.microsoft.com/office/word/2018/wordml/cex" xmlns:w16cid="http://schemas.microsoft.com/office/word/2016/wordml/cid" xmlns:w16="http://schemas.microsoft.com/office/word/2018/wordml" xmlns:w16du="http://schemas.microsoft.com/office/word/2023/wordml/word16du" xmlns:w16sdtdh="http://schemas.microsoft.com/office/word/2020/wordml/sdtdatahash" xmlns:w16sdtfl="http://schemas.microsoft.com/office/word/2024/wordml/sdtformatlock" xmlns:w16se="http://schemas.microsoft.com/office/word/2015/wordml/symex" xmlns:wpg="http://schemas.microsoft.com/office/word/2010/wordprocessingGroup" xmlns:wpi="http://schemas.microsoft.com/office/word/2010/wordprocessingInk" xmlns:wne="http://schemas.microsoft.com/office/word/2006/wordml" xmlns:wps="http://schemas.microsoft.com/office/word/2010/wordprocessingShape" mc:Ignorable="w14 w15 w16se w16cid w16 w16cex w16sdtdh w16sdtfl w16du wp14">
+<w:hdr xmlns:wpc="http://schemas.microsoft.com/office/word/2010/wordprocessingCanvas" xmlns:cx="http://schemas.microsoft.com/office/drawing/2014/chartex" xmlns:mc="http://schemas.openxmlformats.org/markup-compatibility/2006" xmlns:o="urn:schemas-microsoft-com:office:office" xmlns:r="http://schemas.openxmlformats.org/officeDocument/2006/relationships" xmlns:m="http://schemas.openxmlformats.org/officeDocument/2006/math" xmlns:v="urn:schemas-microsoft-com:vml" xmlns:wp14="http://schemas.microsoft.com/office/word/2010/wordprocessingDrawing" xmlns:wp="http://schemas.openxmlformats.org/drawingml/2006/wordprocessingDrawing" xmlns:w10="urn:schemas-microsoft-com:office:word" xmlns:w="http://schemas.openxmlformats.org/wordprocessingml/2006/main" xmlns:w14="http://schemas.microsoft.com/office/word/2010/wordml" xmlns:w15="http://schemas.microsoft.com/office/word/2012/wordml" xmlns:w16se="http://schemas.microsoft.com/office/word/2015/wordml/symex" xmlns:wpg="http://schemas.microsoft.com/office/word/2010/wordprocessingGroup" xmlns:wpi="http://schemas.microsoft.com/office/word/2010/wordprocessingInk" xmlns:wne="http://schemas.microsoft.com/office/word/2006/wordml" xmlns:wps="http://schemas.microsoft.com/office/word/2010/wordprocessingShape" mc:Ignorable="w14 w15 w16se wp14">
   <w:tbl>
     <w:tblPr>
       <w:tblW w:w="6410" w:type="pct"/>
@@ -6802,7 +6904,7 @@
 </file>
 
 <file path=word/header2.xml><?xml version="1.0" encoding="utf-8"?>
-<w:hdr xmlns:wpc="http://schemas.microsoft.com/office/word/2010/wordprocessingCanvas" xmlns:cx="http://schemas.microsoft.com/office/drawing/2014/chartex" xmlns:cx1="http://schemas.microsoft.com/office/drawing/2015/9/8/chartex" xmlns:cx2="http://schemas.microsoft.com/office/drawing/2015/10/21/chartex" xmlns:cx3="http://schemas.microsoft.com/office/drawing/2016/5/9/chartex" xmlns:cx4="http://schemas.microsoft.com/office/drawing/2016/5/10/chartex" xmlns:cx5="http://schemas.microsoft.com/office/drawing/2016/5/11/chartex" xmlns:cx6="http://schemas.microsoft.com/office/drawing/2016/5/12/chartex" xmlns:cx7="http://schemas.microsoft.com/office/drawing/2016/5/13/chartex" xmlns:cx8="http://schemas.microsoft.com/office/drawing/2016/5/14/chartex" xmlns:mc="http://schemas.openxmlformats.org/markup-compatibility/2006" xmlns:aink="http://schemas.microsoft.com/office/drawing/2016/ink" xmlns:am3d="http://schemas.microsoft.com/office/drawing/2017/model3d" xmlns:o="urn:schemas-microsoft-com:office:office" xmlns:oel="http://schemas.microsoft.com/office/2019/extlst" xmlns:r="http://schemas.openxmlformats.org/officeDocument/2006/relationships" xmlns:m="http://schemas.openxmlformats.org/officeDocument/2006/math" xmlns:v="urn:schemas-microsoft-com:vml" xmlns:wp14="http://schemas.microsoft.com/office/word/2010/wordprocessingDrawing" xmlns:wp="http://schemas.openxmlformats.org/drawingml/2006/wordprocessingDrawing" xmlns:w10="urn:schemas-microsoft-com:office:word" xmlns:w="http://schemas.openxmlformats.org/wordprocessingml/2006/main" xmlns:w14="http://schemas.microsoft.com/office/word/2010/wordml" xmlns:w15="http://schemas.microsoft.com/office/word/2012/wordml" xmlns:w16cex="http://schemas.microsoft.com/office/word/2018/wordml/cex" xmlns:w16cid="http://schemas.microsoft.com/office/word/2016/wordml/cid" xmlns:w16="http://schemas.microsoft.com/office/word/2018/wordml" xmlns:w16du="http://schemas.microsoft.com/office/word/2023/wordml/word16du" xmlns:w16sdtdh="http://schemas.microsoft.com/office/word/2020/wordml/sdtdatahash" xmlns:w16sdtfl="http://schemas.microsoft.com/office/word/2024/wordml/sdtformatlock" xmlns:w16se="http://schemas.microsoft.com/office/word/2015/wordml/symex" xmlns:wpg="http://schemas.microsoft.com/office/word/2010/wordprocessingGroup" xmlns:wpi="http://schemas.microsoft.com/office/word/2010/wordprocessingInk" xmlns:wne="http://schemas.microsoft.com/office/word/2006/wordml" xmlns:wps="http://schemas.microsoft.com/office/word/2010/wordprocessingShape" mc:Ignorable="w14 w15 w16se w16cid w16 w16cex w16sdtdh w16sdtfl w16du wp14">
+<w:hdr xmlns:wpc="http://schemas.microsoft.com/office/word/2010/wordprocessingCanvas" xmlns:cx="http://schemas.microsoft.com/office/drawing/2014/chartex" xmlns:mc="http://schemas.openxmlformats.org/markup-compatibility/2006" xmlns:o="urn:schemas-microsoft-com:office:office" xmlns:r="http://schemas.openxmlformats.org/officeDocument/2006/relationships" xmlns:m="http://schemas.openxmlformats.org/officeDocument/2006/math" xmlns:v="urn:schemas-microsoft-com:vml" xmlns:wp14="http://schemas.microsoft.com/office/word/2010/wordprocessingDrawing" xmlns:wp="http://schemas.openxmlformats.org/drawingml/2006/wordprocessingDrawing" xmlns:w10="urn:schemas-microsoft-com:office:word" xmlns:w="http://schemas.openxmlformats.org/wordprocessingml/2006/main" xmlns:w14="http://schemas.microsoft.com/office/word/2010/wordml" xmlns:w15="http://schemas.microsoft.com/office/word/2012/wordml" xmlns:w16se="http://schemas.microsoft.com/office/word/2015/wordml/symex" xmlns:wpg="http://schemas.microsoft.com/office/word/2010/wordprocessingGroup" xmlns:wpi="http://schemas.microsoft.com/office/word/2010/wordprocessingInk" xmlns:wne="http://schemas.microsoft.com/office/word/2006/wordml" xmlns:wps="http://schemas.microsoft.com/office/word/2010/wordprocessingShape" mc:Ignorable="w14 w15 w16se wp14">
   <w:p>
     <w:pPr>
       <w:ind w:left="-2340"/>
@@ -6972,7 +7074,7 @@
             </wp:anchor>
           </w:drawing>
         </mc:Choice>
-        <mc:Fallback>
+        <mc:Fallback xmlns:w16sdtfl="http://schemas.microsoft.com/office/word/2024/wordml/sdtformatlock" xmlns:w16sdtdh="http://schemas.microsoft.com/office/word/2020/wordml/sdtdatahash" xmlns:w16du="http://schemas.microsoft.com/office/word/2023/wordml/word16du" xmlns:w16="http://schemas.microsoft.com/office/word/2018/wordml" xmlns:w16cid="http://schemas.microsoft.com/office/word/2016/wordml/cid" xmlns:w16cex="http://schemas.microsoft.com/office/word/2018/wordml/cex" xmlns:oel="http://schemas.microsoft.com/office/2019/extlst" xmlns:am3d="http://schemas.microsoft.com/office/drawing/2017/model3d" xmlns:aink="http://schemas.microsoft.com/office/drawing/2016/ink" xmlns:cx8="http://schemas.microsoft.com/office/drawing/2016/5/14/chartex" xmlns:cx7="http://schemas.microsoft.com/office/drawing/2016/5/13/chartex" xmlns:cx6="http://schemas.microsoft.com/office/drawing/2016/5/12/chartex" xmlns:cx5="http://schemas.microsoft.com/office/drawing/2016/5/11/chartex" xmlns:cx4="http://schemas.microsoft.com/office/drawing/2016/5/10/chartex" xmlns:cx3="http://schemas.microsoft.com/office/drawing/2016/5/9/chartex" xmlns:cx2="http://schemas.microsoft.com/office/drawing/2015/10/21/chartex" xmlns:cx1="http://schemas.microsoft.com/office/drawing/2015/9/8/chartex">
           <w:pict>
             <v:line w14:anchorId="7169C831" id="Straight Connector 6" o:spid="_x0000_s1026" style="position:absolute;z-index:251660288;visibility:visible;mso-wrap-style:square;mso-width-percent:0;mso-height-percent:0;mso-wrap-distance-left:9pt;mso-wrap-distance-top:-3e-5mm;mso-wrap-distance-right:9pt;mso-wrap-distance-bottom:-3e-5mm;mso-position-horizontal:absolute;mso-position-horizontal-relative:text;mso-position-vertical:absolute;mso-position-vertical-relative:text;mso-width-percent:0;mso-height-percent:0;mso-width-relative:page;mso-height-relative:page" from="-68.95pt,-666.45pt" to="489.05pt,-666.45pt" o:gfxdata="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" strokecolor="#4f81bd" strokeweight="2pt">
               <v:shadow on="t" opacity="24903f" origin=",.5" offset="0,.55556mm"/>
@@ -6987,7 +7089,7 @@
 </file>
 
 <file path=word/header3.xml><?xml version="1.0" encoding="utf-8"?>
-<w:hdr xmlns:wpc="http://schemas.microsoft.com/office/word/2010/wordprocessingCanvas" xmlns:cx="http://schemas.microsoft.com/office/drawing/2014/chartex" xmlns:cx1="http://schemas.microsoft.com/office/drawing/2015/9/8/chartex" xmlns:cx2="http://schemas.microsoft.com/office/drawing/2015/10/21/chartex" xmlns:cx3="http://schemas.microsoft.com/office/drawing/2016/5/9/chartex" xmlns:cx4="http://schemas.microsoft.com/office/drawing/2016/5/10/chartex" xmlns:cx5="http://schemas.microsoft.com/office/drawing/2016/5/11/chartex" xmlns:cx6="http://schemas.microsoft.com/office/drawing/2016/5/12/chartex" xmlns:cx7="http://schemas.microsoft.com/office/drawing/2016/5/13/chartex" xmlns:cx8="http://schemas.microsoft.com/office/drawing/2016/5/14/chartex" xmlns:mc="http://schemas.openxmlformats.org/markup-compatibility/2006" xmlns:aink="http://schemas.microsoft.com/office/drawing/2016/ink" xmlns:am3d="http://schemas.microsoft.com/office/drawing/2017/model3d" xmlns:o="urn:schemas-microsoft-com:office:office" xmlns:oel="http://schemas.microsoft.com/office/2019/extlst" xmlns:r="http://schemas.openxmlformats.org/officeDocument/2006/relationships" xmlns:m="http://schemas.openxmlformats.org/officeDocument/2006/math" xmlns:v="urn:schemas-microsoft-com:vml" xmlns:wp14="http://schemas.microsoft.com/office/word/2010/wordprocessingDrawing" xmlns:wp="http://schemas.openxmlformats.org/drawingml/2006/wordprocessingDrawing" xmlns:w10="urn:schemas-microsoft-com:office:word" xmlns:w="http://schemas.openxmlformats.org/wordprocessingml/2006/main" xmlns:w14="http://schemas.microsoft.com/office/word/2010/wordml" xmlns:w15="http://schemas.microsoft.com/office/word/2012/wordml" xmlns:w16cex="http://schemas.microsoft.com/office/word/2018/wordml/cex" xmlns:w16cid="http://schemas.microsoft.com/office/word/2016/wordml/cid" xmlns:w16="http://schemas.microsoft.com/office/word/2018/wordml" xmlns:w16du="http://schemas.microsoft.com/office/word/2023/wordml/word16du" xmlns:w16sdtdh="http://schemas.microsoft.com/office/word/2020/wordml/sdtdatahash" xmlns:w16sdtfl="http://schemas.microsoft.com/office/word/2024/wordml/sdtformatlock" xmlns:w16se="http://schemas.microsoft.com/office/word/2015/wordml/symex" xmlns:wpg="http://schemas.microsoft.com/office/word/2010/wordprocessingGroup" xmlns:wpi="http://schemas.microsoft.com/office/word/2010/wordprocessingInk" xmlns:wne="http://schemas.microsoft.com/office/word/2006/wordml" xmlns:wps="http://schemas.microsoft.com/office/word/2010/wordprocessingShape" mc:Ignorable="w14 w15 w16se w16cid w16 w16cex w16sdtdh w16sdtfl w16du wp14">
+<w:hdr xmlns:wpc="http://schemas.microsoft.com/office/word/2010/wordprocessingCanvas" xmlns:cx="http://schemas.microsoft.com/office/drawing/2014/chartex" xmlns:mc="http://schemas.openxmlformats.org/markup-compatibility/2006" xmlns:o="urn:schemas-microsoft-com:office:office" xmlns:r="http://schemas.openxmlformats.org/officeDocument/2006/relationships" xmlns:m="http://schemas.openxmlformats.org/officeDocument/2006/math" xmlns:v="urn:schemas-microsoft-com:vml" xmlns:wp14="http://schemas.microsoft.com/office/word/2010/wordprocessingDrawing" xmlns:wp="http://schemas.openxmlformats.org/drawingml/2006/wordprocessingDrawing" xmlns:w10="urn:schemas-microsoft-com:office:word" xmlns:w="http://schemas.openxmlformats.org/wordprocessingml/2006/main" xmlns:w14="http://schemas.microsoft.com/office/word/2010/wordml" xmlns:w15="http://schemas.microsoft.com/office/word/2012/wordml" xmlns:w16se="http://schemas.microsoft.com/office/word/2015/wordml/symex" xmlns:wpg="http://schemas.microsoft.com/office/word/2010/wordprocessingGroup" xmlns:wpi="http://schemas.microsoft.com/office/word/2010/wordprocessingInk" xmlns:wne="http://schemas.microsoft.com/office/word/2006/wordml" xmlns:wps="http://schemas.microsoft.com/office/word/2010/wordprocessingShape" mc:Ignorable="w14 w15 w16se wp14">
   <w:tbl>
     <w:tblPr>
       <w:tblW w:w="6410" w:type="pct"/>
@@ -7032,7 +7134,7 @@
             <w:fldChar w:fldCharType="separate"/>
           </w:r>
           <w:r>
-            <w:t>01</w:t>
+            <w:t>05</w:t>
           </w:r>
           <w:r>
             <w:fldChar w:fldCharType="end"/>
@@ -7083,7 +7185,7 @@
             <w:rPr>
               <w:noProof/>
             </w:rPr>
-            <w:instrText>Important Notes</w:instrText>
+            <w:instrText>Version History / Commit Log Requirements (Common to Both Reports)</w:instrText>
           </w:r>
           <w:r>
             <w:rPr>
@@ -7116,7 +7218,7 @@
             <w:rPr>
               <w:noProof/>
             </w:rPr>
-            <w:instrText>Important Notes</w:instrText>
+            <w:instrText>Version History / Commit Log Requirements (Common to Both Reports)</w:instrText>
           </w:r>
           <w:r>
             <w:rPr>
@@ -7134,7 +7236,7 @@
             <w:rPr>
               <w:noProof/>
             </w:rPr>
-            <w:t xml:space="preserve">Important Notes </w:t>
+            <w:t xml:space="preserve">Version History / Commit Log Requirements (Common to Both Reports) </w:t>
           </w:r>
           <w:r>
             <w:fldChar w:fldCharType="end"/>
@@ -7192,7 +7294,7 @@
 </file>
 
 <file path=word/numbering.xml><?xml version="1.0" encoding="utf-8"?>
-<w:numbering xmlns:wpc="http://schemas.microsoft.com/office/word/2010/wordprocessingCanvas" xmlns:cx="http://schemas.microsoft.com/office/drawing/2014/chartex" xmlns:cx1="http://schemas.microsoft.com/office/drawing/2015/9/8/chartex" xmlns:cx2="http://schemas.microsoft.com/office/drawing/2015/10/21/chartex" xmlns:cx3="http://schemas.microsoft.com/office/drawing/2016/5/9/chartex" xmlns:cx4="http://schemas.microsoft.com/office/drawing/2016/5/10/chartex" xmlns:cx5="http://schemas.microsoft.com/office/drawing/2016/5/11/chartex" xmlns:cx6="http://schemas.microsoft.com/office/drawing/2016/5/12/chartex" xmlns:cx7="http://schemas.microsoft.com/office/drawing/2016/5/13/chartex" xmlns:cx8="http://schemas.microsoft.com/office/drawing/2016/5/14/chartex" xmlns:mc="http://schemas.openxmlformats.org/markup-compatibility/2006" xmlns:aink="http://schemas.microsoft.com/office/drawing/2016/ink" xmlns:am3d="http://schemas.microsoft.com/office/drawing/2017/model3d" xmlns:o="urn:schemas-microsoft-com:office:office" xmlns:oel="http://schemas.microsoft.com/office/2019/extlst" xmlns:r="http://schemas.openxmlformats.org/officeDocument/2006/relationships" xmlns:m="http://schemas.openxmlformats.org/officeDocument/2006/math" xmlns:v="urn:schemas-microsoft-com:vml" xmlns:wp14="http://schemas.microsoft.com/office/word/2010/wordprocessingDrawing" xmlns:wp="http://schemas.openxmlformats.org/drawingml/2006/wordprocessingDrawing" xmlns:w10="urn:schemas-microsoft-com:office:word" xmlns:w="http://schemas.openxmlformats.org/wordprocessingml/2006/main" xmlns:w14="http://schemas.microsoft.com/office/word/2010/wordml" xmlns:w15="http://schemas.microsoft.com/office/word/2012/wordml" xmlns:w16cex="http://schemas.microsoft.com/office/word/2018/wordml/cex" xmlns:w16cid="http://schemas.microsoft.com/office/word/2016/wordml/cid" xmlns:w16="http://schemas.microsoft.com/office/word/2018/wordml" xmlns:w16du="http://schemas.microsoft.com/office/word/2023/wordml/word16du" xmlns:w16sdtdh="http://schemas.microsoft.com/office/word/2020/wordml/sdtdatahash" xmlns:w16sdtfl="http://schemas.microsoft.com/office/word/2024/wordml/sdtformatlock" xmlns:w16se="http://schemas.microsoft.com/office/word/2015/wordml/symex" xmlns:wpg="http://schemas.microsoft.com/office/word/2010/wordprocessingGroup" xmlns:wpi="http://schemas.microsoft.com/office/word/2010/wordprocessingInk" xmlns:wne="http://schemas.microsoft.com/office/word/2006/wordml" xmlns:wps="http://schemas.microsoft.com/office/word/2010/wordprocessingShape" mc:Ignorable="w14 w15 w16se w16cid w16 w16cex w16sdtdh w16sdtfl w16du wp14">
+<w:numbering xmlns:wpc="http://schemas.microsoft.com/office/word/2010/wordprocessingCanvas" xmlns:cx="http://schemas.microsoft.com/office/drawing/2014/chartex" xmlns:mc="http://schemas.openxmlformats.org/markup-compatibility/2006" xmlns:o="urn:schemas-microsoft-com:office:office" xmlns:r="http://schemas.openxmlformats.org/officeDocument/2006/relationships" xmlns:m="http://schemas.openxmlformats.org/officeDocument/2006/math" xmlns:v="urn:schemas-microsoft-com:vml" xmlns:wp14="http://schemas.microsoft.com/office/word/2010/wordprocessingDrawing" xmlns:wp="http://schemas.openxmlformats.org/drawingml/2006/wordprocessingDrawing" xmlns:w10="urn:schemas-microsoft-com:office:word" xmlns:w="http://schemas.openxmlformats.org/wordprocessingml/2006/main" xmlns:w14="http://schemas.microsoft.com/office/word/2010/wordml" xmlns:w15="http://schemas.microsoft.com/office/word/2012/wordml" xmlns:w16se="http://schemas.microsoft.com/office/word/2015/wordml/symex" xmlns:wpg="http://schemas.microsoft.com/office/word/2010/wordprocessingGroup" xmlns:wpi="http://schemas.microsoft.com/office/word/2010/wordprocessingInk" xmlns:wne="http://schemas.microsoft.com/office/word/2006/wordml" xmlns:wps="http://schemas.microsoft.com/office/word/2010/wordprocessingShape" mc:Ignorable="w14 w15 w16se wp14">
   <w:abstractNum w:abstractNumId="0" w15:restartNumberingAfterBreak="0">
     <w:nsid w:val="FFFFFF89"/>
     <w:multiLevelType w:val="singleLevel"/>
@@ -11260,139 +11362,139 @@
       </w:pPr>
     </w:lvl>
   </w:abstractNum>
-  <w:num w:numId="1" w16cid:durableId="2026323226">
+  <w:num w:numId="1">
     <w:abstractNumId w:val="0"/>
   </w:num>
-  <w:num w:numId="2" w16cid:durableId="1633556501">
+  <w:num w:numId="2">
     <w:abstractNumId w:val="0"/>
     <w:lvlOverride w:ilvl="0">
       <w:startOverride w:val="1"/>
     </w:lvlOverride>
   </w:num>
-  <w:num w:numId="3" w16cid:durableId="1947153012">
+  <w:num w:numId="3">
     <w:abstractNumId w:val="16"/>
   </w:num>
-  <w:num w:numId="4" w16cid:durableId="1079599010">
+  <w:num w:numId="4">
     <w:abstractNumId w:val="0"/>
     <w:lvlOverride w:ilvl="0">
       <w:startOverride w:val="1"/>
     </w:lvlOverride>
   </w:num>
-  <w:num w:numId="5" w16cid:durableId="1707367354">
+  <w:num w:numId="5">
     <w:abstractNumId w:val="0"/>
     <w:lvlOverride w:ilvl="0">
       <w:startOverride w:val="1"/>
     </w:lvlOverride>
   </w:num>
-  <w:num w:numId="6" w16cid:durableId="588777696">
+  <w:num w:numId="6">
     <w:abstractNumId w:val="19"/>
   </w:num>
-  <w:num w:numId="7" w16cid:durableId="397174229">
+  <w:num w:numId="7">
     <w:abstractNumId w:val="8"/>
   </w:num>
-  <w:num w:numId="8" w16cid:durableId="931354328">
+  <w:num w:numId="8">
     <w:abstractNumId w:val="13"/>
   </w:num>
-  <w:num w:numId="9" w16cid:durableId="62263108">
+  <w:num w:numId="9">
     <w:abstractNumId w:val="11"/>
   </w:num>
-  <w:num w:numId="10" w16cid:durableId="1927955866">
+  <w:num w:numId="10">
     <w:abstractNumId w:val="37"/>
   </w:num>
-  <w:num w:numId="11" w16cid:durableId="756098790">
+  <w:num w:numId="11">
     <w:abstractNumId w:val="1"/>
   </w:num>
-  <w:num w:numId="12" w16cid:durableId="434597706">
+  <w:num w:numId="12">
     <w:abstractNumId w:val="38"/>
   </w:num>
-  <w:num w:numId="13" w16cid:durableId="1898585123">
+  <w:num w:numId="13">
     <w:abstractNumId w:val="25"/>
   </w:num>
-  <w:num w:numId="14" w16cid:durableId="711923612">
+  <w:num w:numId="14">
     <w:abstractNumId w:val="10"/>
   </w:num>
-  <w:num w:numId="15" w16cid:durableId="2014600283">
+  <w:num w:numId="15">
     <w:abstractNumId w:val="31"/>
   </w:num>
-  <w:num w:numId="16" w16cid:durableId="184946024">
+  <w:num w:numId="16">
     <w:abstractNumId w:val="3"/>
   </w:num>
-  <w:num w:numId="17" w16cid:durableId="379062663">
+  <w:num w:numId="17">
     <w:abstractNumId w:val="6"/>
   </w:num>
-  <w:num w:numId="18" w16cid:durableId="456801736">
+  <w:num w:numId="18">
     <w:abstractNumId w:val="24"/>
   </w:num>
-  <w:num w:numId="19" w16cid:durableId="1554585946">
+  <w:num w:numId="19">
     <w:abstractNumId w:val="34"/>
   </w:num>
-  <w:num w:numId="20" w16cid:durableId="1141995062">
+  <w:num w:numId="20">
     <w:abstractNumId w:val="21"/>
   </w:num>
-  <w:num w:numId="21" w16cid:durableId="1938050249">
+  <w:num w:numId="21">
     <w:abstractNumId w:val="40"/>
   </w:num>
-  <w:num w:numId="22" w16cid:durableId="1792362805">
+  <w:num w:numId="22">
     <w:abstractNumId w:val="29"/>
   </w:num>
-  <w:num w:numId="23" w16cid:durableId="2026787479">
+  <w:num w:numId="23">
     <w:abstractNumId w:val="30"/>
   </w:num>
-  <w:num w:numId="24" w16cid:durableId="48381452">
+  <w:num w:numId="24">
     <w:abstractNumId w:val="17"/>
   </w:num>
-  <w:num w:numId="25" w16cid:durableId="1904680284">
+  <w:num w:numId="25">
     <w:abstractNumId w:val="20"/>
   </w:num>
-  <w:num w:numId="26" w16cid:durableId="1721706664">
+  <w:num w:numId="26">
     <w:abstractNumId w:val="12"/>
   </w:num>
-  <w:num w:numId="27" w16cid:durableId="2086952879">
+  <w:num w:numId="27">
     <w:abstractNumId w:val="7"/>
   </w:num>
-  <w:num w:numId="28" w16cid:durableId="292103946">
+  <w:num w:numId="28">
     <w:abstractNumId w:val="39"/>
   </w:num>
-  <w:num w:numId="29" w16cid:durableId="454105692">
+  <w:num w:numId="29">
     <w:abstractNumId w:val="33"/>
   </w:num>
-  <w:num w:numId="30" w16cid:durableId="1578319093">
+  <w:num w:numId="30">
     <w:abstractNumId w:val="14"/>
   </w:num>
-  <w:num w:numId="31" w16cid:durableId="1557857989">
+  <w:num w:numId="31">
     <w:abstractNumId w:val="32"/>
   </w:num>
-  <w:num w:numId="32" w16cid:durableId="1820807591">
+  <w:num w:numId="32">
     <w:abstractNumId w:val="22"/>
   </w:num>
-  <w:num w:numId="33" w16cid:durableId="1869296896">
+  <w:num w:numId="33">
     <w:abstractNumId w:val="18"/>
   </w:num>
-  <w:num w:numId="34" w16cid:durableId="898131526">
+  <w:num w:numId="34">
     <w:abstractNumId w:val="4"/>
   </w:num>
-  <w:num w:numId="35" w16cid:durableId="1428381332">
+  <w:num w:numId="35">
     <w:abstractNumId w:val="28"/>
   </w:num>
-  <w:num w:numId="36" w16cid:durableId="1560481285">
+  <w:num w:numId="36">
     <w:abstractNumId w:val="5"/>
   </w:num>
-  <w:num w:numId="37" w16cid:durableId="1595361358">
+  <w:num w:numId="37">
     <w:abstractNumId w:val="35"/>
   </w:num>
-  <w:num w:numId="38" w16cid:durableId="1336421898">
+  <w:num w:numId="38">
     <w:abstractNumId w:val="9"/>
   </w:num>
-  <w:num w:numId="39" w16cid:durableId="1002318287">
+  <w:num w:numId="39">
     <w:abstractNumId w:val="36"/>
   </w:num>
-  <w:num w:numId="40" w16cid:durableId="744491326">
+  <w:num w:numId="40">
     <w:abstractNumId w:val="15"/>
   </w:num>
-  <w:num w:numId="41" w16cid:durableId="1053701031">
+  <w:num w:numId="41">
     <w:abstractNumId w:val="27"/>
   </w:num>
-  <w:num w:numId="42" w16cid:durableId="1669864908">
+  <w:num w:numId="42">
     <w:abstractNumId w:val="2"/>
     <w:lvlOverride w:ilvl="0">
       <w:startOverride w:val="1"/>
@@ -11406,13 +11508,13 @@
     <w:lvlOverride w:ilvl="7"/>
     <w:lvlOverride w:ilvl="8"/>
   </w:num>
-  <w:num w:numId="43" w16cid:durableId="1827014853">
+  <w:num w:numId="43">
     <w:abstractNumId w:val="23"/>
     <w:lvlOverride w:ilvl="0">
       <w:startOverride w:val="1"/>
     </w:lvlOverride>
   </w:num>
-  <w:num w:numId="44" w16cid:durableId="2138065465">
+  <w:num w:numId="44">
     <w:abstractNumId w:val="26"/>
     <w:lvlOverride w:ilvl="0">
       <w:startOverride w:val="1"/>
@@ -11422,7 +11524,7 @@
 </file>
 
 <file path=word/styles.xml><?xml version="1.0" encoding="utf-8"?>
-<w:styles xmlns:mc="http://schemas.openxmlformats.org/markup-compatibility/2006" xmlns:r="http://schemas.openxmlformats.org/officeDocument/2006/relationships" xmlns:w="http://schemas.openxmlformats.org/wordprocessingml/2006/main" xmlns:w14="http://schemas.microsoft.com/office/word/2010/wordml" xmlns:w15="http://schemas.microsoft.com/office/word/2012/wordml" xmlns:w16cex="http://schemas.microsoft.com/office/word/2018/wordml/cex" xmlns:w16cid="http://schemas.microsoft.com/office/word/2016/wordml/cid" xmlns:w16="http://schemas.microsoft.com/office/word/2018/wordml" xmlns:w16du="http://schemas.microsoft.com/office/word/2023/wordml/word16du" xmlns:w16sdtdh="http://schemas.microsoft.com/office/word/2020/wordml/sdtdatahash" xmlns:w16sdtfl="http://schemas.microsoft.com/office/word/2024/wordml/sdtformatlock" xmlns:w16se="http://schemas.microsoft.com/office/word/2015/wordml/symex" mc:Ignorable="w14 w15 w16se w16cid w16 w16cex w16sdtdh w16sdtfl w16du">
+<w:styles xmlns:mc="http://schemas.openxmlformats.org/markup-compatibility/2006" xmlns:r="http://schemas.openxmlformats.org/officeDocument/2006/relationships" xmlns:w="http://schemas.openxmlformats.org/wordprocessingml/2006/main" xmlns:w14="http://schemas.microsoft.com/office/word/2010/wordml" xmlns:w15="http://schemas.microsoft.com/office/word/2012/wordml" xmlns:w16se="http://schemas.microsoft.com/office/word/2015/wordml/symex" mc:Ignorable="w14 w15 w16se">
   <w:docDefaults>
     <w:rPrDefault>
       <w:rPr>
@@ -11437,7 +11539,7 @@
       </w:pPr>
     </w:pPrDefault>
   </w:docDefaults>
-  <w:latentStyles w:defLockedState="0" w:defUIPriority="99" w:defSemiHidden="0" w:defUnhideWhenUsed="0" w:defQFormat="0" w:count="376">
+  <w:latentStyles w:defLockedState="0" w:defUIPriority="99" w:defSemiHidden="0" w:defUnhideWhenUsed="0" w:defQFormat="0" w:count="371">
     <w:lsdException w:name="Normal" w:uiPriority="0" w:qFormat="1"/>
     <w:lsdException w:name="heading 1" w:uiPriority="9" w:qFormat="1"/>
     <w:lsdException w:name="heading 2" w:semiHidden="1" w:uiPriority="9" w:unhideWhenUsed="1" w:qFormat="1"/>
@@ -11809,11 +11911,6 @@
     <w:lsdException w:name="List Table 5 Dark Accent 6" w:uiPriority="50"/>
     <w:lsdException w:name="List Table 6 Colorful Accent 6" w:uiPriority="51"/>
     <w:lsdException w:name="List Table 7 Colorful Accent 6" w:uiPriority="52"/>
-    <w:lsdException w:name="Mention" w:semiHidden="1" w:unhideWhenUsed="1"/>
-    <w:lsdException w:name="Smart Hyperlink" w:semiHidden="1" w:unhideWhenUsed="1"/>
-    <w:lsdException w:name="Hashtag" w:semiHidden="1" w:unhideWhenUsed="1"/>
-    <w:lsdException w:name="Unresolved Mention" w:semiHidden="1" w:unhideWhenUsed="1"/>
-    <w:lsdException w:name="Smart Link" w:semiHidden="1" w:unhideWhenUsed="1"/>
   </w:latentStyles>
   <w:style w:type="paragraph" w:default="1" w:styleId="Normal">
     <w:name w:val="Normal"/>
@@ -12730,7 +12827,7 @@
     <w:basedOn w:val="DefaultParagraphFont"/>
     <w:rsid w:val="00795E35"/>
   </w:style>
-  <w:style w:type="character" w:styleId="UnresolvedMention">
+  <w:style w:type="character" w:customStyle="1" w:styleId="UnresolvedMention">
     <w:name w:val="Unresolved Mention"/>
     <w:basedOn w:val="DefaultParagraphFont"/>
     <w:uiPriority w:val="99"/>
@@ -12786,7 +12883,7 @@
 </file>
 
 <file path=word/glossary/document.xml><?xml version="1.0" encoding="utf-8"?>
-<w:glossaryDocument xmlns:wpc="http://schemas.microsoft.com/office/word/2010/wordprocessingCanvas" xmlns:cx="http://schemas.microsoft.com/office/drawing/2014/chartex" xmlns:cx1="http://schemas.microsoft.com/office/drawing/2015/9/8/chartex" xmlns:cx2="http://schemas.microsoft.com/office/drawing/2015/10/21/chartex" xmlns:cx3="http://schemas.microsoft.com/office/drawing/2016/5/9/chartex" xmlns:cx4="http://schemas.microsoft.com/office/drawing/2016/5/10/chartex" xmlns:cx5="http://schemas.microsoft.com/office/drawing/2016/5/11/chartex" xmlns:cx6="http://schemas.microsoft.com/office/drawing/2016/5/12/chartex" xmlns:cx7="http://schemas.microsoft.com/office/drawing/2016/5/13/chartex" xmlns:cx8="http://schemas.microsoft.com/office/drawing/2016/5/14/chartex" xmlns:mc="http://schemas.openxmlformats.org/markup-compatibility/2006" xmlns:aink="http://schemas.microsoft.com/office/drawing/2016/ink" xmlns:am3d="http://schemas.microsoft.com/office/drawing/2017/model3d" xmlns:o="urn:schemas-microsoft-com:office:office" xmlns:oel="http://schemas.microsoft.com/office/2019/extlst" xmlns:r="http://schemas.openxmlformats.org/officeDocument/2006/relationships" xmlns:m="http://schemas.openxmlformats.org/officeDocument/2006/math" xmlns:v="urn:schemas-microsoft-com:vml" xmlns:wp14="http://schemas.microsoft.com/office/word/2010/wordprocessingDrawing" xmlns:wp="http://schemas.openxmlformats.org/drawingml/2006/wordprocessingDrawing" xmlns:w10="urn:schemas-microsoft-com:office:word" xmlns:w="http://schemas.openxmlformats.org/wordprocessingml/2006/main" xmlns:w14="http://schemas.microsoft.com/office/word/2010/wordml" xmlns:w15="http://schemas.microsoft.com/office/word/2012/wordml" xmlns:w16cex="http://schemas.microsoft.com/office/word/2018/wordml/cex" xmlns:w16cid="http://schemas.microsoft.com/office/word/2016/wordml/cid" xmlns:w16="http://schemas.microsoft.com/office/word/2018/wordml" xmlns:w16du="http://schemas.microsoft.com/office/word/2023/wordml/word16du" xmlns:w16sdtdh="http://schemas.microsoft.com/office/word/2020/wordml/sdtdatahash" xmlns:w16sdtfl="http://schemas.microsoft.com/office/word/2024/wordml/sdtformatlock" xmlns:w16se="http://schemas.microsoft.com/office/word/2015/wordml/symex" xmlns:wpg="http://schemas.microsoft.com/office/word/2010/wordprocessingGroup" xmlns:wpi="http://schemas.microsoft.com/office/word/2010/wordprocessingInk" xmlns:wne="http://schemas.microsoft.com/office/word/2006/wordml" xmlns:wps="http://schemas.microsoft.com/office/word/2010/wordprocessingShape" mc:Ignorable="w14 w15 w16se w16cid w16 w16cex w16sdtdh w16sdtfl w16du wp14">
+<w:glossaryDocument xmlns:wpc="http://schemas.microsoft.com/office/word/2010/wordprocessingCanvas" xmlns:cx="http://schemas.microsoft.com/office/drawing/2014/chartex" xmlns:mc="http://schemas.openxmlformats.org/markup-compatibility/2006" xmlns:o="urn:schemas-microsoft-com:office:office" xmlns:r="http://schemas.openxmlformats.org/officeDocument/2006/relationships" xmlns:m="http://schemas.openxmlformats.org/officeDocument/2006/math" xmlns:v="urn:schemas-microsoft-com:vml" xmlns:wp14="http://schemas.microsoft.com/office/word/2010/wordprocessingDrawing" xmlns:wp="http://schemas.openxmlformats.org/drawingml/2006/wordprocessingDrawing" xmlns:w10="urn:schemas-microsoft-com:office:word" xmlns:w="http://schemas.openxmlformats.org/wordprocessingml/2006/main" xmlns:w14="http://schemas.microsoft.com/office/word/2010/wordml" xmlns:w15="http://schemas.microsoft.com/office/word/2012/wordml" xmlns:w16se="http://schemas.microsoft.com/office/word/2015/wordml/symex" xmlns:wpg="http://schemas.microsoft.com/office/word/2010/wordprocessingGroup" xmlns:wpi="http://schemas.microsoft.com/office/word/2010/wordprocessingInk" xmlns:wne="http://schemas.microsoft.com/office/word/2006/wordml" xmlns:wps="http://schemas.microsoft.com/office/word/2010/wordprocessingShape" mc:Ignorable="w14 w15 w16se wp14">
   <w:docParts>
     <w:docPart>
       <w:docPartPr>
@@ -12871,7 +12968,7 @@
 </file>
 
 <file path=word/glossary/fontTable.xml><?xml version="1.0" encoding="utf-8"?>
-<w:fonts xmlns:mc="http://schemas.openxmlformats.org/markup-compatibility/2006" xmlns:r="http://schemas.openxmlformats.org/officeDocument/2006/relationships" xmlns:w="http://schemas.openxmlformats.org/wordprocessingml/2006/main" xmlns:w14="http://schemas.microsoft.com/office/word/2010/wordml" xmlns:w15="http://schemas.microsoft.com/office/word/2012/wordml" xmlns:w16cex="http://schemas.microsoft.com/office/word/2018/wordml/cex" xmlns:w16cid="http://schemas.microsoft.com/office/word/2016/wordml/cid" xmlns:w16="http://schemas.microsoft.com/office/word/2018/wordml" xmlns:w16du="http://schemas.microsoft.com/office/word/2023/wordml/word16du" xmlns:w16sdtdh="http://schemas.microsoft.com/office/word/2020/wordml/sdtdatahash" xmlns:w16sdtfl="http://schemas.microsoft.com/office/word/2024/wordml/sdtformatlock" xmlns:w16se="http://schemas.microsoft.com/office/word/2015/wordml/symex" mc:Ignorable="w14 w15 w16se w16cid w16 w16cex w16sdtdh w16sdtfl w16du">
+<w:fonts xmlns:mc="http://schemas.openxmlformats.org/markup-compatibility/2006" xmlns:r="http://schemas.openxmlformats.org/officeDocument/2006/relationships" xmlns:w="http://schemas.openxmlformats.org/wordprocessingml/2006/main" xmlns:w14="http://schemas.microsoft.com/office/word/2010/wordml" xmlns:w15="http://schemas.microsoft.com/office/word/2012/wordml" xmlns:w16se="http://schemas.microsoft.com/office/word/2015/wordml/symex" mc:Ignorable="w14 w15 w16se">
   <w:font w:name="Cambria">
     <w:panose1 w:val="02040503050406030204"/>
     <w:charset w:val="00"/>
@@ -12935,12 +13032,6 @@
     <w:pitch w:val="variable"/>
     <w:sig w:usb0="E4002EFF" w:usb1="C200247B" w:usb2="00000009" w:usb3="00000000" w:csb0="000001FF" w:csb1="00000000"/>
   </w:font>
-  <w:font w:name="Aptos">
-    <w:charset w:val="00"/>
-    <w:family w:val="swiss"/>
-    <w:pitch w:val="variable"/>
-    <w:sig w:usb0="20000287" w:usb1="00000003" w:usb2="00000000" w:usb3="00000000" w:csb0="0000019F" w:csb1="00000000"/>
-  </w:font>
   <w:font w:name="Yu Mincho">
     <w:charset w:val="80"/>
     <w:family w:val="roman"/>
@@ -12954,17 +13045,18 @@
     <w:pitch w:val="variable"/>
     <w:sig w:usb0="E00002FF" w:usb1="2AC7FDFF" w:usb2="00000016" w:usb3="00000000" w:csb0="0002009F" w:csb1="00000000"/>
   </w:font>
-  <w:font w:name="Aptos Display">
+  <w:font w:name="Calibri Light">
+    <w:panose1 w:val="020F0302020204030204"/>
     <w:charset w:val="00"/>
     <w:family w:val="swiss"/>
     <w:pitch w:val="variable"/>
-    <w:sig w:usb0="20000287" w:usb1="00000003" w:usb2="00000000" w:usb3="00000000" w:csb0="0000019F" w:csb1="00000000"/>
+    <w:sig w:usb0="E4002EFF" w:usb1="C200247B" w:usb2="00000009" w:usb3="00000000" w:csb0="000001FF" w:csb1="00000000"/>
   </w:font>
 </w:fonts>
 </file>
 
 <file path=word/glossary/numbering.xml><?xml version="1.0" encoding="utf-8"?>
-<w:numbering xmlns:wpc="http://schemas.microsoft.com/office/word/2010/wordprocessingCanvas" xmlns:cx="http://schemas.microsoft.com/office/drawing/2014/chartex" xmlns:cx1="http://schemas.microsoft.com/office/drawing/2015/9/8/chartex" xmlns:cx2="http://schemas.microsoft.com/office/drawing/2015/10/21/chartex" xmlns:cx3="http://schemas.microsoft.com/office/drawing/2016/5/9/chartex" xmlns:cx4="http://schemas.microsoft.com/office/drawing/2016/5/10/chartex" xmlns:cx5="http://schemas.microsoft.com/office/drawing/2016/5/11/chartex" xmlns:cx6="http://schemas.microsoft.com/office/drawing/2016/5/12/chartex" xmlns:cx7="http://schemas.microsoft.com/office/drawing/2016/5/13/chartex" xmlns:cx8="http://schemas.microsoft.com/office/drawing/2016/5/14/chartex" xmlns:mc="http://schemas.openxmlformats.org/markup-compatibility/2006" xmlns:aink="http://schemas.microsoft.com/office/drawing/2016/ink" xmlns:am3d="http://schemas.microsoft.com/office/drawing/2017/model3d" xmlns:o="urn:schemas-microsoft-com:office:office" xmlns:oel="http://schemas.microsoft.com/office/2019/extlst" xmlns:r="http://schemas.openxmlformats.org/officeDocument/2006/relationships" xmlns:m="http://schemas.openxmlformats.org/officeDocument/2006/math" xmlns:v="urn:schemas-microsoft-com:vml" xmlns:wp14="http://schemas.microsoft.com/office/word/2010/wordprocessingDrawing" xmlns:wp="http://schemas.openxmlformats.org/drawingml/2006/wordprocessingDrawing" xmlns:w10="urn:schemas-microsoft-com:office:word" xmlns:w="http://schemas.openxmlformats.org/wordprocessingml/2006/main" xmlns:w14="http://schemas.microsoft.com/office/word/2010/wordml" xmlns:w15="http://schemas.microsoft.com/office/word/2012/wordml" xmlns:w16cex="http://schemas.microsoft.com/office/word/2018/wordml/cex" xmlns:w16cid="http://schemas.microsoft.com/office/word/2016/wordml/cid" xmlns:w16="http://schemas.microsoft.com/office/word/2018/wordml" xmlns:w16du="http://schemas.microsoft.com/office/word/2023/wordml/word16du" xmlns:w16sdtdh="http://schemas.microsoft.com/office/word/2020/wordml/sdtdatahash" xmlns:w16sdtfl="http://schemas.microsoft.com/office/word/2024/wordml/sdtformatlock" xmlns:w16se="http://schemas.microsoft.com/office/word/2015/wordml/symex" xmlns:wpg="http://schemas.microsoft.com/office/word/2010/wordprocessingGroup" xmlns:wpi="http://schemas.microsoft.com/office/word/2010/wordprocessingInk" xmlns:wne="http://schemas.microsoft.com/office/word/2006/wordml" xmlns:wps="http://schemas.microsoft.com/office/word/2010/wordprocessingShape" mc:Ignorable="w14 w15 w16se w16cid w16 w16cex w16sdtdh w16sdtfl w16du wp14">
+<w:numbering xmlns:wpc="http://schemas.microsoft.com/office/word/2010/wordprocessingCanvas" xmlns:cx="http://schemas.microsoft.com/office/drawing/2014/chartex" xmlns:mc="http://schemas.openxmlformats.org/markup-compatibility/2006" xmlns:o="urn:schemas-microsoft-com:office:office" xmlns:r="http://schemas.openxmlformats.org/officeDocument/2006/relationships" xmlns:m="http://schemas.openxmlformats.org/officeDocument/2006/math" xmlns:v="urn:schemas-microsoft-com:vml" xmlns:wp14="http://schemas.microsoft.com/office/word/2010/wordprocessingDrawing" xmlns:wp="http://schemas.openxmlformats.org/drawingml/2006/wordprocessingDrawing" xmlns:w10="urn:schemas-microsoft-com:office:word" xmlns:w="http://schemas.openxmlformats.org/wordprocessingml/2006/main" xmlns:w14="http://schemas.microsoft.com/office/word/2010/wordml" xmlns:w15="http://schemas.microsoft.com/office/word/2012/wordml" xmlns:w16se="http://schemas.microsoft.com/office/word/2015/wordml/symex" xmlns:wpg="http://schemas.microsoft.com/office/word/2010/wordprocessingGroup" xmlns:wpi="http://schemas.microsoft.com/office/word/2010/wordprocessingInk" xmlns:wne="http://schemas.microsoft.com/office/word/2006/wordml" xmlns:wps="http://schemas.microsoft.com/office/word/2010/wordprocessingShape" mc:Ignorable="w14 w15 w16se wp14">
   <w:abstractNum w:abstractNumId="0" w15:restartNumberingAfterBreak="0">
     <w:nsid w:val="FFFFFF89"/>
     <w:multiLevelType w:val="singleLevel"/>
@@ -12980,18 +13072,18 @@
       </w:pPr>
       <w:rPr>
         <w:rFonts w:ascii="Cambria" w:hAnsi="Cambria" w:hint="default"/>
-        <w:color w:val="156082" w:themeColor="accent1"/>
+        <w:color w:val="5B9BD5" w:themeColor="accent1"/>
       </w:rPr>
     </w:lvl>
   </w:abstractNum>
-  <w:num w:numId="1" w16cid:durableId="630016809">
+  <w:num w:numId="1">
     <w:abstractNumId w:val="0"/>
   </w:num>
 </w:numbering>
 </file>
 
 <file path=word/glossary/settings.xml><?xml version="1.0" encoding="utf-8"?>
-<w:settings xmlns:mc="http://schemas.openxmlformats.org/markup-compatibility/2006" xmlns:o="urn:schemas-microsoft-com:office:office" xmlns:r="http://schemas.openxmlformats.org/officeDocument/2006/relationships" xmlns:m="http://schemas.openxmlformats.org/officeDocument/2006/math" xmlns:v="urn:schemas-microsoft-com:vml" xmlns:w10="urn:schemas-microsoft-com:office:word" xmlns:w="http://schemas.openxmlformats.org/wordprocessingml/2006/main" xmlns:w14="http://schemas.microsoft.com/office/word/2010/wordml" xmlns:w15="http://schemas.microsoft.com/office/word/2012/wordml" xmlns:w16cex="http://schemas.microsoft.com/office/word/2018/wordml/cex" xmlns:w16cid="http://schemas.microsoft.com/office/word/2016/wordml/cid" xmlns:w16="http://schemas.microsoft.com/office/word/2018/wordml" xmlns:w16du="http://schemas.microsoft.com/office/word/2023/wordml/word16du" xmlns:w16sdtdh="http://schemas.microsoft.com/office/word/2020/wordml/sdtdatahash" xmlns:w16sdtfl="http://schemas.microsoft.com/office/word/2024/wordml/sdtformatlock" xmlns:w16se="http://schemas.microsoft.com/office/word/2015/wordml/symex" xmlns:sl="http://schemas.openxmlformats.org/schemaLibrary/2006/main" mc:Ignorable="w14 w15 w16se w16cid w16 w16cex w16sdtdh w16sdtfl w16du">
+<w:settings xmlns:mc="http://schemas.openxmlformats.org/markup-compatibility/2006" xmlns:o="urn:schemas-microsoft-com:office:office" xmlns:r="http://schemas.openxmlformats.org/officeDocument/2006/relationships" xmlns:m="http://schemas.openxmlformats.org/officeDocument/2006/math" xmlns:v="urn:schemas-microsoft-com:vml" xmlns:w10="urn:schemas-microsoft-com:office:word" xmlns:w="http://schemas.openxmlformats.org/wordprocessingml/2006/main" xmlns:w14="http://schemas.microsoft.com/office/word/2010/wordml" xmlns:w15="http://schemas.microsoft.com/office/word/2012/wordml" xmlns:w16se="http://schemas.microsoft.com/office/word/2015/wordml/symex" xmlns:sl="http://schemas.openxmlformats.org/schemaLibrary/2006/main" mc:Ignorable="w14 w15 w16se">
   <w:view w:val="normal"/>
   <w:defaultTabStop w:val="720"/>
   <w:characterSpacingControl w:val="doNotCompress"/>
@@ -13002,7 +13094,6 @@
     <w:compatSetting w:name="enableOpenTypeFeatures" w:uri="http://schemas.microsoft.com/office/word" w:val="1"/>
     <w:compatSetting w:name="doNotFlipMirrorIndents" w:uri="http://schemas.microsoft.com/office/word" w:val="1"/>
     <w:compatSetting w:name="differentiateMultirowTableHeaders" w:uri="http://schemas.microsoft.com/office/word" w:val="1"/>
-    <w:compatSetting w:name="useWord2013TrackBottomHyphenation" w:uri="http://schemas.microsoft.com/office/word" w:val="1"/>
   </w:compat>
   <w:rsids>
     <w:rsidRoot w:val="00324ACF"/>
@@ -13013,6 +13104,7 @@
     <w:rsid w:val="000F3543"/>
     <w:rsid w:val="001A632E"/>
     <w:rsid w:val="00200AE2"/>
+    <w:rsid w:val="0023138F"/>
     <w:rsid w:val="00324ACF"/>
     <w:rsid w:val="00351A43"/>
     <w:rsid w:val="00354BA8"/>
@@ -13076,7 +13168,7 @@
 </file>
 
 <file path=word/glossary/styles.xml><?xml version="1.0" encoding="utf-8"?>
-<w:styles xmlns:mc="http://schemas.openxmlformats.org/markup-compatibility/2006" xmlns:r="http://schemas.openxmlformats.org/officeDocument/2006/relationships" xmlns:w="http://schemas.openxmlformats.org/wordprocessingml/2006/main" xmlns:w14="http://schemas.microsoft.com/office/word/2010/wordml" xmlns:w15="http://schemas.microsoft.com/office/word/2012/wordml" xmlns:w16cex="http://schemas.microsoft.com/office/word/2018/wordml/cex" xmlns:w16cid="http://schemas.microsoft.com/office/word/2016/wordml/cid" xmlns:w16="http://schemas.microsoft.com/office/word/2018/wordml" xmlns:w16du="http://schemas.microsoft.com/office/word/2023/wordml/word16du" xmlns:w16sdtdh="http://schemas.microsoft.com/office/word/2020/wordml/sdtdatahash" xmlns:w16sdtfl="http://schemas.microsoft.com/office/word/2024/wordml/sdtformatlock" xmlns:w16se="http://schemas.microsoft.com/office/word/2015/wordml/symex" mc:Ignorable="w14 w15 w16se w16cid w16 w16cex w16sdtdh w16sdtfl w16du">
+<w:styles xmlns:mc="http://schemas.openxmlformats.org/markup-compatibility/2006" xmlns:r="http://schemas.openxmlformats.org/officeDocument/2006/relationships" xmlns:w="http://schemas.openxmlformats.org/wordprocessingml/2006/main" xmlns:w14="http://schemas.microsoft.com/office/word/2010/wordml" xmlns:w15="http://schemas.microsoft.com/office/word/2012/wordml" xmlns:w16se="http://schemas.microsoft.com/office/word/2015/wordml/symex" mc:Ignorable="w14 w15 w16se">
   <w:docDefaults>
     <w:rPrDefault>
       <w:rPr>
@@ -13092,7 +13184,7 @@
       </w:pPr>
     </w:pPrDefault>
   </w:docDefaults>
-  <w:latentStyles w:defLockedState="0" w:defUIPriority="99" w:defSemiHidden="0" w:defUnhideWhenUsed="0" w:defQFormat="0" w:count="376">
+  <w:latentStyles w:defLockedState="0" w:defUIPriority="99" w:defSemiHidden="0" w:defUnhideWhenUsed="0" w:defQFormat="0" w:count="371">
     <w:lsdException w:name="Normal" w:uiPriority="0" w:qFormat="1"/>
     <w:lsdException w:name="heading 1" w:uiPriority="9" w:qFormat="1"/>
     <w:lsdException w:name="heading 2" w:semiHidden="1" w:uiPriority="9" w:unhideWhenUsed="1" w:qFormat="1"/>
@@ -13464,11 +13556,6 @@
     <w:lsdException w:name="List Table 5 Dark Accent 6" w:uiPriority="50"/>
     <w:lsdException w:name="List Table 6 Colorful Accent 6" w:uiPriority="51"/>
     <w:lsdException w:name="List Table 7 Colorful Accent 6" w:uiPriority="52"/>
-    <w:lsdException w:name="Mention" w:semiHidden="1" w:unhideWhenUsed="1"/>
-    <w:lsdException w:name="Smart Hyperlink" w:semiHidden="1" w:unhideWhenUsed="1"/>
-    <w:lsdException w:name="Hashtag" w:semiHidden="1" w:unhideWhenUsed="1"/>
-    <w:lsdException w:name="Unresolved Mention" w:semiHidden="1" w:unhideWhenUsed="1"/>
-    <w:lsdException w:name="Smart Link" w:semiHidden="1" w:unhideWhenUsed="1"/>
   </w:latentStyles>
   <w:style w:type="paragraph" w:default="1" w:styleId="Normal">
     <w:name w:val="Normal"/>
@@ -13543,7 +13630,7 @@
 </file>
 
 <file path=word/glossary/webSettings.xml><?xml version="1.0" encoding="utf-8"?>
-<w:webSettings xmlns:mc="http://schemas.openxmlformats.org/markup-compatibility/2006" xmlns:r="http://schemas.openxmlformats.org/officeDocument/2006/relationships" xmlns:w="http://schemas.openxmlformats.org/wordprocessingml/2006/main" xmlns:w14="http://schemas.microsoft.com/office/word/2010/wordml" xmlns:w15="http://schemas.microsoft.com/office/word/2012/wordml" xmlns:w16cex="http://schemas.microsoft.com/office/word/2018/wordml/cex" xmlns:w16cid="http://schemas.microsoft.com/office/word/2016/wordml/cid" xmlns:w16="http://schemas.microsoft.com/office/word/2018/wordml" xmlns:w16du="http://schemas.microsoft.com/office/word/2023/wordml/word16du" xmlns:w16sdtdh="http://schemas.microsoft.com/office/word/2020/wordml/sdtdatahash" xmlns:w16sdtfl="http://schemas.microsoft.com/office/word/2024/wordml/sdtformatlock" xmlns:w16se="http://schemas.microsoft.com/office/word/2015/wordml/symex" mc:Ignorable="w14 w15 w16se w16cid w16 w16cex w16sdtdh w16sdtfl w16du">
+<w:webSettings xmlns:mc="http://schemas.openxmlformats.org/markup-compatibility/2006" xmlns:r="http://schemas.openxmlformats.org/officeDocument/2006/relationships" xmlns:w="http://schemas.openxmlformats.org/wordprocessingml/2006/main" xmlns:w14="http://schemas.microsoft.com/office/word/2010/wordml" xmlns:w15="http://schemas.microsoft.com/office/word/2012/wordml" xmlns:w16se="http://schemas.microsoft.com/office/word/2015/wordml/symex" mc:Ignorable="w14 w15 w16se">
   <w:optimizeForBrowser/>
   <w:allowPNG/>
 </w:webSettings>
@@ -13877,16 +13964,16 @@
 </file>
 
 <file path=customXml/item2.xml><?xml version="1.0" encoding="utf-8"?>
-<b:Sources xmlns:b="http://schemas.openxmlformats.org/officeDocument/2006/bibliography" SelectedStyle="\APA.XSL" StyleName="APA"/>
-</file>
-
-<file path=customXml/item3.xml><?xml version="1.0" encoding="utf-8"?>
 <?mso-contentType ?>
 <FormTemplates xmlns="http://schemas.microsoft.com/sharepoint/v3/contenttype/forms">
   <Display>DocumentLibraryForm</Display>
   <Edit>AssetEditForm</Edit>
   <New>DocumentLibraryForm</New>
 </FormTemplates>
+</file>
+
+<file path=customXml/item3.xml><?xml version="1.0" encoding="utf-8"?>
+<b:Sources xmlns:b="http://schemas.openxmlformats.org/officeDocument/2006/bibliography" SelectedStyle="\APA.XSL" StyleName="APA"/>
 </file>
 
 <file path=customXml/itemProps1.xml><?xml version="1.0" encoding="utf-8"?>
@@ -13898,17 +13985,17 @@
 </file>
 
 <file path=customXml/itemProps2.xml><?xml version="1.0" encoding="utf-8"?>
-<ds:datastoreItem xmlns:ds="http://schemas.openxmlformats.org/officeDocument/2006/customXml" ds:itemID="{355C5113-D031-41DB-A6D8-43CE1A0E6695}">
+<ds:datastoreItem xmlns:ds="http://schemas.openxmlformats.org/officeDocument/2006/customXml" ds:itemID="{E34C63B7-A026-4A37-9535-4FBB4C03A11D}">
   <ds:schemaRefs>
-    <ds:schemaRef ds:uri="http://schemas.openxmlformats.org/officeDocument/2006/bibliography"/>
+    <ds:schemaRef ds:uri="http://schemas.microsoft.com/sharepoint/v3/contenttype/forms"/>
   </ds:schemaRefs>
 </ds:datastoreItem>
 </file>
 
 <file path=customXml/itemProps3.xml><?xml version="1.0" encoding="utf-8"?>
-<ds:datastoreItem xmlns:ds="http://schemas.openxmlformats.org/officeDocument/2006/customXml" ds:itemID="{E34C63B7-A026-4A37-9535-4FBB4C03A11D}">
+<ds:datastoreItem xmlns:ds="http://schemas.openxmlformats.org/officeDocument/2006/customXml" ds:itemID="{05A2788F-2B0C-49B7-ACD0-DEE15E545898}">
   <ds:schemaRefs>
-    <ds:schemaRef ds:uri="http://schemas.microsoft.com/sharepoint/v3/contenttype/forms"/>
+    <ds:schemaRef ds:uri="http://schemas.openxmlformats.org/officeDocument/2006/bibliography"/>
   </ds:schemaRefs>
 </ds:datastoreItem>
 </file>
--- a/IT351_Project-Phase 1 (1) (1) (1).docx
+++ b/IT351_Project-Phase 1 (1) (1) (1).docx
@@ -457,7 +457,7 @@
               </wp:anchor>
             </w:drawing>
           </mc:Choice>
-          <mc:Fallback xmlns:w16sdtfl="http://schemas.microsoft.com/office/word/2024/wordml/sdtformatlock" xmlns:w16sdtdh="http://schemas.microsoft.com/office/word/2020/wordml/sdtdatahash" xmlns:w16du="http://schemas.microsoft.com/office/word/2023/wordml/word16du" xmlns:w16="http://schemas.microsoft.com/office/word/2018/wordml" xmlns:w16cid="http://schemas.microsoft.com/office/word/2016/wordml/cid" xmlns:w16cex="http://schemas.microsoft.com/office/word/2018/wordml/cex" xmlns:oel="http://schemas.microsoft.com/office/2019/extlst" xmlns:am3d="http://schemas.microsoft.com/office/drawing/2017/model3d" xmlns:aink="http://schemas.microsoft.com/office/drawing/2016/ink" xmlns:cx8="http://schemas.microsoft.com/office/drawing/2016/5/14/chartex" xmlns:cx7="http://schemas.microsoft.com/office/drawing/2016/5/13/chartex" xmlns:cx6="http://schemas.microsoft.com/office/drawing/2016/5/12/chartex" xmlns:cx5="http://schemas.microsoft.com/office/drawing/2016/5/11/chartex" xmlns:cx4="http://schemas.microsoft.com/office/drawing/2016/5/10/chartex" xmlns:cx3="http://schemas.microsoft.com/office/drawing/2016/5/9/chartex" xmlns:cx2="http://schemas.microsoft.com/office/drawing/2015/10/21/chartex" xmlns:cx1="http://schemas.microsoft.com/office/drawing/2015/9/8/chartex">
+          <mc:Fallback xmlns:cx1="http://schemas.microsoft.com/office/drawing/2015/9/8/chartex" xmlns:cx2="http://schemas.microsoft.com/office/drawing/2015/10/21/chartex" xmlns:cx3="http://schemas.microsoft.com/office/drawing/2016/5/9/chartex" xmlns:cx4="http://schemas.microsoft.com/office/drawing/2016/5/10/chartex" xmlns:cx5="http://schemas.microsoft.com/office/drawing/2016/5/11/chartex" xmlns:cx6="http://schemas.microsoft.com/office/drawing/2016/5/12/chartex" xmlns:cx7="http://schemas.microsoft.com/office/drawing/2016/5/13/chartex" xmlns:cx8="http://schemas.microsoft.com/office/drawing/2016/5/14/chartex" xmlns:aink="http://schemas.microsoft.com/office/drawing/2016/ink" xmlns:am3d="http://schemas.microsoft.com/office/drawing/2017/model3d" xmlns:oel="http://schemas.microsoft.com/office/2019/extlst" xmlns:w16cex="http://schemas.microsoft.com/office/word/2018/wordml/cex" xmlns:w16cid="http://schemas.microsoft.com/office/word/2016/wordml/cid" xmlns:w16="http://schemas.microsoft.com/office/word/2018/wordml" xmlns:w16du="http://schemas.microsoft.com/office/word/2023/wordml/word16du" xmlns:w16sdtdh="http://schemas.microsoft.com/office/word/2020/wordml/sdtdatahash" xmlns:w16sdtfl="http://schemas.microsoft.com/office/word/2024/wordml/sdtformatlock">
             <w:pict>
               <v:shapetype w14:anchorId="31BDEDF3" id="_x0000_t202" coordsize="21600,21600" o:spt="202" path="m,l,21600r21600,l21600,xe">
                 <v:stroke joinstyle="miter"/>
@@ -1022,7 +1022,7 @@
               </wp:anchor>
             </w:drawing>
           </mc:Choice>
-          <mc:Fallback xmlns:w16sdtfl="http://schemas.microsoft.com/office/word/2024/wordml/sdtformatlock" xmlns:w16sdtdh="http://schemas.microsoft.com/office/word/2020/wordml/sdtdatahash" xmlns:w16du="http://schemas.microsoft.com/office/word/2023/wordml/word16du" xmlns:w16="http://schemas.microsoft.com/office/word/2018/wordml" xmlns:w16cid="http://schemas.microsoft.com/office/word/2016/wordml/cid" xmlns:w16cex="http://schemas.microsoft.com/office/word/2018/wordml/cex" xmlns:oel="http://schemas.microsoft.com/office/2019/extlst" xmlns:am3d="http://schemas.microsoft.com/office/drawing/2017/model3d" xmlns:aink="http://schemas.microsoft.com/office/drawing/2016/ink" xmlns:cx8="http://schemas.microsoft.com/office/drawing/2016/5/14/chartex" xmlns:cx7="http://schemas.microsoft.com/office/drawing/2016/5/13/chartex" xmlns:cx6="http://schemas.microsoft.com/office/drawing/2016/5/12/chartex" xmlns:cx5="http://schemas.microsoft.com/office/drawing/2016/5/11/chartex" xmlns:cx4="http://schemas.microsoft.com/office/drawing/2016/5/10/chartex" xmlns:cx3="http://schemas.microsoft.com/office/drawing/2016/5/9/chartex" xmlns:cx2="http://schemas.microsoft.com/office/drawing/2015/10/21/chartex" xmlns:cx1="http://schemas.microsoft.com/office/drawing/2015/9/8/chartex">
+          <mc:Fallback xmlns:cx1="http://schemas.microsoft.com/office/drawing/2015/9/8/chartex" xmlns:cx2="http://schemas.microsoft.com/office/drawing/2015/10/21/chartex" xmlns:cx3="http://schemas.microsoft.com/office/drawing/2016/5/9/chartex" xmlns:cx4="http://schemas.microsoft.com/office/drawing/2016/5/10/chartex" xmlns:cx5="http://schemas.microsoft.com/office/drawing/2016/5/11/chartex" xmlns:cx6="http://schemas.microsoft.com/office/drawing/2016/5/12/chartex" xmlns:cx7="http://schemas.microsoft.com/office/drawing/2016/5/13/chartex" xmlns:cx8="http://schemas.microsoft.com/office/drawing/2016/5/14/chartex" xmlns:aink="http://schemas.microsoft.com/office/drawing/2016/ink" xmlns:am3d="http://schemas.microsoft.com/office/drawing/2017/model3d" xmlns:oel="http://schemas.microsoft.com/office/2019/extlst" xmlns:w16cex="http://schemas.microsoft.com/office/word/2018/wordml/cex" xmlns:w16cid="http://schemas.microsoft.com/office/word/2016/wordml/cid" xmlns:w16="http://schemas.microsoft.com/office/word/2018/wordml" xmlns:w16du="http://schemas.microsoft.com/office/word/2023/wordml/word16du" xmlns:w16sdtdh="http://schemas.microsoft.com/office/word/2020/wordml/sdtdatahash" xmlns:w16sdtfl="http://schemas.microsoft.com/office/word/2024/wordml/sdtformatlock">
             <w:pict>
               <v:shape w14:anchorId="6466823C" id="Text Box 2" o:spid="_x0000_s1027" type="#_x0000_t202" style="position:absolute;margin-left:40.3pt;margin-top:4.65pt;width:545.45pt;height:87.85pt;z-index:251679744;visibility:visible;mso-wrap-style:square;mso-width-percent:0;mso-height-percent:0;mso-wrap-distance-left:9pt;mso-wrap-distance-top:7.2pt;mso-wrap-distance-right:9pt;mso-wrap-distance-bottom:7.2pt;mso-position-horizontal:absolute;mso-position-horizontal-relative:page;mso-position-vertical:absolute;mso-position-vertical-relative:text;mso-width-percent:0;mso-height-percent:0;mso-width-relative:margin;mso-height-relative:margin;v-text-anchor:top" o:gfxdata="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" filled="f" stroked="f">
                 <v:textbox>
@@ -1435,7 +1435,14 @@
                                     <w:rPr>
                                       <w:color w:val="auto"/>
                                     </w:rPr>
-                                    <w:t xml:space="preserve"> will be given if you try to bypass the SafeAssi</w:t>
+                                    <w:t xml:space="preserve"> will be given if you try to bypass the </w:t>
+                                  </w:r>
+                                  <w:proofErr w:type="spellStart"/>
+                                  <w:r>
+                                    <w:rPr>
+                                      <w:color w:val="auto"/>
+                                    </w:rPr>
+                                    <w:t>SafeAssi</w:t>
                                   </w:r>
                                   <w:r>
                                     <w:rPr>
@@ -1443,6 +1450,7 @@
                                     </w:rPr>
                                     <w:t>gn</w:t>
                                   </w:r>
+                                  <w:proofErr w:type="spellEnd"/>
                                   <w:r>
                                     <w:rPr>
                                       <w:color w:val="auto"/>
@@ -1771,7 +1779,7 @@
                   </wp:anchor>
                 </w:drawing>
               </mc:Choice>
-              <mc:Fallback xmlns:w16sdtfl="http://schemas.microsoft.com/office/word/2024/wordml/sdtformatlock" xmlns:w16sdtdh="http://schemas.microsoft.com/office/word/2020/wordml/sdtdatahash" xmlns:w16du="http://schemas.microsoft.com/office/word/2023/wordml/word16du" xmlns:w16="http://schemas.microsoft.com/office/word/2018/wordml" xmlns:w16cid="http://schemas.microsoft.com/office/word/2016/wordml/cid" xmlns:w16cex="http://schemas.microsoft.com/office/word/2018/wordml/cex" xmlns:oel="http://schemas.microsoft.com/office/2019/extlst" xmlns:am3d="http://schemas.microsoft.com/office/drawing/2017/model3d" xmlns:aink="http://schemas.microsoft.com/office/drawing/2016/ink" xmlns:cx8="http://schemas.microsoft.com/office/drawing/2016/5/14/chartex" xmlns:cx7="http://schemas.microsoft.com/office/drawing/2016/5/13/chartex" xmlns:cx6="http://schemas.microsoft.com/office/drawing/2016/5/12/chartex" xmlns:cx5="http://schemas.microsoft.com/office/drawing/2016/5/11/chartex" xmlns:cx4="http://schemas.microsoft.com/office/drawing/2016/5/10/chartex" xmlns:cx3="http://schemas.microsoft.com/office/drawing/2016/5/9/chartex" xmlns:cx2="http://schemas.microsoft.com/office/drawing/2015/10/21/chartex" xmlns:cx1="http://schemas.microsoft.com/office/drawing/2015/9/8/chartex">
+              <mc:Fallback xmlns:cx1="http://schemas.microsoft.com/office/drawing/2015/9/8/chartex" xmlns:cx2="http://schemas.microsoft.com/office/drawing/2015/10/21/chartex" xmlns:cx3="http://schemas.microsoft.com/office/drawing/2016/5/9/chartex" xmlns:cx4="http://schemas.microsoft.com/office/drawing/2016/5/10/chartex" xmlns:cx5="http://schemas.microsoft.com/office/drawing/2016/5/11/chartex" xmlns:cx6="http://schemas.microsoft.com/office/drawing/2016/5/12/chartex" xmlns:cx7="http://schemas.microsoft.com/office/drawing/2016/5/13/chartex" xmlns:cx8="http://schemas.microsoft.com/office/drawing/2016/5/14/chartex" xmlns:aink="http://schemas.microsoft.com/office/drawing/2016/ink" xmlns:am3d="http://schemas.microsoft.com/office/drawing/2017/model3d" xmlns:oel="http://schemas.microsoft.com/office/2019/extlst" xmlns:w16cex="http://schemas.microsoft.com/office/word/2018/wordml/cex" xmlns:w16cid="http://schemas.microsoft.com/office/word/2016/wordml/cid" xmlns:w16="http://schemas.microsoft.com/office/word/2018/wordml" xmlns:w16du="http://schemas.microsoft.com/office/word/2023/wordml/word16du" xmlns:w16sdtdh="http://schemas.microsoft.com/office/word/2020/wordml/sdtdatahash" xmlns:w16sdtfl="http://schemas.microsoft.com/office/word/2024/wordml/sdtformatlock">
                 <w:pict>
                   <v:group w14:anchorId="31857F9A" id="Group 198" o:spid="_x0000_s1028" style="position:absolute;left:0;text-align:left;margin-left:-102pt;margin-top:353.05pt;width:518.25pt;height:318.6pt;z-index:251677696;mso-wrap-distance-left:14.4pt;mso-wrap-distance-top:3.6pt;mso-wrap-distance-right:14.4pt;mso-wrap-distance-bottom:3.6pt;mso-position-horizontal-relative:margin;mso-position-vertical-relative:margin;mso-width-relative:margin;mso-height-relative:margin" coordorigin=",228" coordsize="35784,22576" o:gfxdata="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">
                     <v:rect id="Rectangle 199" o:spid="_x0000_s1029" style="position:absolute;top:228;width:35674;height:2448;visibility:visible;mso-wrap-style:square;v-text-anchor:middle" o:gfxdata="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" fillcolor="#ef4623 [3204]" stroked="f" strokeweight="2pt">
@@ -3536,7 +3544,7 @@
               </wp:anchor>
             </w:drawing>
           </mc:Choice>
-          <mc:Fallback xmlns:w16sdtfl="http://schemas.microsoft.com/office/word/2024/wordml/sdtformatlock" xmlns:w16sdtdh="http://schemas.microsoft.com/office/word/2020/wordml/sdtdatahash" xmlns:w16du="http://schemas.microsoft.com/office/word/2023/wordml/word16du" xmlns:w16="http://schemas.microsoft.com/office/word/2018/wordml" xmlns:w16cid="http://schemas.microsoft.com/office/word/2016/wordml/cid" xmlns:w16cex="http://schemas.microsoft.com/office/word/2018/wordml/cex" xmlns:oel="http://schemas.microsoft.com/office/2019/extlst" xmlns:am3d="http://schemas.microsoft.com/office/drawing/2017/model3d" xmlns:aink="http://schemas.microsoft.com/office/drawing/2016/ink" xmlns:cx8="http://schemas.microsoft.com/office/drawing/2016/5/14/chartex" xmlns:cx7="http://schemas.microsoft.com/office/drawing/2016/5/13/chartex" xmlns:cx6="http://schemas.microsoft.com/office/drawing/2016/5/12/chartex" xmlns:cx5="http://schemas.microsoft.com/office/drawing/2016/5/11/chartex" xmlns:cx4="http://schemas.microsoft.com/office/drawing/2016/5/10/chartex" xmlns:cx3="http://schemas.microsoft.com/office/drawing/2016/5/9/chartex" xmlns:cx2="http://schemas.microsoft.com/office/drawing/2015/10/21/chartex" xmlns:cx1="http://schemas.microsoft.com/office/drawing/2015/9/8/chartex">
+          <mc:Fallback xmlns:cx1="http://schemas.microsoft.com/office/drawing/2015/9/8/chartex" xmlns:cx2="http://schemas.microsoft.com/office/drawing/2015/10/21/chartex" xmlns:cx3="http://schemas.microsoft.com/office/drawing/2016/5/9/chartex" xmlns:cx4="http://schemas.microsoft.com/office/drawing/2016/5/10/chartex" xmlns:cx5="http://schemas.microsoft.com/office/drawing/2016/5/11/chartex" xmlns:cx6="http://schemas.microsoft.com/office/drawing/2016/5/12/chartex" xmlns:cx7="http://schemas.microsoft.com/office/drawing/2016/5/13/chartex" xmlns:cx8="http://schemas.microsoft.com/office/drawing/2016/5/14/chartex" xmlns:aink="http://schemas.microsoft.com/office/drawing/2016/ink" xmlns:am3d="http://schemas.microsoft.com/office/drawing/2017/model3d" xmlns:oel="http://schemas.microsoft.com/office/2019/extlst" xmlns:w16cex="http://schemas.microsoft.com/office/word/2018/wordml/cex" xmlns:w16cid="http://schemas.microsoft.com/office/word/2016/wordml/cid" xmlns:w16="http://schemas.microsoft.com/office/word/2018/wordml" xmlns:w16du="http://schemas.microsoft.com/office/word/2023/wordml/word16du" xmlns:w16sdtdh="http://schemas.microsoft.com/office/word/2020/wordml/sdtdatahash" xmlns:w16sdtfl="http://schemas.microsoft.com/office/word/2024/wordml/sdtformatlock">
             <w:pict>
               <v:shape w14:anchorId="6021EF1F" id="Text Box 5" o:spid="_x0000_s1032" type="#_x0000_t202" alt="Sidebar" style="position:absolute;margin-left:36.2pt;margin-top:-14.75pt;width:104.75pt;height:674.6pt;z-index:251683840;visibility:visible;mso-wrap-style:square;mso-width-percent:250;mso-height-percent:0;mso-wrap-distance-left:14.4pt;mso-wrap-distance-top:0;mso-wrap-distance-right:14.4pt;mso-wrap-distance-bottom:3in;mso-position-horizontal:absolute;mso-position-horizontal-relative:page;mso-position-vertical:absolute;mso-position-vertical-relative:margin;mso-width-percent:250;mso-height-percent:0;mso-width-relative:margin;mso-height-relative:margin;v-text-anchor:top" o:gfxdata="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" filled="f" stroked="f" strokeweight=".5pt">
                 <v:textbox inset="3.6pt,0,3.6pt,0">
@@ -3705,7 +3713,7 @@
               </wp:anchor>
             </w:drawing>
           </mc:Choice>
-          <mc:Fallback xmlns:w16sdtfl="http://schemas.microsoft.com/office/word/2024/wordml/sdtformatlock" xmlns:w16sdtdh="http://schemas.microsoft.com/office/word/2020/wordml/sdtdatahash" xmlns:w16du="http://schemas.microsoft.com/office/word/2023/wordml/word16du" xmlns:w16="http://schemas.microsoft.com/office/word/2018/wordml" xmlns:w16cid="http://schemas.microsoft.com/office/word/2016/wordml/cid" xmlns:w16cex="http://schemas.microsoft.com/office/word/2018/wordml/cex" xmlns:oel="http://schemas.microsoft.com/office/2019/extlst" xmlns:am3d="http://schemas.microsoft.com/office/drawing/2017/model3d" xmlns:aink="http://schemas.microsoft.com/office/drawing/2016/ink" xmlns:cx8="http://schemas.microsoft.com/office/drawing/2016/5/14/chartex" xmlns:cx7="http://schemas.microsoft.com/office/drawing/2016/5/13/chartex" xmlns:cx6="http://schemas.microsoft.com/office/drawing/2016/5/12/chartex" xmlns:cx5="http://schemas.microsoft.com/office/drawing/2016/5/11/chartex" xmlns:cx4="http://schemas.microsoft.com/office/drawing/2016/5/10/chartex" xmlns:cx3="http://schemas.microsoft.com/office/drawing/2016/5/9/chartex" xmlns:cx2="http://schemas.microsoft.com/office/drawing/2015/10/21/chartex" xmlns:cx1="http://schemas.microsoft.com/office/drawing/2015/9/8/chartex">
+          <mc:Fallback xmlns:cx1="http://schemas.microsoft.com/office/drawing/2015/9/8/chartex" xmlns:cx2="http://schemas.microsoft.com/office/drawing/2015/10/21/chartex" xmlns:cx3="http://schemas.microsoft.com/office/drawing/2016/5/9/chartex" xmlns:cx4="http://schemas.microsoft.com/office/drawing/2016/5/10/chartex" xmlns:cx5="http://schemas.microsoft.com/office/drawing/2016/5/11/chartex" xmlns:cx6="http://schemas.microsoft.com/office/drawing/2016/5/12/chartex" xmlns:cx7="http://schemas.microsoft.com/office/drawing/2016/5/13/chartex" xmlns:cx8="http://schemas.microsoft.com/office/drawing/2016/5/14/chartex" xmlns:aink="http://schemas.microsoft.com/office/drawing/2016/ink" xmlns:am3d="http://schemas.microsoft.com/office/drawing/2017/model3d" xmlns:oel="http://schemas.microsoft.com/office/2019/extlst" xmlns:w16cex="http://schemas.microsoft.com/office/word/2018/wordml/cex" xmlns:w16cid="http://schemas.microsoft.com/office/word/2016/wordml/cid" xmlns:w16="http://schemas.microsoft.com/office/word/2018/wordml" xmlns:w16du="http://schemas.microsoft.com/office/word/2023/wordml/word16du" xmlns:w16sdtdh="http://schemas.microsoft.com/office/word/2020/wordml/sdtdatahash" xmlns:w16sdtfl="http://schemas.microsoft.com/office/word/2024/wordml/sdtformatlock">
             <w:pict>
               <v:shape w14:anchorId="1CDBE634" id="_x0000_s1033" type="#_x0000_t202" alt="Sidebar" style="position:absolute;margin-left:0;margin-top:0;width:105.3pt;height:598.45pt;z-index:251681792;visibility:visible;mso-wrap-style:square;mso-width-percent:250;mso-height-percent:950;mso-left-percent:59;mso-wrap-distance-left:14.4pt;mso-wrap-distance-top:0;mso-wrap-distance-right:14.4pt;mso-wrap-distance-bottom:3in;mso-position-horizontal-relative:page;mso-position-vertical:top;mso-position-vertical-relative:margin;mso-width-percent:250;mso-height-percent:950;mso-left-percent:59;mso-width-relative:margin;mso-height-relative:margin;v-text-anchor:top" o:gfxdata="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" filled="f" stroked="f" strokeweight=".5pt">
                 <v:textbox inset="3.6pt,0,3.6pt,0">
@@ -3772,7 +3780,67 @@
           <w:sz w:val="24"/>
           <w:szCs w:val="24"/>
         </w:rPr>
-        <w:t xml:space="preserve">A university operates two campuses: a Main Campus and a Branch Campus. Each campus network is treated as a separate WAN site. Your task is to design and configure, in Cisco Packet Tracer, a network that successfully transmits data packets from a device in any LAN of WAN 1 (Main Campus) to a device in any LAN of WAN 2 (Branch Campus). Each WAN contains 2 LANs, and each LAN has 3 end devices. </w:t>
+        <w:t xml:space="preserve">A university operates two campuses: </w:t>
+      </w:r>
+      <w:proofErr w:type="gramStart"/>
+      <w:r>
+        <w:rPr>
+          <w:rFonts w:ascii="Times New Roman" w:eastAsia="Times New Roman" w:hAnsi="Times New Roman" w:cs="Times New Roman"/>
+          <w:color w:val="auto"/>
+          <w:sz w:val="24"/>
+          <w:szCs w:val="24"/>
+        </w:rPr>
+        <w:t>a</w:t>
+      </w:r>
+      <w:proofErr w:type="gramEnd"/>
+      <w:r>
+        <w:rPr>
+          <w:rFonts w:ascii="Times New Roman" w:eastAsia="Times New Roman" w:hAnsi="Times New Roman" w:cs="Times New Roman"/>
+          <w:color w:val="auto"/>
+          <w:sz w:val="24"/>
+          <w:szCs w:val="24"/>
+        </w:rPr>
+        <w:t xml:space="preserve"> Main Campus and a Branch Campus. Each campus network is treated as a separate WAN site. Your task is to design and configure, in Cisco Packet Tracer, a network that successfully transmits data packets from a device in any LAN </w:t>
+      </w:r>
+      <w:proofErr w:type="spellStart"/>
+      <w:r>
+        <w:rPr>
+          <w:rFonts w:ascii="Times New Roman" w:eastAsia="Times New Roman" w:hAnsi="Times New Roman" w:cs="Times New Roman"/>
+          <w:color w:val="auto"/>
+          <w:sz w:val="24"/>
+          <w:szCs w:val="24"/>
+        </w:rPr>
+        <w:t>of</w:t>
+      </w:r>
+      <w:proofErr w:type="spellEnd"/>
+      <w:r>
+        <w:rPr>
+          <w:rFonts w:ascii="Times New Roman" w:eastAsia="Times New Roman" w:hAnsi="Times New Roman" w:cs="Times New Roman"/>
+          <w:color w:val="auto"/>
+          <w:sz w:val="24"/>
+          <w:szCs w:val="24"/>
+        </w:rPr>
+        <w:t xml:space="preserve"> WAN 1 (Main Campus) to a device in any LAN </w:t>
+      </w:r>
+      <w:proofErr w:type="spellStart"/>
+      <w:r>
+        <w:rPr>
+          <w:rFonts w:ascii="Times New Roman" w:eastAsia="Times New Roman" w:hAnsi="Times New Roman" w:cs="Times New Roman"/>
+          <w:color w:val="auto"/>
+          <w:sz w:val="24"/>
+          <w:szCs w:val="24"/>
+        </w:rPr>
+        <w:t>of</w:t>
+      </w:r>
+      <w:proofErr w:type="spellEnd"/>
+      <w:r>
+        <w:rPr>
+          <w:rFonts w:ascii="Times New Roman" w:eastAsia="Times New Roman" w:hAnsi="Times New Roman" w:cs="Times New Roman"/>
+          <w:color w:val="auto"/>
+          <w:sz w:val="24"/>
+          <w:szCs w:val="24"/>
+        </w:rPr>
+        <w:t xml:space="preserve"> WAN 2 (Branch Campus). Each WAN contains 2 LANs, and each LAN has 3 end devices. </w:t>
       </w:r>
     </w:p>
     <w:p>
@@ -4899,7 +4967,7 @@
               </wp:anchor>
             </w:drawing>
           </mc:Choice>
-          <mc:Fallback xmlns:w16sdtfl="http://schemas.microsoft.com/office/word/2024/wordml/sdtformatlock" xmlns:w16sdtdh="http://schemas.microsoft.com/office/word/2020/wordml/sdtdatahash" xmlns:w16du="http://schemas.microsoft.com/office/word/2023/wordml/word16du" xmlns:w16="http://schemas.microsoft.com/office/word/2018/wordml" xmlns:w16cid="http://schemas.microsoft.com/office/word/2016/wordml/cid" xmlns:w16cex="http://schemas.microsoft.com/office/word/2018/wordml/cex" xmlns:oel="http://schemas.microsoft.com/office/2019/extlst" xmlns:am3d="http://schemas.microsoft.com/office/drawing/2017/model3d" xmlns:aink="http://schemas.microsoft.com/office/drawing/2016/ink" xmlns:cx8="http://schemas.microsoft.com/office/drawing/2016/5/14/chartex" xmlns:cx7="http://schemas.microsoft.com/office/drawing/2016/5/13/chartex" xmlns:cx6="http://schemas.microsoft.com/office/drawing/2016/5/12/chartex" xmlns:cx5="http://schemas.microsoft.com/office/drawing/2016/5/11/chartex" xmlns:cx4="http://schemas.microsoft.com/office/drawing/2016/5/10/chartex" xmlns:cx3="http://schemas.microsoft.com/office/drawing/2016/5/9/chartex" xmlns:cx2="http://schemas.microsoft.com/office/drawing/2015/10/21/chartex" xmlns:cx1="http://schemas.microsoft.com/office/drawing/2015/9/8/chartex">
+          <mc:Fallback xmlns:cx1="http://schemas.microsoft.com/office/drawing/2015/9/8/chartex" xmlns:cx2="http://schemas.microsoft.com/office/drawing/2015/10/21/chartex" xmlns:cx3="http://schemas.microsoft.com/office/drawing/2016/5/9/chartex" xmlns:cx4="http://schemas.microsoft.com/office/drawing/2016/5/10/chartex" xmlns:cx5="http://schemas.microsoft.com/office/drawing/2016/5/11/chartex" xmlns:cx6="http://schemas.microsoft.com/office/drawing/2016/5/12/chartex" xmlns:cx7="http://schemas.microsoft.com/office/drawing/2016/5/13/chartex" xmlns:cx8="http://schemas.microsoft.com/office/drawing/2016/5/14/chartex" xmlns:aink="http://schemas.microsoft.com/office/drawing/2016/ink" xmlns:am3d="http://schemas.microsoft.com/office/drawing/2017/model3d" xmlns:oel="http://schemas.microsoft.com/office/2019/extlst" xmlns:w16cex="http://schemas.microsoft.com/office/word/2018/wordml/cex" xmlns:w16cid="http://schemas.microsoft.com/office/word/2016/wordml/cid" xmlns:w16="http://schemas.microsoft.com/office/word/2018/wordml" xmlns:w16du="http://schemas.microsoft.com/office/word/2023/wordml/word16du" xmlns:w16sdtdh="http://schemas.microsoft.com/office/word/2020/wordml/sdtdatahash" xmlns:w16sdtfl="http://schemas.microsoft.com/office/word/2024/wordml/sdtformatlock">
             <w:pict>
               <v:shapetype w14:anchorId="0CCE6292" id="_x0000_t185" coordsize="21600,21600" o:spt="185" adj="3600" path="m@0,nfqx0@0l0@2qy@0,21600em@1,nfqx21600@0l21600@2qy@1,21600em@0,nsqx0@0l0@2qy@0,21600l@1,21600qx21600@2l21600@0qy@1,xe" filled="f">
                 <v:formulas>
@@ -5737,8 +5805,10 @@
       <w:r>
         <w:rPr>
           <w:rFonts w:ascii="Times New Roman" w:eastAsia="Times New Roman" w:hAnsi="Times New Roman" w:cs="Times New Roman"/>
-          <w:sz w:val="24"/>
-          <w:szCs w:val="24"/>
+          <w:noProof/>
+          <w:sz w:val="24"/>
+          <w:szCs w:val="24"/>
+          <w:lang w:eastAsia="en-US"/>
         </w:rPr>
         <w:drawing>
           <wp:inline distT="0" distB="0" distL="0" distR="0" wp14:anchorId="3642F30D" wp14:editId="0A4370F0">
@@ -5788,8 +5858,10 @@
       <w:r>
         <w:rPr>
           <w:rFonts w:ascii="Times New Roman" w:eastAsia="Times New Roman" w:hAnsi="Times New Roman" w:cs="Times New Roman"/>
-          <w:sz w:val="24"/>
-          <w:szCs w:val="24"/>
+          <w:noProof/>
+          <w:sz w:val="24"/>
+          <w:szCs w:val="24"/>
+          <w:lang w:eastAsia="en-US"/>
         </w:rPr>
         <w:drawing>
           <wp:inline distT="0" distB="0" distL="0" distR="0" wp14:anchorId="13AE3A6A" wp14:editId="2692E525">
@@ -5827,14 +5899,126 @@
           </wp:inline>
         </w:drawing>
       </w:r>
+    </w:p>
+    <w:p>
+      <w:pPr>
+        <w:rPr>
+          <w:rFonts w:ascii="Times New Roman" w:eastAsia="Times New Roman" w:hAnsi="Times New Roman" w:cs="Times New Roman"/>
+          <w:sz w:val="24"/>
+          <w:szCs w:val="24"/>
+        </w:rPr>
+      </w:pPr>
+      <w:r>
+        <w:rPr>
+          <w:rFonts w:ascii="Times New Roman" w:eastAsia="Times New Roman" w:hAnsi="Times New Roman" w:cs="Times New Roman"/>
+          <w:sz w:val="24"/>
+          <w:szCs w:val="24"/>
+        </w:rPr>
+        <w:lastRenderedPageBreak/>
+        <w:drawing>
+          <wp:inline distT="0" distB="0" distL="0" distR="0" wp14:anchorId="5BADC731" wp14:editId="13EF7DD9">
+            <wp:extent cx="5349240" cy="3007995"/>
+            <wp:effectExtent l="0" t="0" r="3810" b="1905"/>
+            <wp:docPr id="3" name="Picture 3"/>
+            <wp:cNvGraphicFramePr>
+              <a:graphicFrameLocks xmlns:a="http://schemas.openxmlformats.org/drawingml/2006/main" noChangeAspect="1"/>
+            </wp:cNvGraphicFramePr>
+            <a:graphic xmlns:a="http://schemas.openxmlformats.org/drawingml/2006/main">
+              <a:graphicData uri="http://schemas.openxmlformats.org/drawingml/2006/picture">
+                <pic:pic xmlns:pic="http://schemas.openxmlformats.org/drawingml/2006/picture">
+                  <pic:nvPicPr>
+                    <pic:cNvPr id="1" name=""/>
+                    <pic:cNvPicPr/>
+                  </pic:nvPicPr>
+                  <pic:blipFill>
+                    <a:blip r:embed="rId17"/>
+                    <a:stretch>
+                      <a:fillRect/>
+                    </a:stretch>
+                  </pic:blipFill>
+                  <pic:spPr>
+                    <a:xfrm>
+                      <a:off x="0" y="0"/>
+                      <a:ext cx="5349240" cy="3007995"/>
+                    </a:xfrm>
+                    <a:prstGeom prst="rect">
+                      <a:avLst/>
+                    </a:prstGeom>
+                  </pic:spPr>
+                </pic:pic>
+              </a:graphicData>
+            </a:graphic>
+          </wp:inline>
+        </w:drawing>
+      </w:r>
+    </w:p>
+    <w:p>
+      <w:pPr>
+        <w:rPr>
+          <w:rFonts w:ascii="Times New Roman" w:eastAsia="Times New Roman" w:hAnsi="Times New Roman" w:cs="Times New Roman"/>
+          <w:sz w:val="24"/>
+          <w:szCs w:val="24"/>
+        </w:rPr>
+      </w:pPr>
+      <w:r>
+        <w:rPr>
+          <w:rFonts w:ascii="Times New Roman" w:eastAsia="Times New Roman" w:hAnsi="Times New Roman" w:cs="Times New Roman"/>
+          <w:sz w:val="24"/>
+          <w:szCs w:val="24"/>
+        </w:rPr>
+        <w:drawing>
+          <wp:inline distT="0" distB="0" distL="0" distR="0" wp14:anchorId="129ED114" wp14:editId="46F55D39">
+            <wp:extent cx="5349240" cy="3007995"/>
+            <wp:effectExtent l="0" t="0" r="3810" b="1905"/>
+            <wp:docPr id="4" name="Picture 4"/>
+            <wp:cNvGraphicFramePr>
+              <a:graphicFrameLocks xmlns:a="http://schemas.openxmlformats.org/drawingml/2006/main" noChangeAspect="1"/>
+            </wp:cNvGraphicFramePr>
+            <a:graphic xmlns:a="http://schemas.openxmlformats.org/drawingml/2006/main">
+              <a:graphicData uri="http://schemas.openxmlformats.org/drawingml/2006/picture">
+                <pic:pic xmlns:pic="http://schemas.openxmlformats.org/drawingml/2006/picture">
+                  <pic:nvPicPr>
+                    <pic:cNvPr id="1" name=""/>
+                    <pic:cNvPicPr/>
+                  </pic:nvPicPr>
+                  <pic:blipFill>
+                    <a:blip r:embed="rId18"/>
+                    <a:stretch>
+                      <a:fillRect/>
+                    </a:stretch>
+                  </pic:blipFill>
+                  <pic:spPr>
+                    <a:xfrm>
+                      <a:off x="0" y="0"/>
+                      <a:ext cx="5349240" cy="3007995"/>
+                    </a:xfrm>
+                    <a:prstGeom prst="rect">
+                      <a:avLst/>
+                    </a:prstGeom>
+                  </pic:spPr>
+                </pic:pic>
+              </a:graphicData>
+            </a:graphic>
+          </wp:inline>
+        </w:drawing>
+      </w:r>
+    </w:p>
+    <w:p>
+      <w:pPr>
+        <w:rPr>
+          <w:rFonts w:ascii="Times New Roman" w:eastAsia="Times New Roman" w:hAnsi="Times New Roman" w:cs="Times New Roman"/>
+          <w:sz w:val="24"/>
+          <w:szCs w:val="24"/>
+        </w:rPr>
+      </w:pPr>
       <w:bookmarkStart w:id="1" w:name="_GoBack"/>
       <w:bookmarkEnd w:id="1"/>
     </w:p>
     <w:sectPr>
-      <w:headerReference w:type="default" r:id="rId17"/>
-      <w:footerReference w:type="even" r:id="rId18"/>
-      <w:footerReference w:type="default" r:id="rId19"/>
-      <w:footerReference w:type="first" r:id="rId20"/>
+      <w:headerReference w:type="default" r:id="rId19"/>
+      <w:footerReference w:type="even" r:id="rId20"/>
+      <w:footerReference w:type="default" r:id="rId21"/>
+      <w:footerReference w:type="first" r:id="rId22"/>
       <w:pgSz w:w="12240" w:h="15840" w:code="1"/>
       <w:pgMar w:top="1080" w:right="720" w:bottom="2160" w:left="3096" w:header="1080" w:footer="720" w:gutter="0"/>
       <w:pgNumType w:start="1"/>
@@ -5902,7 +6086,7 @@
               <wp:docPr id="1507283666" name="Text Box 2" descr="Restricted - مقيد ">
                 <a:extLst xmlns:a="http://schemas.openxmlformats.org/drawingml/2006/main">
                   <a:ext uri="{5AE41FA2-C0FF-4470-9BD4-5FADCA87CBE2}">
-                    <aclsh:classification xmlns:aclsh="http://schemas.microsoft.com/office/drawing/2020/classificationShape" xmlns:w16sdtfl="http://schemas.microsoft.com/office/word/2024/wordml/sdtformatlock" xmlns:w16sdtdh="http://schemas.microsoft.com/office/word/2020/wordml/sdtdatahash" xmlns:w16du="http://schemas.microsoft.com/office/word/2023/wordml/word16du" xmlns:w16="http://schemas.microsoft.com/office/word/2018/wordml" xmlns:w16cid="http://schemas.microsoft.com/office/word/2016/wordml/cid" xmlns:w16cex="http://schemas.microsoft.com/office/word/2018/wordml/cex" xmlns:w="http://schemas.openxmlformats.org/wordprocessingml/2006/main" xmlns:w10="urn:schemas-microsoft-com:office:word" xmlns:v="urn:schemas-microsoft-com:vml" xmlns:oel="http://schemas.microsoft.com/office/2019/extlst" xmlns:o="urn:schemas-microsoft-com:office:office" xmlns:am3d="http://schemas.microsoft.com/office/drawing/2017/model3d" xmlns:aink="http://schemas.microsoft.com/office/drawing/2016/ink" xmlns:cx8="http://schemas.microsoft.com/office/drawing/2016/5/14/chartex" xmlns:cx7="http://schemas.microsoft.com/office/drawing/2016/5/13/chartex" xmlns:cx6="http://schemas.microsoft.com/office/drawing/2016/5/12/chartex" xmlns:cx5="http://schemas.microsoft.com/office/drawing/2016/5/11/chartex" xmlns:cx4="http://schemas.microsoft.com/office/drawing/2016/5/10/chartex" xmlns:cx3="http://schemas.microsoft.com/office/drawing/2016/5/9/chartex" xmlns:cx2="http://schemas.microsoft.com/office/drawing/2015/10/21/chartex" xmlns:cx1="http://schemas.microsoft.com/office/drawing/2015/9/8/chartex" xmlns="" classificationOutcomeType="ftr"/>
+                    <aclsh:classification xmlns="" xmlns:cx1="http://schemas.microsoft.com/office/drawing/2015/9/8/chartex" xmlns:cx2="http://schemas.microsoft.com/office/drawing/2015/10/21/chartex" xmlns:cx3="http://schemas.microsoft.com/office/drawing/2016/5/9/chartex" xmlns:cx4="http://schemas.microsoft.com/office/drawing/2016/5/10/chartex" xmlns:cx5="http://schemas.microsoft.com/office/drawing/2016/5/11/chartex" xmlns:cx6="http://schemas.microsoft.com/office/drawing/2016/5/12/chartex" xmlns:cx7="http://schemas.microsoft.com/office/drawing/2016/5/13/chartex" xmlns:cx8="http://schemas.microsoft.com/office/drawing/2016/5/14/chartex" xmlns:aink="http://schemas.microsoft.com/office/drawing/2016/ink" xmlns:am3d="http://schemas.microsoft.com/office/drawing/2017/model3d" xmlns:o="urn:schemas-microsoft-com:office:office" xmlns:oel="http://schemas.microsoft.com/office/2019/extlst" xmlns:v="urn:schemas-microsoft-com:vml" xmlns:w10="urn:schemas-microsoft-com:office:word" xmlns:w="http://schemas.openxmlformats.org/wordprocessingml/2006/main" xmlns:w16cex="http://schemas.microsoft.com/office/word/2018/wordml/cex" xmlns:w16cid="http://schemas.microsoft.com/office/word/2016/wordml/cid" xmlns:w16="http://schemas.microsoft.com/office/word/2018/wordml" xmlns:w16du="http://schemas.microsoft.com/office/word/2023/wordml/word16du" xmlns:w16sdtdh="http://schemas.microsoft.com/office/word/2020/wordml/sdtdatahash" xmlns:w16sdtfl="http://schemas.microsoft.com/office/word/2024/wordml/sdtformatlock" xmlns:aclsh="http://schemas.microsoft.com/office/drawing/2020/classificationShape" classificationOutcomeType="ftr"/>
                   </a:ext>
                 </a:extLst>
               </wp:docPr>
@@ -5976,7 +6160,7 @@
             </wp:anchor>
           </w:drawing>
         </mc:Choice>
-        <mc:Fallback xmlns:w16sdtfl="http://schemas.microsoft.com/office/word/2024/wordml/sdtformatlock" xmlns:w16sdtdh="http://schemas.microsoft.com/office/word/2020/wordml/sdtdatahash" xmlns:w16du="http://schemas.microsoft.com/office/word/2023/wordml/word16du" xmlns:w16="http://schemas.microsoft.com/office/word/2018/wordml" xmlns:w16cid="http://schemas.microsoft.com/office/word/2016/wordml/cid" xmlns:w16cex="http://schemas.microsoft.com/office/word/2018/wordml/cex" xmlns:oel="http://schemas.microsoft.com/office/2019/extlst" xmlns:am3d="http://schemas.microsoft.com/office/drawing/2017/model3d" xmlns:aink="http://schemas.microsoft.com/office/drawing/2016/ink" xmlns:cx8="http://schemas.microsoft.com/office/drawing/2016/5/14/chartex" xmlns:cx7="http://schemas.microsoft.com/office/drawing/2016/5/13/chartex" xmlns:cx6="http://schemas.microsoft.com/office/drawing/2016/5/12/chartex" xmlns:cx5="http://schemas.microsoft.com/office/drawing/2016/5/11/chartex" xmlns:cx4="http://schemas.microsoft.com/office/drawing/2016/5/10/chartex" xmlns:cx3="http://schemas.microsoft.com/office/drawing/2016/5/9/chartex" xmlns:cx2="http://schemas.microsoft.com/office/drawing/2015/10/21/chartex" xmlns:cx1="http://schemas.microsoft.com/office/drawing/2015/9/8/chartex">
+        <mc:Fallback xmlns:cx1="http://schemas.microsoft.com/office/drawing/2015/9/8/chartex" xmlns:cx2="http://schemas.microsoft.com/office/drawing/2015/10/21/chartex" xmlns:cx3="http://schemas.microsoft.com/office/drawing/2016/5/9/chartex" xmlns:cx4="http://schemas.microsoft.com/office/drawing/2016/5/10/chartex" xmlns:cx5="http://schemas.microsoft.com/office/drawing/2016/5/11/chartex" xmlns:cx6="http://schemas.microsoft.com/office/drawing/2016/5/12/chartex" xmlns:cx7="http://schemas.microsoft.com/office/drawing/2016/5/13/chartex" xmlns:cx8="http://schemas.microsoft.com/office/drawing/2016/5/14/chartex" xmlns:aink="http://schemas.microsoft.com/office/drawing/2016/ink" xmlns:am3d="http://schemas.microsoft.com/office/drawing/2017/model3d" xmlns:oel="http://schemas.microsoft.com/office/2019/extlst" xmlns:w16cex="http://schemas.microsoft.com/office/word/2018/wordml/cex" xmlns:w16cid="http://schemas.microsoft.com/office/word/2016/wordml/cid" xmlns:w16="http://schemas.microsoft.com/office/word/2018/wordml" xmlns:w16du="http://schemas.microsoft.com/office/word/2023/wordml/word16du" xmlns:w16sdtdh="http://schemas.microsoft.com/office/word/2020/wordml/sdtdatahash" xmlns:w16sdtfl="http://schemas.microsoft.com/office/word/2024/wordml/sdtformatlock">
           <w:pict>
             <v:shapetype w14:anchorId="2CC029BF" id="_x0000_t202" coordsize="21600,21600" o:spt="202" path="m,l,21600r21600,l21600,xe">
               <v:stroke joinstyle="miter"/>
@@ -6060,7 +6244,7 @@
               <wp:docPr id="1528044767" name="Text Box 3" descr="Restricted - مقيد ">
                 <a:extLst xmlns:a="http://schemas.openxmlformats.org/drawingml/2006/main">
                   <a:ext uri="{5AE41FA2-C0FF-4470-9BD4-5FADCA87CBE2}">
-                    <aclsh:classification xmlns:aclsh="http://schemas.microsoft.com/office/drawing/2020/classificationShape" xmlns:w16sdtfl="http://schemas.microsoft.com/office/word/2024/wordml/sdtformatlock" xmlns:w16sdtdh="http://schemas.microsoft.com/office/word/2020/wordml/sdtdatahash" xmlns:w16du="http://schemas.microsoft.com/office/word/2023/wordml/word16du" xmlns:w16="http://schemas.microsoft.com/office/word/2018/wordml" xmlns:w16cid="http://schemas.microsoft.com/office/word/2016/wordml/cid" xmlns:w16cex="http://schemas.microsoft.com/office/word/2018/wordml/cex" xmlns:w="http://schemas.openxmlformats.org/wordprocessingml/2006/main" xmlns:w10="urn:schemas-microsoft-com:office:word" xmlns:v="urn:schemas-microsoft-com:vml" xmlns:oel="http://schemas.microsoft.com/office/2019/extlst" xmlns:o="urn:schemas-microsoft-com:office:office" xmlns:am3d="http://schemas.microsoft.com/office/drawing/2017/model3d" xmlns:aink="http://schemas.microsoft.com/office/drawing/2016/ink" xmlns:cx8="http://schemas.microsoft.com/office/drawing/2016/5/14/chartex" xmlns:cx7="http://schemas.microsoft.com/office/drawing/2016/5/13/chartex" xmlns:cx6="http://schemas.microsoft.com/office/drawing/2016/5/12/chartex" xmlns:cx5="http://schemas.microsoft.com/office/drawing/2016/5/11/chartex" xmlns:cx4="http://schemas.microsoft.com/office/drawing/2016/5/10/chartex" xmlns:cx3="http://schemas.microsoft.com/office/drawing/2016/5/9/chartex" xmlns:cx2="http://schemas.microsoft.com/office/drawing/2015/10/21/chartex" xmlns:cx1="http://schemas.microsoft.com/office/drawing/2015/9/8/chartex" xmlns="" classificationOutcomeType="ftr"/>
+                    <aclsh:classification xmlns="" xmlns:cx1="http://schemas.microsoft.com/office/drawing/2015/9/8/chartex" xmlns:cx2="http://schemas.microsoft.com/office/drawing/2015/10/21/chartex" xmlns:cx3="http://schemas.microsoft.com/office/drawing/2016/5/9/chartex" xmlns:cx4="http://schemas.microsoft.com/office/drawing/2016/5/10/chartex" xmlns:cx5="http://schemas.microsoft.com/office/drawing/2016/5/11/chartex" xmlns:cx6="http://schemas.microsoft.com/office/drawing/2016/5/12/chartex" xmlns:cx7="http://schemas.microsoft.com/office/drawing/2016/5/13/chartex" xmlns:cx8="http://schemas.microsoft.com/office/drawing/2016/5/14/chartex" xmlns:aink="http://schemas.microsoft.com/office/drawing/2016/ink" xmlns:am3d="http://schemas.microsoft.com/office/drawing/2017/model3d" xmlns:o="urn:schemas-microsoft-com:office:office" xmlns:oel="http://schemas.microsoft.com/office/2019/extlst" xmlns:v="urn:schemas-microsoft-com:vml" xmlns:w10="urn:schemas-microsoft-com:office:word" xmlns:w="http://schemas.openxmlformats.org/wordprocessingml/2006/main" xmlns:w16cex="http://schemas.microsoft.com/office/word/2018/wordml/cex" xmlns:w16cid="http://schemas.microsoft.com/office/word/2016/wordml/cid" xmlns:w16="http://schemas.microsoft.com/office/word/2018/wordml" xmlns:w16du="http://schemas.microsoft.com/office/word/2023/wordml/word16du" xmlns:w16sdtdh="http://schemas.microsoft.com/office/word/2020/wordml/sdtdatahash" xmlns:w16sdtfl="http://schemas.microsoft.com/office/word/2024/wordml/sdtformatlock" xmlns:aclsh="http://schemas.microsoft.com/office/drawing/2020/classificationShape" classificationOutcomeType="ftr"/>
                   </a:ext>
                 </a:extLst>
               </wp:docPr>
@@ -6134,7 +6318,7 @@
             </wp:anchor>
           </w:drawing>
         </mc:Choice>
-        <mc:Fallback xmlns:w16sdtfl="http://schemas.microsoft.com/office/word/2024/wordml/sdtformatlock" xmlns:w16sdtdh="http://schemas.microsoft.com/office/word/2020/wordml/sdtdatahash" xmlns:w16du="http://schemas.microsoft.com/office/word/2023/wordml/word16du" xmlns:w16="http://schemas.microsoft.com/office/word/2018/wordml" xmlns:w16cid="http://schemas.microsoft.com/office/word/2016/wordml/cid" xmlns:w16cex="http://schemas.microsoft.com/office/word/2018/wordml/cex" xmlns:oel="http://schemas.microsoft.com/office/2019/extlst" xmlns:am3d="http://schemas.microsoft.com/office/drawing/2017/model3d" xmlns:aink="http://schemas.microsoft.com/office/drawing/2016/ink" xmlns:cx8="http://schemas.microsoft.com/office/drawing/2016/5/14/chartex" xmlns:cx7="http://schemas.microsoft.com/office/drawing/2016/5/13/chartex" xmlns:cx6="http://schemas.microsoft.com/office/drawing/2016/5/12/chartex" xmlns:cx5="http://schemas.microsoft.com/office/drawing/2016/5/11/chartex" xmlns:cx4="http://schemas.microsoft.com/office/drawing/2016/5/10/chartex" xmlns:cx3="http://schemas.microsoft.com/office/drawing/2016/5/9/chartex" xmlns:cx2="http://schemas.microsoft.com/office/drawing/2015/10/21/chartex" xmlns:cx1="http://schemas.microsoft.com/office/drawing/2015/9/8/chartex">
+        <mc:Fallback xmlns:cx1="http://schemas.microsoft.com/office/drawing/2015/9/8/chartex" xmlns:cx2="http://schemas.microsoft.com/office/drawing/2015/10/21/chartex" xmlns:cx3="http://schemas.microsoft.com/office/drawing/2016/5/9/chartex" xmlns:cx4="http://schemas.microsoft.com/office/drawing/2016/5/10/chartex" xmlns:cx5="http://schemas.microsoft.com/office/drawing/2016/5/11/chartex" xmlns:cx6="http://schemas.microsoft.com/office/drawing/2016/5/12/chartex" xmlns:cx7="http://schemas.microsoft.com/office/drawing/2016/5/13/chartex" xmlns:cx8="http://schemas.microsoft.com/office/drawing/2016/5/14/chartex" xmlns:aink="http://schemas.microsoft.com/office/drawing/2016/ink" xmlns:am3d="http://schemas.microsoft.com/office/drawing/2017/model3d" xmlns:oel="http://schemas.microsoft.com/office/2019/extlst" xmlns:w16cex="http://schemas.microsoft.com/office/word/2018/wordml/cex" xmlns:w16cid="http://schemas.microsoft.com/office/word/2016/wordml/cid" xmlns:w16="http://schemas.microsoft.com/office/word/2018/wordml" xmlns:w16du="http://schemas.microsoft.com/office/word/2023/wordml/word16du" xmlns:w16sdtdh="http://schemas.microsoft.com/office/word/2020/wordml/sdtdatahash" xmlns:w16sdtfl="http://schemas.microsoft.com/office/word/2024/wordml/sdtformatlock">
           <w:pict>
             <v:shapetype w14:anchorId="019FCC0A" id="_x0000_t202" coordsize="21600,21600" o:spt="202" path="m,l,21600r21600,l21600,xe">
               <v:stroke joinstyle="miter"/>
@@ -6218,7 +6402,7 @@
               <wp:docPr id="409043257" name="Text Box 1" descr="Restricted - مقيد ">
                 <a:extLst xmlns:a="http://schemas.openxmlformats.org/drawingml/2006/main">
                   <a:ext uri="{5AE41FA2-C0FF-4470-9BD4-5FADCA87CBE2}">
-                    <aclsh:classification xmlns:aclsh="http://schemas.microsoft.com/office/drawing/2020/classificationShape" xmlns:w16sdtfl="http://schemas.microsoft.com/office/word/2024/wordml/sdtformatlock" xmlns:w16sdtdh="http://schemas.microsoft.com/office/word/2020/wordml/sdtdatahash" xmlns:w16du="http://schemas.microsoft.com/office/word/2023/wordml/word16du" xmlns:w16="http://schemas.microsoft.com/office/word/2018/wordml" xmlns:w16cid="http://schemas.microsoft.com/office/word/2016/wordml/cid" xmlns:w16cex="http://schemas.microsoft.com/office/word/2018/wordml/cex" xmlns:w="http://schemas.openxmlformats.org/wordprocessingml/2006/main" xmlns:w10="urn:schemas-microsoft-com:office:word" xmlns:v="urn:schemas-microsoft-com:vml" xmlns:oel="http://schemas.microsoft.com/office/2019/extlst" xmlns:o="urn:schemas-microsoft-com:office:office" xmlns:am3d="http://schemas.microsoft.com/office/drawing/2017/model3d" xmlns:aink="http://schemas.microsoft.com/office/drawing/2016/ink" xmlns:cx8="http://schemas.microsoft.com/office/drawing/2016/5/14/chartex" xmlns:cx7="http://schemas.microsoft.com/office/drawing/2016/5/13/chartex" xmlns:cx6="http://schemas.microsoft.com/office/drawing/2016/5/12/chartex" xmlns:cx5="http://schemas.microsoft.com/office/drawing/2016/5/11/chartex" xmlns:cx4="http://schemas.microsoft.com/office/drawing/2016/5/10/chartex" xmlns:cx3="http://schemas.microsoft.com/office/drawing/2016/5/9/chartex" xmlns:cx2="http://schemas.microsoft.com/office/drawing/2015/10/21/chartex" xmlns:cx1="http://schemas.microsoft.com/office/drawing/2015/9/8/chartex" xmlns="" classificationOutcomeType="ftr"/>
+                    <aclsh:classification xmlns="" xmlns:cx1="http://schemas.microsoft.com/office/drawing/2015/9/8/chartex" xmlns:cx2="http://schemas.microsoft.com/office/drawing/2015/10/21/chartex" xmlns:cx3="http://schemas.microsoft.com/office/drawing/2016/5/9/chartex" xmlns:cx4="http://schemas.microsoft.com/office/drawing/2016/5/10/chartex" xmlns:cx5="http://schemas.microsoft.com/office/drawing/2016/5/11/chartex" xmlns:cx6="http://schemas.microsoft.com/office/drawing/2016/5/12/chartex" xmlns:cx7="http://schemas.microsoft.com/office/drawing/2016/5/13/chartex" xmlns:cx8="http://schemas.microsoft.com/office/drawing/2016/5/14/chartex" xmlns:aink="http://schemas.microsoft.com/office/drawing/2016/ink" xmlns:am3d="http://schemas.microsoft.com/office/drawing/2017/model3d" xmlns:o="urn:schemas-microsoft-com:office:office" xmlns:oel="http://schemas.microsoft.com/office/2019/extlst" xmlns:v="urn:schemas-microsoft-com:vml" xmlns:w10="urn:schemas-microsoft-com:office:word" xmlns:w="http://schemas.openxmlformats.org/wordprocessingml/2006/main" xmlns:w16cex="http://schemas.microsoft.com/office/word/2018/wordml/cex" xmlns:w16cid="http://schemas.microsoft.com/office/word/2016/wordml/cid" xmlns:w16="http://schemas.microsoft.com/office/word/2018/wordml" xmlns:w16du="http://schemas.microsoft.com/office/word/2023/wordml/word16du" xmlns:w16sdtdh="http://schemas.microsoft.com/office/word/2020/wordml/sdtdatahash" xmlns:w16sdtfl="http://schemas.microsoft.com/office/word/2024/wordml/sdtformatlock" xmlns:aclsh="http://schemas.microsoft.com/office/drawing/2020/classificationShape" classificationOutcomeType="ftr"/>
                   </a:ext>
                 </a:extLst>
               </wp:docPr>
@@ -6292,7 +6476,7 @@
             </wp:anchor>
           </w:drawing>
         </mc:Choice>
-        <mc:Fallback xmlns:w16sdtfl="http://schemas.microsoft.com/office/word/2024/wordml/sdtformatlock" xmlns:w16sdtdh="http://schemas.microsoft.com/office/word/2020/wordml/sdtdatahash" xmlns:w16du="http://schemas.microsoft.com/office/word/2023/wordml/word16du" xmlns:w16="http://schemas.microsoft.com/office/word/2018/wordml" xmlns:w16cid="http://schemas.microsoft.com/office/word/2016/wordml/cid" xmlns:w16cex="http://schemas.microsoft.com/office/word/2018/wordml/cex" xmlns:oel="http://schemas.microsoft.com/office/2019/extlst" xmlns:am3d="http://schemas.microsoft.com/office/drawing/2017/model3d" xmlns:aink="http://schemas.microsoft.com/office/drawing/2016/ink" xmlns:cx8="http://schemas.microsoft.com/office/drawing/2016/5/14/chartex" xmlns:cx7="http://schemas.microsoft.com/office/drawing/2016/5/13/chartex" xmlns:cx6="http://schemas.microsoft.com/office/drawing/2016/5/12/chartex" xmlns:cx5="http://schemas.microsoft.com/office/drawing/2016/5/11/chartex" xmlns:cx4="http://schemas.microsoft.com/office/drawing/2016/5/10/chartex" xmlns:cx3="http://schemas.microsoft.com/office/drawing/2016/5/9/chartex" xmlns:cx2="http://schemas.microsoft.com/office/drawing/2015/10/21/chartex" xmlns:cx1="http://schemas.microsoft.com/office/drawing/2015/9/8/chartex">
+        <mc:Fallback xmlns:cx1="http://schemas.microsoft.com/office/drawing/2015/9/8/chartex" xmlns:cx2="http://schemas.microsoft.com/office/drawing/2015/10/21/chartex" xmlns:cx3="http://schemas.microsoft.com/office/drawing/2016/5/9/chartex" xmlns:cx4="http://schemas.microsoft.com/office/drawing/2016/5/10/chartex" xmlns:cx5="http://schemas.microsoft.com/office/drawing/2016/5/11/chartex" xmlns:cx6="http://schemas.microsoft.com/office/drawing/2016/5/12/chartex" xmlns:cx7="http://schemas.microsoft.com/office/drawing/2016/5/13/chartex" xmlns:cx8="http://schemas.microsoft.com/office/drawing/2016/5/14/chartex" xmlns:aink="http://schemas.microsoft.com/office/drawing/2016/ink" xmlns:am3d="http://schemas.microsoft.com/office/drawing/2017/model3d" xmlns:oel="http://schemas.microsoft.com/office/2019/extlst" xmlns:w16cex="http://schemas.microsoft.com/office/word/2018/wordml/cex" xmlns:w16cid="http://schemas.microsoft.com/office/word/2016/wordml/cid" xmlns:w16="http://schemas.microsoft.com/office/word/2018/wordml" xmlns:w16du="http://schemas.microsoft.com/office/word/2023/wordml/word16du" xmlns:w16sdtdh="http://schemas.microsoft.com/office/word/2020/wordml/sdtdatahash" xmlns:w16sdtfl="http://schemas.microsoft.com/office/word/2024/wordml/sdtformatlock">
           <w:pict>
             <v:shapetype w14:anchorId="70E6A53C" id="_x0000_t202" coordsize="21600,21600" o:spt="202" path="m,l,21600r21600,l21600,xe">
               <v:stroke joinstyle="miter"/>
@@ -6376,7 +6560,7 @@
               <wp:docPr id="608387902" name="Text Box 5" descr="Restricted - مقيد ">
                 <a:extLst xmlns:a="http://schemas.openxmlformats.org/drawingml/2006/main">
                   <a:ext uri="{5AE41FA2-C0FF-4470-9BD4-5FADCA87CBE2}">
-                    <aclsh:classification xmlns:aclsh="http://schemas.microsoft.com/office/drawing/2020/classificationShape" xmlns:w16sdtfl="http://schemas.microsoft.com/office/word/2024/wordml/sdtformatlock" xmlns:w16sdtdh="http://schemas.microsoft.com/office/word/2020/wordml/sdtdatahash" xmlns:w16du="http://schemas.microsoft.com/office/word/2023/wordml/word16du" xmlns:w16="http://schemas.microsoft.com/office/word/2018/wordml" xmlns:w16cid="http://schemas.microsoft.com/office/word/2016/wordml/cid" xmlns:w16cex="http://schemas.microsoft.com/office/word/2018/wordml/cex" xmlns:w="http://schemas.openxmlformats.org/wordprocessingml/2006/main" xmlns:w10="urn:schemas-microsoft-com:office:word" xmlns:v="urn:schemas-microsoft-com:vml" xmlns:oel="http://schemas.microsoft.com/office/2019/extlst" xmlns:o="urn:schemas-microsoft-com:office:office" xmlns:am3d="http://schemas.microsoft.com/office/drawing/2017/model3d" xmlns:aink="http://schemas.microsoft.com/office/drawing/2016/ink" xmlns:cx8="http://schemas.microsoft.com/office/drawing/2016/5/14/chartex" xmlns:cx7="http://schemas.microsoft.com/office/drawing/2016/5/13/chartex" xmlns:cx6="http://schemas.microsoft.com/office/drawing/2016/5/12/chartex" xmlns:cx5="http://schemas.microsoft.com/office/drawing/2016/5/11/chartex" xmlns:cx4="http://schemas.microsoft.com/office/drawing/2016/5/10/chartex" xmlns:cx3="http://schemas.microsoft.com/office/drawing/2016/5/9/chartex" xmlns:cx2="http://schemas.microsoft.com/office/drawing/2015/10/21/chartex" xmlns:cx1="http://schemas.microsoft.com/office/drawing/2015/9/8/chartex" xmlns="" classificationOutcomeType="ftr"/>
+                    <aclsh:classification xmlns="" xmlns:cx1="http://schemas.microsoft.com/office/drawing/2015/9/8/chartex" xmlns:cx2="http://schemas.microsoft.com/office/drawing/2015/10/21/chartex" xmlns:cx3="http://schemas.microsoft.com/office/drawing/2016/5/9/chartex" xmlns:cx4="http://schemas.microsoft.com/office/drawing/2016/5/10/chartex" xmlns:cx5="http://schemas.microsoft.com/office/drawing/2016/5/11/chartex" xmlns:cx6="http://schemas.microsoft.com/office/drawing/2016/5/12/chartex" xmlns:cx7="http://schemas.microsoft.com/office/drawing/2016/5/13/chartex" xmlns:cx8="http://schemas.microsoft.com/office/drawing/2016/5/14/chartex" xmlns:aink="http://schemas.microsoft.com/office/drawing/2016/ink" xmlns:am3d="http://schemas.microsoft.com/office/drawing/2017/model3d" xmlns:o="urn:schemas-microsoft-com:office:office" xmlns:oel="http://schemas.microsoft.com/office/2019/extlst" xmlns:v="urn:schemas-microsoft-com:vml" xmlns:w10="urn:schemas-microsoft-com:office:word" xmlns:w="http://schemas.openxmlformats.org/wordprocessingml/2006/main" xmlns:w16cex="http://schemas.microsoft.com/office/word/2018/wordml/cex" xmlns:w16cid="http://schemas.microsoft.com/office/word/2016/wordml/cid" xmlns:w16="http://schemas.microsoft.com/office/word/2018/wordml" xmlns:w16du="http://schemas.microsoft.com/office/word/2023/wordml/word16du" xmlns:w16sdtdh="http://schemas.microsoft.com/office/word/2020/wordml/sdtdatahash" xmlns:w16sdtfl="http://schemas.microsoft.com/office/word/2024/wordml/sdtformatlock" xmlns:aclsh="http://schemas.microsoft.com/office/drawing/2020/classificationShape" classificationOutcomeType="ftr"/>
                   </a:ext>
                 </a:extLst>
               </wp:docPr>
@@ -6450,7 +6634,7 @@
             </wp:anchor>
           </w:drawing>
         </mc:Choice>
-        <mc:Fallback xmlns:w16sdtfl="http://schemas.microsoft.com/office/word/2024/wordml/sdtformatlock" xmlns:w16sdtdh="http://schemas.microsoft.com/office/word/2020/wordml/sdtdatahash" xmlns:w16du="http://schemas.microsoft.com/office/word/2023/wordml/word16du" xmlns:w16="http://schemas.microsoft.com/office/word/2018/wordml" xmlns:w16cid="http://schemas.microsoft.com/office/word/2016/wordml/cid" xmlns:w16cex="http://schemas.microsoft.com/office/word/2018/wordml/cex" xmlns:oel="http://schemas.microsoft.com/office/2019/extlst" xmlns:am3d="http://schemas.microsoft.com/office/drawing/2017/model3d" xmlns:aink="http://schemas.microsoft.com/office/drawing/2016/ink" xmlns:cx8="http://schemas.microsoft.com/office/drawing/2016/5/14/chartex" xmlns:cx7="http://schemas.microsoft.com/office/drawing/2016/5/13/chartex" xmlns:cx6="http://schemas.microsoft.com/office/drawing/2016/5/12/chartex" xmlns:cx5="http://schemas.microsoft.com/office/drawing/2016/5/11/chartex" xmlns:cx4="http://schemas.microsoft.com/office/drawing/2016/5/10/chartex" xmlns:cx3="http://schemas.microsoft.com/office/drawing/2016/5/9/chartex" xmlns:cx2="http://schemas.microsoft.com/office/drawing/2015/10/21/chartex" xmlns:cx1="http://schemas.microsoft.com/office/drawing/2015/9/8/chartex">
+        <mc:Fallback xmlns:cx1="http://schemas.microsoft.com/office/drawing/2015/9/8/chartex" xmlns:cx2="http://schemas.microsoft.com/office/drawing/2015/10/21/chartex" xmlns:cx3="http://schemas.microsoft.com/office/drawing/2016/5/9/chartex" xmlns:cx4="http://schemas.microsoft.com/office/drawing/2016/5/10/chartex" xmlns:cx5="http://schemas.microsoft.com/office/drawing/2016/5/11/chartex" xmlns:cx6="http://schemas.microsoft.com/office/drawing/2016/5/12/chartex" xmlns:cx7="http://schemas.microsoft.com/office/drawing/2016/5/13/chartex" xmlns:cx8="http://schemas.microsoft.com/office/drawing/2016/5/14/chartex" xmlns:aink="http://schemas.microsoft.com/office/drawing/2016/ink" xmlns:am3d="http://schemas.microsoft.com/office/drawing/2017/model3d" xmlns:oel="http://schemas.microsoft.com/office/2019/extlst" xmlns:w16cex="http://schemas.microsoft.com/office/word/2018/wordml/cex" xmlns:w16cid="http://schemas.microsoft.com/office/word/2016/wordml/cid" xmlns:w16="http://schemas.microsoft.com/office/word/2018/wordml" xmlns:w16du="http://schemas.microsoft.com/office/word/2023/wordml/word16du" xmlns:w16sdtdh="http://schemas.microsoft.com/office/word/2020/wordml/sdtdatahash" xmlns:w16sdtfl="http://schemas.microsoft.com/office/word/2024/wordml/sdtformatlock">
           <w:pict>
             <v:shapetype w14:anchorId="78550490" id="_x0000_t202" coordsize="21600,21600" o:spt="202" path="m,l,21600r21600,l21600,xe">
               <v:stroke joinstyle="miter"/>
@@ -6534,7 +6718,7 @@
               <wp:docPr id="1452436094" name="Text Box 6" descr="Restricted - مقيد ">
                 <a:extLst xmlns:a="http://schemas.openxmlformats.org/drawingml/2006/main">
                   <a:ext uri="{5AE41FA2-C0FF-4470-9BD4-5FADCA87CBE2}">
-                    <aclsh:classification xmlns:aclsh="http://schemas.microsoft.com/office/drawing/2020/classificationShape" xmlns:w16sdtfl="http://schemas.microsoft.com/office/word/2024/wordml/sdtformatlock" xmlns:w16sdtdh="http://schemas.microsoft.com/office/word/2020/wordml/sdtdatahash" xmlns:w16du="http://schemas.microsoft.com/office/word/2023/wordml/word16du" xmlns:w16="http://schemas.microsoft.com/office/word/2018/wordml" xmlns:w16cid="http://schemas.microsoft.com/office/word/2016/wordml/cid" xmlns:w16cex="http://schemas.microsoft.com/office/word/2018/wordml/cex" xmlns:w="http://schemas.openxmlformats.org/wordprocessingml/2006/main" xmlns:w10="urn:schemas-microsoft-com:office:word" xmlns:v="urn:schemas-microsoft-com:vml" xmlns:oel="http://schemas.microsoft.com/office/2019/extlst" xmlns:o="urn:schemas-microsoft-com:office:office" xmlns:am3d="http://schemas.microsoft.com/office/drawing/2017/model3d" xmlns:aink="http://schemas.microsoft.com/office/drawing/2016/ink" xmlns:cx8="http://schemas.microsoft.com/office/drawing/2016/5/14/chartex" xmlns:cx7="http://schemas.microsoft.com/office/drawing/2016/5/13/chartex" xmlns:cx6="http://schemas.microsoft.com/office/drawing/2016/5/12/chartex" xmlns:cx5="http://schemas.microsoft.com/office/drawing/2016/5/11/chartex" xmlns:cx4="http://schemas.microsoft.com/office/drawing/2016/5/10/chartex" xmlns:cx3="http://schemas.microsoft.com/office/drawing/2016/5/9/chartex" xmlns:cx2="http://schemas.microsoft.com/office/drawing/2015/10/21/chartex" xmlns:cx1="http://schemas.microsoft.com/office/drawing/2015/9/8/chartex" xmlns="" classificationOutcomeType="ftr"/>
+                    <aclsh:classification xmlns="" xmlns:cx1="http://schemas.microsoft.com/office/drawing/2015/9/8/chartex" xmlns:cx2="http://schemas.microsoft.com/office/drawing/2015/10/21/chartex" xmlns:cx3="http://schemas.microsoft.com/office/drawing/2016/5/9/chartex" xmlns:cx4="http://schemas.microsoft.com/office/drawing/2016/5/10/chartex" xmlns:cx5="http://schemas.microsoft.com/office/drawing/2016/5/11/chartex" xmlns:cx6="http://schemas.microsoft.com/office/drawing/2016/5/12/chartex" xmlns:cx7="http://schemas.microsoft.com/office/drawing/2016/5/13/chartex" xmlns:cx8="http://schemas.microsoft.com/office/drawing/2016/5/14/chartex" xmlns:aink="http://schemas.microsoft.com/office/drawing/2016/ink" xmlns:am3d="http://schemas.microsoft.com/office/drawing/2017/model3d" xmlns:o="urn:schemas-microsoft-com:office:office" xmlns:oel="http://schemas.microsoft.com/office/2019/extlst" xmlns:v="urn:schemas-microsoft-com:vml" xmlns:w10="urn:schemas-microsoft-com:office:word" xmlns:w="http://schemas.openxmlformats.org/wordprocessingml/2006/main" xmlns:w16cex="http://schemas.microsoft.com/office/word/2018/wordml/cex" xmlns:w16cid="http://schemas.microsoft.com/office/word/2016/wordml/cid" xmlns:w16="http://schemas.microsoft.com/office/word/2018/wordml" xmlns:w16du="http://schemas.microsoft.com/office/word/2023/wordml/word16du" xmlns:w16sdtdh="http://schemas.microsoft.com/office/word/2020/wordml/sdtdatahash" xmlns:w16sdtfl="http://schemas.microsoft.com/office/word/2024/wordml/sdtformatlock" xmlns:aclsh="http://schemas.microsoft.com/office/drawing/2020/classificationShape" classificationOutcomeType="ftr"/>
                   </a:ext>
                 </a:extLst>
               </wp:docPr>
@@ -6583,7 +6767,7 @@
             </wp:anchor>
           </w:drawing>
         </mc:Choice>
-        <mc:Fallback xmlns:w16sdtfl="http://schemas.microsoft.com/office/word/2024/wordml/sdtformatlock" xmlns:w16sdtdh="http://schemas.microsoft.com/office/word/2020/wordml/sdtdatahash" xmlns:w16du="http://schemas.microsoft.com/office/word/2023/wordml/word16du" xmlns:w16="http://schemas.microsoft.com/office/word/2018/wordml" xmlns:w16cid="http://schemas.microsoft.com/office/word/2016/wordml/cid" xmlns:w16cex="http://schemas.microsoft.com/office/word/2018/wordml/cex" xmlns:oel="http://schemas.microsoft.com/office/2019/extlst" xmlns:am3d="http://schemas.microsoft.com/office/drawing/2017/model3d" xmlns:aink="http://schemas.microsoft.com/office/drawing/2016/ink" xmlns:cx8="http://schemas.microsoft.com/office/drawing/2016/5/14/chartex" xmlns:cx7="http://schemas.microsoft.com/office/drawing/2016/5/13/chartex" xmlns:cx6="http://schemas.microsoft.com/office/drawing/2016/5/12/chartex" xmlns:cx5="http://schemas.microsoft.com/office/drawing/2016/5/11/chartex" xmlns:cx4="http://schemas.microsoft.com/office/drawing/2016/5/10/chartex" xmlns:cx3="http://schemas.microsoft.com/office/drawing/2016/5/9/chartex" xmlns:cx2="http://schemas.microsoft.com/office/drawing/2015/10/21/chartex" xmlns:cx1="http://schemas.microsoft.com/office/drawing/2015/9/8/chartex">
+        <mc:Fallback xmlns:cx1="http://schemas.microsoft.com/office/drawing/2015/9/8/chartex" xmlns:cx2="http://schemas.microsoft.com/office/drawing/2015/10/21/chartex" xmlns:cx3="http://schemas.microsoft.com/office/drawing/2016/5/9/chartex" xmlns:cx4="http://schemas.microsoft.com/office/drawing/2016/5/10/chartex" xmlns:cx5="http://schemas.microsoft.com/office/drawing/2016/5/11/chartex" xmlns:cx6="http://schemas.microsoft.com/office/drawing/2016/5/12/chartex" xmlns:cx7="http://schemas.microsoft.com/office/drawing/2016/5/13/chartex" xmlns:cx8="http://schemas.microsoft.com/office/drawing/2016/5/14/chartex" xmlns:aink="http://schemas.microsoft.com/office/drawing/2016/ink" xmlns:am3d="http://schemas.microsoft.com/office/drawing/2017/model3d" xmlns:oel="http://schemas.microsoft.com/office/2019/extlst" xmlns:w16cex="http://schemas.microsoft.com/office/word/2018/wordml/cex" xmlns:w16cid="http://schemas.microsoft.com/office/word/2016/wordml/cid" xmlns:w16="http://schemas.microsoft.com/office/word/2018/wordml" xmlns:w16du="http://schemas.microsoft.com/office/word/2023/wordml/word16du" xmlns:w16sdtdh="http://schemas.microsoft.com/office/word/2020/wordml/sdtdatahash" xmlns:w16sdtfl="http://schemas.microsoft.com/office/word/2024/wordml/sdtformatlock">
           <w:pict>
             <v:shapetype w14:anchorId="276CD483" id="_x0000_t202" coordsize="21600,21600" o:spt="202" path="m,l,21600r21600,l21600,xe">
               <v:stroke joinstyle="miter"/>
@@ -6642,7 +6826,7 @@
               <wp:docPr id="821335916" name="Text Box 4" descr="Restricted - مقيد ">
                 <a:extLst xmlns:a="http://schemas.openxmlformats.org/drawingml/2006/main">
                   <a:ext uri="{5AE41FA2-C0FF-4470-9BD4-5FADCA87CBE2}">
-                    <aclsh:classification xmlns:aclsh="http://schemas.microsoft.com/office/drawing/2020/classificationShape" xmlns:w16sdtfl="http://schemas.microsoft.com/office/word/2024/wordml/sdtformatlock" xmlns:w16sdtdh="http://schemas.microsoft.com/office/word/2020/wordml/sdtdatahash" xmlns:w16du="http://schemas.microsoft.com/office/word/2023/wordml/word16du" xmlns:w16="http://schemas.microsoft.com/office/word/2018/wordml" xmlns:w16cid="http://schemas.microsoft.com/office/word/2016/wordml/cid" xmlns:w16cex="http://schemas.microsoft.com/office/word/2018/wordml/cex" xmlns:w="http://schemas.openxmlformats.org/wordprocessingml/2006/main" xmlns:w10="urn:schemas-microsoft-com:office:word" xmlns:v="urn:schemas-microsoft-com:vml" xmlns:oel="http://schemas.microsoft.com/office/2019/extlst" xmlns:o="urn:schemas-microsoft-com:office:office" xmlns:am3d="http://schemas.microsoft.com/office/drawing/2017/model3d" xmlns:aink="http://schemas.microsoft.com/office/drawing/2016/ink" xmlns:cx8="http://schemas.microsoft.com/office/drawing/2016/5/14/chartex" xmlns:cx7="http://schemas.microsoft.com/office/drawing/2016/5/13/chartex" xmlns:cx6="http://schemas.microsoft.com/office/drawing/2016/5/12/chartex" xmlns:cx5="http://schemas.microsoft.com/office/drawing/2016/5/11/chartex" xmlns:cx4="http://schemas.microsoft.com/office/drawing/2016/5/10/chartex" xmlns:cx3="http://schemas.microsoft.com/office/drawing/2016/5/9/chartex" xmlns:cx2="http://schemas.microsoft.com/office/drawing/2015/10/21/chartex" xmlns:cx1="http://schemas.microsoft.com/office/drawing/2015/9/8/chartex" xmlns="" classificationOutcomeType="ftr"/>
+                    <aclsh:classification xmlns="" xmlns:cx1="http://schemas.microsoft.com/office/drawing/2015/9/8/chartex" xmlns:cx2="http://schemas.microsoft.com/office/drawing/2015/10/21/chartex" xmlns:cx3="http://schemas.microsoft.com/office/drawing/2016/5/9/chartex" xmlns:cx4="http://schemas.microsoft.com/office/drawing/2016/5/10/chartex" xmlns:cx5="http://schemas.microsoft.com/office/drawing/2016/5/11/chartex" xmlns:cx6="http://schemas.microsoft.com/office/drawing/2016/5/12/chartex" xmlns:cx7="http://schemas.microsoft.com/office/drawing/2016/5/13/chartex" xmlns:cx8="http://schemas.microsoft.com/office/drawing/2016/5/14/chartex" xmlns:aink="http://schemas.microsoft.com/office/drawing/2016/ink" xmlns:am3d="http://schemas.microsoft.com/office/drawing/2017/model3d" xmlns:o="urn:schemas-microsoft-com:office:office" xmlns:oel="http://schemas.microsoft.com/office/2019/extlst" xmlns:v="urn:schemas-microsoft-com:vml" xmlns:w10="urn:schemas-microsoft-com:office:word" xmlns:w="http://schemas.openxmlformats.org/wordprocessingml/2006/main" xmlns:w16cex="http://schemas.microsoft.com/office/word/2018/wordml/cex" xmlns:w16cid="http://schemas.microsoft.com/office/word/2016/wordml/cid" xmlns:w16="http://schemas.microsoft.com/office/word/2018/wordml" xmlns:w16du="http://schemas.microsoft.com/office/word/2023/wordml/word16du" xmlns:w16sdtdh="http://schemas.microsoft.com/office/word/2020/wordml/sdtdatahash" xmlns:w16sdtfl="http://schemas.microsoft.com/office/word/2024/wordml/sdtformatlock" xmlns:aclsh="http://schemas.microsoft.com/office/drawing/2020/classificationShape" classificationOutcomeType="ftr"/>
                   </a:ext>
                 </a:extLst>
               </wp:docPr>
@@ -6716,7 +6900,7 @@
             </wp:anchor>
           </w:drawing>
         </mc:Choice>
-        <mc:Fallback xmlns:w16sdtfl="http://schemas.microsoft.com/office/word/2024/wordml/sdtformatlock" xmlns:w16sdtdh="http://schemas.microsoft.com/office/word/2020/wordml/sdtdatahash" xmlns:w16du="http://schemas.microsoft.com/office/word/2023/wordml/word16du" xmlns:w16="http://schemas.microsoft.com/office/word/2018/wordml" xmlns:w16cid="http://schemas.microsoft.com/office/word/2016/wordml/cid" xmlns:w16cex="http://schemas.microsoft.com/office/word/2018/wordml/cex" xmlns:oel="http://schemas.microsoft.com/office/2019/extlst" xmlns:am3d="http://schemas.microsoft.com/office/drawing/2017/model3d" xmlns:aink="http://schemas.microsoft.com/office/drawing/2016/ink" xmlns:cx8="http://schemas.microsoft.com/office/drawing/2016/5/14/chartex" xmlns:cx7="http://schemas.microsoft.com/office/drawing/2016/5/13/chartex" xmlns:cx6="http://schemas.microsoft.com/office/drawing/2016/5/12/chartex" xmlns:cx5="http://schemas.microsoft.com/office/drawing/2016/5/11/chartex" xmlns:cx4="http://schemas.microsoft.com/office/drawing/2016/5/10/chartex" xmlns:cx3="http://schemas.microsoft.com/office/drawing/2016/5/9/chartex" xmlns:cx2="http://schemas.microsoft.com/office/drawing/2015/10/21/chartex" xmlns:cx1="http://schemas.microsoft.com/office/drawing/2015/9/8/chartex">
+        <mc:Fallback xmlns:cx1="http://schemas.microsoft.com/office/drawing/2015/9/8/chartex" xmlns:cx2="http://schemas.microsoft.com/office/drawing/2015/10/21/chartex" xmlns:cx3="http://schemas.microsoft.com/office/drawing/2016/5/9/chartex" xmlns:cx4="http://schemas.microsoft.com/office/drawing/2016/5/10/chartex" xmlns:cx5="http://schemas.microsoft.com/office/drawing/2016/5/11/chartex" xmlns:cx6="http://schemas.microsoft.com/office/drawing/2016/5/12/chartex" xmlns:cx7="http://schemas.microsoft.com/office/drawing/2016/5/13/chartex" xmlns:cx8="http://schemas.microsoft.com/office/drawing/2016/5/14/chartex" xmlns:aink="http://schemas.microsoft.com/office/drawing/2016/ink" xmlns:am3d="http://schemas.microsoft.com/office/drawing/2017/model3d" xmlns:oel="http://schemas.microsoft.com/office/2019/extlst" xmlns:w16cex="http://schemas.microsoft.com/office/word/2018/wordml/cex" xmlns:w16cid="http://schemas.microsoft.com/office/word/2016/wordml/cid" xmlns:w16="http://schemas.microsoft.com/office/word/2018/wordml" xmlns:w16du="http://schemas.microsoft.com/office/word/2023/wordml/word16du" xmlns:w16sdtdh="http://schemas.microsoft.com/office/word/2020/wordml/sdtdatahash" xmlns:w16sdtfl="http://schemas.microsoft.com/office/word/2024/wordml/sdtformatlock">
           <w:pict>
             <v:shapetype w14:anchorId="43BA32F0" id="_x0000_t202" coordsize="21600,21600" o:spt="202" path="m,l,21600r21600,l21600,xe">
               <v:stroke joinstyle="miter"/>
@@ -7074,7 +7258,7 @@
             </wp:anchor>
           </w:drawing>
         </mc:Choice>
-        <mc:Fallback xmlns:w16sdtfl="http://schemas.microsoft.com/office/word/2024/wordml/sdtformatlock" xmlns:w16sdtdh="http://schemas.microsoft.com/office/word/2020/wordml/sdtdatahash" xmlns:w16du="http://schemas.microsoft.com/office/word/2023/wordml/word16du" xmlns:w16="http://schemas.microsoft.com/office/word/2018/wordml" xmlns:w16cid="http://schemas.microsoft.com/office/word/2016/wordml/cid" xmlns:w16cex="http://schemas.microsoft.com/office/word/2018/wordml/cex" xmlns:oel="http://schemas.microsoft.com/office/2019/extlst" xmlns:am3d="http://schemas.microsoft.com/office/drawing/2017/model3d" xmlns:aink="http://schemas.microsoft.com/office/drawing/2016/ink" xmlns:cx8="http://schemas.microsoft.com/office/drawing/2016/5/14/chartex" xmlns:cx7="http://schemas.microsoft.com/office/drawing/2016/5/13/chartex" xmlns:cx6="http://schemas.microsoft.com/office/drawing/2016/5/12/chartex" xmlns:cx5="http://schemas.microsoft.com/office/drawing/2016/5/11/chartex" xmlns:cx4="http://schemas.microsoft.com/office/drawing/2016/5/10/chartex" xmlns:cx3="http://schemas.microsoft.com/office/drawing/2016/5/9/chartex" xmlns:cx2="http://schemas.microsoft.com/office/drawing/2015/10/21/chartex" xmlns:cx1="http://schemas.microsoft.com/office/drawing/2015/9/8/chartex">
+        <mc:Fallback xmlns:cx1="http://schemas.microsoft.com/office/drawing/2015/9/8/chartex" xmlns:cx2="http://schemas.microsoft.com/office/drawing/2015/10/21/chartex" xmlns:cx3="http://schemas.microsoft.com/office/drawing/2016/5/9/chartex" xmlns:cx4="http://schemas.microsoft.com/office/drawing/2016/5/10/chartex" xmlns:cx5="http://schemas.microsoft.com/office/drawing/2016/5/11/chartex" xmlns:cx6="http://schemas.microsoft.com/office/drawing/2016/5/12/chartex" xmlns:cx7="http://schemas.microsoft.com/office/drawing/2016/5/13/chartex" xmlns:cx8="http://schemas.microsoft.com/office/drawing/2016/5/14/chartex" xmlns:aink="http://schemas.microsoft.com/office/drawing/2016/ink" xmlns:am3d="http://schemas.microsoft.com/office/drawing/2017/model3d" xmlns:oel="http://schemas.microsoft.com/office/2019/extlst" xmlns:w16cex="http://schemas.microsoft.com/office/word/2018/wordml/cex" xmlns:w16cid="http://schemas.microsoft.com/office/word/2016/wordml/cid" xmlns:w16="http://schemas.microsoft.com/office/word/2018/wordml" xmlns:w16du="http://schemas.microsoft.com/office/word/2023/wordml/word16du" xmlns:w16sdtdh="http://schemas.microsoft.com/office/word/2020/wordml/sdtdatahash" xmlns:w16sdtfl="http://schemas.microsoft.com/office/word/2024/wordml/sdtformatlock">
           <w:pict>
             <v:line w14:anchorId="7169C831" id="Straight Connector 6" o:spid="_x0000_s1026" style="position:absolute;z-index:251660288;visibility:visible;mso-wrap-style:square;mso-width-percent:0;mso-height-percent:0;mso-wrap-distance-left:9pt;mso-wrap-distance-top:-3e-5mm;mso-wrap-distance-right:9pt;mso-wrap-distance-bottom:-3e-5mm;mso-position-horizontal:absolute;mso-position-horizontal-relative:text;mso-position-vertical:absolute;mso-position-vertical-relative:text;mso-width-percent:0;mso-height-percent:0;mso-width-relative:page;mso-height-relative:page" from="-68.95pt,-666.45pt" to="489.05pt,-666.45pt" o:gfxdata="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" strokecolor="#4f81bd" strokeweight="2pt">
               <v:shadow on="t" opacity="24903f" origin=",.5" offset="0,.55556mm"/>
@@ -7134,7 +7318,7 @@
             <w:fldChar w:fldCharType="separate"/>
           </w:r>
           <w:r>
-            <w:t>05</w:t>
+            <w:t>07</w:t>
           </w:r>
           <w:r>
             <w:fldChar w:fldCharType="end"/>
@@ -7185,7 +7369,7 @@
             <w:rPr>
               <w:noProof/>
             </w:rPr>
-            <w:instrText>Version History / Commit Log Requirements (Common to Both Reports)</w:instrText>
+            <w:instrText>Important Notes</w:instrText>
           </w:r>
           <w:r>
             <w:rPr>
@@ -7218,7 +7402,7 @@
             <w:rPr>
               <w:noProof/>
             </w:rPr>
-            <w:instrText>Version History / Commit Log Requirements (Common to Both Reports)</w:instrText>
+            <w:instrText>Important Notes</w:instrText>
           </w:r>
           <w:r>
             <w:rPr>
@@ -7236,7 +7420,7 @@
             <w:rPr>
               <w:noProof/>
             </w:rPr>
-            <w:t xml:space="preserve">Version History / Commit Log Requirements (Common to Both Reports) </w:t>
+            <w:t xml:space="preserve">Important Notes </w:t>
           </w:r>
           <w:r>
             <w:fldChar w:fldCharType="end"/>
@@ -13121,6 +13305,7 @@
     <w:rsid w:val="00814B81"/>
     <w:rsid w:val="008456E9"/>
     <w:rsid w:val="008A4AE7"/>
+    <w:rsid w:val="008D4184"/>
     <w:rsid w:val="00902777"/>
     <w:rsid w:val="0096178B"/>
     <w:rsid w:val="00977680"/>
@@ -13993,7 +14178,7 @@
 </file>
 
 <file path=customXml/itemProps3.xml><?xml version="1.0" encoding="utf-8"?>
-<ds:datastoreItem xmlns:ds="http://schemas.openxmlformats.org/officeDocument/2006/customXml" ds:itemID="{05A2788F-2B0C-49B7-ACD0-DEE15E545898}">
+<ds:datastoreItem xmlns:ds="http://schemas.openxmlformats.org/officeDocument/2006/customXml" ds:itemID="{DE155181-78D6-4110-A543-D5F103BEFC42}">
   <ds:schemaRefs>
     <ds:schemaRef ds:uri="http://schemas.openxmlformats.org/officeDocument/2006/bibliography"/>
   </ds:schemaRefs>

--- a/IT351_Project-Phase 1 (1) (1) (1).docx
+++ b/IT351_Project-Phase 1 (1) (1) (1).docx
@@ -457,7 +457,7 @@
               </wp:anchor>
             </w:drawing>
           </mc:Choice>
-          <mc:Fallback xmlns:cx1="http://schemas.microsoft.com/office/drawing/2015/9/8/chartex" xmlns:cx2="http://schemas.microsoft.com/office/drawing/2015/10/21/chartex" xmlns:cx3="http://schemas.microsoft.com/office/drawing/2016/5/9/chartex" xmlns:cx4="http://schemas.microsoft.com/office/drawing/2016/5/10/chartex" xmlns:cx5="http://schemas.microsoft.com/office/drawing/2016/5/11/chartex" xmlns:cx6="http://schemas.microsoft.com/office/drawing/2016/5/12/chartex" xmlns:cx7="http://schemas.microsoft.com/office/drawing/2016/5/13/chartex" xmlns:cx8="http://schemas.microsoft.com/office/drawing/2016/5/14/chartex" xmlns:aink="http://schemas.microsoft.com/office/drawing/2016/ink" xmlns:am3d="http://schemas.microsoft.com/office/drawing/2017/model3d" xmlns:oel="http://schemas.microsoft.com/office/2019/extlst" xmlns:w16cex="http://schemas.microsoft.com/office/word/2018/wordml/cex" xmlns:w16cid="http://schemas.microsoft.com/office/word/2016/wordml/cid" xmlns:w16="http://schemas.microsoft.com/office/word/2018/wordml" xmlns:w16du="http://schemas.microsoft.com/office/word/2023/wordml/word16du" xmlns:w16sdtdh="http://schemas.microsoft.com/office/word/2020/wordml/sdtdatahash" xmlns:w16sdtfl="http://schemas.microsoft.com/office/word/2024/wordml/sdtformatlock">
+          <mc:Fallback xmlns:w16sdtfl="http://schemas.microsoft.com/office/word/2024/wordml/sdtformatlock" xmlns:w16sdtdh="http://schemas.microsoft.com/office/word/2020/wordml/sdtdatahash" xmlns:w16du="http://schemas.microsoft.com/office/word/2023/wordml/word16du" xmlns:w16="http://schemas.microsoft.com/office/word/2018/wordml" xmlns:w16cid="http://schemas.microsoft.com/office/word/2016/wordml/cid" xmlns:w16cex="http://schemas.microsoft.com/office/word/2018/wordml/cex" xmlns:oel="http://schemas.microsoft.com/office/2019/extlst" xmlns:am3d="http://schemas.microsoft.com/office/drawing/2017/model3d" xmlns:aink="http://schemas.microsoft.com/office/drawing/2016/ink" xmlns:cx8="http://schemas.microsoft.com/office/drawing/2016/5/14/chartex" xmlns:cx7="http://schemas.microsoft.com/office/drawing/2016/5/13/chartex" xmlns:cx6="http://schemas.microsoft.com/office/drawing/2016/5/12/chartex" xmlns:cx5="http://schemas.microsoft.com/office/drawing/2016/5/11/chartex" xmlns:cx4="http://schemas.microsoft.com/office/drawing/2016/5/10/chartex" xmlns:cx3="http://schemas.microsoft.com/office/drawing/2016/5/9/chartex" xmlns:cx2="http://schemas.microsoft.com/office/drawing/2015/10/21/chartex" xmlns:cx1="http://schemas.microsoft.com/office/drawing/2015/9/8/chartex">
             <w:pict>
               <v:shapetype w14:anchorId="31BDEDF3" id="_x0000_t202" coordsize="21600,21600" o:spt="202" path="m,l,21600r21600,l21600,xe">
                 <v:stroke joinstyle="miter"/>
@@ -1022,7 +1022,7 @@
               </wp:anchor>
             </w:drawing>
           </mc:Choice>
-          <mc:Fallback xmlns:cx1="http://schemas.microsoft.com/office/drawing/2015/9/8/chartex" xmlns:cx2="http://schemas.microsoft.com/office/drawing/2015/10/21/chartex" xmlns:cx3="http://schemas.microsoft.com/office/drawing/2016/5/9/chartex" xmlns:cx4="http://schemas.microsoft.com/office/drawing/2016/5/10/chartex" xmlns:cx5="http://schemas.microsoft.com/office/drawing/2016/5/11/chartex" xmlns:cx6="http://schemas.microsoft.com/office/drawing/2016/5/12/chartex" xmlns:cx7="http://schemas.microsoft.com/office/drawing/2016/5/13/chartex" xmlns:cx8="http://schemas.microsoft.com/office/drawing/2016/5/14/chartex" xmlns:aink="http://schemas.microsoft.com/office/drawing/2016/ink" xmlns:am3d="http://schemas.microsoft.com/office/drawing/2017/model3d" xmlns:oel="http://schemas.microsoft.com/office/2019/extlst" xmlns:w16cex="http://schemas.microsoft.com/office/word/2018/wordml/cex" xmlns:w16cid="http://schemas.microsoft.com/office/word/2016/wordml/cid" xmlns:w16="http://schemas.microsoft.com/office/word/2018/wordml" xmlns:w16du="http://schemas.microsoft.com/office/word/2023/wordml/word16du" xmlns:w16sdtdh="http://schemas.microsoft.com/office/word/2020/wordml/sdtdatahash" xmlns:w16sdtfl="http://schemas.microsoft.com/office/word/2024/wordml/sdtformatlock">
+          <mc:Fallback xmlns:w16sdtfl="http://schemas.microsoft.com/office/word/2024/wordml/sdtformatlock" xmlns:w16sdtdh="http://schemas.microsoft.com/office/word/2020/wordml/sdtdatahash" xmlns:w16du="http://schemas.microsoft.com/office/word/2023/wordml/word16du" xmlns:w16="http://schemas.microsoft.com/office/word/2018/wordml" xmlns:w16cid="http://schemas.microsoft.com/office/word/2016/wordml/cid" xmlns:w16cex="http://schemas.microsoft.com/office/word/2018/wordml/cex" xmlns:oel="http://schemas.microsoft.com/office/2019/extlst" xmlns:am3d="http://schemas.microsoft.com/office/drawing/2017/model3d" xmlns:aink="http://schemas.microsoft.com/office/drawing/2016/ink" xmlns:cx8="http://schemas.microsoft.com/office/drawing/2016/5/14/chartex" xmlns:cx7="http://schemas.microsoft.com/office/drawing/2016/5/13/chartex" xmlns:cx6="http://schemas.microsoft.com/office/drawing/2016/5/12/chartex" xmlns:cx5="http://schemas.microsoft.com/office/drawing/2016/5/11/chartex" xmlns:cx4="http://schemas.microsoft.com/office/drawing/2016/5/10/chartex" xmlns:cx3="http://schemas.microsoft.com/office/drawing/2016/5/9/chartex" xmlns:cx2="http://schemas.microsoft.com/office/drawing/2015/10/21/chartex" xmlns:cx1="http://schemas.microsoft.com/office/drawing/2015/9/8/chartex">
             <w:pict>
               <v:shape w14:anchorId="6466823C" id="Text Box 2" o:spid="_x0000_s1027" type="#_x0000_t202" style="position:absolute;margin-left:40.3pt;margin-top:4.65pt;width:545.45pt;height:87.85pt;z-index:251679744;visibility:visible;mso-wrap-style:square;mso-width-percent:0;mso-height-percent:0;mso-wrap-distance-left:9pt;mso-wrap-distance-top:7.2pt;mso-wrap-distance-right:9pt;mso-wrap-distance-bottom:7.2pt;mso-position-horizontal:absolute;mso-position-horizontal-relative:page;mso-position-vertical:absolute;mso-position-vertical-relative:text;mso-width-percent:0;mso-height-percent:0;mso-width-relative:margin;mso-height-relative:margin;v-text-anchor:top" o:gfxdata="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" filled="f" stroked="f">
                 <v:textbox>
@@ -1779,7 +1779,7 @@
                   </wp:anchor>
                 </w:drawing>
               </mc:Choice>
-              <mc:Fallback xmlns:cx1="http://schemas.microsoft.com/office/drawing/2015/9/8/chartex" xmlns:cx2="http://schemas.microsoft.com/office/drawing/2015/10/21/chartex" xmlns:cx3="http://schemas.microsoft.com/office/drawing/2016/5/9/chartex" xmlns:cx4="http://schemas.microsoft.com/office/drawing/2016/5/10/chartex" xmlns:cx5="http://schemas.microsoft.com/office/drawing/2016/5/11/chartex" xmlns:cx6="http://schemas.microsoft.com/office/drawing/2016/5/12/chartex" xmlns:cx7="http://schemas.microsoft.com/office/drawing/2016/5/13/chartex" xmlns:cx8="http://schemas.microsoft.com/office/drawing/2016/5/14/chartex" xmlns:aink="http://schemas.microsoft.com/office/drawing/2016/ink" xmlns:am3d="http://schemas.microsoft.com/office/drawing/2017/model3d" xmlns:oel="http://schemas.microsoft.com/office/2019/extlst" xmlns:w16cex="http://schemas.microsoft.com/office/word/2018/wordml/cex" xmlns:w16cid="http://schemas.microsoft.com/office/word/2016/wordml/cid" xmlns:w16="http://schemas.microsoft.com/office/word/2018/wordml" xmlns:w16du="http://schemas.microsoft.com/office/word/2023/wordml/word16du" xmlns:w16sdtdh="http://schemas.microsoft.com/office/word/2020/wordml/sdtdatahash" xmlns:w16sdtfl="http://schemas.microsoft.com/office/word/2024/wordml/sdtformatlock">
+              <mc:Fallback xmlns:w16sdtfl="http://schemas.microsoft.com/office/word/2024/wordml/sdtformatlock" xmlns:w16sdtdh="http://schemas.microsoft.com/office/word/2020/wordml/sdtdatahash" xmlns:w16du="http://schemas.microsoft.com/office/word/2023/wordml/word16du" xmlns:w16="http://schemas.microsoft.com/office/word/2018/wordml" xmlns:w16cid="http://schemas.microsoft.com/office/word/2016/wordml/cid" xmlns:w16cex="http://schemas.microsoft.com/office/word/2018/wordml/cex" xmlns:oel="http://schemas.microsoft.com/office/2019/extlst" xmlns:am3d="http://schemas.microsoft.com/office/drawing/2017/model3d" xmlns:aink="http://schemas.microsoft.com/office/drawing/2016/ink" xmlns:cx8="http://schemas.microsoft.com/office/drawing/2016/5/14/chartex" xmlns:cx7="http://schemas.microsoft.com/office/drawing/2016/5/13/chartex" xmlns:cx6="http://schemas.microsoft.com/office/drawing/2016/5/12/chartex" xmlns:cx5="http://schemas.microsoft.com/office/drawing/2016/5/11/chartex" xmlns:cx4="http://schemas.microsoft.com/office/drawing/2016/5/10/chartex" xmlns:cx3="http://schemas.microsoft.com/office/drawing/2016/5/9/chartex" xmlns:cx2="http://schemas.microsoft.com/office/drawing/2015/10/21/chartex" xmlns:cx1="http://schemas.microsoft.com/office/drawing/2015/9/8/chartex">
                 <w:pict>
                   <v:group w14:anchorId="31857F9A" id="Group 198" o:spid="_x0000_s1028" style="position:absolute;left:0;text-align:left;margin-left:-102pt;margin-top:353.05pt;width:518.25pt;height:318.6pt;z-index:251677696;mso-wrap-distance-left:14.4pt;mso-wrap-distance-top:3.6pt;mso-wrap-distance-right:14.4pt;mso-wrap-distance-bottom:3.6pt;mso-position-horizontal-relative:margin;mso-position-vertical-relative:margin;mso-width-relative:margin;mso-height-relative:margin" coordorigin=",228" coordsize="35784,22576" o:gfxdata="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">
                     <v:rect id="Rectangle 199" o:spid="_x0000_s1029" style="position:absolute;top:228;width:35674;height:2448;visibility:visible;mso-wrap-style:square;v-text-anchor:middle" o:gfxdata="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" fillcolor="#ef4623 [3204]" stroked="f" strokeweight="2pt">
@@ -3544,7 +3544,7 @@
               </wp:anchor>
             </w:drawing>
           </mc:Choice>
-          <mc:Fallback xmlns:cx1="http://schemas.microsoft.com/office/drawing/2015/9/8/chartex" xmlns:cx2="http://schemas.microsoft.com/office/drawing/2015/10/21/chartex" xmlns:cx3="http://schemas.microsoft.com/office/drawing/2016/5/9/chartex" xmlns:cx4="http://schemas.microsoft.com/office/drawing/2016/5/10/chartex" xmlns:cx5="http://schemas.microsoft.com/office/drawing/2016/5/11/chartex" xmlns:cx6="http://schemas.microsoft.com/office/drawing/2016/5/12/chartex" xmlns:cx7="http://schemas.microsoft.com/office/drawing/2016/5/13/chartex" xmlns:cx8="http://schemas.microsoft.com/office/drawing/2016/5/14/chartex" xmlns:aink="http://schemas.microsoft.com/office/drawing/2016/ink" xmlns:am3d="http://schemas.microsoft.com/office/drawing/2017/model3d" xmlns:oel="http://schemas.microsoft.com/office/2019/extlst" xmlns:w16cex="http://schemas.microsoft.com/office/word/2018/wordml/cex" xmlns:w16cid="http://schemas.microsoft.com/office/word/2016/wordml/cid" xmlns:w16="http://schemas.microsoft.com/office/word/2018/wordml" xmlns:w16du="http://schemas.microsoft.com/office/word/2023/wordml/word16du" xmlns:w16sdtdh="http://schemas.microsoft.com/office/word/2020/wordml/sdtdatahash" xmlns:w16sdtfl="http://schemas.microsoft.com/office/word/2024/wordml/sdtformatlock">
+          <mc:Fallback xmlns:w16sdtfl="http://schemas.microsoft.com/office/word/2024/wordml/sdtformatlock" xmlns:w16sdtdh="http://schemas.microsoft.com/office/word/2020/wordml/sdtdatahash" xmlns:w16du="http://schemas.microsoft.com/office/word/2023/wordml/word16du" xmlns:w16="http://schemas.microsoft.com/office/word/2018/wordml" xmlns:w16cid="http://schemas.microsoft.com/office/word/2016/wordml/cid" xmlns:w16cex="http://schemas.microsoft.com/office/word/2018/wordml/cex" xmlns:oel="http://schemas.microsoft.com/office/2019/extlst" xmlns:am3d="http://schemas.microsoft.com/office/drawing/2017/model3d" xmlns:aink="http://schemas.microsoft.com/office/drawing/2016/ink" xmlns:cx8="http://schemas.microsoft.com/office/drawing/2016/5/14/chartex" xmlns:cx7="http://schemas.microsoft.com/office/drawing/2016/5/13/chartex" xmlns:cx6="http://schemas.microsoft.com/office/drawing/2016/5/12/chartex" xmlns:cx5="http://schemas.microsoft.com/office/drawing/2016/5/11/chartex" xmlns:cx4="http://schemas.microsoft.com/office/drawing/2016/5/10/chartex" xmlns:cx3="http://schemas.microsoft.com/office/drawing/2016/5/9/chartex" xmlns:cx2="http://schemas.microsoft.com/office/drawing/2015/10/21/chartex" xmlns:cx1="http://schemas.microsoft.com/office/drawing/2015/9/8/chartex">
             <w:pict>
               <v:shape w14:anchorId="6021EF1F" id="Text Box 5" o:spid="_x0000_s1032" type="#_x0000_t202" alt="Sidebar" style="position:absolute;margin-left:36.2pt;margin-top:-14.75pt;width:104.75pt;height:674.6pt;z-index:251683840;visibility:visible;mso-wrap-style:square;mso-width-percent:250;mso-height-percent:0;mso-wrap-distance-left:14.4pt;mso-wrap-distance-top:0;mso-wrap-distance-right:14.4pt;mso-wrap-distance-bottom:3in;mso-position-horizontal:absolute;mso-position-horizontal-relative:page;mso-position-vertical:absolute;mso-position-vertical-relative:margin;mso-width-percent:250;mso-height-percent:0;mso-width-relative:margin;mso-height-relative:margin;v-text-anchor:top" o:gfxdata="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" filled="f" stroked="f" strokeweight=".5pt">
                 <v:textbox inset="3.6pt,0,3.6pt,0">
@@ -3713,7 +3713,7 @@
               </wp:anchor>
             </w:drawing>
           </mc:Choice>
-          <mc:Fallback xmlns:cx1="http://schemas.microsoft.com/office/drawing/2015/9/8/chartex" xmlns:cx2="http://schemas.microsoft.com/office/drawing/2015/10/21/chartex" xmlns:cx3="http://schemas.microsoft.com/office/drawing/2016/5/9/chartex" xmlns:cx4="http://schemas.microsoft.com/office/drawing/2016/5/10/chartex" xmlns:cx5="http://schemas.microsoft.com/office/drawing/2016/5/11/chartex" xmlns:cx6="http://schemas.microsoft.com/office/drawing/2016/5/12/chartex" xmlns:cx7="http://schemas.microsoft.com/office/drawing/2016/5/13/chartex" xmlns:cx8="http://schemas.microsoft.com/office/drawing/2016/5/14/chartex" xmlns:aink="http://schemas.microsoft.com/office/drawing/2016/ink" xmlns:am3d="http://schemas.microsoft.com/office/drawing/2017/model3d" xmlns:oel="http://schemas.microsoft.com/office/2019/extlst" xmlns:w16cex="http://schemas.microsoft.com/office/word/2018/wordml/cex" xmlns:w16cid="http://schemas.microsoft.com/office/word/2016/wordml/cid" xmlns:w16="http://schemas.microsoft.com/office/word/2018/wordml" xmlns:w16du="http://schemas.microsoft.com/office/word/2023/wordml/word16du" xmlns:w16sdtdh="http://schemas.microsoft.com/office/word/2020/wordml/sdtdatahash" xmlns:w16sdtfl="http://schemas.microsoft.com/office/word/2024/wordml/sdtformatlock">
+          <mc:Fallback xmlns:w16sdtfl="http://schemas.microsoft.com/office/word/2024/wordml/sdtformatlock" xmlns:w16sdtdh="http://schemas.microsoft.com/office/word/2020/wordml/sdtdatahash" xmlns:w16du="http://schemas.microsoft.com/office/word/2023/wordml/word16du" xmlns:w16="http://schemas.microsoft.com/office/word/2018/wordml" xmlns:w16cid="http://schemas.microsoft.com/office/word/2016/wordml/cid" xmlns:w16cex="http://schemas.microsoft.com/office/word/2018/wordml/cex" xmlns:oel="http://schemas.microsoft.com/office/2019/extlst" xmlns:am3d="http://schemas.microsoft.com/office/drawing/2017/model3d" xmlns:aink="http://schemas.microsoft.com/office/drawing/2016/ink" xmlns:cx8="http://schemas.microsoft.com/office/drawing/2016/5/14/chartex" xmlns:cx7="http://schemas.microsoft.com/office/drawing/2016/5/13/chartex" xmlns:cx6="http://schemas.microsoft.com/office/drawing/2016/5/12/chartex" xmlns:cx5="http://schemas.microsoft.com/office/drawing/2016/5/11/chartex" xmlns:cx4="http://schemas.microsoft.com/office/drawing/2016/5/10/chartex" xmlns:cx3="http://schemas.microsoft.com/office/drawing/2016/5/9/chartex" xmlns:cx2="http://schemas.microsoft.com/office/drawing/2015/10/21/chartex" xmlns:cx1="http://schemas.microsoft.com/office/drawing/2015/9/8/chartex">
             <w:pict>
               <v:shape w14:anchorId="1CDBE634" id="_x0000_s1033" type="#_x0000_t202" alt="Sidebar" style="position:absolute;margin-left:0;margin-top:0;width:105.3pt;height:598.45pt;z-index:251681792;visibility:visible;mso-wrap-style:square;mso-width-percent:250;mso-height-percent:950;mso-left-percent:59;mso-wrap-distance-left:14.4pt;mso-wrap-distance-top:0;mso-wrap-distance-right:14.4pt;mso-wrap-distance-bottom:3in;mso-position-horizontal-relative:page;mso-position-vertical:top;mso-position-vertical-relative:margin;mso-width-percent:250;mso-height-percent:950;mso-left-percent:59;mso-width-relative:margin;mso-height-relative:margin;v-text-anchor:top" o:gfxdata="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" filled="f" stroked="f" strokeweight=".5pt">
                 <v:textbox inset="3.6pt,0,3.6pt,0">
@@ -4967,7 +4967,7 @@
               </wp:anchor>
             </w:drawing>
           </mc:Choice>
-          <mc:Fallback xmlns:cx1="http://schemas.microsoft.com/office/drawing/2015/9/8/chartex" xmlns:cx2="http://schemas.microsoft.com/office/drawing/2015/10/21/chartex" xmlns:cx3="http://schemas.microsoft.com/office/drawing/2016/5/9/chartex" xmlns:cx4="http://schemas.microsoft.com/office/drawing/2016/5/10/chartex" xmlns:cx5="http://schemas.microsoft.com/office/drawing/2016/5/11/chartex" xmlns:cx6="http://schemas.microsoft.com/office/drawing/2016/5/12/chartex" xmlns:cx7="http://schemas.microsoft.com/office/drawing/2016/5/13/chartex" xmlns:cx8="http://schemas.microsoft.com/office/drawing/2016/5/14/chartex" xmlns:aink="http://schemas.microsoft.com/office/drawing/2016/ink" xmlns:am3d="http://schemas.microsoft.com/office/drawing/2017/model3d" xmlns:oel="http://schemas.microsoft.com/office/2019/extlst" xmlns:w16cex="http://schemas.microsoft.com/office/word/2018/wordml/cex" xmlns:w16cid="http://schemas.microsoft.com/office/word/2016/wordml/cid" xmlns:w16="http://schemas.microsoft.com/office/word/2018/wordml" xmlns:w16du="http://schemas.microsoft.com/office/word/2023/wordml/word16du" xmlns:w16sdtdh="http://schemas.microsoft.com/office/word/2020/wordml/sdtdatahash" xmlns:w16sdtfl="http://schemas.microsoft.com/office/word/2024/wordml/sdtformatlock">
+          <mc:Fallback xmlns:w16sdtfl="http://schemas.microsoft.com/office/word/2024/wordml/sdtformatlock" xmlns:w16sdtdh="http://schemas.microsoft.com/office/word/2020/wordml/sdtdatahash" xmlns:w16du="http://schemas.microsoft.com/office/word/2023/wordml/word16du" xmlns:w16="http://schemas.microsoft.com/office/word/2018/wordml" xmlns:w16cid="http://schemas.microsoft.com/office/word/2016/wordml/cid" xmlns:w16cex="http://schemas.microsoft.com/office/word/2018/wordml/cex" xmlns:oel="http://schemas.microsoft.com/office/2019/extlst" xmlns:am3d="http://schemas.microsoft.com/office/drawing/2017/model3d" xmlns:aink="http://schemas.microsoft.com/office/drawing/2016/ink" xmlns:cx8="http://schemas.microsoft.com/office/drawing/2016/5/14/chartex" xmlns:cx7="http://schemas.microsoft.com/office/drawing/2016/5/13/chartex" xmlns:cx6="http://schemas.microsoft.com/office/drawing/2016/5/12/chartex" xmlns:cx5="http://schemas.microsoft.com/office/drawing/2016/5/11/chartex" xmlns:cx4="http://schemas.microsoft.com/office/drawing/2016/5/10/chartex" xmlns:cx3="http://schemas.microsoft.com/office/drawing/2016/5/9/chartex" xmlns:cx2="http://schemas.microsoft.com/office/drawing/2015/10/21/chartex" xmlns:cx1="http://schemas.microsoft.com/office/drawing/2015/9/8/chartex">
             <w:pict>
               <v:shapetype w14:anchorId="0CCE6292" id="_x0000_t185" coordsize="21600,21600" o:spt="185" adj="3600" path="m@0,nfqx0@0l0@2qy@0,21600em@1,nfqx21600@0l21600@2qy@1,21600em@0,nsqx0@0l0@2qy@0,21600l@1,21600qx21600@2l21600@0qy@1,xe" filled="f">
                 <v:formulas>
@@ -5911,8 +5911,10 @@
       <w:r>
         <w:rPr>
           <w:rFonts w:ascii="Times New Roman" w:eastAsia="Times New Roman" w:hAnsi="Times New Roman" w:cs="Times New Roman"/>
-          <w:sz w:val="24"/>
-          <w:szCs w:val="24"/>
+          <w:noProof/>
+          <w:sz w:val="24"/>
+          <w:szCs w:val="24"/>
+          <w:lang w:eastAsia="en-US"/>
         </w:rPr>
         <w:lastRenderedPageBreak/>
         <w:drawing>
@@ -5963,8 +5965,10 @@
       <w:r>
         <w:rPr>
           <w:rFonts w:ascii="Times New Roman" w:eastAsia="Times New Roman" w:hAnsi="Times New Roman" w:cs="Times New Roman"/>
-          <w:sz w:val="24"/>
-          <w:szCs w:val="24"/>
+          <w:noProof/>
+          <w:sz w:val="24"/>
+          <w:szCs w:val="24"/>
+          <w:lang w:eastAsia="en-US"/>
         </w:rPr>
         <w:drawing>
           <wp:inline distT="0" distB="0" distL="0" distR="0" wp14:anchorId="129ED114" wp14:editId="46F55D39">
@@ -6011,14 +6015,178 @@
           <w:szCs w:val="24"/>
         </w:rPr>
       </w:pPr>
+      <w:r>
+        <w:rPr>
+          <w:rFonts w:ascii="Times New Roman" w:eastAsia="Times New Roman" w:hAnsi="Times New Roman" w:cs="Times New Roman"/>
+          <w:sz w:val="24"/>
+          <w:szCs w:val="24"/>
+        </w:rPr>
+        <w:lastRenderedPageBreak/>
+        <w:drawing>
+          <wp:inline distT="0" distB="0" distL="0" distR="0" wp14:anchorId="530A78F3" wp14:editId="372FD554">
+            <wp:extent cx="5349240" cy="3007995"/>
+            <wp:effectExtent l="0" t="0" r="3810" b="1905"/>
+            <wp:docPr id="5" name="Picture 5"/>
+            <wp:cNvGraphicFramePr>
+              <a:graphicFrameLocks xmlns:a="http://schemas.openxmlformats.org/drawingml/2006/main" noChangeAspect="1"/>
+            </wp:cNvGraphicFramePr>
+            <a:graphic xmlns:a="http://schemas.openxmlformats.org/drawingml/2006/main">
+              <a:graphicData uri="http://schemas.openxmlformats.org/drawingml/2006/picture">
+                <pic:pic xmlns:pic="http://schemas.openxmlformats.org/drawingml/2006/picture">
+                  <pic:nvPicPr>
+                    <pic:cNvPr id="1" name=""/>
+                    <pic:cNvPicPr/>
+                  </pic:nvPicPr>
+                  <pic:blipFill>
+                    <a:blip r:embed="rId19"/>
+                    <a:stretch>
+                      <a:fillRect/>
+                    </a:stretch>
+                  </pic:blipFill>
+                  <pic:spPr>
+                    <a:xfrm>
+                      <a:off x="0" y="0"/>
+                      <a:ext cx="5349240" cy="3007995"/>
+                    </a:xfrm>
+                    <a:prstGeom prst="rect">
+                      <a:avLst/>
+                    </a:prstGeom>
+                  </pic:spPr>
+                </pic:pic>
+              </a:graphicData>
+            </a:graphic>
+          </wp:inline>
+        </w:drawing>
+      </w:r>
+    </w:p>
+    <w:p>
+      <w:pPr>
+        <w:rPr>
+          <w:rFonts w:ascii="Times New Roman" w:eastAsia="Times New Roman" w:hAnsi="Times New Roman" w:cs="Times New Roman"/>
+          <w:sz w:val="24"/>
+          <w:szCs w:val="24"/>
+        </w:rPr>
+      </w:pPr>
+      <w:r>
+        <w:rPr>
+          <w:rFonts w:ascii="Times New Roman" w:eastAsia="Times New Roman" w:hAnsi="Times New Roman" w:cs="Times New Roman"/>
+          <w:sz w:val="24"/>
+          <w:szCs w:val="24"/>
+        </w:rPr>
+        <w:drawing>
+          <wp:inline distT="0" distB="0" distL="0" distR="0" wp14:anchorId="1B4943A8" wp14:editId="7F1DAD4D">
+            <wp:extent cx="5349240" cy="3007995"/>
+            <wp:effectExtent l="0" t="0" r="3810" b="1905"/>
+            <wp:docPr id="7" name="Picture 7"/>
+            <wp:cNvGraphicFramePr>
+              <a:graphicFrameLocks xmlns:a="http://schemas.openxmlformats.org/drawingml/2006/main" noChangeAspect="1"/>
+            </wp:cNvGraphicFramePr>
+            <a:graphic xmlns:a="http://schemas.openxmlformats.org/drawingml/2006/main">
+              <a:graphicData uri="http://schemas.openxmlformats.org/drawingml/2006/picture">
+                <pic:pic xmlns:pic="http://schemas.openxmlformats.org/drawingml/2006/picture">
+                  <pic:nvPicPr>
+                    <pic:cNvPr id="1" name=""/>
+                    <pic:cNvPicPr/>
+                  </pic:nvPicPr>
+                  <pic:blipFill>
+                    <a:blip r:embed="rId20"/>
+                    <a:stretch>
+                      <a:fillRect/>
+                    </a:stretch>
+                  </pic:blipFill>
+                  <pic:spPr>
+                    <a:xfrm>
+                      <a:off x="0" y="0"/>
+                      <a:ext cx="5349240" cy="3007995"/>
+                    </a:xfrm>
+                    <a:prstGeom prst="rect">
+                      <a:avLst/>
+                    </a:prstGeom>
+                  </pic:spPr>
+                </pic:pic>
+              </a:graphicData>
+            </a:graphic>
+          </wp:inline>
+        </w:drawing>
+      </w:r>
+    </w:p>
+    <w:p>
+      <w:pPr>
+        <w:rPr>
+          <w:rFonts w:ascii="Times New Roman" w:eastAsia="Times New Roman" w:hAnsi="Times New Roman" w:cs="Times New Roman"/>
+          <w:sz w:val="24"/>
+          <w:szCs w:val="24"/>
+        </w:rPr>
+      </w:pPr>
+      <w:r>
+        <w:rPr>
+          <w:rFonts w:ascii="Times New Roman" w:eastAsia="Times New Roman" w:hAnsi="Times New Roman" w:cs="Times New Roman"/>
+          <w:sz w:val="24"/>
+          <w:szCs w:val="24"/>
+        </w:rPr>
+        <w:lastRenderedPageBreak/>
+        <w:drawing>
+          <wp:inline distT="0" distB="0" distL="0" distR="0" wp14:anchorId="6ECFEE09" wp14:editId="0AE58C15">
+            <wp:extent cx="5349240" cy="3007995"/>
+            <wp:effectExtent l="0" t="0" r="3810" b="1905"/>
+            <wp:docPr id="8" name="Picture 8"/>
+            <wp:cNvGraphicFramePr>
+              <a:graphicFrameLocks xmlns:a="http://schemas.openxmlformats.org/drawingml/2006/main" noChangeAspect="1"/>
+            </wp:cNvGraphicFramePr>
+            <a:graphic xmlns:a="http://schemas.openxmlformats.org/drawingml/2006/main">
+              <a:graphicData uri="http://schemas.openxmlformats.org/drawingml/2006/picture">
+                <pic:pic xmlns:pic="http://schemas.openxmlformats.org/drawingml/2006/picture">
+                  <pic:nvPicPr>
+                    <pic:cNvPr id="1" name=""/>
+                    <pic:cNvPicPr/>
+                  </pic:nvPicPr>
+                  <pic:blipFill>
+                    <a:blip r:embed="rId21"/>
+                    <a:stretch>
+                      <a:fillRect/>
+                    </a:stretch>
+                  </pic:blipFill>
+                  <pic:spPr>
+                    <a:xfrm>
+                      <a:off x="0" y="0"/>
+                      <a:ext cx="5349240" cy="3007995"/>
+                    </a:xfrm>
+                    <a:prstGeom prst="rect">
+                      <a:avLst/>
+                    </a:prstGeom>
+                  </pic:spPr>
+                </pic:pic>
+              </a:graphicData>
+            </a:graphic>
+          </wp:inline>
+        </w:drawing>
+      </w:r>
+    </w:p>
+    <w:p>
+      <w:pPr>
+        <w:rPr>
+          <w:rFonts w:ascii="Times New Roman" w:eastAsia="Times New Roman" w:hAnsi="Times New Roman" w:cs="Times New Roman"/>
+          <w:sz w:val="24"/>
+          <w:szCs w:val="24"/>
+        </w:rPr>
+      </w:pPr>
       <w:bookmarkStart w:id="1" w:name="_GoBack"/>
       <w:bookmarkEnd w:id="1"/>
     </w:p>
+    <w:p>
+      <w:pPr>
+        <w:rPr>
+          <w:rFonts w:ascii="Times New Roman" w:eastAsia="Times New Roman" w:hAnsi="Times New Roman" w:cs="Times New Roman"/>
+          <w:sz w:val="24"/>
+          <w:szCs w:val="24"/>
+        </w:rPr>
+      </w:pPr>
+    </w:p>
     <w:sectPr>
-      <w:headerReference w:type="default" r:id="rId19"/>
-      <w:footerReference w:type="even" r:id="rId20"/>
-      <w:footerReference w:type="default" r:id="rId21"/>
-      <w:footerReference w:type="first" r:id="rId22"/>
+      <w:headerReference w:type="default" r:id="rId22"/>
+      <w:footerReference w:type="even" r:id="rId23"/>
+      <w:footerReference w:type="default" r:id="rId24"/>
+      <w:footerReference w:type="first" r:id="rId25"/>
       <w:pgSz w:w="12240" w:h="15840" w:code="1"/>
       <w:pgMar w:top="1080" w:right="720" w:bottom="2160" w:left="3096" w:header="1080" w:footer="720" w:gutter="0"/>
       <w:pgNumType w:start="1"/>
@@ -6086,7 +6254,7 @@
               <wp:docPr id="1507283666" name="Text Box 2" descr="Restricted - مقيد ">
                 <a:extLst xmlns:a="http://schemas.openxmlformats.org/drawingml/2006/main">
                   <a:ext uri="{5AE41FA2-C0FF-4470-9BD4-5FADCA87CBE2}">
-                    <aclsh:classification xmlns="" xmlns:cx1="http://schemas.microsoft.com/office/drawing/2015/9/8/chartex" xmlns:cx2="http://schemas.microsoft.com/office/drawing/2015/10/21/chartex" xmlns:cx3="http://schemas.microsoft.com/office/drawing/2016/5/9/chartex" xmlns:cx4="http://schemas.microsoft.com/office/drawing/2016/5/10/chartex" xmlns:cx5="http://schemas.microsoft.com/office/drawing/2016/5/11/chartex" xmlns:cx6="http://schemas.microsoft.com/office/drawing/2016/5/12/chartex" xmlns:cx7="http://schemas.microsoft.com/office/drawing/2016/5/13/chartex" xmlns:cx8="http://schemas.microsoft.com/office/drawing/2016/5/14/chartex" xmlns:aink="http://schemas.microsoft.com/office/drawing/2016/ink" xmlns:am3d="http://schemas.microsoft.com/office/drawing/2017/model3d" xmlns:o="urn:schemas-microsoft-com:office:office" xmlns:oel="http://schemas.microsoft.com/office/2019/extlst" xmlns:v="urn:schemas-microsoft-com:vml" xmlns:w10="urn:schemas-microsoft-com:office:word" xmlns:w="http://schemas.openxmlformats.org/wordprocessingml/2006/main" xmlns:w16cex="http://schemas.microsoft.com/office/word/2018/wordml/cex" xmlns:w16cid="http://schemas.microsoft.com/office/word/2016/wordml/cid" xmlns:w16="http://schemas.microsoft.com/office/word/2018/wordml" xmlns:w16du="http://schemas.microsoft.com/office/word/2023/wordml/word16du" xmlns:w16sdtdh="http://schemas.microsoft.com/office/word/2020/wordml/sdtdatahash" xmlns:w16sdtfl="http://schemas.microsoft.com/office/word/2024/wordml/sdtformatlock" xmlns:aclsh="http://schemas.microsoft.com/office/drawing/2020/classificationShape" classificationOutcomeType="ftr"/>
+                    <aclsh:classification xmlns:aclsh="http://schemas.microsoft.com/office/drawing/2020/classificationShape" xmlns:w16sdtfl="http://schemas.microsoft.com/office/word/2024/wordml/sdtformatlock" xmlns:w16sdtdh="http://schemas.microsoft.com/office/word/2020/wordml/sdtdatahash" xmlns:w16du="http://schemas.microsoft.com/office/word/2023/wordml/word16du" xmlns:w16="http://schemas.microsoft.com/office/word/2018/wordml" xmlns:w16cid="http://schemas.microsoft.com/office/word/2016/wordml/cid" xmlns:w16cex="http://schemas.microsoft.com/office/word/2018/wordml/cex" xmlns:w="http://schemas.openxmlformats.org/wordprocessingml/2006/main" xmlns:w10="urn:schemas-microsoft-com:office:word" xmlns:v="urn:schemas-microsoft-com:vml" xmlns:oel="http://schemas.microsoft.com/office/2019/extlst" xmlns:o="urn:schemas-microsoft-com:office:office" xmlns:am3d="http://schemas.microsoft.com/office/drawing/2017/model3d" xmlns:aink="http://schemas.microsoft.com/office/drawing/2016/ink" xmlns:cx8="http://schemas.microsoft.com/office/drawing/2016/5/14/chartex" xmlns:cx7="http://schemas.microsoft.com/office/drawing/2016/5/13/chartex" xmlns:cx6="http://schemas.microsoft.com/office/drawing/2016/5/12/chartex" xmlns:cx5="http://schemas.microsoft.com/office/drawing/2016/5/11/chartex" xmlns:cx4="http://schemas.microsoft.com/office/drawing/2016/5/10/chartex" xmlns:cx3="http://schemas.microsoft.com/office/drawing/2016/5/9/chartex" xmlns:cx2="http://schemas.microsoft.com/office/drawing/2015/10/21/chartex" xmlns:cx1="http://schemas.microsoft.com/office/drawing/2015/9/8/chartex" xmlns="" classificationOutcomeType="ftr"/>
                   </a:ext>
                 </a:extLst>
               </wp:docPr>
@@ -6160,7 +6328,7 @@
             </wp:anchor>
           </w:drawing>
         </mc:Choice>
-        <mc:Fallback xmlns:cx1="http://schemas.microsoft.com/office/drawing/2015/9/8/chartex" xmlns:cx2="http://schemas.microsoft.com/office/drawing/2015/10/21/chartex" xmlns:cx3="http://schemas.microsoft.com/office/drawing/2016/5/9/chartex" xmlns:cx4="http://schemas.microsoft.com/office/drawing/2016/5/10/chartex" xmlns:cx5="http://schemas.microsoft.com/office/drawing/2016/5/11/chartex" xmlns:cx6="http://schemas.microsoft.com/office/drawing/2016/5/12/chartex" xmlns:cx7="http://schemas.microsoft.com/office/drawing/2016/5/13/chartex" xmlns:cx8="http://schemas.microsoft.com/office/drawing/2016/5/14/chartex" xmlns:aink="http://schemas.microsoft.com/office/drawing/2016/ink" xmlns:am3d="http://schemas.microsoft.com/office/drawing/2017/model3d" xmlns:oel="http://schemas.microsoft.com/office/2019/extlst" xmlns:w16cex="http://schemas.microsoft.com/office/word/2018/wordml/cex" xmlns:w16cid="http://schemas.microsoft.com/office/word/2016/wordml/cid" xmlns:w16="http://schemas.microsoft.com/office/word/2018/wordml" xmlns:w16du="http://schemas.microsoft.com/office/word/2023/wordml/word16du" xmlns:w16sdtdh="http://schemas.microsoft.com/office/word/2020/wordml/sdtdatahash" xmlns:w16sdtfl="http://schemas.microsoft.com/office/word/2024/wordml/sdtformatlock">
+        <mc:Fallback xmlns:w16sdtfl="http://schemas.microsoft.com/office/word/2024/wordml/sdtformatlock" xmlns:w16sdtdh="http://schemas.microsoft.com/office/word/2020/wordml/sdtdatahash" xmlns:w16du="http://schemas.microsoft.com/office/word/2023/wordml/word16du" xmlns:w16="http://schemas.microsoft.com/office/word/2018/wordml" xmlns:w16cid="http://schemas.microsoft.com/office/word/2016/wordml/cid" xmlns:w16cex="http://schemas.microsoft.com/office/word/2018/wordml/cex" xmlns:oel="http://schemas.microsoft.com/office/2019/extlst" xmlns:am3d="http://schemas.microsoft.com/office/drawing/2017/model3d" xmlns:aink="http://schemas.microsoft.com/office/drawing/2016/ink" xmlns:cx8="http://schemas.microsoft.com/office/drawing/2016/5/14/chartex" xmlns:cx7="http://schemas.microsoft.com/office/drawing/2016/5/13/chartex" xmlns:cx6="http://schemas.microsoft.com/office/drawing/2016/5/12/chartex" xmlns:cx5="http://schemas.microsoft.com/office/drawing/2016/5/11/chartex" xmlns:cx4="http://schemas.microsoft.com/office/drawing/2016/5/10/chartex" xmlns:cx3="http://schemas.microsoft.com/office/drawing/2016/5/9/chartex" xmlns:cx2="http://schemas.microsoft.com/office/drawing/2015/10/21/chartex" xmlns:cx1="http://schemas.microsoft.com/office/drawing/2015/9/8/chartex">
           <w:pict>
             <v:shapetype w14:anchorId="2CC029BF" id="_x0000_t202" coordsize="21600,21600" o:spt="202" path="m,l,21600r21600,l21600,xe">
               <v:stroke joinstyle="miter"/>
@@ -6244,7 +6412,7 @@
               <wp:docPr id="1528044767" name="Text Box 3" descr="Restricted - مقيد ">
                 <a:extLst xmlns:a="http://schemas.openxmlformats.org/drawingml/2006/main">
                   <a:ext uri="{5AE41FA2-C0FF-4470-9BD4-5FADCA87CBE2}">
-                    <aclsh:classification xmlns="" xmlns:cx1="http://schemas.microsoft.com/office/drawing/2015/9/8/chartex" xmlns:cx2="http://schemas.microsoft.com/office/drawing/2015/10/21/chartex" xmlns:cx3="http://schemas.microsoft.com/office/drawing/2016/5/9/chartex" xmlns:cx4="http://schemas.microsoft.com/office/drawing/2016/5/10/chartex" xmlns:cx5="http://schemas.microsoft.com/office/drawing/2016/5/11/chartex" xmlns:cx6="http://schemas.microsoft.com/office/drawing/2016/5/12/chartex" xmlns:cx7="http://schemas.microsoft.com/office/drawing/2016/5/13/chartex" xmlns:cx8="http://schemas.microsoft.com/office/drawing/2016/5/14/chartex" xmlns:aink="http://schemas.microsoft.com/office/drawing/2016/ink" xmlns:am3d="http://schemas.microsoft.com/office/drawing/2017/model3d" xmlns:o="urn:schemas-microsoft-com:office:office" xmlns:oel="http://schemas.microsoft.com/office/2019/extlst" xmlns:v="urn:schemas-microsoft-com:vml" xmlns:w10="urn:schemas-microsoft-com:office:word" xmlns:w="http://schemas.openxmlformats.org/wordprocessingml/2006/main" xmlns:w16cex="http://schemas.microsoft.com/office/word/2018/wordml/cex" xmlns:w16cid="http://schemas.microsoft.com/office/word/2016/wordml/cid" xmlns:w16="http://schemas.microsoft.com/office/word/2018/wordml" xmlns:w16du="http://schemas.microsoft.com/office/word/2023/wordml/word16du" xmlns:w16sdtdh="http://schemas.microsoft.com/office/word/2020/wordml/sdtdatahash" xmlns:w16sdtfl="http://schemas.microsoft.com/office/word/2024/wordml/sdtformatlock" xmlns:aclsh="http://schemas.microsoft.com/office/drawing/2020/classificationShape" classificationOutcomeType="ftr"/>
+                    <aclsh:classification xmlns:aclsh="http://schemas.microsoft.com/office/drawing/2020/classificationShape" xmlns:w16sdtfl="http://schemas.microsoft.com/office/word/2024/wordml/sdtformatlock" xmlns:w16sdtdh="http://schemas.microsoft.com/office/word/2020/wordml/sdtdatahash" xmlns:w16du="http://schemas.microsoft.com/office/word/2023/wordml/word16du" xmlns:w16="http://schemas.microsoft.com/office/word/2018/wordml" xmlns:w16cid="http://schemas.microsoft.com/office/word/2016/wordml/cid" xmlns:w16cex="http://schemas.microsoft.com/office/word/2018/wordml/cex" xmlns:w="http://schemas.openxmlformats.org/wordprocessingml/2006/main" xmlns:w10="urn:schemas-microsoft-com:office:word" xmlns:v="urn:schemas-microsoft-com:vml" xmlns:oel="http://schemas.microsoft.com/office/2019/extlst" xmlns:o="urn:schemas-microsoft-com:office:office" xmlns:am3d="http://schemas.microsoft.com/office/drawing/2017/model3d" xmlns:aink="http://schemas.microsoft.com/office/drawing/2016/ink" xmlns:cx8="http://schemas.microsoft.com/office/drawing/2016/5/14/chartex" xmlns:cx7="http://schemas.microsoft.com/office/drawing/2016/5/13/chartex" xmlns:cx6="http://schemas.microsoft.com/office/drawing/2016/5/12/chartex" xmlns:cx5="http://schemas.microsoft.com/office/drawing/2016/5/11/chartex" xmlns:cx4="http://schemas.microsoft.com/office/drawing/2016/5/10/chartex" xmlns:cx3="http://schemas.microsoft.com/office/drawing/2016/5/9/chartex" xmlns:cx2="http://schemas.microsoft.com/office/drawing/2015/10/21/chartex" xmlns:cx1="http://schemas.microsoft.com/office/drawing/2015/9/8/chartex" xmlns="" classificationOutcomeType="ftr"/>
                   </a:ext>
                 </a:extLst>
               </wp:docPr>
@@ -6318,7 +6486,7 @@
             </wp:anchor>
           </w:drawing>
         </mc:Choice>
-        <mc:Fallback xmlns:cx1="http://schemas.microsoft.com/office/drawing/2015/9/8/chartex" xmlns:cx2="http://schemas.microsoft.com/office/drawing/2015/10/21/chartex" xmlns:cx3="http://schemas.microsoft.com/office/drawing/2016/5/9/chartex" xmlns:cx4="http://schemas.microsoft.com/office/drawing/2016/5/10/chartex" xmlns:cx5="http://schemas.microsoft.com/office/drawing/2016/5/11/chartex" xmlns:cx6="http://schemas.microsoft.com/office/drawing/2016/5/12/chartex" xmlns:cx7="http://schemas.microsoft.com/office/drawing/2016/5/13/chartex" xmlns:cx8="http://schemas.microsoft.com/office/drawing/2016/5/14/chartex" xmlns:aink="http://schemas.microsoft.com/office/drawing/2016/ink" xmlns:am3d="http://schemas.microsoft.com/office/drawing/2017/model3d" xmlns:oel="http://schemas.microsoft.com/office/2019/extlst" xmlns:w16cex="http://schemas.microsoft.com/office/word/2018/wordml/cex" xmlns:w16cid="http://schemas.microsoft.com/office/word/2016/wordml/cid" xmlns:w16="http://schemas.microsoft.com/office/word/2018/wordml" xmlns:w16du="http://schemas.microsoft.com/office/word/2023/wordml/word16du" xmlns:w16sdtdh="http://schemas.microsoft.com/office/word/2020/wordml/sdtdatahash" xmlns:w16sdtfl="http://schemas.microsoft.com/office/word/2024/wordml/sdtformatlock">
+        <mc:Fallback xmlns:w16sdtfl="http://schemas.microsoft.com/office/word/2024/wordml/sdtformatlock" xmlns:w16sdtdh="http://schemas.microsoft.com/office/word/2020/wordml/sdtdatahash" xmlns:w16du="http://schemas.microsoft.com/office/word/2023/wordml/word16du" xmlns:w16="http://schemas.microsoft.com/office/word/2018/wordml" xmlns:w16cid="http://schemas.microsoft.com/office/word/2016/wordml/cid" xmlns:w16cex="http://schemas.microsoft.com/office/word/2018/wordml/cex" xmlns:oel="http://schemas.microsoft.com/office/2019/extlst" xmlns:am3d="http://schemas.microsoft.com/office/drawing/2017/model3d" xmlns:aink="http://schemas.microsoft.com/office/drawing/2016/ink" xmlns:cx8="http://schemas.microsoft.com/office/drawing/2016/5/14/chartex" xmlns:cx7="http://schemas.microsoft.com/office/drawing/2016/5/13/chartex" xmlns:cx6="http://schemas.microsoft.com/office/drawing/2016/5/12/chartex" xmlns:cx5="http://schemas.microsoft.com/office/drawing/2016/5/11/chartex" xmlns:cx4="http://schemas.microsoft.com/office/drawing/2016/5/10/chartex" xmlns:cx3="http://schemas.microsoft.com/office/drawing/2016/5/9/chartex" xmlns:cx2="http://schemas.microsoft.com/office/drawing/2015/10/21/chartex" xmlns:cx1="http://schemas.microsoft.com/office/drawing/2015/9/8/chartex">
           <w:pict>
             <v:shapetype w14:anchorId="019FCC0A" id="_x0000_t202" coordsize="21600,21600" o:spt="202" path="m,l,21600r21600,l21600,xe">
               <v:stroke joinstyle="miter"/>
@@ -6402,7 +6570,7 @@
               <wp:docPr id="409043257" name="Text Box 1" descr="Restricted - مقيد ">
                 <a:extLst xmlns:a="http://schemas.openxmlformats.org/drawingml/2006/main">
                   <a:ext uri="{5AE41FA2-C0FF-4470-9BD4-5FADCA87CBE2}">
-                    <aclsh:classification xmlns="" xmlns:cx1="http://schemas.microsoft.com/office/drawing/2015/9/8/chartex" xmlns:cx2="http://schemas.microsoft.com/office/drawing/2015/10/21/chartex" xmlns:cx3="http://schemas.microsoft.com/office/drawing/2016/5/9/chartex" xmlns:cx4="http://schemas.microsoft.com/office/drawing/2016/5/10/chartex" xmlns:cx5="http://schemas.microsoft.com/office/drawing/2016/5/11/chartex" xmlns:cx6="http://schemas.microsoft.com/office/drawing/2016/5/12/chartex" xmlns:cx7="http://schemas.microsoft.com/office/drawing/2016/5/13/chartex" xmlns:cx8="http://schemas.microsoft.com/office/drawing/2016/5/14/chartex" xmlns:aink="http://schemas.microsoft.com/office/drawing/2016/ink" xmlns:am3d="http://schemas.microsoft.com/office/drawing/2017/model3d" xmlns:o="urn:schemas-microsoft-com:office:office" xmlns:oel="http://schemas.microsoft.com/office/2019/extlst" xmlns:v="urn:schemas-microsoft-com:vml" xmlns:w10="urn:schemas-microsoft-com:office:word" xmlns:w="http://schemas.openxmlformats.org/wordprocessingml/2006/main" xmlns:w16cex="http://schemas.microsoft.com/office/word/2018/wordml/cex" xmlns:w16cid="http://schemas.microsoft.com/office/word/2016/wordml/cid" xmlns:w16="http://schemas.microsoft.com/office/word/2018/wordml" xmlns:w16du="http://schemas.microsoft.com/office/word/2023/wordml/word16du" xmlns:w16sdtdh="http://schemas.microsoft.com/office/word/2020/wordml/sdtdatahash" xmlns:w16sdtfl="http://schemas.microsoft.com/office/word/2024/wordml/sdtformatlock" xmlns:aclsh="http://schemas.microsoft.com/office/drawing/2020/classificationShape" classificationOutcomeType="ftr"/>
+                    <aclsh:classification xmlns:aclsh="http://schemas.microsoft.com/office/drawing/2020/classificationShape" xmlns:w16sdtfl="http://schemas.microsoft.com/office/word/2024/wordml/sdtformatlock" xmlns:w16sdtdh="http://schemas.microsoft.com/office/word/2020/wordml/sdtdatahash" xmlns:w16du="http://schemas.microsoft.com/office/word/2023/wordml/word16du" xmlns:w16="http://schemas.microsoft.com/office/word/2018/wordml" xmlns:w16cid="http://schemas.microsoft.com/office/word/2016/wordml/cid" xmlns:w16cex="http://schemas.microsoft.com/office/word/2018/wordml/cex" xmlns:w="http://schemas.openxmlformats.org/wordprocessingml/2006/main" xmlns:w10="urn:schemas-microsoft-com:office:word" xmlns:v="urn:schemas-microsoft-com:vml" xmlns:oel="http://schemas.microsoft.com/office/2019/extlst" xmlns:o="urn:schemas-microsoft-com:office:office" xmlns:am3d="http://schemas.microsoft.com/office/drawing/2017/model3d" xmlns:aink="http://schemas.microsoft.com/office/drawing/2016/ink" xmlns:cx8="http://schemas.microsoft.com/office/drawing/2016/5/14/chartex" xmlns:cx7="http://schemas.microsoft.com/office/drawing/2016/5/13/chartex" xmlns:cx6="http://schemas.microsoft.com/office/drawing/2016/5/12/chartex" xmlns:cx5="http://schemas.microsoft.com/office/drawing/2016/5/11/chartex" xmlns:cx4="http://schemas.microsoft.com/office/drawing/2016/5/10/chartex" xmlns:cx3="http://schemas.microsoft.com/office/drawing/2016/5/9/chartex" xmlns:cx2="http://schemas.microsoft.com/office/drawing/2015/10/21/chartex" xmlns:cx1="http://schemas.microsoft.com/office/drawing/2015/9/8/chartex" xmlns="" classificationOutcomeType="ftr"/>
                   </a:ext>
                 </a:extLst>
               </wp:docPr>
@@ -6476,7 +6644,7 @@
             </wp:anchor>
           </w:drawing>
         </mc:Choice>
-        <mc:Fallback xmlns:cx1="http://schemas.microsoft.com/office/drawing/2015/9/8/chartex" xmlns:cx2="http://schemas.microsoft.com/office/drawing/2015/10/21/chartex" xmlns:cx3="http://schemas.microsoft.com/office/drawing/2016/5/9/chartex" xmlns:cx4="http://schemas.microsoft.com/office/drawing/2016/5/10/chartex" xmlns:cx5="http://schemas.microsoft.com/office/drawing/2016/5/11/chartex" xmlns:cx6="http://schemas.microsoft.com/office/drawing/2016/5/12/chartex" xmlns:cx7="http://schemas.microsoft.com/office/drawing/2016/5/13/chartex" xmlns:cx8="http://schemas.microsoft.com/office/drawing/2016/5/14/chartex" xmlns:aink="http://schemas.microsoft.com/office/drawing/2016/ink" xmlns:am3d="http://schemas.microsoft.com/office/drawing/2017/model3d" xmlns:oel="http://schemas.microsoft.com/office/2019/extlst" xmlns:w16cex="http://schemas.microsoft.com/office/word/2018/wordml/cex" xmlns:w16cid="http://schemas.microsoft.com/office/word/2016/wordml/cid" xmlns:w16="http://schemas.microsoft.com/office/word/2018/wordml" xmlns:w16du="http://schemas.microsoft.com/office/word/2023/wordml/word16du" xmlns:w16sdtdh="http://schemas.microsoft.com/office/word/2020/wordml/sdtdatahash" xmlns:w16sdtfl="http://schemas.microsoft.com/office/word/2024/wordml/sdtformatlock">
+        <mc:Fallback xmlns:w16sdtfl="http://schemas.microsoft.com/office/word/2024/wordml/sdtformatlock" xmlns:w16sdtdh="http://schemas.microsoft.com/office/word/2020/wordml/sdtdatahash" xmlns:w16du="http://schemas.microsoft.com/office/word/2023/wordml/word16du" xmlns:w16="http://schemas.microsoft.com/office/word/2018/wordml" xmlns:w16cid="http://schemas.microsoft.com/office/word/2016/wordml/cid" xmlns:w16cex="http://schemas.microsoft.com/office/word/2018/wordml/cex" xmlns:oel="http://schemas.microsoft.com/office/2019/extlst" xmlns:am3d="http://schemas.microsoft.com/office/drawing/2017/model3d" xmlns:aink="http://schemas.microsoft.com/office/drawing/2016/ink" xmlns:cx8="http://schemas.microsoft.com/office/drawing/2016/5/14/chartex" xmlns:cx7="http://schemas.microsoft.com/office/drawing/2016/5/13/chartex" xmlns:cx6="http://schemas.microsoft.com/office/drawing/2016/5/12/chartex" xmlns:cx5="http://schemas.microsoft.com/office/drawing/2016/5/11/chartex" xmlns:cx4="http://schemas.microsoft.com/office/drawing/2016/5/10/chartex" xmlns:cx3="http://schemas.microsoft.com/office/drawing/2016/5/9/chartex" xmlns:cx2="http://schemas.microsoft.com/office/drawing/2015/10/21/chartex" xmlns:cx1="http://schemas.microsoft.com/office/drawing/2015/9/8/chartex">
           <w:pict>
             <v:shapetype w14:anchorId="70E6A53C" id="_x0000_t202" coordsize="21600,21600" o:spt="202" path="m,l,21600r21600,l21600,xe">
               <v:stroke joinstyle="miter"/>
@@ -6560,7 +6728,7 @@
               <wp:docPr id="608387902" name="Text Box 5" descr="Restricted - مقيد ">
                 <a:extLst xmlns:a="http://schemas.openxmlformats.org/drawingml/2006/main">
                   <a:ext uri="{5AE41FA2-C0FF-4470-9BD4-5FADCA87CBE2}">
-                    <aclsh:classification xmlns="" xmlns:cx1="http://schemas.microsoft.com/office/drawing/2015/9/8/chartex" xmlns:cx2="http://schemas.microsoft.com/office/drawing/2015/10/21/chartex" xmlns:cx3="http://schemas.microsoft.com/office/drawing/2016/5/9/chartex" xmlns:cx4="http://schemas.microsoft.com/office/drawing/2016/5/10/chartex" xmlns:cx5="http://schemas.microsoft.com/office/drawing/2016/5/11/chartex" xmlns:cx6="http://schemas.microsoft.com/office/drawing/2016/5/12/chartex" xmlns:cx7="http://schemas.microsoft.com/office/drawing/2016/5/13/chartex" xmlns:cx8="http://schemas.microsoft.com/office/drawing/2016/5/14/chartex" xmlns:aink="http://schemas.microsoft.com/office/drawing/2016/ink" xmlns:am3d="http://schemas.microsoft.com/office/drawing/2017/model3d" xmlns:o="urn:schemas-microsoft-com:office:office" xmlns:oel="http://schemas.microsoft.com/office/2019/extlst" xmlns:v="urn:schemas-microsoft-com:vml" xmlns:w10="urn:schemas-microsoft-com:office:word" xmlns:w="http://schemas.openxmlformats.org/wordprocessingml/2006/main" xmlns:w16cex="http://schemas.microsoft.com/office/word/2018/wordml/cex" xmlns:w16cid="http://schemas.microsoft.com/office/word/2016/wordml/cid" xmlns:w16="http://schemas.microsoft.com/office/word/2018/wordml" xmlns:w16du="http://schemas.microsoft.com/office/word/2023/wordml/word16du" xmlns:w16sdtdh="http://schemas.microsoft.com/office/word/2020/wordml/sdtdatahash" xmlns:w16sdtfl="http://schemas.microsoft.com/office/word/2024/wordml/sdtformatlock" xmlns:aclsh="http://schemas.microsoft.com/office/drawing/2020/classificationShape" classificationOutcomeType="ftr"/>
+                    <aclsh:classification xmlns:aclsh="http://schemas.microsoft.com/office/drawing/2020/classificationShape" xmlns:w16sdtfl="http://schemas.microsoft.com/office/word/2024/wordml/sdtformatlock" xmlns:w16sdtdh="http://schemas.microsoft.com/office/word/2020/wordml/sdtdatahash" xmlns:w16du="http://schemas.microsoft.com/office/word/2023/wordml/word16du" xmlns:w16="http://schemas.microsoft.com/office/word/2018/wordml" xmlns:w16cid="http://schemas.microsoft.com/office/word/2016/wordml/cid" xmlns:w16cex="http://schemas.microsoft.com/office/word/2018/wordml/cex" xmlns:w="http://schemas.openxmlformats.org/wordprocessingml/2006/main" xmlns:w10="urn:schemas-microsoft-com:office:word" xmlns:v="urn:schemas-microsoft-com:vml" xmlns:oel="http://schemas.microsoft.com/office/2019/extlst" xmlns:o="urn:schemas-microsoft-com:office:office" xmlns:am3d="http://schemas.microsoft.com/office/drawing/2017/model3d" xmlns:aink="http://schemas.microsoft.com/office/drawing/2016/ink" xmlns:cx8="http://schemas.microsoft.com/office/drawing/2016/5/14/chartex" xmlns:cx7="http://schemas.microsoft.com/office/drawing/2016/5/13/chartex" xmlns:cx6="http://schemas.microsoft.com/office/drawing/2016/5/12/chartex" xmlns:cx5="http://schemas.microsoft.com/office/drawing/2016/5/11/chartex" xmlns:cx4="http://schemas.microsoft.com/office/drawing/2016/5/10/chartex" xmlns:cx3="http://schemas.microsoft.com/office/drawing/2016/5/9/chartex" xmlns:cx2="http://schemas.microsoft.com/office/drawing/2015/10/21/chartex" xmlns:cx1="http://schemas.microsoft.com/office/drawing/2015/9/8/chartex" xmlns="" classificationOutcomeType="ftr"/>
                   </a:ext>
                 </a:extLst>
               </wp:docPr>
@@ -6634,7 +6802,7 @@
             </wp:anchor>
           </w:drawing>
         </mc:Choice>
-        <mc:Fallback xmlns:cx1="http://schemas.microsoft.com/office/drawing/2015/9/8/chartex" xmlns:cx2="http://schemas.microsoft.com/office/drawing/2015/10/21/chartex" xmlns:cx3="http://schemas.microsoft.com/office/drawing/2016/5/9/chartex" xmlns:cx4="http://schemas.microsoft.com/office/drawing/2016/5/10/chartex" xmlns:cx5="http://schemas.microsoft.com/office/drawing/2016/5/11/chartex" xmlns:cx6="http://schemas.microsoft.com/office/drawing/2016/5/12/chartex" xmlns:cx7="http://schemas.microsoft.com/office/drawing/2016/5/13/chartex" xmlns:cx8="http://schemas.microsoft.com/office/drawing/2016/5/14/chartex" xmlns:aink="http://schemas.microsoft.com/office/drawing/2016/ink" xmlns:am3d="http://schemas.microsoft.com/office/drawing/2017/model3d" xmlns:oel="http://schemas.microsoft.com/office/2019/extlst" xmlns:w16cex="http://schemas.microsoft.com/office/word/2018/wordml/cex" xmlns:w16cid="http://schemas.microsoft.com/office/word/2016/wordml/cid" xmlns:w16="http://schemas.microsoft.com/office/word/2018/wordml" xmlns:w16du="http://schemas.microsoft.com/office/word/2023/wordml/word16du" xmlns:w16sdtdh="http://schemas.microsoft.com/office/word/2020/wordml/sdtdatahash" xmlns:w16sdtfl="http://schemas.microsoft.com/office/word/2024/wordml/sdtformatlock">
+        <mc:Fallback xmlns:w16sdtfl="http://schemas.microsoft.com/office/word/2024/wordml/sdtformatlock" xmlns:w16sdtdh="http://schemas.microsoft.com/office/word/2020/wordml/sdtdatahash" xmlns:w16du="http://schemas.microsoft.com/office/word/2023/wordml/word16du" xmlns:w16="http://schemas.microsoft.com/office/word/2018/wordml" xmlns:w16cid="http://schemas.microsoft.com/office/word/2016/wordml/cid" xmlns:w16cex="http://schemas.microsoft.com/office/word/2018/wordml/cex" xmlns:oel="http://schemas.microsoft.com/office/2019/extlst" xmlns:am3d="http://schemas.microsoft.com/office/drawing/2017/model3d" xmlns:aink="http://schemas.microsoft.com/office/drawing/2016/ink" xmlns:cx8="http://schemas.microsoft.com/office/drawing/2016/5/14/chartex" xmlns:cx7="http://schemas.microsoft.com/office/drawing/2016/5/13/chartex" xmlns:cx6="http://schemas.microsoft.com/office/drawing/2016/5/12/chartex" xmlns:cx5="http://schemas.microsoft.com/office/drawing/2016/5/11/chartex" xmlns:cx4="http://schemas.microsoft.com/office/drawing/2016/5/10/chartex" xmlns:cx3="http://schemas.microsoft.com/office/drawing/2016/5/9/chartex" xmlns:cx2="http://schemas.microsoft.com/office/drawing/2015/10/21/chartex" xmlns:cx1="http://schemas.microsoft.com/office/drawing/2015/9/8/chartex">
           <w:pict>
             <v:shapetype w14:anchorId="78550490" id="_x0000_t202" coordsize="21600,21600" o:spt="202" path="m,l,21600r21600,l21600,xe">
               <v:stroke joinstyle="miter"/>
@@ -6718,7 +6886,7 @@
               <wp:docPr id="1452436094" name="Text Box 6" descr="Restricted - مقيد ">
                 <a:extLst xmlns:a="http://schemas.openxmlformats.org/drawingml/2006/main">
                   <a:ext uri="{5AE41FA2-C0FF-4470-9BD4-5FADCA87CBE2}">
-                    <aclsh:classification xmlns="" xmlns:cx1="http://schemas.microsoft.com/office/drawing/2015/9/8/chartex" xmlns:cx2="http://schemas.microsoft.com/office/drawing/2015/10/21/chartex" xmlns:cx3="http://schemas.microsoft.com/office/drawing/2016/5/9/chartex" xmlns:cx4="http://schemas.microsoft.com/office/drawing/2016/5/10/chartex" xmlns:cx5="http://schemas.microsoft.com/office/drawing/2016/5/11/chartex" xmlns:cx6="http://schemas.microsoft.com/office/drawing/2016/5/12/chartex" xmlns:cx7="http://schemas.microsoft.com/office/drawing/2016/5/13/chartex" xmlns:cx8="http://schemas.microsoft.com/office/drawing/2016/5/14/chartex" xmlns:aink="http://schemas.microsoft.com/office/drawing/2016/ink" xmlns:am3d="http://schemas.microsoft.com/office/drawing/2017/model3d" xmlns:o="urn:schemas-microsoft-com:office:office" xmlns:oel="http://schemas.microsoft.com/office/2019/extlst" xmlns:v="urn:schemas-microsoft-com:vml" xmlns:w10="urn:schemas-microsoft-com:office:word" xmlns:w="http://schemas.openxmlformats.org/wordprocessingml/2006/main" xmlns:w16cex="http://schemas.microsoft.com/office/word/2018/wordml/cex" xmlns:w16cid="http://schemas.microsoft.com/office/word/2016/wordml/cid" xmlns:w16="http://schemas.microsoft.com/office/word/2018/wordml" xmlns:w16du="http://schemas.microsoft.com/office/word/2023/wordml/word16du" xmlns:w16sdtdh="http://schemas.microsoft.com/office/word/2020/wordml/sdtdatahash" xmlns:w16sdtfl="http://schemas.microsoft.com/office/word/2024/wordml/sdtformatlock" xmlns:aclsh="http://schemas.microsoft.com/office/drawing/2020/classificationShape" classificationOutcomeType="ftr"/>
+                    <aclsh:classification xmlns:aclsh="http://schemas.microsoft.com/office/drawing/2020/classificationShape" xmlns:w16sdtfl="http://schemas.microsoft.com/office/word/2024/wordml/sdtformatlock" xmlns:w16sdtdh="http://schemas.microsoft.com/office/word/2020/wordml/sdtdatahash" xmlns:w16du="http://schemas.microsoft.com/office/word/2023/wordml/word16du" xmlns:w16="http://schemas.microsoft.com/office/word/2018/wordml" xmlns:w16cid="http://schemas.microsoft.com/office/word/2016/wordml/cid" xmlns:w16cex="http://schemas.microsoft.com/office/word/2018/wordml/cex" xmlns:w="http://schemas.openxmlformats.org/wordprocessingml/2006/main" xmlns:w10="urn:schemas-microsoft-com:office:word" xmlns:v="urn:schemas-microsoft-com:vml" xmlns:oel="http://schemas.microsoft.com/office/2019/extlst" xmlns:o="urn:schemas-microsoft-com:office:office" xmlns:am3d="http://schemas.microsoft.com/office/drawing/2017/model3d" xmlns:aink="http://schemas.microsoft.com/office/drawing/2016/ink" xmlns:cx8="http://schemas.microsoft.com/office/drawing/2016/5/14/chartex" xmlns:cx7="http://schemas.microsoft.com/office/drawing/2016/5/13/chartex" xmlns:cx6="http://schemas.microsoft.com/office/drawing/2016/5/12/chartex" xmlns:cx5="http://schemas.microsoft.com/office/drawing/2016/5/11/chartex" xmlns:cx4="http://schemas.microsoft.com/office/drawing/2016/5/10/chartex" xmlns:cx3="http://schemas.microsoft.com/office/drawing/2016/5/9/chartex" xmlns:cx2="http://schemas.microsoft.com/office/drawing/2015/10/21/chartex" xmlns:cx1="http://schemas.microsoft.com/office/drawing/2015/9/8/chartex" xmlns="" classificationOutcomeType="ftr"/>
                   </a:ext>
                 </a:extLst>
               </wp:docPr>
@@ -6767,7 +6935,7 @@
             </wp:anchor>
           </w:drawing>
         </mc:Choice>
-        <mc:Fallback xmlns:cx1="http://schemas.microsoft.com/office/drawing/2015/9/8/chartex" xmlns:cx2="http://schemas.microsoft.com/office/drawing/2015/10/21/chartex" xmlns:cx3="http://schemas.microsoft.com/office/drawing/2016/5/9/chartex" xmlns:cx4="http://schemas.microsoft.com/office/drawing/2016/5/10/chartex" xmlns:cx5="http://schemas.microsoft.com/office/drawing/2016/5/11/chartex" xmlns:cx6="http://schemas.microsoft.com/office/drawing/2016/5/12/chartex" xmlns:cx7="http://schemas.microsoft.com/office/drawing/2016/5/13/chartex" xmlns:cx8="http://schemas.microsoft.com/office/drawing/2016/5/14/chartex" xmlns:aink="http://schemas.microsoft.com/office/drawing/2016/ink" xmlns:am3d="http://schemas.microsoft.com/office/drawing/2017/model3d" xmlns:oel="http://schemas.microsoft.com/office/2019/extlst" xmlns:w16cex="http://schemas.microsoft.com/office/word/2018/wordml/cex" xmlns:w16cid="http://schemas.microsoft.com/office/word/2016/wordml/cid" xmlns:w16="http://schemas.microsoft.com/office/word/2018/wordml" xmlns:w16du="http://schemas.microsoft.com/office/word/2023/wordml/word16du" xmlns:w16sdtdh="http://schemas.microsoft.com/office/word/2020/wordml/sdtdatahash" xmlns:w16sdtfl="http://schemas.microsoft.com/office/word/2024/wordml/sdtformatlock">
+        <mc:Fallback xmlns:w16sdtfl="http://schemas.microsoft.com/office/word/2024/wordml/sdtformatlock" xmlns:w16sdtdh="http://schemas.microsoft.com/office/word/2020/wordml/sdtdatahash" xmlns:w16du="http://schemas.microsoft.com/office/word/2023/wordml/word16du" xmlns:w16="http://schemas.microsoft.com/office/word/2018/wordml" xmlns:w16cid="http://schemas.microsoft.com/office/word/2016/wordml/cid" xmlns:w16cex="http://schemas.microsoft.com/office/word/2018/wordml/cex" xmlns:oel="http://schemas.microsoft.com/office/2019/extlst" xmlns:am3d="http://schemas.microsoft.com/office/drawing/2017/model3d" xmlns:aink="http://schemas.microsoft.com/office/drawing/2016/ink" xmlns:cx8="http://schemas.microsoft.com/office/drawing/2016/5/14/chartex" xmlns:cx7="http://schemas.microsoft.com/office/drawing/2016/5/13/chartex" xmlns:cx6="http://schemas.microsoft.com/office/drawing/2016/5/12/chartex" xmlns:cx5="http://schemas.microsoft.com/office/drawing/2016/5/11/chartex" xmlns:cx4="http://schemas.microsoft.com/office/drawing/2016/5/10/chartex" xmlns:cx3="http://schemas.microsoft.com/office/drawing/2016/5/9/chartex" xmlns:cx2="http://schemas.microsoft.com/office/drawing/2015/10/21/chartex" xmlns:cx1="http://schemas.microsoft.com/office/drawing/2015/9/8/chartex">
           <w:pict>
             <v:shapetype w14:anchorId="276CD483" id="_x0000_t202" coordsize="21600,21600" o:spt="202" path="m,l,21600r21600,l21600,xe">
               <v:stroke joinstyle="miter"/>
@@ -6826,7 +6994,7 @@
               <wp:docPr id="821335916" name="Text Box 4" descr="Restricted - مقيد ">
                 <a:extLst xmlns:a="http://schemas.openxmlformats.org/drawingml/2006/main">
                   <a:ext uri="{5AE41FA2-C0FF-4470-9BD4-5FADCA87CBE2}">
-                    <aclsh:classification xmlns="" xmlns:cx1="http://schemas.microsoft.com/office/drawing/2015/9/8/chartex" xmlns:cx2="http://schemas.microsoft.com/office/drawing/2015/10/21/chartex" xmlns:cx3="http://schemas.microsoft.com/office/drawing/2016/5/9/chartex" xmlns:cx4="http://schemas.microsoft.com/office/drawing/2016/5/10/chartex" xmlns:cx5="http://schemas.microsoft.com/office/drawing/2016/5/11/chartex" xmlns:cx6="http://schemas.microsoft.com/office/drawing/2016/5/12/chartex" xmlns:cx7="http://schemas.microsoft.com/office/drawing/2016/5/13/chartex" xmlns:cx8="http://schemas.microsoft.com/office/drawing/2016/5/14/chartex" xmlns:aink="http://schemas.microsoft.com/office/drawing/2016/ink" xmlns:am3d="http://schemas.microsoft.com/office/drawing/2017/model3d" xmlns:o="urn:schemas-microsoft-com:office:office" xmlns:oel="http://schemas.microsoft.com/office/2019/extlst" xmlns:v="urn:schemas-microsoft-com:vml" xmlns:w10="urn:schemas-microsoft-com:office:word" xmlns:w="http://schemas.openxmlformats.org/wordprocessingml/2006/main" xmlns:w16cex="http://schemas.microsoft.com/office/word/2018/wordml/cex" xmlns:w16cid="http://schemas.microsoft.com/office/word/2016/wordml/cid" xmlns:w16="http://schemas.microsoft.com/office/word/2018/wordml" xmlns:w16du="http://schemas.microsoft.com/office/word/2023/wordml/word16du" xmlns:w16sdtdh="http://schemas.microsoft.com/office/word/2020/wordml/sdtdatahash" xmlns:w16sdtfl="http://schemas.microsoft.com/office/word/2024/wordml/sdtformatlock" xmlns:aclsh="http://schemas.microsoft.com/office/drawing/2020/classificationShape" classificationOutcomeType="ftr"/>
+                    <aclsh:classification xmlns:aclsh="http://schemas.microsoft.com/office/drawing/2020/classificationShape" xmlns:w16sdtfl="http://schemas.microsoft.com/office/word/2024/wordml/sdtformatlock" xmlns:w16sdtdh="http://schemas.microsoft.com/office/word/2020/wordml/sdtdatahash" xmlns:w16du="http://schemas.microsoft.com/office/word/2023/wordml/word16du" xmlns:w16="http://schemas.microsoft.com/office/word/2018/wordml" xmlns:w16cid="http://schemas.microsoft.com/office/word/2016/wordml/cid" xmlns:w16cex="http://schemas.microsoft.com/office/word/2018/wordml/cex" xmlns:w="http://schemas.openxmlformats.org/wordprocessingml/2006/main" xmlns:w10="urn:schemas-microsoft-com:office:word" xmlns:v="urn:schemas-microsoft-com:vml" xmlns:oel="http://schemas.microsoft.com/office/2019/extlst" xmlns:o="urn:schemas-microsoft-com:office:office" xmlns:am3d="http://schemas.microsoft.com/office/drawing/2017/model3d" xmlns:aink="http://schemas.microsoft.com/office/drawing/2016/ink" xmlns:cx8="http://schemas.microsoft.com/office/drawing/2016/5/14/chartex" xmlns:cx7="http://schemas.microsoft.com/office/drawing/2016/5/13/chartex" xmlns:cx6="http://schemas.microsoft.com/office/drawing/2016/5/12/chartex" xmlns:cx5="http://schemas.microsoft.com/office/drawing/2016/5/11/chartex" xmlns:cx4="http://schemas.microsoft.com/office/drawing/2016/5/10/chartex" xmlns:cx3="http://schemas.microsoft.com/office/drawing/2016/5/9/chartex" xmlns:cx2="http://schemas.microsoft.com/office/drawing/2015/10/21/chartex" xmlns:cx1="http://schemas.microsoft.com/office/drawing/2015/9/8/chartex" xmlns="" classificationOutcomeType="ftr"/>
                   </a:ext>
                 </a:extLst>
               </wp:docPr>
@@ -6900,7 +7068,7 @@
             </wp:anchor>
           </w:drawing>
         </mc:Choice>
-        <mc:Fallback xmlns:cx1="http://schemas.microsoft.com/office/drawing/2015/9/8/chartex" xmlns:cx2="http://schemas.microsoft.com/office/drawing/2015/10/21/chartex" xmlns:cx3="http://schemas.microsoft.com/office/drawing/2016/5/9/chartex" xmlns:cx4="http://schemas.microsoft.com/office/drawing/2016/5/10/chartex" xmlns:cx5="http://schemas.microsoft.com/office/drawing/2016/5/11/chartex" xmlns:cx6="http://schemas.microsoft.com/office/drawing/2016/5/12/chartex" xmlns:cx7="http://schemas.microsoft.com/office/drawing/2016/5/13/chartex" xmlns:cx8="http://schemas.microsoft.com/office/drawing/2016/5/14/chartex" xmlns:aink="http://schemas.microsoft.com/office/drawing/2016/ink" xmlns:am3d="http://schemas.microsoft.com/office/drawing/2017/model3d" xmlns:oel="http://schemas.microsoft.com/office/2019/extlst" xmlns:w16cex="http://schemas.microsoft.com/office/word/2018/wordml/cex" xmlns:w16cid="http://schemas.microsoft.com/office/word/2016/wordml/cid" xmlns:w16="http://schemas.microsoft.com/office/word/2018/wordml" xmlns:w16du="http://schemas.microsoft.com/office/word/2023/wordml/word16du" xmlns:w16sdtdh="http://schemas.microsoft.com/office/word/2020/wordml/sdtdatahash" xmlns:w16sdtfl="http://schemas.microsoft.com/office/word/2024/wordml/sdtformatlock">
+        <mc:Fallback xmlns:w16sdtfl="http://schemas.microsoft.com/office/word/2024/wordml/sdtformatlock" xmlns:w16sdtdh="http://schemas.microsoft.com/office/word/2020/wordml/sdtdatahash" xmlns:w16du="http://schemas.microsoft.com/office/word/2023/wordml/word16du" xmlns:w16="http://schemas.microsoft.com/office/word/2018/wordml" xmlns:w16cid="http://schemas.microsoft.com/office/word/2016/wordml/cid" xmlns:w16cex="http://schemas.microsoft.com/office/word/2018/wordml/cex" xmlns:oel="http://schemas.microsoft.com/office/2019/extlst" xmlns:am3d="http://schemas.microsoft.com/office/drawing/2017/model3d" xmlns:aink="http://schemas.microsoft.com/office/drawing/2016/ink" xmlns:cx8="http://schemas.microsoft.com/office/drawing/2016/5/14/chartex" xmlns:cx7="http://schemas.microsoft.com/office/drawing/2016/5/13/chartex" xmlns:cx6="http://schemas.microsoft.com/office/drawing/2016/5/12/chartex" xmlns:cx5="http://schemas.microsoft.com/office/drawing/2016/5/11/chartex" xmlns:cx4="http://schemas.microsoft.com/office/drawing/2016/5/10/chartex" xmlns:cx3="http://schemas.microsoft.com/office/drawing/2016/5/9/chartex" xmlns:cx2="http://schemas.microsoft.com/office/drawing/2015/10/21/chartex" xmlns:cx1="http://schemas.microsoft.com/office/drawing/2015/9/8/chartex">
           <w:pict>
             <v:shapetype w14:anchorId="43BA32F0" id="_x0000_t202" coordsize="21600,21600" o:spt="202" path="m,l,21600r21600,l21600,xe">
               <v:stroke joinstyle="miter"/>
@@ -7258,7 +7426,7 @@
             </wp:anchor>
           </w:drawing>
         </mc:Choice>
-        <mc:Fallback xmlns:cx1="http://schemas.microsoft.com/office/drawing/2015/9/8/chartex" xmlns:cx2="http://schemas.microsoft.com/office/drawing/2015/10/21/chartex" xmlns:cx3="http://schemas.microsoft.com/office/drawing/2016/5/9/chartex" xmlns:cx4="http://schemas.microsoft.com/office/drawing/2016/5/10/chartex" xmlns:cx5="http://schemas.microsoft.com/office/drawing/2016/5/11/chartex" xmlns:cx6="http://schemas.microsoft.com/office/drawing/2016/5/12/chartex" xmlns:cx7="http://schemas.microsoft.com/office/drawing/2016/5/13/chartex" xmlns:cx8="http://schemas.microsoft.com/office/drawing/2016/5/14/chartex" xmlns:aink="http://schemas.microsoft.com/office/drawing/2016/ink" xmlns:am3d="http://schemas.microsoft.com/office/drawing/2017/model3d" xmlns:oel="http://schemas.microsoft.com/office/2019/extlst" xmlns:w16cex="http://schemas.microsoft.com/office/word/2018/wordml/cex" xmlns:w16cid="http://schemas.microsoft.com/office/word/2016/wordml/cid" xmlns:w16="http://schemas.microsoft.com/office/word/2018/wordml" xmlns:w16du="http://schemas.microsoft.com/office/word/2023/wordml/word16du" xmlns:w16sdtdh="http://schemas.microsoft.com/office/word/2020/wordml/sdtdatahash" xmlns:w16sdtfl="http://schemas.microsoft.com/office/word/2024/wordml/sdtformatlock">
+        <mc:Fallback xmlns:w16sdtfl="http://schemas.microsoft.com/office/word/2024/wordml/sdtformatlock" xmlns:w16sdtdh="http://schemas.microsoft.com/office/word/2020/wordml/sdtdatahash" xmlns:w16du="http://schemas.microsoft.com/office/word/2023/wordml/word16du" xmlns:w16="http://schemas.microsoft.com/office/word/2018/wordml" xmlns:w16cid="http://schemas.microsoft.com/office/word/2016/wordml/cid" xmlns:w16cex="http://schemas.microsoft.com/office/word/2018/wordml/cex" xmlns:oel="http://schemas.microsoft.com/office/2019/extlst" xmlns:am3d="http://schemas.microsoft.com/office/drawing/2017/model3d" xmlns:aink="http://schemas.microsoft.com/office/drawing/2016/ink" xmlns:cx8="http://schemas.microsoft.com/office/drawing/2016/5/14/chartex" xmlns:cx7="http://schemas.microsoft.com/office/drawing/2016/5/13/chartex" xmlns:cx6="http://schemas.microsoft.com/office/drawing/2016/5/12/chartex" xmlns:cx5="http://schemas.microsoft.com/office/drawing/2016/5/11/chartex" xmlns:cx4="http://schemas.microsoft.com/office/drawing/2016/5/10/chartex" xmlns:cx3="http://schemas.microsoft.com/office/drawing/2016/5/9/chartex" xmlns:cx2="http://schemas.microsoft.com/office/drawing/2015/10/21/chartex" xmlns:cx1="http://schemas.microsoft.com/office/drawing/2015/9/8/chartex">
           <w:pict>
             <v:line w14:anchorId="7169C831" id="Straight Connector 6" o:spid="_x0000_s1026" style="position:absolute;z-index:251660288;visibility:visible;mso-wrap-style:square;mso-width-percent:0;mso-height-percent:0;mso-wrap-distance-left:9pt;mso-wrap-distance-top:-3e-5mm;mso-wrap-distance-right:9pt;mso-wrap-distance-bottom:-3e-5mm;mso-position-horizontal:absolute;mso-position-horizontal-relative:text;mso-position-vertical:absolute;mso-position-vertical-relative:text;mso-width-percent:0;mso-height-percent:0;mso-width-relative:page;mso-height-relative:page" from="-68.95pt,-666.45pt" to="489.05pt,-666.45pt" o:gfxdata="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" strokecolor="#4f81bd" strokeweight="2pt">
               <v:shadow on="t" opacity="24903f" origin=",.5" offset="0,.55556mm"/>
@@ -7318,7 +7486,7 @@
             <w:fldChar w:fldCharType="separate"/>
           </w:r>
           <w:r>
-            <w:t>07</w:t>
+            <w:t>10</w:t>
           </w:r>
           <w:r>
             <w:fldChar w:fldCharType="end"/>
@@ -13309,6 +13477,7 @@
     <w:rsid w:val="00902777"/>
     <w:rsid w:val="0096178B"/>
     <w:rsid w:val="00977680"/>
+    <w:rsid w:val="00A4720E"/>
     <w:rsid w:val="00A53609"/>
     <w:rsid w:val="00A84AB3"/>
     <w:rsid w:val="00AB302F"/>
@@ -14178,7 +14347,7 @@
 </file>
 
 <file path=customXml/itemProps3.xml><?xml version="1.0" encoding="utf-8"?>
-<ds:datastoreItem xmlns:ds="http://schemas.openxmlformats.org/officeDocument/2006/customXml" ds:itemID="{DE155181-78D6-4110-A543-D5F103BEFC42}">
+<ds:datastoreItem xmlns:ds="http://schemas.openxmlformats.org/officeDocument/2006/customXml" ds:itemID="{45518E05-2AAE-4458-A279-9B916C57F169}">
   <ds:schemaRefs>
     <ds:schemaRef ds:uri="http://schemas.openxmlformats.org/officeDocument/2006/bibliography"/>
   </ds:schemaRefs>

--- a/IT351_Project-Phase 1 (1) (1) (1).docx
+++ b/IT351_Project-Phase 1 (1) (1) (1).docx
@@ -457,7 +457,7 @@
               </wp:anchor>
             </w:drawing>
           </mc:Choice>
-          <mc:Fallback xmlns:w16sdtfl="http://schemas.microsoft.com/office/word/2024/wordml/sdtformatlock" xmlns:w16sdtdh="http://schemas.microsoft.com/office/word/2020/wordml/sdtdatahash" xmlns:w16du="http://schemas.microsoft.com/office/word/2023/wordml/word16du" xmlns:w16="http://schemas.microsoft.com/office/word/2018/wordml" xmlns:w16cid="http://schemas.microsoft.com/office/word/2016/wordml/cid" xmlns:w16cex="http://schemas.microsoft.com/office/word/2018/wordml/cex" xmlns:oel="http://schemas.microsoft.com/office/2019/extlst" xmlns:am3d="http://schemas.microsoft.com/office/drawing/2017/model3d" xmlns:aink="http://schemas.microsoft.com/office/drawing/2016/ink" xmlns:cx8="http://schemas.microsoft.com/office/drawing/2016/5/14/chartex" xmlns:cx7="http://schemas.microsoft.com/office/drawing/2016/5/13/chartex" xmlns:cx6="http://schemas.microsoft.com/office/drawing/2016/5/12/chartex" xmlns:cx5="http://schemas.microsoft.com/office/drawing/2016/5/11/chartex" xmlns:cx4="http://schemas.microsoft.com/office/drawing/2016/5/10/chartex" xmlns:cx3="http://schemas.microsoft.com/office/drawing/2016/5/9/chartex" xmlns:cx2="http://schemas.microsoft.com/office/drawing/2015/10/21/chartex" xmlns:cx1="http://schemas.microsoft.com/office/drawing/2015/9/8/chartex">
+          <mc:Fallback xmlns:cx1="http://schemas.microsoft.com/office/drawing/2015/9/8/chartex" xmlns:cx2="http://schemas.microsoft.com/office/drawing/2015/10/21/chartex" xmlns:cx3="http://schemas.microsoft.com/office/drawing/2016/5/9/chartex" xmlns:cx4="http://schemas.microsoft.com/office/drawing/2016/5/10/chartex" xmlns:cx5="http://schemas.microsoft.com/office/drawing/2016/5/11/chartex" xmlns:cx6="http://schemas.microsoft.com/office/drawing/2016/5/12/chartex" xmlns:cx7="http://schemas.microsoft.com/office/drawing/2016/5/13/chartex" xmlns:cx8="http://schemas.microsoft.com/office/drawing/2016/5/14/chartex" xmlns:aink="http://schemas.microsoft.com/office/drawing/2016/ink" xmlns:am3d="http://schemas.microsoft.com/office/drawing/2017/model3d" xmlns:oel="http://schemas.microsoft.com/office/2019/extlst" xmlns:w16cex="http://schemas.microsoft.com/office/word/2018/wordml/cex" xmlns:w16cid="http://schemas.microsoft.com/office/word/2016/wordml/cid" xmlns:w16="http://schemas.microsoft.com/office/word/2018/wordml" xmlns:w16du="http://schemas.microsoft.com/office/word/2023/wordml/word16du" xmlns:w16sdtdh="http://schemas.microsoft.com/office/word/2020/wordml/sdtdatahash" xmlns:w16sdtfl="http://schemas.microsoft.com/office/word/2024/wordml/sdtformatlock">
             <w:pict>
               <v:shapetype w14:anchorId="31BDEDF3" id="_x0000_t202" coordsize="21600,21600" o:spt="202" path="m,l,21600r21600,l21600,xe">
                 <v:stroke joinstyle="miter"/>
@@ -1022,7 +1022,7 @@
               </wp:anchor>
             </w:drawing>
           </mc:Choice>
-          <mc:Fallback xmlns:w16sdtfl="http://schemas.microsoft.com/office/word/2024/wordml/sdtformatlock" xmlns:w16sdtdh="http://schemas.microsoft.com/office/word/2020/wordml/sdtdatahash" xmlns:w16du="http://schemas.microsoft.com/office/word/2023/wordml/word16du" xmlns:w16="http://schemas.microsoft.com/office/word/2018/wordml" xmlns:w16cid="http://schemas.microsoft.com/office/word/2016/wordml/cid" xmlns:w16cex="http://schemas.microsoft.com/office/word/2018/wordml/cex" xmlns:oel="http://schemas.microsoft.com/office/2019/extlst" xmlns:am3d="http://schemas.microsoft.com/office/drawing/2017/model3d" xmlns:aink="http://schemas.microsoft.com/office/drawing/2016/ink" xmlns:cx8="http://schemas.microsoft.com/office/drawing/2016/5/14/chartex" xmlns:cx7="http://schemas.microsoft.com/office/drawing/2016/5/13/chartex" xmlns:cx6="http://schemas.microsoft.com/office/drawing/2016/5/12/chartex" xmlns:cx5="http://schemas.microsoft.com/office/drawing/2016/5/11/chartex" xmlns:cx4="http://schemas.microsoft.com/office/drawing/2016/5/10/chartex" xmlns:cx3="http://schemas.microsoft.com/office/drawing/2016/5/9/chartex" xmlns:cx2="http://schemas.microsoft.com/office/drawing/2015/10/21/chartex" xmlns:cx1="http://schemas.microsoft.com/office/drawing/2015/9/8/chartex">
+          <mc:Fallback xmlns:cx1="http://schemas.microsoft.com/office/drawing/2015/9/8/chartex" xmlns:cx2="http://schemas.microsoft.com/office/drawing/2015/10/21/chartex" xmlns:cx3="http://schemas.microsoft.com/office/drawing/2016/5/9/chartex" xmlns:cx4="http://schemas.microsoft.com/office/drawing/2016/5/10/chartex" xmlns:cx5="http://schemas.microsoft.com/office/drawing/2016/5/11/chartex" xmlns:cx6="http://schemas.microsoft.com/office/drawing/2016/5/12/chartex" xmlns:cx7="http://schemas.microsoft.com/office/drawing/2016/5/13/chartex" xmlns:cx8="http://schemas.microsoft.com/office/drawing/2016/5/14/chartex" xmlns:aink="http://schemas.microsoft.com/office/drawing/2016/ink" xmlns:am3d="http://schemas.microsoft.com/office/drawing/2017/model3d" xmlns:oel="http://schemas.microsoft.com/office/2019/extlst" xmlns:w16cex="http://schemas.microsoft.com/office/word/2018/wordml/cex" xmlns:w16cid="http://schemas.microsoft.com/office/word/2016/wordml/cid" xmlns:w16="http://schemas.microsoft.com/office/word/2018/wordml" xmlns:w16du="http://schemas.microsoft.com/office/word/2023/wordml/word16du" xmlns:w16sdtdh="http://schemas.microsoft.com/office/word/2020/wordml/sdtdatahash" xmlns:w16sdtfl="http://schemas.microsoft.com/office/word/2024/wordml/sdtformatlock">
             <w:pict>
               <v:shape w14:anchorId="6466823C" id="Text Box 2" o:spid="_x0000_s1027" type="#_x0000_t202" style="position:absolute;margin-left:40.3pt;margin-top:4.65pt;width:545.45pt;height:87.85pt;z-index:251679744;visibility:visible;mso-wrap-style:square;mso-width-percent:0;mso-height-percent:0;mso-wrap-distance-left:9pt;mso-wrap-distance-top:7.2pt;mso-wrap-distance-right:9pt;mso-wrap-distance-bottom:7.2pt;mso-position-horizontal:absolute;mso-position-horizontal-relative:page;mso-position-vertical:absolute;mso-position-vertical-relative:text;mso-width-percent:0;mso-height-percent:0;mso-width-relative:margin;mso-height-relative:margin;v-text-anchor:top" o:gfxdata="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" filled="f" stroked="f">
                 <v:textbox>
@@ -1779,7 +1779,7 @@
                   </wp:anchor>
                 </w:drawing>
               </mc:Choice>
-              <mc:Fallback xmlns:w16sdtfl="http://schemas.microsoft.com/office/word/2024/wordml/sdtformatlock" xmlns:w16sdtdh="http://schemas.microsoft.com/office/word/2020/wordml/sdtdatahash" xmlns:w16du="http://schemas.microsoft.com/office/word/2023/wordml/word16du" xmlns:w16="http://schemas.microsoft.com/office/word/2018/wordml" xmlns:w16cid="http://schemas.microsoft.com/office/word/2016/wordml/cid" xmlns:w16cex="http://schemas.microsoft.com/office/word/2018/wordml/cex" xmlns:oel="http://schemas.microsoft.com/office/2019/extlst" xmlns:am3d="http://schemas.microsoft.com/office/drawing/2017/model3d" xmlns:aink="http://schemas.microsoft.com/office/drawing/2016/ink" xmlns:cx8="http://schemas.microsoft.com/office/drawing/2016/5/14/chartex" xmlns:cx7="http://schemas.microsoft.com/office/drawing/2016/5/13/chartex" xmlns:cx6="http://schemas.microsoft.com/office/drawing/2016/5/12/chartex" xmlns:cx5="http://schemas.microsoft.com/office/drawing/2016/5/11/chartex" xmlns:cx4="http://schemas.microsoft.com/office/drawing/2016/5/10/chartex" xmlns:cx3="http://schemas.microsoft.com/office/drawing/2016/5/9/chartex" xmlns:cx2="http://schemas.microsoft.com/office/drawing/2015/10/21/chartex" xmlns:cx1="http://schemas.microsoft.com/office/drawing/2015/9/8/chartex">
+              <mc:Fallback xmlns:cx1="http://schemas.microsoft.com/office/drawing/2015/9/8/chartex" xmlns:cx2="http://schemas.microsoft.com/office/drawing/2015/10/21/chartex" xmlns:cx3="http://schemas.microsoft.com/office/drawing/2016/5/9/chartex" xmlns:cx4="http://schemas.microsoft.com/office/drawing/2016/5/10/chartex" xmlns:cx5="http://schemas.microsoft.com/office/drawing/2016/5/11/chartex" xmlns:cx6="http://schemas.microsoft.com/office/drawing/2016/5/12/chartex" xmlns:cx7="http://schemas.microsoft.com/office/drawing/2016/5/13/chartex" xmlns:cx8="http://schemas.microsoft.com/office/drawing/2016/5/14/chartex" xmlns:aink="http://schemas.microsoft.com/office/drawing/2016/ink" xmlns:am3d="http://schemas.microsoft.com/office/drawing/2017/model3d" xmlns:oel="http://schemas.microsoft.com/office/2019/extlst" xmlns:w16cex="http://schemas.microsoft.com/office/word/2018/wordml/cex" xmlns:w16cid="http://schemas.microsoft.com/office/word/2016/wordml/cid" xmlns:w16="http://schemas.microsoft.com/office/word/2018/wordml" xmlns:w16du="http://schemas.microsoft.com/office/word/2023/wordml/word16du" xmlns:w16sdtdh="http://schemas.microsoft.com/office/word/2020/wordml/sdtdatahash" xmlns:w16sdtfl="http://schemas.microsoft.com/office/word/2024/wordml/sdtformatlock">
                 <w:pict>
                   <v:group w14:anchorId="31857F9A" id="Group 198" o:spid="_x0000_s1028" style="position:absolute;left:0;text-align:left;margin-left:-102pt;margin-top:353.05pt;width:518.25pt;height:318.6pt;z-index:251677696;mso-wrap-distance-left:14.4pt;mso-wrap-distance-top:3.6pt;mso-wrap-distance-right:14.4pt;mso-wrap-distance-bottom:3.6pt;mso-position-horizontal-relative:margin;mso-position-vertical-relative:margin;mso-width-relative:margin;mso-height-relative:margin" coordorigin=",228" coordsize="35784,22576" o:gfxdata="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">
                     <v:rect id="Rectangle 199" o:spid="_x0000_s1029" style="position:absolute;top:228;width:35674;height:2448;visibility:visible;mso-wrap-style:square;v-text-anchor:middle" o:gfxdata="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" fillcolor="#ef4623 [3204]" stroked="f" strokeweight="2pt">
@@ -3544,7 +3544,7 @@
               </wp:anchor>
             </w:drawing>
           </mc:Choice>
-          <mc:Fallback xmlns:w16sdtfl="http://schemas.microsoft.com/office/word/2024/wordml/sdtformatlock" xmlns:w16sdtdh="http://schemas.microsoft.com/office/word/2020/wordml/sdtdatahash" xmlns:w16du="http://schemas.microsoft.com/office/word/2023/wordml/word16du" xmlns:w16="http://schemas.microsoft.com/office/word/2018/wordml" xmlns:w16cid="http://schemas.microsoft.com/office/word/2016/wordml/cid" xmlns:w16cex="http://schemas.microsoft.com/office/word/2018/wordml/cex" xmlns:oel="http://schemas.microsoft.com/office/2019/extlst" xmlns:am3d="http://schemas.microsoft.com/office/drawing/2017/model3d" xmlns:aink="http://schemas.microsoft.com/office/drawing/2016/ink" xmlns:cx8="http://schemas.microsoft.com/office/drawing/2016/5/14/chartex" xmlns:cx7="http://schemas.microsoft.com/office/drawing/2016/5/13/chartex" xmlns:cx6="http://schemas.microsoft.com/office/drawing/2016/5/12/chartex" xmlns:cx5="http://schemas.microsoft.com/office/drawing/2016/5/11/chartex" xmlns:cx4="http://schemas.microsoft.com/office/drawing/2016/5/10/chartex" xmlns:cx3="http://schemas.microsoft.com/office/drawing/2016/5/9/chartex" xmlns:cx2="http://schemas.microsoft.com/office/drawing/2015/10/21/chartex" xmlns:cx1="http://schemas.microsoft.com/office/drawing/2015/9/8/chartex">
+          <mc:Fallback xmlns:cx1="http://schemas.microsoft.com/office/drawing/2015/9/8/chartex" xmlns:cx2="http://schemas.microsoft.com/office/drawing/2015/10/21/chartex" xmlns:cx3="http://schemas.microsoft.com/office/drawing/2016/5/9/chartex" xmlns:cx4="http://schemas.microsoft.com/office/drawing/2016/5/10/chartex" xmlns:cx5="http://schemas.microsoft.com/office/drawing/2016/5/11/chartex" xmlns:cx6="http://schemas.microsoft.com/office/drawing/2016/5/12/chartex" xmlns:cx7="http://schemas.microsoft.com/office/drawing/2016/5/13/chartex" xmlns:cx8="http://schemas.microsoft.com/office/drawing/2016/5/14/chartex" xmlns:aink="http://schemas.microsoft.com/office/drawing/2016/ink" xmlns:am3d="http://schemas.microsoft.com/office/drawing/2017/model3d" xmlns:oel="http://schemas.microsoft.com/office/2019/extlst" xmlns:w16cex="http://schemas.microsoft.com/office/word/2018/wordml/cex" xmlns:w16cid="http://schemas.microsoft.com/office/word/2016/wordml/cid" xmlns:w16="http://schemas.microsoft.com/office/word/2018/wordml" xmlns:w16du="http://schemas.microsoft.com/office/word/2023/wordml/word16du" xmlns:w16sdtdh="http://schemas.microsoft.com/office/word/2020/wordml/sdtdatahash" xmlns:w16sdtfl="http://schemas.microsoft.com/office/word/2024/wordml/sdtformatlock">
             <w:pict>
               <v:shape w14:anchorId="6021EF1F" id="Text Box 5" o:spid="_x0000_s1032" type="#_x0000_t202" alt="Sidebar" style="position:absolute;margin-left:36.2pt;margin-top:-14.75pt;width:104.75pt;height:674.6pt;z-index:251683840;visibility:visible;mso-wrap-style:square;mso-width-percent:250;mso-height-percent:0;mso-wrap-distance-left:14.4pt;mso-wrap-distance-top:0;mso-wrap-distance-right:14.4pt;mso-wrap-distance-bottom:3in;mso-position-horizontal:absolute;mso-position-horizontal-relative:page;mso-position-vertical:absolute;mso-position-vertical-relative:margin;mso-width-percent:250;mso-height-percent:0;mso-width-relative:margin;mso-height-relative:margin;v-text-anchor:top" o:gfxdata="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" filled="f" stroked="f" strokeweight=".5pt">
                 <v:textbox inset="3.6pt,0,3.6pt,0">
@@ -3713,7 +3713,7 @@
               </wp:anchor>
             </w:drawing>
           </mc:Choice>
-          <mc:Fallback xmlns:w16sdtfl="http://schemas.microsoft.com/office/word/2024/wordml/sdtformatlock" xmlns:w16sdtdh="http://schemas.microsoft.com/office/word/2020/wordml/sdtdatahash" xmlns:w16du="http://schemas.microsoft.com/office/word/2023/wordml/word16du" xmlns:w16="http://schemas.microsoft.com/office/word/2018/wordml" xmlns:w16cid="http://schemas.microsoft.com/office/word/2016/wordml/cid" xmlns:w16cex="http://schemas.microsoft.com/office/word/2018/wordml/cex" xmlns:oel="http://schemas.microsoft.com/office/2019/extlst" xmlns:am3d="http://schemas.microsoft.com/office/drawing/2017/model3d" xmlns:aink="http://schemas.microsoft.com/office/drawing/2016/ink" xmlns:cx8="http://schemas.microsoft.com/office/drawing/2016/5/14/chartex" xmlns:cx7="http://schemas.microsoft.com/office/drawing/2016/5/13/chartex" xmlns:cx6="http://schemas.microsoft.com/office/drawing/2016/5/12/chartex" xmlns:cx5="http://schemas.microsoft.com/office/drawing/2016/5/11/chartex" xmlns:cx4="http://schemas.microsoft.com/office/drawing/2016/5/10/chartex" xmlns:cx3="http://schemas.microsoft.com/office/drawing/2016/5/9/chartex" xmlns:cx2="http://schemas.microsoft.com/office/drawing/2015/10/21/chartex" xmlns:cx1="http://schemas.microsoft.com/office/drawing/2015/9/8/chartex">
+          <mc:Fallback xmlns:cx1="http://schemas.microsoft.com/office/drawing/2015/9/8/chartex" xmlns:cx2="http://schemas.microsoft.com/office/drawing/2015/10/21/chartex" xmlns:cx3="http://schemas.microsoft.com/office/drawing/2016/5/9/chartex" xmlns:cx4="http://schemas.microsoft.com/office/drawing/2016/5/10/chartex" xmlns:cx5="http://schemas.microsoft.com/office/drawing/2016/5/11/chartex" xmlns:cx6="http://schemas.microsoft.com/office/drawing/2016/5/12/chartex" xmlns:cx7="http://schemas.microsoft.com/office/drawing/2016/5/13/chartex" xmlns:cx8="http://schemas.microsoft.com/office/drawing/2016/5/14/chartex" xmlns:aink="http://schemas.microsoft.com/office/drawing/2016/ink" xmlns:am3d="http://schemas.microsoft.com/office/drawing/2017/model3d" xmlns:oel="http://schemas.microsoft.com/office/2019/extlst" xmlns:w16cex="http://schemas.microsoft.com/office/word/2018/wordml/cex" xmlns:w16cid="http://schemas.microsoft.com/office/word/2016/wordml/cid" xmlns:w16="http://schemas.microsoft.com/office/word/2018/wordml" xmlns:w16du="http://schemas.microsoft.com/office/word/2023/wordml/word16du" xmlns:w16sdtdh="http://schemas.microsoft.com/office/word/2020/wordml/sdtdatahash" xmlns:w16sdtfl="http://schemas.microsoft.com/office/word/2024/wordml/sdtformatlock">
             <w:pict>
               <v:shape w14:anchorId="1CDBE634" id="_x0000_s1033" type="#_x0000_t202" alt="Sidebar" style="position:absolute;margin-left:0;margin-top:0;width:105.3pt;height:598.45pt;z-index:251681792;visibility:visible;mso-wrap-style:square;mso-width-percent:250;mso-height-percent:950;mso-left-percent:59;mso-wrap-distance-left:14.4pt;mso-wrap-distance-top:0;mso-wrap-distance-right:14.4pt;mso-wrap-distance-bottom:3in;mso-position-horizontal-relative:page;mso-position-vertical:top;mso-position-vertical-relative:margin;mso-width-percent:250;mso-height-percent:950;mso-left-percent:59;mso-width-relative:margin;mso-height-relative:margin;v-text-anchor:top" o:gfxdata="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" filled="f" stroked="f" strokeweight=".5pt">
                 <v:textbox inset="3.6pt,0,3.6pt,0">
@@ -4967,7 +4967,7 @@
               </wp:anchor>
             </w:drawing>
           </mc:Choice>
-          <mc:Fallback xmlns:w16sdtfl="http://schemas.microsoft.com/office/word/2024/wordml/sdtformatlock" xmlns:w16sdtdh="http://schemas.microsoft.com/office/word/2020/wordml/sdtdatahash" xmlns:w16du="http://schemas.microsoft.com/office/word/2023/wordml/word16du" xmlns:w16="http://schemas.microsoft.com/office/word/2018/wordml" xmlns:w16cid="http://schemas.microsoft.com/office/word/2016/wordml/cid" xmlns:w16cex="http://schemas.microsoft.com/office/word/2018/wordml/cex" xmlns:oel="http://schemas.microsoft.com/office/2019/extlst" xmlns:am3d="http://schemas.microsoft.com/office/drawing/2017/model3d" xmlns:aink="http://schemas.microsoft.com/office/drawing/2016/ink" xmlns:cx8="http://schemas.microsoft.com/office/drawing/2016/5/14/chartex" xmlns:cx7="http://schemas.microsoft.com/office/drawing/2016/5/13/chartex" xmlns:cx6="http://schemas.microsoft.com/office/drawing/2016/5/12/chartex" xmlns:cx5="http://schemas.microsoft.com/office/drawing/2016/5/11/chartex" xmlns:cx4="http://schemas.microsoft.com/office/drawing/2016/5/10/chartex" xmlns:cx3="http://schemas.microsoft.com/office/drawing/2016/5/9/chartex" xmlns:cx2="http://schemas.microsoft.com/office/drawing/2015/10/21/chartex" xmlns:cx1="http://schemas.microsoft.com/office/drawing/2015/9/8/chartex">
+          <mc:Fallback xmlns:cx1="http://schemas.microsoft.com/office/drawing/2015/9/8/chartex" xmlns:cx2="http://schemas.microsoft.com/office/drawing/2015/10/21/chartex" xmlns:cx3="http://schemas.microsoft.com/office/drawing/2016/5/9/chartex" xmlns:cx4="http://schemas.microsoft.com/office/drawing/2016/5/10/chartex" xmlns:cx5="http://schemas.microsoft.com/office/drawing/2016/5/11/chartex" xmlns:cx6="http://schemas.microsoft.com/office/drawing/2016/5/12/chartex" xmlns:cx7="http://schemas.microsoft.com/office/drawing/2016/5/13/chartex" xmlns:cx8="http://schemas.microsoft.com/office/drawing/2016/5/14/chartex" xmlns:aink="http://schemas.microsoft.com/office/drawing/2016/ink" xmlns:am3d="http://schemas.microsoft.com/office/drawing/2017/model3d" xmlns:oel="http://schemas.microsoft.com/office/2019/extlst" xmlns:w16cex="http://schemas.microsoft.com/office/word/2018/wordml/cex" xmlns:w16cid="http://schemas.microsoft.com/office/word/2016/wordml/cid" xmlns:w16="http://schemas.microsoft.com/office/word/2018/wordml" xmlns:w16du="http://schemas.microsoft.com/office/word/2023/wordml/word16du" xmlns:w16sdtdh="http://schemas.microsoft.com/office/word/2020/wordml/sdtdatahash" xmlns:w16sdtfl="http://schemas.microsoft.com/office/word/2024/wordml/sdtformatlock">
             <w:pict>
               <v:shapetype w14:anchorId="0CCE6292" id="_x0000_t185" coordsize="21600,21600" o:spt="185" adj="3600" path="m@0,nfqx0@0l0@2qy@0,21600em@1,nfqx21600@0l21600@2qy@1,21600em@0,nsqx0@0l0@2qy@0,21600l@1,21600qx21600@2l21600@0qy@1,xe" filled="f">
                 <v:formulas>
@@ -6018,8 +6018,10 @@
       <w:r>
         <w:rPr>
           <w:rFonts w:ascii="Times New Roman" w:eastAsia="Times New Roman" w:hAnsi="Times New Roman" w:cs="Times New Roman"/>
-          <w:sz w:val="24"/>
-          <w:szCs w:val="24"/>
+          <w:noProof/>
+          <w:sz w:val="24"/>
+          <w:szCs w:val="24"/>
+          <w:lang w:eastAsia="en-US"/>
         </w:rPr>
         <w:lastRenderedPageBreak/>
         <w:drawing>
@@ -6070,8 +6072,10 @@
       <w:r>
         <w:rPr>
           <w:rFonts w:ascii="Times New Roman" w:eastAsia="Times New Roman" w:hAnsi="Times New Roman" w:cs="Times New Roman"/>
-          <w:sz w:val="24"/>
-          <w:szCs w:val="24"/>
+          <w:noProof/>
+          <w:sz w:val="24"/>
+          <w:szCs w:val="24"/>
+          <w:lang w:eastAsia="en-US"/>
         </w:rPr>
         <w:drawing>
           <wp:inline distT="0" distB="0" distL="0" distR="0" wp14:anchorId="1B4943A8" wp14:editId="7F1DAD4D">
@@ -6121,8 +6125,10 @@
       <w:r>
         <w:rPr>
           <w:rFonts w:ascii="Times New Roman" w:eastAsia="Times New Roman" w:hAnsi="Times New Roman" w:cs="Times New Roman"/>
-          <w:sz w:val="24"/>
-          <w:szCs w:val="24"/>
+          <w:noProof/>
+          <w:sz w:val="24"/>
+          <w:szCs w:val="24"/>
+          <w:lang w:eastAsia="en-US"/>
         </w:rPr>
         <w:lastRenderedPageBreak/>
         <w:drawing>
@@ -6170,11 +6176,7104 @@
           <w:szCs w:val="24"/>
         </w:rPr>
       </w:pPr>
+    </w:p>
+    <w:p>
+      <w:pPr>
+        <w:spacing w:after="0" w:line="240" w:lineRule="auto"/>
+        <w:rPr>
+          <w:rFonts w:ascii="Times New Roman" w:eastAsia="Times New Roman" w:hAnsi="Times New Roman" w:cs="Times New Roman"/>
+          <w:color w:val="auto"/>
+          <w:sz w:val="24"/>
+          <w:szCs w:val="24"/>
+          <w:lang w:eastAsia="en-US"/>
+        </w:rPr>
+      </w:pPr>
+      <w:r>
+        <w:rPr>
+          <w:rFonts w:ascii="Times New Roman" w:eastAsia="Times New Roman" w:hAnsi="Times New Roman" w:cs="Times New Roman"/>
+          <w:color w:val="auto"/>
+          <w:sz w:val="24"/>
+          <w:szCs w:val="24"/>
+          <w:lang w:eastAsia="en-US"/>
+        </w:rPr>
+        <w:t>Router&gt;enable</w:t>
+      </w:r>
+    </w:p>
+    <w:p>
+      <w:pPr>
+        <w:spacing w:after="0" w:line="240" w:lineRule="auto"/>
+        <w:rPr>
+          <w:rFonts w:ascii="Times New Roman" w:eastAsia="Times New Roman" w:hAnsi="Times New Roman" w:cs="Times New Roman"/>
+          <w:color w:val="auto"/>
+          <w:sz w:val="24"/>
+          <w:szCs w:val="24"/>
+          <w:lang w:eastAsia="en-US"/>
+        </w:rPr>
+      </w:pPr>
+      <w:proofErr w:type="spellStart"/>
+      <w:r>
+        <w:rPr>
+          <w:rFonts w:ascii="Times New Roman" w:eastAsia="Times New Roman" w:hAnsi="Times New Roman" w:cs="Times New Roman"/>
+          <w:color w:val="auto"/>
+          <w:sz w:val="24"/>
+          <w:szCs w:val="24"/>
+          <w:lang w:eastAsia="en-US"/>
+        </w:rPr>
+        <w:t>Router#configure</w:t>
+      </w:r>
+      <w:proofErr w:type="spellEnd"/>
+      <w:r>
+        <w:rPr>
+          <w:rFonts w:ascii="Times New Roman" w:eastAsia="Times New Roman" w:hAnsi="Times New Roman" w:cs="Times New Roman"/>
+          <w:color w:val="auto"/>
+          <w:sz w:val="24"/>
+          <w:szCs w:val="24"/>
+          <w:lang w:eastAsia="en-US"/>
+        </w:rPr>
+        <w:t xml:space="preserve"> terminal</w:t>
+      </w:r>
+    </w:p>
+    <w:p>
+      <w:pPr>
+        <w:spacing w:after="0" w:line="240" w:lineRule="auto"/>
+        <w:rPr>
+          <w:rFonts w:ascii="Times New Roman" w:eastAsia="Times New Roman" w:hAnsi="Times New Roman" w:cs="Times New Roman"/>
+          <w:color w:val="auto"/>
+          <w:sz w:val="24"/>
+          <w:szCs w:val="24"/>
+          <w:lang w:eastAsia="en-US"/>
+        </w:rPr>
+      </w:pPr>
+      <w:r>
+        <w:rPr>
+          <w:rFonts w:ascii="Times New Roman" w:eastAsia="Times New Roman" w:hAnsi="Times New Roman" w:cs="Times New Roman"/>
+          <w:color w:val="auto"/>
+          <w:sz w:val="24"/>
+          <w:szCs w:val="24"/>
+          <w:lang w:eastAsia="en-US"/>
+        </w:rPr>
+        <w:t>Enter configuration commands, one per line. End with CNTL/Z.</w:t>
+      </w:r>
+    </w:p>
+    <w:p>
+      <w:pPr>
+        <w:spacing w:after="0" w:line="240" w:lineRule="auto"/>
+        <w:rPr>
+          <w:rFonts w:ascii="Times New Roman" w:eastAsia="Times New Roman" w:hAnsi="Times New Roman" w:cs="Times New Roman"/>
+          <w:color w:val="auto"/>
+          <w:sz w:val="24"/>
+          <w:szCs w:val="24"/>
+          <w:lang w:eastAsia="en-US"/>
+        </w:rPr>
+      </w:pPr>
+      <w:r>
+        <w:rPr>
+          <w:rFonts w:ascii="Times New Roman" w:eastAsia="Times New Roman" w:hAnsi="Times New Roman" w:cs="Times New Roman"/>
+          <w:color w:val="auto"/>
+          <w:sz w:val="24"/>
+          <w:szCs w:val="24"/>
+          <w:lang w:eastAsia="en-US"/>
+        </w:rPr>
+        <w:t>Router(</w:t>
+      </w:r>
+      <w:proofErr w:type="spellStart"/>
+      <w:r>
+        <w:rPr>
+          <w:rFonts w:ascii="Times New Roman" w:eastAsia="Times New Roman" w:hAnsi="Times New Roman" w:cs="Times New Roman"/>
+          <w:color w:val="auto"/>
+          <w:sz w:val="24"/>
+          <w:szCs w:val="24"/>
+          <w:lang w:eastAsia="en-US"/>
+        </w:rPr>
+        <w:t>config</w:t>
+      </w:r>
+      <w:proofErr w:type="spellEnd"/>
+      <w:r>
+        <w:rPr>
+          <w:rFonts w:ascii="Times New Roman" w:eastAsia="Times New Roman" w:hAnsi="Times New Roman" w:cs="Times New Roman"/>
+          <w:color w:val="auto"/>
+          <w:sz w:val="24"/>
+          <w:szCs w:val="24"/>
+          <w:lang w:eastAsia="en-US"/>
+        </w:rPr>
+        <w:t xml:space="preserve">)#interface </w:t>
+      </w:r>
+      <w:proofErr w:type="spellStart"/>
+      <w:r>
+        <w:rPr>
+          <w:rFonts w:ascii="Times New Roman" w:eastAsia="Times New Roman" w:hAnsi="Times New Roman" w:cs="Times New Roman"/>
+          <w:color w:val="auto"/>
+          <w:sz w:val="24"/>
+          <w:szCs w:val="24"/>
+          <w:lang w:eastAsia="en-US"/>
+        </w:rPr>
+        <w:t>gigabitEthernet</w:t>
+      </w:r>
+      <w:proofErr w:type="spellEnd"/>
+      <w:r>
+        <w:rPr>
+          <w:rFonts w:ascii="Times New Roman" w:eastAsia="Times New Roman" w:hAnsi="Times New Roman" w:cs="Times New Roman"/>
+          <w:color w:val="auto"/>
+          <w:sz w:val="24"/>
+          <w:szCs w:val="24"/>
+          <w:lang w:eastAsia="en-US"/>
+        </w:rPr>
+        <w:t xml:space="preserve"> 0/0</w:t>
+      </w:r>
+    </w:p>
+    <w:p>
+      <w:pPr>
+        <w:spacing w:after="0" w:line="240" w:lineRule="auto"/>
+        <w:rPr>
+          <w:rFonts w:ascii="Times New Roman" w:eastAsia="Times New Roman" w:hAnsi="Times New Roman" w:cs="Times New Roman"/>
+          <w:color w:val="auto"/>
+          <w:sz w:val="24"/>
+          <w:szCs w:val="24"/>
+          <w:lang w:eastAsia="en-US"/>
+        </w:rPr>
+      </w:pPr>
+      <w:r>
+        <w:rPr>
+          <w:rFonts w:ascii="Times New Roman" w:eastAsia="Times New Roman" w:hAnsi="Times New Roman" w:cs="Times New Roman"/>
+          <w:color w:val="auto"/>
+          <w:sz w:val="24"/>
+          <w:szCs w:val="24"/>
+          <w:lang w:eastAsia="en-US"/>
+        </w:rPr>
+        <w:t>Router(</w:t>
+      </w:r>
+      <w:proofErr w:type="spellStart"/>
+      <w:r>
+        <w:rPr>
+          <w:rFonts w:ascii="Times New Roman" w:eastAsia="Times New Roman" w:hAnsi="Times New Roman" w:cs="Times New Roman"/>
+          <w:color w:val="auto"/>
+          <w:sz w:val="24"/>
+          <w:szCs w:val="24"/>
+          <w:lang w:eastAsia="en-US"/>
+        </w:rPr>
+        <w:t>config</w:t>
+      </w:r>
+      <w:proofErr w:type="spellEnd"/>
+      <w:r>
+        <w:rPr>
+          <w:rFonts w:ascii="Times New Roman" w:eastAsia="Times New Roman" w:hAnsi="Times New Roman" w:cs="Times New Roman"/>
+          <w:color w:val="auto"/>
+          <w:sz w:val="24"/>
+          <w:szCs w:val="24"/>
+          <w:lang w:eastAsia="en-US"/>
+        </w:rPr>
+        <w:t>-</w:t>
+      </w:r>
+      <w:proofErr w:type="gramStart"/>
+      <w:r>
+        <w:rPr>
+          <w:rFonts w:ascii="Times New Roman" w:eastAsia="Times New Roman" w:hAnsi="Times New Roman" w:cs="Times New Roman"/>
+          <w:color w:val="auto"/>
+          <w:sz w:val="24"/>
+          <w:szCs w:val="24"/>
+          <w:lang w:eastAsia="en-US"/>
+        </w:rPr>
+        <w:t>if)#</w:t>
+      </w:r>
+      <w:proofErr w:type="spellStart"/>
+      <w:proofErr w:type="gramEnd"/>
+      <w:r>
+        <w:rPr>
+          <w:rFonts w:ascii="Times New Roman" w:eastAsia="Times New Roman" w:hAnsi="Times New Roman" w:cs="Times New Roman"/>
+          <w:color w:val="auto"/>
+          <w:sz w:val="24"/>
+          <w:szCs w:val="24"/>
+          <w:lang w:eastAsia="en-US"/>
+        </w:rPr>
+        <w:t>ip</w:t>
+      </w:r>
+      <w:proofErr w:type="spellEnd"/>
+      <w:r>
+        <w:rPr>
+          <w:rFonts w:ascii="Times New Roman" w:eastAsia="Times New Roman" w:hAnsi="Times New Roman" w:cs="Times New Roman"/>
+          <w:color w:val="auto"/>
+          <w:sz w:val="24"/>
+          <w:szCs w:val="24"/>
+          <w:lang w:eastAsia="en-US"/>
+        </w:rPr>
+        <w:t xml:space="preserve"> address 172.16.10.1 255.255.255.0</w:t>
+      </w:r>
+    </w:p>
+    <w:p>
+      <w:pPr>
+        <w:spacing w:after="0" w:line="240" w:lineRule="auto"/>
+        <w:rPr>
+          <w:rFonts w:ascii="Times New Roman" w:eastAsia="Times New Roman" w:hAnsi="Times New Roman" w:cs="Times New Roman"/>
+          <w:color w:val="auto"/>
+          <w:sz w:val="24"/>
+          <w:szCs w:val="24"/>
+          <w:lang w:eastAsia="en-US"/>
+        </w:rPr>
+      </w:pPr>
+      <w:r>
+        <w:rPr>
+          <w:rFonts w:ascii="Times New Roman" w:eastAsia="Times New Roman" w:hAnsi="Times New Roman" w:cs="Times New Roman"/>
+          <w:color w:val="auto"/>
+          <w:sz w:val="24"/>
+          <w:szCs w:val="24"/>
+          <w:lang w:eastAsia="en-US"/>
+        </w:rPr>
+        <w:t>Router(</w:t>
+      </w:r>
+      <w:proofErr w:type="spellStart"/>
+      <w:r>
+        <w:rPr>
+          <w:rFonts w:ascii="Times New Roman" w:eastAsia="Times New Roman" w:hAnsi="Times New Roman" w:cs="Times New Roman"/>
+          <w:color w:val="auto"/>
+          <w:sz w:val="24"/>
+          <w:szCs w:val="24"/>
+          <w:lang w:eastAsia="en-US"/>
+        </w:rPr>
+        <w:t>config</w:t>
+      </w:r>
+      <w:proofErr w:type="spellEnd"/>
+      <w:r>
+        <w:rPr>
+          <w:rFonts w:ascii="Times New Roman" w:eastAsia="Times New Roman" w:hAnsi="Times New Roman" w:cs="Times New Roman"/>
+          <w:color w:val="auto"/>
+          <w:sz w:val="24"/>
+          <w:szCs w:val="24"/>
+          <w:lang w:eastAsia="en-US"/>
+        </w:rPr>
+        <w:t>-</w:t>
+      </w:r>
+      <w:proofErr w:type="gramStart"/>
+      <w:r>
+        <w:rPr>
+          <w:rFonts w:ascii="Times New Roman" w:eastAsia="Times New Roman" w:hAnsi="Times New Roman" w:cs="Times New Roman"/>
+          <w:color w:val="auto"/>
+          <w:sz w:val="24"/>
+          <w:szCs w:val="24"/>
+          <w:lang w:eastAsia="en-US"/>
+        </w:rPr>
+        <w:t>if)#</w:t>
+      </w:r>
+      <w:proofErr w:type="gramEnd"/>
+      <w:r>
+        <w:rPr>
+          <w:rFonts w:ascii="Times New Roman" w:eastAsia="Times New Roman" w:hAnsi="Times New Roman" w:cs="Times New Roman"/>
+          <w:color w:val="auto"/>
+          <w:sz w:val="24"/>
+          <w:szCs w:val="24"/>
+          <w:lang w:eastAsia="en-US"/>
+        </w:rPr>
+        <w:t>no shutdown</w:t>
+      </w:r>
+    </w:p>
+    <w:p>
+      <w:pPr>
+        <w:spacing w:after="0" w:line="240" w:lineRule="auto"/>
+        <w:rPr>
+          <w:rFonts w:ascii="Times New Roman" w:eastAsia="Times New Roman" w:hAnsi="Times New Roman" w:cs="Times New Roman"/>
+          <w:color w:val="auto"/>
+          <w:sz w:val="24"/>
+          <w:szCs w:val="24"/>
+          <w:lang w:eastAsia="en-US"/>
+        </w:rPr>
+      </w:pPr>
+    </w:p>
+    <w:p>
+      <w:pPr>
+        <w:spacing w:after="0" w:line="240" w:lineRule="auto"/>
+        <w:rPr>
+          <w:rFonts w:ascii="Times New Roman" w:eastAsia="Times New Roman" w:hAnsi="Times New Roman" w:cs="Times New Roman"/>
+          <w:color w:val="auto"/>
+          <w:sz w:val="24"/>
+          <w:szCs w:val="24"/>
+          <w:lang w:eastAsia="en-US"/>
+        </w:rPr>
+      </w:pPr>
+      <w:r>
+        <w:rPr>
+          <w:rFonts w:ascii="Times New Roman" w:eastAsia="Times New Roman" w:hAnsi="Times New Roman" w:cs="Times New Roman"/>
+          <w:color w:val="auto"/>
+          <w:sz w:val="24"/>
+          <w:szCs w:val="24"/>
+          <w:lang w:eastAsia="en-US"/>
+        </w:rPr>
+        <w:t>Router(</w:t>
+      </w:r>
+      <w:proofErr w:type="spellStart"/>
+      <w:r>
+        <w:rPr>
+          <w:rFonts w:ascii="Times New Roman" w:eastAsia="Times New Roman" w:hAnsi="Times New Roman" w:cs="Times New Roman"/>
+          <w:color w:val="auto"/>
+          <w:sz w:val="24"/>
+          <w:szCs w:val="24"/>
+          <w:lang w:eastAsia="en-US"/>
+        </w:rPr>
+        <w:t>config</w:t>
+      </w:r>
+      <w:proofErr w:type="spellEnd"/>
+      <w:r>
+        <w:rPr>
+          <w:rFonts w:ascii="Times New Roman" w:eastAsia="Times New Roman" w:hAnsi="Times New Roman" w:cs="Times New Roman"/>
+          <w:color w:val="auto"/>
+          <w:sz w:val="24"/>
+          <w:szCs w:val="24"/>
+          <w:lang w:eastAsia="en-US"/>
+        </w:rPr>
+        <w:t>-</w:t>
+      </w:r>
+      <w:proofErr w:type="gramStart"/>
+      <w:r>
+        <w:rPr>
+          <w:rFonts w:ascii="Times New Roman" w:eastAsia="Times New Roman" w:hAnsi="Times New Roman" w:cs="Times New Roman"/>
+          <w:color w:val="auto"/>
+          <w:sz w:val="24"/>
+          <w:szCs w:val="24"/>
+          <w:lang w:eastAsia="en-US"/>
+        </w:rPr>
+        <w:t>if)#</w:t>
+      </w:r>
+      <w:proofErr w:type="gramEnd"/>
+    </w:p>
+    <w:p>
+      <w:pPr>
+        <w:spacing w:after="0" w:line="240" w:lineRule="auto"/>
+        <w:rPr>
+          <w:rFonts w:ascii="Times New Roman" w:eastAsia="Times New Roman" w:hAnsi="Times New Roman" w:cs="Times New Roman"/>
+          <w:color w:val="auto"/>
+          <w:sz w:val="24"/>
+          <w:szCs w:val="24"/>
+          <w:lang w:eastAsia="en-US"/>
+        </w:rPr>
+      </w:pPr>
+      <w:r>
+        <w:rPr>
+          <w:rFonts w:ascii="Times New Roman" w:eastAsia="Times New Roman" w:hAnsi="Times New Roman" w:cs="Times New Roman"/>
+          <w:color w:val="auto"/>
+          <w:sz w:val="24"/>
+          <w:szCs w:val="24"/>
+          <w:lang w:eastAsia="en-US"/>
+        </w:rPr>
+        <w:t>%LINK-5-CHANGED: Interface GigabitEthernet0/0, changed state to up</w:t>
+      </w:r>
+    </w:p>
+    <w:p>
+      <w:pPr>
+        <w:spacing w:after="0" w:line="240" w:lineRule="auto"/>
+        <w:rPr>
+          <w:rFonts w:ascii="Times New Roman" w:eastAsia="Times New Roman" w:hAnsi="Times New Roman" w:cs="Times New Roman"/>
+          <w:color w:val="auto"/>
+          <w:sz w:val="24"/>
+          <w:szCs w:val="24"/>
+          <w:lang w:eastAsia="en-US"/>
+        </w:rPr>
+      </w:pPr>
+    </w:p>
+    <w:p>
+      <w:pPr>
+        <w:spacing w:after="0" w:line="240" w:lineRule="auto"/>
+        <w:rPr>
+          <w:rFonts w:ascii="Times New Roman" w:eastAsia="Times New Roman" w:hAnsi="Times New Roman" w:cs="Times New Roman"/>
+          <w:color w:val="auto"/>
+          <w:sz w:val="24"/>
+          <w:szCs w:val="24"/>
+          <w:lang w:eastAsia="en-US"/>
+        </w:rPr>
+      </w:pPr>
+      <w:r>
+        <w:rPr>
+          <w:rFonts w:ascii="Times New Roman" w:eastAsia="Times New Roman" w:hAnsi="Times New Roman" w:cs="Times New Roman"/>
+          <w:color w:val="auto"/>
+          <w:sz w:val="24"/>
+          <w:szCs w:val="24"/>
+          <w:lang w:eastAsia="en-US"/>
+        </w:rPr>
+        <w:t>%LINEPROTO-5-UPDOWN: Line protocol on Interface GigabitEthernet0/0, changed state to up</w:t>
+      </w:r>
+    </w:p>
+    <w:p>
+      <w:pPr>
+        <w:spacing w:after="0" w:line="240" w:lineRule="auto"/>
+        <w:rPr>
+          <w:rFonts w:ascii="Times New Roman" w:eastAsia="Times New Roman" w:hAnsi="Times New Roman" w:cs="Times New Roman"/>
+          <w:color w:val="auto"/>
+          <w:sz w:val="24"/>
+          <w:szCs w:val="24"/>
+          <w:lang w:eastAsia="en-US"/>
+        </w:rPr>
+      </w:pPr>
+    </w:p>
+    <w:p>
+      <w:pPr>
+        <w:spacing w:after="0" w:line="240" w:lineRule="auto"/>
+        <w:rPr>
+          <w:rFonts w:ascii="Times New Roman" w:eastAsia="Times New Roman" w:hAnsi="Times New Roman" w:cs="Times New Roman"/>
+          <w:color w:val="auto"/>
+          <w:sz w:val="24"/>
+          <w:szCs w:val="24"/>
+          <w:lang w:eastAsia="en-US"/>
+        </w:rPr>
+      </w:pPr>
+      <w:r>
+        <w:rPr>
+          <w:rFonts w:ascii="Times New Roman" w:eastAsia="Times New Roman" w:hAnsi="Times New Roman" w:cs="Times New Roman"/>
+          <w:color w:val="auto"/>
+          <w:sz w:val="24"/>
+          <w:szCs w:val="24"/>
+          <w:lang w:eastAsia="en-US"/>
+        </w:rPr>
+        <w:t>Router(</w:t>
+      </w:r>
+      <w:proofErr w:type="spellStart"/>
+      <w:r>
+        <w:rPr>
+          <w:rFonts w:ascii="Times New Roman" w:eastAsia="Times New Roman" w:hAnsi="Times New Roman" w:cs="Times New Roman"/>
+          <w:color w:val="auto"/>
+          <w:sz w:val="24"/>
+          <w:szCs w:val="24"/>
+          <w:lang w:eastAsia="en-US"/>
+        </w:rPr>
+        <w:t>config</w:t>
+      </w:r>
+      <w:proofErr w:type="spellEnd"/>
+      <w:r>
+        <w:rPr>
+          <w:rFonts w:ascii="Times New Roman" w:eastAsia="Times New Roman" w:hAnsi="Times New Roman" w:cs="Times New Roman"/>
+          <w:color w:val="auto"/>
+          <w:sz w:val="24"/>
+          <w:szCs w:val="24"/>
+          <w:lang w:eastAsia="en-US"/>
+        </w:rPr>
+        <w:t>-</w:t>
+      </w:r>
+      <w:proofErr w:type="gramStart"/>
+      <w:r>
+        <w:rPr>
+          <w:rFonts w:ascii="Times New Roman" w:eastAsia="Times New Roman" w:hAnsi="Times New Roman" w:cs="Times New Roman"/>
+          <w:color w:val="auto"/>
+          <w:sz w:val="24"/>
+          <w:szCs w:val="24"/>
+          <w:lang w:eastAsia="en-US"/>
+        </w:rPr>
+        <w:t>if)#</w:t>
+      </w:r>
+      <w:proofErr w:type="gramEnd"/>
+      <w:r>
+        <w:rPr>
+          <w:rFonts w:ascii="Times New Roman" w:eastAsia="Times New Roman" w:hAnsi="Times New Roman" w:cs="Times New Roman"/>
+          <w:color w:val="auto"/>
+          <w:sz w:val="24"/>
+          <w:szCs w:val="24"/>
+          <w:lang w:eastAsia="en-US"/>
+        </w:rPr>
+        <w:t>exit</w:t>
+      </w:r>
+    </w:p>
+    <w:p>
+      <w:pPr>
+        <w:spacing w:after="0" w:line="240" w:lineRule="auto"/>
+        <w:rPr>
+          <w:rFonts w:ascii="Times New Roman" w:eastAsia="Times New Roman" w:hAnsi="Times New Roman" w:cs="Times New Roman"/>
+          <w:color w:val="auto"/>
+          <w:sz w:val="24"/>
+          <w:szCs w:val="24"/>
+          <w:lang w:eastAsia="en-US"/>
+        </w:rPr>
+      </w:pPr>
+      <w:r>
+        <w:rPr>
+          <w:rFonts w:ascii="Times New Roman" w:eastAsia="Times New Roman" w:hAnsi="Times New Roman" w:cs="Times New Roman"/>
+          <w:color w:val="auto"/>
+          <w:sz w:val="24"/>
+          <w:szCs w:val="24"/>
+          <w:lang w:eastAsia="en-US"/>
+        </w:rPr>
+        <w:t>Router(</w:t>
+      </w:r>
+      <w:proofErr w:type="spellStart"/>
+      <w:r>
+        <w:rPr>
+          <w:rFonts w:ascii="Times New Roman" w:eastAsia="Times New Roman" w:hAnsi="Times New Roman" w:cs="Times New Roman"/>
+          <w:color w:val="auto"/>
+          <w:sz w:val="24"/>
+          <w:szCs w:val="24"/>
+          <w:lang w:eastAsia="en-US"/>
+        </w:rPr>
+        <w:t>config</w:t>
+      </w:r>
+      <w:proofErr w:type="spellEnd"/>
+      <w:r>
+        <w:rPr>
+          <w:rFonts w:ascii="Times New Roman" w:eastAsia="Times New Roman" w:hAnsi="Times New Roman" w:cs="Times New Roman"/>
+          <w:color w:val="auto"/>
+          <w:sz w:val="24"/>
+          <w:szCs w:val="24"/>
+          <w:lang w:eastAsia="en-US"/>
+        </w:rPr>
+        <w:t>)#</w:t>
+      </w:r>
+    </w:p>
+    <w:p>
+      <w:pPr>
+        <w:tabs>
+          <w:tab w:val="left" w:pos="1190"/>
+        </w:tabs>
+        <w:rPr>
+          <w:rFonts w:ascii="Times New Roman" w:eastAsia="Times New Roman" w:hAnsi="Times New Roman" w:cs="Times New Roman"/>
+          <w:color w:val="auto"/>
+          <w:sz w:val="24"/>
+          <w:szCs w:val="24"/>
+          <w:rtl/>
+          <w:lang w:eastAsia="en-US"/>
+        </w:rPr>
+      </w:pPr>
+      <w:r>
+        <w:rPr>
+          <w:rFonts w:ascii="Times New Roman" w:eastAsia="Times New Roman" w:hAnsi="Times New Roman" w:cs="Times New Roman"/>
+          <w:color w:val="auto"/>
+          <w:sz w:val="24"/>
+          <w:szCs w:val="24"/>
+          <w:lang w:eastAsia="en-US"/>
+        </w:rPr>
+        <w:t>Router#</w:t>
+      </w:r>
+    </w:p>
+    <w:p>
+      <w:pPr>
+        <w:rPr>
+          <w:rFonts w:ascii="Times New Roman" w:eastAsia="Times New Roman" w:hAnsi="Times New Roman" w:cs="Times New Roman"/>
+          <w:sz w:val="24"/>
+          <w:szCs w:val="24"/>
+        </w:rPr>
+      </w:pPr>
+    </w:p>
+    <w:p>
+      <w:pPr>
+        <w:rPr>
+          <w:rFonts w:ascii="Times New Roman" w:eastAsia="Times New Roman" w:hAnsi="Times New Roman" w:cs="Times New Roman"/>
+          <w:sz w:val="24"/>
+          <w:szCs w:val="24"/>
+        </w:rPr>
+      </w:pPr>
+      <w:r>
+        <w:rPr>
+          <w:rFonts w:ascii="Times New Roman" w:eastAsia="Times New Roman" w:hAnsi="Times New Roman" w:cs="Times New Roman"/>
+          <w:sz w:val="24"/>
+          <w:szCs w:val="24"/>
+        </w:rPr>
+        <w:lastRenderedPageBreak/>
+        <w:drawing>
+          <wp:inline distT="0" distB="0" distL="0" distR="0" wp14:anchorId="32683621" wp14:editId="2406DFB1">
+            <wp:extent cx="5349240" cy="3007995"/>
+            <wp:effectExtent l="0" t="0" r="3810" b="1905"/>
+            <wp:docPr id="12" name="Picture 12"/>
+            <wp:cNvGraphicFramePr>
+              <a:graphicFrameLocks xmlns:a="http://schemas.openxmlformats.org/drawingml/2006/main" noChangeAspect="1"/>
+            </wp:cNvGraphicFramePr>
+            <a:graphic xmlns:a="http://schemas.openxmlformats.org/drawingml/2006/main">
+              <a:graphicData uri="http://schemas.openxmlformats.org/drawingml/2006/picture">
+                <pic:pic xmlns:pic="http://schemas.openxmlformats.org/drawingml/2006/picture">
+                  <pic:nvPicPr>
+                    <pic:cNvPr id="1" name=""/>
+                    <pic:cNvPicPr/>
+                  </pic:nvPicPr>
+                  <pic:blipFill>
+                    <a:blip r:embed="rId22"/>
+                    <a:stretch>
+                      <a:fillRect/>
+                    </a:stretch>
+                  </pic:blipFill>
+                  <pic:spPr>
+                    <a:xfrm>
+                      <a:off x="0" y="0"/>
+                      <a:ext cx="5349240" cy="3007995"/>
+                    </a:xfrm>
+                    <a:prstGeom prst="rect">
+                      <a:avLst/>
+                    </a:prstGeom>
+                  </pic:spPr>
+                </pic:pic>
+              </a:graphicData>
+            </a:graphic>
+          </wp:inline>
+        </w:drawing>
+      </w:r>
+    </w:p>
+    <w:p>
+      <w:pPr>
+        <w:spacing w:after="0" w:line="240" w:lineRule="auto"/>
+        <w:rPr>
+          <w:rFonts w:ascii="Times New Roman" w:eastAsia="Times New Roman" w:hAnsi="Times New Roman" w:cs="Times New Roman"/>
+          <w:color w:val="auto"/>
+          <w:sz w:val="24"/>
+          <w:szCs w:val="24"/>
+          <w:lang w:eastAsia="en-US"/>
+        </w:rPr>
+      </w:pPr>
+      <w:proofErr w:type="spellStart"/>
+      <w:r>
+        <w:rPr>
+          <w:rFonts w:ascii="Times New Roman" w:eastAsia="Times New Roman" w:hAnsi="Times New Roman" w:cs="Times New Roman"/>
+          <w:color w:val="auto"/>
+          <w:sz w:val="24"/>
+          <w:szCs w:val="24"/>
+          <w:lang w:eastAsia="en-US"/>
+        </w:rPr>
+        <w:t>Router#configure</w:t>
+      </w:r>
+      <w:proofErr w:type="spellEnd"/>
+      <w:r>
+        <w:rPr>
+          <w:rFonts w:ascii="Times New Roman" w:eastAsia="Times New Roman" w:hAnsi="Times New Roman" w:cs="Times New Roman"/>
+          <w:color w:val="auto"/>
+          <w:sz w:val="24"/>
+          <w:szCs w:val="24"/>
+          <w:lang w:eastAsia="en-US"/>
+        </w:rPr>
+        <w:t xml:space="preserve"> terminal</w:t>
+      </w:r>
+    </w:p>
+    <w:p>
+      <w:pPr>
+        <w:spacing w:after="0" w:line="240" w:lineRule="auto"/>
+        <w:rPr>
+          <w:rFonts w:ascii="Times New Roman" w:eastAsia="Times New Roman" w:hAnsi="Times New Roman" w:cs="Times New Roman"/>
+          <w:color w:val="auto"/>
+          <w:sz w:val="24"/>
+          <w:szCs w:val="24"/>
+          <w:lang w:eastAsia="en-US"/>
+        </w:rPr>
+      </w:pPr>
+      <w:r>
+        <w:rPr>
+          <w:rFonts w:ascii="Times New Roman" w:eastAsia="Times New Roman" w:hAnsi="Times New Roman" w:cs="Times New Roman"/>
+          <w:color w:val="auto"/>
+          <w:sz w:val="24"/>
+          <w:szCs w:val="24"/>
+          <w:lang w:eastAsia="en-US"/>
+        </w:rPr>
+        <w:t>Enter configuration commands, one per line. End with CNTL/Z.</w:t>
+      </w:r>
+    </w:p>
+    <w:p>
+      <w:pPr>
+        <w:spacing w:after="0" w:line="240" w:lineRule="auto"/>
+        <w:rPr>
+          <w:rFonts w:ascii="Times New Roman" w:eastAsia="Times New Roman" w:hAnsi="Times New Roman" w:cs="Times New Roman"/>
+          <w:color w:val="auto"/>
+          <w:sz w:val="24"/>
+          <w:szCs w:val="24"/>
+          <w:lang w:eastAsia="en-US"/>
+        </w:rPr>
+      </w:pPr>
+      <w:r>
+        <w:rPr>
+          <w:rFonts w:ascii="Times New Roman" w:eastAsia="Times New Roman" w:hAnsi="Times New Roman" w:cs="Times New Roman"/>
+          <w:color w:val="auto"/>
+          <w:sz w:val="24"/>
+          <w:szCs w:val="24"/>
+          <w:lang w:eastAsia="en-US"/>
+        </w:rPr>
+        <w:t>Router(</w:t>
+      </w:r>
+      <w:proofErr w:type="spellStart"/>
+      <w:r>
+        <w:rPr>
+          <w:rFonts w:ascii="Times New Roman" w:eastAsia="Times New Roman" w:hAnsi="Times New Roman" w:cs="Times New Roman"/>
+          <w:color w:val="auto"/>
+          <w:sz w:val="24"/>
+          <w:szCs w:val="24"/>
+          <w:lang w:eastAsia="en-US"/>
+        </w:rPr>
+        <w:t>config</w:t>
+      </w:r>
+      <w:proofErr w:type="spellEnd"/>
+      <w:r>
+        <w:rPr>
+          <w:rFonts w:ascii="Times New Roman" w:eastAsia="Times New Roman" w:hAnsi="Times New Roman" w:cs="Times New Roman"/>
+          <w:color w:val="auto"/>
+          <w:sz w:val="24"/>
+          <w:szCs w:val="24"/>
+          <w:lang w:eastAsia="en-US"/>
+        </w:rPr>
+        <w:t xml:space="preserve">)#interface </w:t>
+      </w:r>
+      <w:proofErr w:type="spellStart"/>
+      <w:r>
+        <w:rPr>
+          <w:rFonts w:ascii="Times New Roman" w:eastAsia="Times New Roman" w:hAnsi="Times New Roman" w:cs="Times New Roman"/>
+          <w:color w:val="auto"/>
+          <w:sz w:val="24"/>
+          <w:szCs w:val="24"/>
+          <w:lang w:eastAsia="en-US"/>
+        </w:rPr>
+        <w:t>gigabitEthernet</w:t>
+      </w:r>
+      <w:proofErr w:type="spellEnd"/>
+      <w:r>
+        <w:rPr>
+          <w:rFonts w:ascii="Times New Roman" w:eastAsia="Times New Roman" w:hAnsi="Times New Roman" w:cs="Times New Roman"/>
+          <w:color w:val="auto"/>
+          <w:sz w:val="24"/>
+          <w:szCs w:val="24"/>
+          <w:lang w:eastAsia="en-US"/>
+        </w:rPr>
+        <w:t xml:space="preserve"> 0/1</w:t>
+      </w:r>
+    </w:p>
+    <w:p>
+      <w:pPr>
+        <w:spacing w:after="0" w:line="240" w:lineRule="auto"/>
+        <w:rPr>
+          <w:rFonts w:ascii="Times New Roman" w:eastAsia="Times New Roman" w:hAnsi="Times New Roman" w:cs="Times New Roman"/>
+          <w:color w:val="auto"/>
+          <w:sz w:val="24"/>
+          <w:szCs w:val="24"/>
+          <w:lang w:eastAsia="en-US"/>
+        </w:rPr>
+      </w:pPr>
+      <w:r>
+        <w:rPr>
+          <w:rFonts w:ascii="Times New Roman" w:eastAsia="Times New Roman" w:hAnsi="Times New Roman" w:cs="Times New Roman"/>
+          <w:color w:val="auto"/>
+          <w:sz w:val="24"/>
+          <w:szCs w:val="24"/>
+          <w:lang w:eastAsia="en-US"/>
+        </w:rPr>
+        <w:t>Router(</w:t>
+      </w:r>
+      <w:proofErr w:type="spellStart"/>
+      <w:r>
+        <w:rPr>
+          <w:rFonts w:ascii="Times New Roman" w:eastAsia="Times New Roman" w:hAnsi="Times New Roman" w:cs="Times New Roman"/>
+          <w:color w:val="auto"/>
+          <w:sz w:val="24"/>
+          <w:szCs w:val="24"/>
+          <w:lang w:eastAsia="en-US"/>
+        </w:rPr>
+        <w:t>config</w:t>
+      </w:r>
+      <w:proofErr w:type="spellEnd"/>
+      <w:r>
+        <w:rPr>
+          <w:rFonts w:ascii="Times New Roman" w:eastAsia="Times New Roman" w:hAnsi="Times New Roman" w:cs="Times New Roman"/>
+          <w:color w:val="auto"/>
+          <w:sz w:val="24"/>
+          <w:szCs w:val="24"/>
+          <w:lang w:eastAsia="en-US"/>
+        </w:rPr>
+        <w:t>-</w:t>
+      </w:r>
+      <w:proofErr w:type="gramStart"/>
+      <w:r>
+        <w:rPr>
+          <w:rFonts w:ascii="Times New Roman" w:eastAsia="Times New Roman" w:hAnsi="Times New Roman" w:cs="Times New Roman"/>
+          <w:color w:val="auto"/>
+          <w:sz w:val="24"/>
+          <w:szCs w:val="24"/>
+          <w:lang w:eastAsia="en-US"/>
+        </w:rPr>
+        <w:t>if)#</w:t>
+      </w:r>
+      <w:proofErr w:type="spellStart"/>
+      <w:proofErr w:type="gramEnd"/>
+      <w:r>
+        <w:rPr>
+          <w:rFonts w:ascii="Times New Roman" w:eastAsia="Times New Roman" w:hAnsi="Times New Roman" w:cs="Times New Roman"/>
+          <w:color w:val="auto"/>
+          <w:sz w:val="24"/>
+          <w:szCs w:val="24"/>
+          <w:lang w:eastAsia="en-US"/>
+        </w:rPr>
+        <w:t>ip</w:t>
+      </w:r>
+      <w:proofErr w:type="spellEnd"/>
+      <w:r>
+        <w:rPr>
+          <w:rFonts w:ascii="Times New Roman" w:eastAsia="Times New Roman" w:hAnsi="Times New Roman" w:cs="Times New Roman"/>
+          <w:color w:val="auto"/>
+          <w:sz w:val="24"/>
+          <w:szCs w:val="24"/>
+          <w:lang w:eastAsia="en-US"/>
+        </w:rPr>
+        <w:t xml:space="preserve"> address 172.16.20.1 255.255.255.0</w:t>
+      </w:r>
+    </w:p>
+    <w:p>
+      <w:pPr>
+        <w:spacing w:after="0" w:line="240" w:lineRule="auto"/>
+        <w:rPr>
+          <w:rFonts w:ascii="Times New Roman" w:eastAsia="Times New Roman" w:hAnsi="Times New Roman" w:cs="Times New Roman"/>
+          <w:color w:val="auto"/>
+          <w:sz w:val="24"/>
+          <w:szCs w:val="24"/>
+          <w:lang w:eastAsia="en-US"/>
+        </w:rPr>
+      </w:pPr>
+      <w:r>
+        <w:rPr>
+          <w:rFonts w:ascii="Times New Roman" w:eastAsia="Times New Roman" w:hAnsi="Times New Roman" w:cs="Times New Roman"/>
+          <w:color w:val="auto"/>
+          <w:sz w:val="24"/>
+          <w:szCs w:val="24"/>
+          <w:lang w:eastAsia="en-US"/>
+        </w:rPr>
+        <w:t>Router(</w:t>
+      </w:r>
+      <w:proofErr w:type="spellStart"/>
+      <w:r>
+        <w:rPr>
+          <w:rFonts w:ascii="Times New Roman" w:eastAsia="Times New Roman" w:hAnsi="Times New Roman" w:cs="Times New Roman"/>
+          <w:color w:val="auto"/>
+          <w:sz w:val="24"/>
+          <w:szCs w:val="24"/>
+          <w:lang w:eastAsia="en-US"/>
+        </w:rPr>
+        <w:t>config</w:t>
+      </w:r>
+      <w:proofErr w:type="spellEnd"/>
+      <w:r>
+        <w:rPr>
+          <w:rFonts w:ascii="Times New Roman" w:eastAsia="Times New Roman" w:hAnsi="Times New Roman" w:cs="Times New Roman"/>
+          <w:color w:val="auto"/>
+          <w:sz w:val="24"/>
+          <w:szCs w:val="24"/>
+          <w:lang w:eastAsia="en-US"/>
+        </w:rPr>
+        <w:t>-if)#no shutdown</w:t>
+      </w:r>
+      <w:r>
+        <w:rPr>
+          <w:rFonts w:ascii="Times New Roman" w:eastAsia="Times New Roman" w:hAnsi="Times New Roman" w:cs="Times New Roman"/>
+          <w:color w:val="auto"/>
+          <w:sz w:val="24"/>
+          <w:szCs w:val="24"/>
+          <w:lang w:eastAsia="en-US"/>
+        </w:rPr>
+        <w:t xml:space="preserve"> </w:t>
+      </w:r>
       <w:bookmarkStart w:id="1" w:name="_GoBack"/>
       <w:bookmarkEnd w:id="1"/>
     </w:p>
     <w:p>
       <w:pPr>
+        <w:spacing w:after="0" w:line="240" w:lineRule="auto"/>
+        <w:rPr>
+          <w:rFonts w:ascii="Times New Roman" w:eastAsia="Times New Roman" w:hAnsi="Times New Roman" w:cs="Times New Roman"/>
+          <w:color w:val="auto"/>
+          <w:sz w:val="24"/>
+          <w:szCs w:val="24"/>
+          <w:lang w:eastAsia="en-US"/>
+        </w:rPr>
+      </w:pPr>
+    </w:p>
+    <w:p>
+      <w:pPr>
+        <w:spacing w:after="0" w:line="240" w:lineRule="auto"/>
+        <w:rPr>
+          <w:rFonts w:ascii="Times New Roman" w:eastAsia="Times New Roman" w:hAnsi="Times New Roman" w:cs="Times New Roman"/>
+          <w:color w:val="auto"/>
+          <w:sz w:val="24"/>
+          <w:szCs w:val="24"/>
+          <w:lang w:eastAsia="en-US"/>
+        </w:rPr>
+      </w:pPr>
+      <w:r>
+        <w:rPr>
+          <w:rFonts w:ascii="Times New Roman" w:eastAsia="Times New Roman" w:hAnsi="Times New Roman" w:cs="Times New Roman"/>
+          <w:color w:val="auto"/>
+          <w:sz w:val="24"/>
+          <w:szCs w:val="24"/>
+          <w:lang w:eastAsia="en-US"/>
+        </w:rPr>
+        <w:t>Router(</w:t>
+      </w:r>
+      <w:proofErr w:type="spellStart"/>
+      <w:r>
+        <w:rPr>
+          <w:rFonts w:ascii="Times New Roman" w:eastAsia="Times New Roman" w:hAnsi="Times New Roman" w:cs="Times New Roman"/>
+          <w:color w:val="auto"/>
+          <w:sz w:val="24"/>
+          <w:szCs w:val="24"/>
+          <w:lang w:eastAsia="en-US"/>
+        </w:rPr>
+        <w:t>config</w:t>
+      </w:r>
+      <w:proofErr w:type="spellEnd"/>
+      <w:r>
+        <w:rPr>
+          <w:rFonts w:ascii="Times New Roman" w:eastAsia="Times New Roman" w:hAnsi="Times New Roman" w:cs="Times New Roman"/>
+          <w:color w:val="auto"/>
+          <w:sz w:val="24"/>
+          <w:szCs w:val="24"/>
+          <w:lang w:eastAsia="en-US"/>
+        </w:rPr>
+        <w:t>-</w:t>
+      </w:r>
+      <w:proofErr w:type="gramStart"/>
+      <w:r>
+        <w:rPr>
+          <w:rFonts w:ascii="Times New Roman" w:eastAsia="Times New Roman" w:hAnsi="Times New Roman" w:cs="Times New Roman"/>
+          <w:color w:val="auto"/>
+          <w:sz w:val="24"/>
+          <w:szCs w:val="24"/>
+          <w:lang w:eastAsia="en-US"/>
+        </w:rPr>
+        <w:t>if)#</w:t>
+      </w:r>
+      <w:proofErr w:type="gramEnd"/>
+    </w:p>
+    <w:p>
+      <w:pPr>
+        <w:spacing w:after="0" w:line="240" w:lineRule="auto"/>
+        <w:rPr>
+          <w:rFonts w:ascii="Times New Roman" w:eastAsia="Times New Roman" w:hAnsi="Times New Roman" w:cs="Times New Roman"/>
+          <w:color w:val="auto"/>
+          <w:sz w:val="24"/>
+          <w:szCs w:val="24"/>
+          <w:lang w:eastAsia="en-US"/>
+        </w:rPr>
+      </w:pPr>
+      <w:r>
+        <w:rPr>
+          <w:rFonts w:ascii="Times New Roman" w:eastAsia="Times New Roman" w:hAnsi="Times New Roman" w:cs="Times New Roman"/>
+          <w:color w:val="auto"/>
+          <w:sz w:val="24"/>
+          <w:szCs w:val="24"/>
+          <w:lang w:eastAsia="en-US"/>
+        </w:rPr>
+        <w:t>%LINK-5-CHANGED: Interface GigabitEthernet0/1, changed state to up</w:t>
+      </w:r>
+    </w:p>
+    <w:p>
+      <w:pPr>
+        <w:spacing w:after="0" w:line="240" w:lineRule="auto"/>
+        <w:rPr>
+          <w:rFonts w:ascii="Times New Roman" w:eastAsia="Times New Roman" w:hAnsi="Times New Roman" w:cs="Times New Roman"/>
+          <w:color w:val="auto"/>
+          <w:sz w:val="24"/>
+          <w:szCs w:val="24"/>
+          <w:lang w:eastAsia="en-US"/>
+        </w:rPr>
+      </w:pPr>
+    </w:p>
+    <w:p>
+      <w:pPr>
+        <w:spacing w:after="0" w:line="240" w:lineRule="auto"/>
+        <w:rPr>
+          <w:rFonts w:ascii="Times New Roman" w:eastAsia="Times New Roman" w:hAnsi="Times New Roman" w:cs="Times New Roman"/>
+          <w:color w:val="auto"/>
+          <w:sz w:val="24"/>
+          <w:szCs w:val="24"/>
+          <w:lang w:eastAsia="en-US"/>
+        </w:rPr>
+      </w:pPr>
+      <w:r>
+        <w:rPr>
+          <w:rFonts w:ascii="Times New Roman" w:eastAsia="Times New Roman" w:hAnsi="Times New Roman" w:cs="Times New Roman"/>
+          <w:color w:val="auto"/>
+          <w:sz w:val="24"/>
+          <w:szCs w:val="24"/>
+          <w:lang w:eastAsia="en-US"/>
+        </w:rPr>
+        <w:t>%LINEPROTO-5-UPDOWN: Line protocol on Interface GigabitEthernet0/1, changed state to up</w:t>
+      </w:r>
+    </w:p>
+    <w:p>
+      <w:pPr>
+        <w:spacing w:after="0" w:line="240" w:lineRule="auto"/>
+        <w:rPr>
+          <w:rFonts w:ascii="Times New Roman" w:eastAsia="Times New Roman" w:hAnsi="Times New Roman" w:cs="Times New Roman"/>
+          <w:color w:val="auto"/>
+          <w:sz w:val="24"/>
+          <w:szCs w:val="24"/>
+          <w:lang w:eastAsia="en-US"/>
+        </w:rPr>
+      </w:pPr>
+    </w:p>
+    <w:p>
+      <w:pPr>
+        <w:spacing w:after="0" w:line="240" w:lineRule="auto"/>
+        <w:rPr>
+          <w:rFonts w:ascii="Times New Roman" w:eastAsia="Times New Roman" w:hAnsi="Times New Roman" w:cs="Times New Roman"/>
+          <w:color w:val="auto"/>
+          <w:sz w:val="24"/>
+          <w:szCs w:val="24"/>
+          <w:lang w:eastAsia="en-US"/>
+        </w:rPr>
+      </w:pPr>
+      <w:r>
+        <w:rPr>
+          <w:rFonts w:ascii="Times New Roman" w:eastAsia="Times New Roman" w:hAnsi="Times New Roman" w:cs="Times New Roman"/>
+          <w:color w:val="auto"/>
+          <w:sz w:val="24"/>
+          <w:szCs w:val="24"/>
+          <w:lang w:eastAsia="en-US"/>
+        </w:rPr>
+        <w:t>Router(</w:t>
+      </w:r>
+      <w:proofErr w:type="spellStart"/>
+      <w:r>
+        <w:rPr>
+          <w:rFonts w:ascii="Times New Roman" w:eastAsia="Times New Roman" w:hAnsi="Times New Roman" w:cs="Times New Roman"/>
+          <w:color w:val="auto"/>
+          <w:sz w:val="24"/>
+          <w:szCs w:val="24"/>
+          <w:lang w:eastAsia="en-US"/>
+        </w:rPr>
+        <w:t>config</w:t>
+      </w:r>
+      <w:proofErr w:type="spellEnd"/>
+      <w:r>
+        <w:rPr>
+          <w:rFonts w:ascii="Times New Roman" w:eastAsia="Times New Roman" w:hAnsi="Times New Roman" w:cs="Times New Roman"/>
+          <w:color w:val="auto"/>
+          <w:sz w:val="24"/>
+          <w:szCs w:val="24"/>
+          <w:lang w:eastAsia="en-US"/>
+        </w:rPr>
+        <w:t>-</w:t>
+      </w:r>
+      <w:proofErr w:type="gramStart"/>
+      <w:r>
+        <w:rPr>
+          <w:rFonts w:ascii="Times New Roman" w:eastAsia="Times New Roman" w:hAnsi="Times New Roman" w:cs="Times New Roman"/>
+          <w:color w:val="auto"/>
+          <w:sz w:val="24"/>
+          <w:szCs w:val="24"/>
+          <w:lang w:eastAsia="en-US"/>
+        </w:rPr>
+        <w:t>if)#</w:t>
+      </w:r>
+      <w:proofErr w:type="gramEnd"/>
+      <w:r>
+        <w:rPr>
+          <w:rFonts w:ascii="Times New Roman" w:eastAsia="Times New Roman" w:hAnsi="Times New Roman" w:cs="Times New Roman"/>
+          <w:color w:val="auto"/>
+          <w:sz w:val="24"/>
+          <w:szCs w:val="24"/>
+          <w:lang w:eastAsia="en-US"/>
+        </w:rPr>
+        <w:t>exit</w:t>
+      </w:r>
+    </w:p>
+    <w:p>
+      <w:pPr>
+        <w:tabs>
+          <w:tab w:val="left" w:pos="1190"/>
+        </w:tabs>
+        <w:rPr>
+          <w:rFonts w:ascii="Times New Roman" w:eastAsia="Times New Roman" w:hAnsi="Times New Roman" w:cs="Times New Roman"/>
+          <w:color w:val="auto"/>
+          <w:sz w:val="24"/>
+          <w:szCs w:val="24"/>
+          <w:rtl/>
+          <w:lang w:eastAsia="en-US"/>
+        </w:rPr>
+      </w:pPr>
+      <w:r>
+        <w:rPr>
+          <w:rFonts w:ascii="Times New Roman" w:eastAsia="Times New Roman" w:hAnsi="Times New Roman" w:cs="Times New Roman"/>
+          <w:color w:val="auto"/>
+          <w:sz w:val="24"/>
+          <w:szCs w:val="24"/>
+          <w:lang w:eastAsia="en-US"/>
+        </w:rPr>
+        <w:t>Router(</w:t>
+      </w:r>
+      <w:proofErr w:type="spellStart"/>
+      <w:r>
+        <w:rPr>
+          <w:rFonts w:ascii="Times New Roman" w:eastAsia="Times New Roman" w:hAnsi="Times New Roman" w:cs="Times New Roman"/>
+          <w:color w:val="auto"/>
+          <w:sz w:val="24"/>
+          <w:szCs w:val="24"/>
+          <w:lang w:eastAsia="en-US"/>
+        </w:rPr>
+        <w:t>config</w:t>
+      </w:r>
+      <w:proofErr w:type="spellEnd"/>
+      <w:r>
+        <w:rPr>
+          <w:rFonts w:ascii="Times New Roman" w:eastAsia="Times New Roman" w:hAnsi="Times New Roman" w:cs="Times New Roman"/>
+          <w:color w:val="auto"/>
+          <w:sz w:val="24"/>
+          <w:szCs w:val="24"/>
+          <w:lang w:eastAsia="en-US"/>
+        </w:rPr>
+        <w:t>)#</w:t>
+      </w:r>
+    </w:p>
+    <w:p>
+      <w:pPr>
+        <w:tabs>
+          <w:tab w:val="left" w:pos="1190"/>
+        </w:tabs>
+        <w:rPr>
+          <w:rFonts w:ascii="Times New Roman" w:eastAsia="Times New Roman" w:hAnsi="Times New Roman" w:cs="Times New Roman"/>
+          <w:sz w:val="24"/>
+          <w:szCs w:val="24"/>
+          <w:rtl/>
+          <w:lang w:bidi="ar-EG"/>
+        </w:rPr>
+      </w:pPr>
+      <w:r>
+        <w:rPr>
+          <w:rFonts w:ascii="Times New Roman" w:eastAsia="Times New Roman" w:hAnsi="Times New Roman" w:cs="Times New Roman"/>
+          <w:noProof/>
+          <w:sz w:val="24"/>
+          <w:szCs w:val="24"/>
+          <w:lang w:eastAsia="en-US"/>
+        </w:rPr>
+        <w:lastRenderedPageBreak/>
+        <w:drawing>
+          <wp:inline distT="0" distB="0" distL="0" distR="0" wp14:anchorId="1587EFA0" wp14:editId="1B00810E">
+            <wp:extent cx="5349240" cy="2806700"/>
+            <wp:effectExtent l="0" t="0" r="3810" b="0"/>
+            <wp:docPr id="31" name="Picture 31"/>
+            <wp:cNvGraphicFramePr>
+              <a:graphicFrameLocks xmlns:a="http://schemas.openxmlformats.org/drawingml/2006/main" noChangeAspect="1"/>
+            </wp:cNvGraphicFramePr>
+            <a:graphic xmlns:a="http://schemas.openxmlformats.org/drawingml/2006/main">
+              <a:graphicData uri="http://schemas.openxmlformats.org/drawingml/2006/picture">
+                <pic:pic xmlns:pic="http://schemas.openxmlformats.org/drawingml/2006/picture">
+                  <pic:nvPicPr>
+                    <pic:cNvPr id="1" name=""/>
+                    <pic:cNvPicPr/>
+                  </pic:nvPicPr>
+                  <pic:blipFill>
+                    <a:blip r:embed="rId23"/>
+                    <a:stretch>
+                      <a:fillRect/>
+                    </a:stretch>
+                  </pic:blipFill>
+                  <pic:spPr>
+                    <a:xfrm>
+                      <a:off x="0" y="0"/>
+                      <a:ext cx="5349240" cy="2806700"/>
+                    </a:xfrm>
+                    <a:prstGeom prst="rect">
+                      <a:avLst/>
+                    </a:prstGeom>
+                  </pic:spPr>
+                </pic:pic>
+              </a:graphicData>
+            </a:graphic>
+          </wp:inline>
+        </w:drawing>
+      </w:r>
+    </w:p>
+    <w:p>
+      <w:pPr>
+        <w:spacing w:after="0" w:line="240" w:lineRule="auto"/>
+        <w:rPr>
+          <w:rFonts w:ascii="Times New Roman" w:eastAsia="Times New Roman" w:hAnsi="Times New Roman" w:cs="Times New Roman"/>
+          <w:color w:val="auto"/>
+          <w:sz w:val="24"/>
+          <w:szCs w:val="24"/>
+          <w:lang w:eastAsia="en-US"/>
+        </w:rPr>
+      </w:pPr>
+      <w:r>
+        <w:rPr>
+          <w:rFonts w:ascii="Times New Roman" w:eastAsia="Times New Roman" w:hAnsi="Times New Roman" w:cs="Times New Roman"/>
+          <w:color w:val="auto"/>
+          <w:sz w:val="24"/>
+          <w:szCs w:val="24"/>
+          <w:lang w:eastAsia="en-US"/>
+        </w:rPr>
+        <w:t>Router(</w:t>
+      </w:r>
+      <w:proofErr w:type="spellStart"/>
+      <w:r>
+        <w:rPr>
+          <w:rFonts w:ascii="Times New Roman" w:eastAsia="Times New Roman" w:hAnsi="Times New Roman" w:cs="Times New Roman"/>
+          <w:color w:val="auto"/>
+          <w:sz w:val="24"/>
+          <w:szCs w:val="24"/>
+          <w:lang w:eastAsia="en-US"/>
+        </w:rPr>
+        <w:t>config</w:t>
+      </w:r>
+      <w:proofErr w:type="spellEnd"/>
+      <w:r>
+        <w:rPr>
+          <w:rFonts w:ascii="Times New Roman" w:eastAsia="Times New Roman" w:hAnsi="Times New Roman" w:cs="Times New Roman"/>
+          <w:color w:val="auto"/>
+          <w:sz w:val="24"/>
+          <w:szCs w:val="24"/>
+          <w:lang w:eastAsia="en-US"/>
+        </w:rPr>
+        <w:t>)#end</w:t>
+      </w:r>
+    </w:p>
+    <w:p>
+      <w:pPr>
+        <w:spacing w:after="0" w:line="240" w:lineRule="auto"/>
+        <w:rPr>
+          <w:rFonts w:ascii="Times New Roman" w:eastAsia="Times New Roman" w:hAnsi="Times New Roman" w:cs="Times New Roman"/>
+          <w:color w:val="auto"/>
+          <w:sz w:val="24"/>
+          <w:szCs w:val="24"/>
+          <w:lang w:eastAsia="en-US"/>
+        </w:rPr>
+      </w:pPr>
+      <w:r>
+        <w:rPr>
+          <w:rFonts w:ascii="Times New Roman" w:eastAsia="Times New Roman" w:hAnsi="Times New Roman" w:cs="Times New Roman"/>
+          <w:color w:val="auto"/>
+          <w:sz w:val="24"/>
+          <w:szCs w:val="24"/>
+          <w:lang w:eastAsia="en-US"/>
+        </w:rPr>
+        <w:t>Router#</w:t>
+      </w:r>
+    </w:p>
+    <w:p>
+      <w:pPr>
+        <w:spacing w:after="0" w:line="240" w:lineRule="auto"/>
+        <w:rPr>
+          <w:rFonts w:ascii="Times New Roman" w:eastAsia="Times New Roman" w:hAnsi="Times New Roman" w:cs="Times New Roman"/>
+          <w:color w:val="auto"/>
+          <w:sz w:val="24"/>
+          <w:szCs w:val="24"/>
+          <w:lang w:eastAsia="en-US"/>
+        </w:rPr>
+      </w:pPr>
+      <w:r>
+        <w:rPr>
+          <w:rFonts w:ascii="Times New Roman" w:eastAsia="Times New Roman" w:hAnsi="Times New Roman" w:cs="Times New Roman"/>
+          <w:color w:val="auto"/>
+          <w:sz w:val="24"/>
+          <w:szCs w:val="24"/>
+          <w:lang w:eastAsia="en-US"/>
+        </w:rPr>
+        <w:t>%SYS-5-CONFIG_I: Configured from console by console</w:t>
+      </w:r>
+    </w:p>
+    <w:p>
+      <w:pPr>
+        <w:spacing w:after="0" w:line="240" w:lineRule="auto"/>
+        <w:rPr>
+          <w:rFonts w:ascii="Times New Roman" w:eastAsia="Times New Roman" w:hAnsi="Times New Roman" w:cs="Times New Roman"/>
+          <w:color w:val="auto"/>
+          <w:sz w:val="24"/>
+          <w:szCs w:val="24"/>
+          <w:lang w:eastAsia="en-US"/>
+        </w:rPr>
+      </w:pPr>
+    </w:p>
+    <w:p>
+      <w:pPr>
+        <w:spacing w:after="0" w:line="240" w:lineRule="auto"/>
+        <w:rPr>
+          <w:rFonts w:ascii="Times New Roman" w:eastAsia="Times New Roman" w:hAnsi="Times New Roman" w:cs="Times New Roman"/>
+          <w:color w:val="auto"/>
+          <w:sz w:val="24"/>
+          <w:szCs w:val="24"/>
+          <w:lang w:eastAsia="en-US"/>
+        </w:rPr>
+      </w:pPr>
+      <w:proofErr w:type="spellStart"/>
+      <w:r>
+        <w:rPr>
+          <w:rFonts w:ascii="Times New Roman" w:eastAsia="Times New Roman" w:hAnsi="Times New Roman" w:cs="Times New Roman"/>
+          <w:color w:val="auto"/>
+          <w:sz w:val="24"/>
+          <w:szCs w:val="24"/>
+          <w:lang w:eastAsia="en-US"/>
+        </w:rPr>
+        <w:t>Router#show</w:t>
+      </w:r>
+      <w:proofErr w:type="spellEnd"/>
+      <w:r>
+        <w:rPr>
+          <w:rFonts w:ascii="Times New Roman" w:eastAsia="Times New Roman" w:hAnsi="Times New Roman" w:cs="Times New Roman"/>
+          <w:color w:val="auto"/>
+          <w:sz w:val="24"/>
+          <w:szCs w:val="24"/>
+          <w:lang w:eastAsia="en-US"/>
+        </w:rPr>
+        <w:t xml:space="preserve"> </w:t>
+      </w:r>
+      <w:proofErr w:type="spellStart"/>
+      <w:r>
+        <w:rPr>
+          <w:rFonts w:ascii="Times New Roman" w:eastAsia="Times New Roman" w:hAnsi="Times New Roman" w:cs="Times New Roman"/>
+          <w:color w:val="auto"/>
+          <w:sz w:val="24"/>
+          <w:szCs w:val="24"/>
+          <w:lang w:eastAsia="en-US"/>
+        </w:rPr>
+        <w:t>ip</w:t>
+      </w:r>
+      <w:proofErr w:type="spellEnd"/>
+      <w:r>
+        <w:rPr>
+          <w:rFonts w:ascii="Times New Roman" w:eastAsia="Times New Roman" w:hAnsi="Times New Roman" w:cs="Times New Roman"/>
+          <w:color w:val="auto"/>
+          <w:sz w:val="24"/>
+          <w:szCs w:val="24"/>
+          <w:lang w:eastAsia="en-US"/>
+        </w:rPr>
+        <w:t xml:space="preserve"> interface brief</w:t>
+      </w:r>
+    </w:p>
+    <w:p>
+      <w:pPr>
+        <w:spacing w:after="0" w:line="240" w:lineRule="auto"/>
+        <w:rPr>
+          <w:rFonts w:ascii="Times New Roman" w:eastAsia="Times New Roman" w:hAnsi="Times New Roman" w:cs="Times New Roman"/>
+          <w:color w:val="auto"/>
+          <w:sz w:val="24"/>
+          <w:szCs w:val="24"/>
+          <w:lang w:eastAsia="en-US"/>
+        </w:rPr>
+      </w:pPr>
+      <w:r>
+        <w:rPr>
+          <w:rFonts w:ascii="Times New Roman" w:eastAsia="Times New Roman" w:hAnsi="Times New Roman" w:cs="Times New Roman"/>
+          <w:color w:val="auto"/>
+          <w:sz w:val="24"/>
+          <w:szCs w:val="24"/>
+          <w:lang w:eastAsia="en-US"/>
+        </w:rPr>
+        <w:t xml:space="preserve">Interface IP-Address OK? Method Status Protocol </w:t>
+      </w:r>
+    </w:p>
+    <w:p>
+      <w:pPr>
+        <w:spacing w:after="0" w:line="240" w:lineRule="auto"/>
+        <w:rPr>
+          <w:rFonts w:ascii="Times New Roman" w:eastAsia="Times New Roman" w:hAnsi="Times New Roman" w:cs="Times New Roman"/>
+          <w:color w:val="auto"/>
+          <w:sz w:val="24"/>
+          <w:szCs w:val="24"/>
+          <w:lang w:eastAsia="en-US"/>
+        </w:rPr>
+      </w:pPr>
+      <w:r>
+        <w:rPr>
+          <w:rFonts w:ascii="Times New Roman" w:eastAsia="Times New Roman" w:hAnsi="Times New Roman" w:cs="Times New Roman"/>
+          <w:color w:val="auto"/>
+          <w:sz w:val="24"/>
+          <w:szCs w:val="24"/>
+          <w:lang w:eastAsia="en-US"/>
+        </w:rPr>
+        <w:t xml:space="preserve">GigabitEthernet0/0 172.16.10.1 YES manual up </w:t>
+      </w:r>
+      <w:proofErr w:type="spellStart"/>
+      <w:r>
+        <w:rPr>
+          <w:rFonts w:ascii="Times New Roman" w:eastAsia="Times New Roman" w:hAnsi="Times New Roman" w:cs="Times New Roman"/>
+          <w:color w:val="auto"/>
+          <w:sz w:val="24"/>
+          <w:szCs w:val="24"/>
+          <w:lang w:eastAsia="en-US"/>
+        </w:rPr>
+        <w:t>up</w:t>
+      </w:r>
+      <w:proofErr w:type="spellEnd"/>
+      <w:r>
+        <w:rPr>
+          <w:rFonts w:ascii="Times New Roman" w:eastAsia="Times New Roman" w:hAnsi="Times New Roman" w:cs="Times New Roman"/>
+          <w:color w:val="auto"/>
+          <w:sz w:val="24"/>
+          <w:szCs w:val="24"/>
+          <w:lang w:eastAsia="en-US"/>
+        </w:rPr>
+        <w:t xml:space="preserve"> </w:t>
+      </w:r>
+    </w:p>
+    <w:p>
+      <w:pPr>
+        <w:spacing w:after="0" w:line="240" w:lineRule="auto"/>
+        <w:rPr>
+          <w:rFonts w:ascii="Times New Roman" w:eastAsia="Times New Roman" w:hAnsi="Times New Roman" w:cs="Times New Roman"/>
+          <w:color w:val="auto"/>
+          <w:sz w:val="24"/>
+          <w:szCs w:val="24"/>
+          <w:lang w:eastAsia="en-US"/>
+        </w:rPr>
+      </w:pPr>
+      <w:r>
+        <w:rPr>
+          <w:rFonts w:ascii="Times New Roman" w:eastAsia="Times New Roman" w:hAnsi="Times New Roman" w:cs="Times New Roman"/>
+          <w:color w:val="auto"/>
+          <w:sz w:val="24"/>
+          <w:szCs w:val="24"/>
+          <w:lang w:eastAsia="en-US"/>
+        </w:rPr>
+        <w:t xml:space="preserve">GigabitEthernet0/1 172.16.20.1 YES manual up </w:t>
+      </w:r>
+      <w:proofErr w:type="spellStart"/>
+      <w:r>
+        <w:rPr>
+          <w:rFonts w:ascii="Times New Roman" w:eastAsia="Times New Roman" w:hAnsi="Times New Roman" w:cs="Times New Roman"/>
+          <w:color w:val="auto"/>
+          <w:sz w:val="24"/>
+          <w:szCs w:val="24"/>
+          <w:lang w:eastAsia="en-US"/>
+        </w:rPr>
+        <w:t>up</w:t>
+      </w:r>
+      <w:proofErr w:type="spellEnd"/>
+      <w:r>
+        <w:rPr>
+          <w:rFonts w:ascii="Times New Roman" w:eastAsia="Times New Roman" w:hAnsi="Times New Roman" w:cs="Times New Roman"/>
+          <w:color w:val="auto"/>
+          <w:sz w:val="24"/>
+          <w:szCs w:val="24"/>
+          <w:lang w:eastAsia="en-US"/>
+        </w:rPr>
+        <w:t xml:space="preserve"> </w:t>
+      </w:r>
+    </w:p>
+    <w:p>
+      <w:pPr>
+        <w:spacing w:after="0" w:line="240" w:lineRule="auto"/>
+        <w:rPr>
+          <w:rFonts w:ascii="Times New Roman" w:eastAsia="Times New Roman" w:hAnsi="Times New Roman" w:cs="Times New Roman"/>
+          <w:color w:val="auto"/>
+          <w:sz w:val="24"/>
+          <w:szCs w:val="24"/>
+          <w:lang w:eastAsia="en-US"/>
+        </w:rPr>
+      </w:pPr>
+      <w:r>
+        <w:rPr>
+          <w:rFonts w:ascii="Times New Roman" w:eastAsia="Times New Roman" w:hAnsi="Times New Roman" w:cs="Times New Roman"/>
+          <w:color w:val="auto"/>
+          <w:sz w:val="24"/>
+          <w:szCs w:val="24"/>
+          <w:lang w:eastAsia="en-US"/>
+        </w:rPr>
+        <w:t xml:space="preserve">GigabitEthernet0/2 unassigned YES unset administratively down </w:t>
+      </w:r>
+      <w:proofErr w:type="spellStart"/>
+      <w:r>
+        <w:rPr>
+          <w:rFonts w:ascii="Times New Roman" w:eastAsia="Times New Roman" w:hAnsi="Times New Roman" w:cs="Times New Roman"/>
+          <w:color w:val="auto"/>
+          <w:sz w:val="24"/>
+          <w:szCs w:val="24"/>
+          <w:lang w:eastAsia="en-US"/>
+        </w:rPr>
+        <w:t>down</w:t>
+      </w:r>
+      <w:proofErr w:type="spellEnd"/>
+      <w:r>
+        <w:rPr>
+          <w:rFonts w:ascii="Times New Roman" w:eastAsia="Times New Roman" w:hAnsi="Times New Roman" w:cs="Times New Roman"/>
+          <w:color w:val="auto"/>
+          <w:sz w:val="24"/>
+          <w:szCs w:val="24"/>
+          <w:lang w:eastAsia="en-US"/>
+        </w:rPr>
+        <w:t xml:space="preserve"> </w:t>
+      </w:r>
+    </w:p>
+    <w:p>
+      <w:pPr>
+        <w:spacing w:after="0" w:line="240" w:lineRule="auto"/>
+        <w:rPr>
+          <w:rFonts w:ascii="Times New Roman" w:eastAsia="Times New Roman" w:hAnsi="Times New Roman" w:cs="Times New Roman"/>
+          <w:color w:val="auto"/>
+          <w:sz w:val="24"/>
+          <w:szCs w:val="24"/>
+          <w:lang w:eastAsia="en-US"/>
+        </w:rPr>
+      </w:pPr>
+      <w:r>
+        <w:rPr>
+          <w:rFonts w:ascii="Times New Roman" w:eastAsia="Times New Roman" w:hAnsi="Times New Roman" w:cs="Times New Roman"/>
+          <w:color w:val="auto"/>
+          <w:sz w:val="24"/>
+          <w:szCs w:val="24"/>
+          <w:lang w:eastAsia="en-US"/>
+        </w:rPr>
+        <w:t xml:space="preserve">Serial0/3/0 unassigned YES unset administratively down </w:t>
+      </w:r>
+      <w:proofErr w:type="spellStart"/>
+      <w:r>
+        <w:rPr>
+          <w:rFonts w:ascii="Times New Roman" w:eastAsia="Times New Roman" w:hAnsi="Times New Roman" w:cs="Times New Roman"/>
+          <w:color w:val="auto"/>
+          <w:sz w:val="24"/>
+          <w:szCs w:val="24"/>
+          <w:lang w:eastAsia="en-US"/>
+        </w:rPr>
+        <w:t>down</w:t>
+      </w:r>
+      <w:proofErr w:type="spellEnd"/>
+      <w:r>
+        <w:rPr>
+          <w:rFonts w:ascii="Times New Roman" w:eastAsia="Times New Roman" w:hAnsi="Times New Roman" w:cs="Times New Roman"/>
+          <w:color w:val="auto"/>
+          <w:sz w:val="24"/>
+          <w:szCs w:val="24"/>
+          <w:lang w:eastAsia="en-US"/>
+        </w:rPr>
+        <w:t xml:space="preserve"> </w:t>
+      </w:r>
+    </w:p>
+    <w:p>
+      <w:pPr>
+        <w:spacing w:after="0" w:line="240" w:lineRule="auto"/>
+        <w:rPr>
+          <w:rFonts w:ascii="Times New Roman" w:eastAsia="Times New Roman" w:hAnsi="Times New Roman" w:cs="Times New Roman"/>
+          <w:color w:val="auto"/>
+          <w:sz w:val="24"/>
+          <w:szCs w:val="24"/>
+          <w:lang w:eastAsia="en-US"/>
+        </w:rPr>
+      </w:pPr>
+      <w:r>
+        <w:rPr>
+          <w:rFonts w:ascii="Times New Roman" w:eastAsia="Times New Roman" w:hAnsi="Times New Roman" w:cs="Times New Roman"/>
+          <w:color w:val="auto"/>
+          <w:sz w:val="24"/>
+          <w:szCs w:val="24"/>
+          <w:lang w:eastAsia="en-US"/>
+        </w:rPr>
+        <w:t xml:space="preserve">Serial0/3/1 unassigned YES unset administratively down </w:t>
+      </w:r>
+      <w:proofErr w:type="spellStart"/>
+      <w:r>
+        <w:rPr>
+          <w:rFonts w:ascii="Times New Roman" w:eastAsia="Times New Roman" w:hAnsi="Times New Roman" w:cs="Times New Roman"/>
+          <w:color w:val="auto"/>
+          <w:sz w:val="24"/>
+          <w:szCs w:val="24"/>
+          <w:lang w:eastAsia="en-US"/>
+        </w:rPr>
+        <w:t>down</w:t>
+      </w:r>
+      <w:proofErr w:type="spellEnd"/>
+      <w:r>
+        <w:rPr>
+          <w:rFonts w:ascii="Times New Roman" w:eastAsia="Times New Roman" w:hAnsi="Times New Roman" w:cs="Times New Roman"/>
+          <w:color w:val="auto"/>
+          <w:sz w:val="24"/>
+          <w:szCs w:val="24"/>
+          <w:lang w:eastAsia="en-US"/>
+        </w:rPr>
+        <w:t xml:space="preserve"> </w:t>
+      </w:r>
+    </w:p>
+    <w:p>
+      <w:pPr>
+        <w:spacing w:after="0" w:line="240" w:lineRule="auto"/>
+        <w:rPr>
+          <w:rFonts w:ascii="Times New Roman" w:eastAsia="Times New Roman" w:hAnsi="Times New Roman" w:cs="Times New Roman"/>
+          <w:color w:val="auto"/>
+          <w:sz w:val="24"/>
+          <w:szCs w:val="24"/>
+          <w:lang w:eastAsia="en-US"/>
+        </w:rPr>
+      </w:pPr>
+      <w:r>
+        <w:rPr>
+          <w:rFonts w:ascii="Times New Roman" w:eastAsia="Times New Roman" w:hAnsi="Times New Roman" w:cs="Times New Roman"/>
+          <w:color w:val="auto"/>
+          <w:sz w:val="24"/>
+          <w:szCs w:val="24"/>
+          <w:lang w:eastAsia="en-US"/>
+        </w:rPr>
+        <w:t xml:space="preserve">Vlan1 unassigned YES unset administratively down </w:t>
+      </w:r>
+      <w:proofErr w:type="spellStart"/>
+      <w:r>
+        <w:rPr>
+          <w:rFonts w:ascii="Times New Roman" w:eastAsia="Times New Roman" w:hAnsi="Times New Roman" w:cs="Times New Roman"/>
+          <w:color w:val="auto"/>
+          <w:sz w:val="24"/>
+          <w:szCs w:val="24"/>
+          <w:lang w:eastAsia="en-US"/>
+        </w:rPr>
+        <w:t>down</w:t>
+      </w:r>
+      <w:proofErr w:type="spellEnd"/>
+    </w:p>
+    <w:p>
+      <w:pPr>
+        <w:tabs>
+          <w:tab w:val="left" w:pos="1190"/>
+        </w:tabs>
+        <w:rPr>
+          <w:rFonts w:ascii="Times New Roman" w:eastAsia="Times New Roman" w:hAnsi="Times New Roman" w:cs="Times New Roman"/>
+          <w:color w:val="auto"/>
+          <w:sz w:val="24"/>
+          <w:szCs w:val="24"/>
+          <w:rtl/>
+          <w:lang w:eastAsia="en-US"/>
+        </w:rPr>
+      </w:pPr>
+      <w:r>
+        <w:rPr>
+          <w:rFonts w:ascii="Times New Roman" w:eastAsia="Times New Roman" w:hAnsi="Times New Roman" w:cs="Times New Roman"/>
+          <w:color w:val="auto"/>
+          <w:sz w:val="24"/>
+          <w:szCs w:val="24"/>
+          <w:lang w:eastAsia="en-US"/>
+        </w:rPr>
+        <w:t>Router#</w:t>
+      </w:r>
+    </w:p>
+    <w:p>
+      <w:pPr>
+        <w:tabs>
+          <w:tab w:val="left" w:pos="1190"/>
+        </w:tabs>
+        <w:rPr>
+          <w:rFonts w:ascii="Times New Roman" w:eastAsia="Times New Roman" w:hAnsi="Times New Roman" w:cs="Times New Roman"/>
+          <w:sz w:val="24"/>
+          <w:szCs w:val="24"/>
+          <w:rtl/>
+          <w:lang w:bidi="ar-EG"/>
+        </w:rPr>
+      </w:pPr>
+      <w:r>
+        <w:rPr>
+          <w:rFonts w:ascii="Times New Roman" w:eastAsia="Times New Roman" w:hAnsi="Times New Roman" w:cs="Times New Roman"/>
+          <w:noProof/>
+          <w:sz w:val="24"/>
+          <w:szCs w:val="24"/>
+          <w:lang w:eastAsia="en-US"/>
+        </w:rPr>
+        <w:lastRenderedPageBreak/>
+        <w:drawing>
+          <wp:inline distT="0" distB="0" distL="0" distR="0" wp14:anchorId="7D63A4D6" wp14:editId="72B7B321">
+            <wp:extent cx="5349240" cy="2806700"/>
+            <wp:effectExtent l="0" t="0" r="3810" b="0"/>
+            <wp:docPr id="821335904" name="Picture 821335904"/>
+            <wp:cNvGraphicFramePr>
+              <a:graphicFrameLocks xmlns:a="http://schemas.openxmlformats.org/drawingml/2006/main" noChangeAspect="1"/>
+            </wp:cNvGraphicFramePr>
+            <a:graphic xmlns:a="http://schemas.openxmlformats.org/drawingml/2006/main">
+              <a:graphicData uri="http://schemas.openxmlformats.org/drawingml/2006/picture">
+                <pic:pic xmlns:pic="http://schemas.openxmlformats.org/drawingml/2006/picture">
+                  <pic:nvPicPr>
+                    <pic:cNvPr id="1" name=""/>
+                    <pic:cNvPicPr/>
+                  </pic:nvPicPr>
+                  <pic:blipFill>
+                    <a:blip r:embed="rId24"/>
+                    <a:stretch>
+                      <a:fillRect/>
+                    </a:stretch>
+                  </pic:blipFill>
+                  <pic:spPr>
+                    <a:xfrm>
+                      <a:off x="0" y="0"/>
+                      <a:ext cx="5349240" cy="2806700"/>
+                    </a:xfrm>
+                    <a:prstGeom prst="rect">
+                      <a:avLst/>
+                    </a:prstGeom>
+                  </pic:spPr>
+                </pic:pic>
+              </a:graphicData>
+            </a:graphic>
+          </wp:inline>
+        </w:drawing>
+      </w:r>
+    </w:p>
+    <w:p>
+      <w:pPr>
+        <w:spacing w:after="0" w:line="240" w:lineRule="auto"/>
+        <w:rPr>
+          <w:rFonts w:ascii="Times New Roman" w:eastAsia="Times New Roman" w:hAnsi="Times New Roman" w:cs="Times New Roman"/>
+          <w:color w:val="auto"/>
+          <w:sz w:val="24"/>
+          <w:szCs w:val="24"/>
+          <w:lang w:eastAsia="en-US"/>
+        </w:rPr>
+      </w:pPr>
+      <w:proofErr w:type="spellStart"/>
+      <w:r>
+        <w:rPr>
+          <w:rFonts w:ascii="Times New Roman" w:eastAsia="Times New Roman" w:hAnsi="Times New Roman" w:cs="Times New Roman"/>
+          <w:color w:val="auto"/>
+          <w:sz w:val="24"/>
+          <w:szCs w:val="24"/>
+          <w:lang w:eastAsia="en-US"/>
+        </w:rPr>
+        <w:t>Router#configure</w:t>
+      </w:r>
+      <w:proofErr w:type="spellEnd"/>
+      <w:r>
+        <w:rPr>
+          <w:rFonts w:ascii="Times New Roman" w:eastAsia="Times New Roman" w:hAnsi="Times New Roman" w:cs="Times New Roman"/>
+          <w:color w:val="auto"/>
+          <w:sz w:val="24"/>
+          <w:szCs w:val="24"/>
+          <w:lang w:eastAsia="en-US"/>
+        </w:rPr>
+        <w:t xml:space="preserve"> terminal</w:t>
+      </w:r>
+    </w:p>
+    <w:p>
+      <w:pPr>
+        <w:spacing w:after="0" w:line="240" w:lineRule="auto"/>
+        <w:rPr>
+          <w:rFonts w:ascii="Times New Roman" w:eastAsia="Times New Roman" w:hAnsi="Times New Roman" w:cs="Times New Roman"/>
+          <w:color w:val="auto"/>
+          <w:sz w:val="24"/>
+          <w:szCs w:val="24"/>
+          <w:lang w:eastAsia="en-US"/>
+        </w:rPr>
+      </w:pPr>
+      <w:r>
+        <w:rPr>
+          <w:rFonts w:ascii="Times New Roman" w:eastAsia="Times New Roman" w:hAnsi="Times New Roman" w:cs="Times New Roman"/>
+          <w:color w:val="auto"/>
+          <w:sz w:val="24"/>
+          <w:szCs w:val="24"/>
+          <w:lang w:eastAsia="en-US"/>
+        </w:rPr>
+        <w:t>Enter configuration commands, one per line. End with CNTL/Z.</w:t>
+      </w:r>
+    </w:p>
+    <w:p>
+      <w:pPr>
+        <w:spacing w:after="0" w:line="240" w:lineRule="auto"/>
+        <w:rPr>
+          <w:rFonts w:ascii="Times New Roman" w:eastAsia="Times New Roman" w:hAnsi="Times New Roman" w:cs="Times New Roman"/>
+          <w:color w:val="auto"/>
+          <w:sz w:val="24"/>
+          <w:szCs w:val="24"/>
+          <w:lang w:eastAsia="en-US"/>
+        </w:rPr>
+      </w:pPr>
+      <w:r>
+        <w:rPr>
+          <w:rFonts w:ascii="Times New Roman" w:eastAsia="Times New Roman" w:hAnsi="Times New Roman" w:cs="Times New Roman"/>
+          <w:color w:val="auto"/>
+          <w:sz w:val="24"/>
+          <w:szCs w:val="24"/>
+          <w:lang w:eastAsia="en-US"/>
+        </w:rPr>
+        <w:t>Router(</w:t>
+      </w:r>
+      <w:proofErr w:type="spellStart"/>
+      <w:r>
+        <w:rPr>
+          <w:rFonts w:ascii="Times New Roman" w:eastAsia="Times New Roman" w:hAnsi="Times New Roman" w:cs="Times New Roman"/>
+          <w:color w:val="auto"/>
+          <w:sz w:val="24"/>
+          <w:szCs w:val="24"/>
+          <w:lang w:eastAsia="en-US"/>
+        </w:rPr>
+        <w:t>config</w:t>
+      </w:r>
+      <w:proofErr w:type="spellEnd"/>
+      <w:r>
+        <w:rPr>
+          <w:rFonts w:ascii="Times New Roman" w:eastAsia="Times New Roman" w:hAnsi="Times New Roman" w:cs="Times New Roman"/>
+          <w:color w:val="auto"/>
+          <w:sz w:val="24"/>
+          <w:szCs w:val="24"/>
+          <w:lang w:eastAsia="en-US"/>
+        </w:rPr>
+        <w:t xml:space="preserve">)#interface </w:t>
+      </w:r>
+      <w:proofErr w:type="spellStart"/>
+      <w:r>
+        <w:rPr>
+          <w:rFonts w:ascii="Times New Roman" w:eastAsia="Times New Roman" w:hAnsi="Times New Roman" w:cs="Times New Roman"/>
+          <w:color w:val="auto"/>
+          <w:sz w:val="24"/>
+          <w:szCs w:val="24"/>
+          <w:lang w:eastAsia="en-US"/>
+        </w:rPr>
+        <w:t>gigabitEthernet</w:t>
+      </w:r>
+      <w:proofErr w:type="spellEnd"/>
+      <w:r>
+        <w:rPr>
+          <w:rFonts w:ascii="Times New Roman" w:eastAsia="Times New Roman" w:hAnsi="Times New Roman" w:cs="Times New Roman"/>
+          <w:color w:val="auto"/>
+          <w:sz w:val="24"/>
+          <w:szCs w:val="24"/>
+          <w:lang w:eastAsia="en-US"/>
+        </w:rPr>
+        <w:t xml:space="preserve"> 0/0</w:t>
+      </w:r>
+    </w:p>
+    <w:p>
+      <w:pPr>
+        <w:spacing w:after="0" w:line="240" w:lineRule="auto"/>
+        <w:rPr>
+          <w:rFonts w:ascii="Times New Roman" w:eastAsia="Times New Roman" w:hAnsi="Times New Roman" w:cs="Times New Roman"/>
+          <w:color w:val="auto"/>
+          <w:sz w:val="24"/>
+          <w:szCs w:val="24"/>
+          <w:lang w:eastAsia="en-US"/>
+        </w:rPr>
+      </w:pPr>
+      <w:r>
+        <w:rPr>
+          <w:rFonts w:ascii="Times New Roman" w:eastAsia="Times New Roman" w:hAnsi="Times New Roman" w:cs="Times New Roman"/>
+          <w:color w:val="auto"/>
+          <w:sz w:val="24"/>
+          <w:szCs w:val="24"/>
+          <w:lang w:eastAsia="en-US"/>
+        </w:rPr>
+        <w:t>Router(</w:t>
+      </w:r>
+      <w:proofErr w:type="spellStart"/>
+      <w:r>
+        <w:rPr>
+          <w:rFonts w:ascii="Times New Roman" w:eastAsia="Times New Roman" w:hAnsi="Times New Roman" w:cs="Times New Roman"/>
+          <w:color w:val="auto"/>
+          <w:sz w:val="24"/>
+          <w:szCs w:val="24"/>
+          <w:lang w:eastAsia="en-US"/>
+        </w:rPr>
+        <w:t>config</w:t>
+      </w:r>
+      <w:proofErr w:type="spellEnd"/>
+      <w:r>
+        <w:rPr>
+          <w:rFonts w:ascii="Times New Roman" w:eastAsia="Times New Roman" w:hAnsi="Times New Roman" w:cs="Times New Roman"/>
+          <w:color w:val="auto"/>
+          <w:sz w:val="24"/>
+          <w:szCs w:val="24"/>
+          <w:lang w:eastAsia="en-US"/>
+        </w:rPr>
+        <w:t>-</w:t>
+      </w:r>
+      <w:proofErr w:type="gramStart"/>
+      <w:r>
+        <w:rPr>
+          <w:rFonts w:ascii="Times New Roman" w:eastAsia="Times New Roman" w:hAnsi="Times New Roman" w:cs="Times New Roman"/>
+          <w:color w:val="auto"/>
+          <w:sz w:val="24"/>
+          <w:szCs w:val="24"/>
+          <w:lang w:eastAsia="en-US"/>
+        </w:rPr>
+        <w:t>if)#</w:t>
+      </w:r>
+      <w:proofErr w:type="spellStart"/>
+      <w:proofErr w:type="gramEnd"/>
+      <w:r>
+        <w:rPr>
+          <w:rFonts w:ascii="Times New Roman" w:eastAsia="Times New Roman" w:hAnsi="Times New Roman" w:cs="Times New Roman"/>
+          <w:color w:val="auto"/>
+          <w:sz w:val="24"/>
+          <w:szCs w:val="24"/>
+          <w:lang w:eastAsia="en-US"/>
+        </w:rPr>
+        <w:t>ip</w:t>
+      </w:r>
+      <w:proofErr w:type="spellEnd"/>
+      <w:r>
+        <w:rPr>
+          <w:rFonts w:ascii="Times New Roman" w:eastAsia="Times New Roman" w:hAnsi="Times New Roman" w:cs="Times New Roman"/>
+          <w:color w:val="auto"/>
+          <w:sz w:val="24"/>
+          <w:szCs w:val="24"/>
+          <w:lang w:eastAsia="en-US"/>
+        </w:rPr>
+        <w:t xml:space="preserve"> address 172.16.30.1 255.255.255.0</w:t>
+      </w:r>
+    </w:p>
+    <w:p>
+      <w:pPr>
+        <w:spacing w:after="0" w:line="240" w:lineRule="auto"/>
+        <w:rPr>
+          <w:rFonts w:ascii="Times New Roman" w:eastAsia="Times New Roman" w:hAnsi="Times New Roman" w:cs="Times New Roman"/>
+          <w:color w:val="auto"/>
+          <w:sz w:val="24"/>
+          <w:szCs w:val="24"/>
+          <w:lang w:eastAsia="en-US"/>
+        </w:rPr>
+      </w:pPr>
+      <w:r>
+        <w:rPr>
+          <w:rFonts w:ascii="Times New Roman" w:eastAsia="Times New Roman" w:hAnsi="Times New Roman" w:cs="Times New Roman"/>
+          <w:color w:val="auto"/>
+          <w:sz w:val="24"/>
+          <w:szCs w:val="24"/>
+          <w:lang w:eastAsia="en-US"/>
+        </w:rPr>
+        <w:t>Router(</w:t>
+      </w:r>
+      <w:proofErr w:type="spellStart"/>
+      <w:r>
+        <w:rPr>
+          <w:rFonts w:ascii="Times New Roman" w:eastAsia="Times New Roman" w:hAnsi="Times New Roman" w:cs="Times New Roman"/>
+          <w:color w:val="auto"/>
+          <w:sz w:val="24"/>
+          <w:szCs w:val="24"/>
+          <w:lang w:eastAsia="en-US"/>
+        </w:rPr>
+        <w:t>config</w:t>
+      </w:r>
+      <w:proofErr w:type="spellEnd"/>
+      <w:r>
+        <w:rPr>
+          <w:rFonts w:ascii="Times New Roman" w:eastAsia="Times New Roman" w:hAnsi="Times New Roman" w:cs="Times New Roman"/>
+          <w:color w:val="auto"/>
+          <w:sz w:val="24"/>
+          <w:szCs w:val="24"/>
+          <w:lang w:eastAsia="en-US"/>
+        </w:rPr>
+        <w:t>-</w:t>
+      </w:r>
+      <w:proofErr w:type="gramStart"/>
+      <w:r>
+        <w:rPr>
+          <w:rFonts w:ascii="Times New Roman" w:eastAsia="Times New Roman" w:hAnsi="Times New Roman" w:cs="Times New Roman"/>
+          <w:color w:val="auto"/>
+          <w:sz w:val="24"/>
+          <w:szCs w:val="24"/>
+          <w:lang w:eastAsia="en-US"/>
+        </w:rPr>
+        <w:t>if)#</w:t>
+      </w:r>
+      <w:proofErr w:type="gramEnd"/>
+      <w:r>
+        <w:rPr>
+          <w:rFonts w:ascii="Times New Roman" w:eastAsia="Times New Roman" w:hAnsi="Times New Roman" w:cs="Times New Roman"/>
+          <w:color w:val="auto"/>
+          <w:sz w:val="24"/>
+          <w:szCs w:val="24"/>
+          <w:lang w:eastAsia="en-US"/>
+        </w:rPr>
+        <w:t>no shutdown</w:t>
+      </w:r>
+    </w:p>
+    <w:p>
+      <w:pPr>
+        <w:spacing w:after="0" w:line="240" w:lineRule="auto"/>
+        <w:rPr>
+          <w:rFonts w:ascii="Times New Roman" w:eastAsia="Times New Roman" w:hAnsi="Times New Roman" w:cs="Times New Roman"/>
+          <w:color w:val="auto"/>
+          <w:sz w:val="24"/>
+          <w:szCs w:val="24"/>
+          <w:lang w:eastAsia="en-US"/>
+        </w:rPr>
+      </w:pPr>
+    </w:p>
+    <w:p>
+      <w:pPr>
+        <w:spacing w:after="0" w:line="240" w:lineRule="auto"/>
+        <w:rPr>
+          <w:rFonts w:ascii="Times New Roman" w:eastAsia="Times New Roman" w:hAnsi="Times New Roman" w:cs="Times New Roman"/>
+          <w:color w:val="auto"/>
+          <w:sz w:val="24"/>
+          <w:szCs w:val="24"/>
+          <w:lang w:eastAsia="en-US"/>
+        </w:rPr>
+      </w:pPr>
+      <w:r>
+        <w:rPr>
+          <w:rFonts w:ascii="Times New Roman" w:eastAsia="Times New Roman" w:hAnsi="Times New Roman" w:cs="Times New Roman"/>
+          <w:color w:val="auto"/>
+          <w:sz w:val="24"/>
+          <w:szCs w:val="24"/>
+          <w:lang w:eastAsia="en-US"/>
+        </w:rPr>
+        <w:t>Router(</w:t>
+      </w:r>
+      <w:proofErr w:type="spellStart"/>
+      <w:r>
+        <w:rPr>
+          <w:rFonts w:ascii="Times New Roman" w:eastAsia="Times New Roman" w:hAnsi="Times New Roman" w:cs="Times New Roman"/>
+          <w:color w:val="auto"/>
+          <w:sz w:val="24"/>
+          <w:szCs w:val="24"/>
+          <w:lang w:eastAsia="en-US"/>
+        </w:rPr>
+        <w:t>config</w:t>
+      </w:r>
+      <w:proofErr w:type="spellEnd"/>
+      <w:r>
+        <w:rPr>
+          <w:rFonts w:ascii="Times New Roman" w:eastAsia="Times New Roman" w:hAnsi="Times New Roman" w:cs="Times New Roman"/>
+          <w:color w:val="auto"/>
+          <w:sz w:val="24"/>
+          <w:szCs w:val="24"/>
+          <w:lang w:eastAsia="en-US"/>
+        </w:rPr>
+        <w:t>-</w:t>
+      </w:r>
+      <w:proofErr w:type="gramStart"/>
+      <w:r>
+        <w:rPr>
+          <w:rFonts w:ascii="Times New Roman" w:eastAsia="Times New Roman" w:hAnsi="Times New Roman" w:cs="Times New Roman"/>
+          <w:color w:val="auto"/>
+          <w:sz w:val="24"/>
+          <w:szCs w:val="24"/>
+          <w:lang w:eastAsia="en-US"/>
+        </w:rPr>
+        <w:t>if)#</w:t>
+      </w:r>
+      <w:proofErr w:type="gramEnd"/>
+    </w:p>
+    <w:p>
+      <w:pPr>
+        <w:spacing w:after="0" w:line="240" w:lineRule="auto"/>
+        <w:rPr>
+          <w:rFonts w:ascii="Times New Roman" w:eastAsia="Times New Roman" w:hAnsi="Times New Roman" w:cs="Times New Roman"/>
+          <w:color w:val="auto"/>
+          <w:sz w:val="24"/>
+          <w:szCs w:val="24"/>
+          <w:lang w:eastAsia="en-US"/>
+        </w:rPr>
+      </w:pPr>
+      <w:r>
+        <w:rPr>
+          <w:rFonts w:ascii="Times New Roman" w:eastAsia="Times New Roman" w:hAnsi="Times New Roman" w:cs="Times New Roman"/>
+          <w:color w:val="auto"/>
+          <w:sz w:val="24"/>
+          <w:szCs w:val="24"/>
+          <w:lang w:eastAsia="en-US"/>
+        </w:rPr>
+        <w:t>%LINK-5-CHANGED: Interface GigabitEthernet0/0, changed state to up</w:t>
+      </w:r>
+    </w:p>
+    <w:p>
+      <w:pPr>
+        <w:spacing w:after="0" w:line="240" w:lineRule="auto"/>
+        <w:rPr>
+          <w:rFonts w:ascii="Times New Roman" w:eastAsia="Times New Roman" w:hAnsi="Times New Roman" w:cs="Times New Roman"/>
+          <w:color w:val="auto"/>
+          <w:sz w:val="24"/>
+          <w:szCs w:val="24"/>
+          <w:lang w:eastAsia="en-US"/>
+        </w:rPr>
+      </w:pPr>
+    </w:p>
+    <w:p>
+      <w:pPr>
+        <w:spacing w:after="0" w:line="240" w:lineRule="auto"/>
+        <w:rPr>
+          <w:rFonts w:ascii="Times New Roman" w:eastAsia="Times New Roman" w:hAnsi="Times New Roman" w:cs="Times New Roman"/>
+          <w:color w:val="auto"/>
+          <w:sz w:val="24"/>
+          <w:szCs w:val="24"/>
+          <w:lang w:eastAsia="en-US"/>
+        </w:rPr>
+      </w:pPr>
+      <w:r>
+        <w:rPr>
+          <w:rFonts w:ascii="Times New Roman" w:eastAsia="Times New Roman" w:hAnsi="Times New Roman" w:cs="Times New Roman"/>
+          <w:color w:val="auto"/>
+          <w:sz w:val="24"/>
+          <w:szCs w:val="24"/>
+          <w:lang w:eastAsia="en-US"/>
+        </w:rPr>
+        <w:t>%LINEPROTO-5-UPDOWN: Line protocol on Interface GigabitEthernet0/0, changed state to up</w:t>
+      </w:r>
+    </w:p>
+    <w:p>
+      <w:pPr>
+        <w:spacing w:after="0" w:line="240" w:lineRule="auto"/>
+        <w:rPr>
+          <w:rFonts w:ascii="Times New Roman" w:eastAsia="Times New Roman" w:hAnsi="Times New Roman" w:cs="Times New Roman"/>
+          <w:color w:val="auto"/>
+          <w:sz w:val="24"/>
+          <w:szCs w:val="24"/>
+          <w:lang w:eastAsia="en-US"/>
+        </w:rPr>
+      </w:pPr>
+    </w:p>
+    <w:p>
+      <w:pPr>
+        <w:spacing w:after="0" w:line="240" w:lineRule="auto"/>
+        <w:rPr>
+          <w:rFonts w:ascii="Times New Roman" w:eastAsia="Times New Roman" w:hAnsi="Times New Roman" w:cs="Times New Roman"/>
+          <w:color w:val="auto"/>
+          <w:sz w:val="24"/>
+          <w:szCs w:val="24"/>
+          <w:lang w:eastAsia="en-US"/>
+        </w:rPr>
+      </w:pPr>
+      <w:r>
+        <w:rPr>
+          <w:rFonts w:ascii="Times New Roman" w:eastAsia="Times New Roman" w:hAnsi="Times New Roman" w:cs="Times New Roman"/>
+          <w:color w:val="auto"/>
+          <w:sz w:val="24"/>
+          <w:szCs w:val="24"/>
+          <w:lang w:eastAsia="en-US"/>
+        </w:rPr>
+        <w:t>Router(</w:t>
+      </w:r>
+      <w:proofErr w:type="spellStart"/>
+      <w:r>
+        <w:rPr>
+          <w:rFonts w:ascii="Times New Roman" w:eastAsia="Times New Roman" w:hAnsi="Times New Roman" w:cs="Times New Roman"/>
+          <w:color w:val="auto"/>
+          <w:sz w:val="24"/>
+          <w:szCs w:val="24"/>
+          <w:lang w:eastAsia="en-US"/>
+        </w:rPr>
+        <w:t>config</w:t>
+      </w:r>
+      <w:proofErr w:type="spellEnd"/>
+      <w:r>
+        <w:rPr>
+          <w:rFonts w:ascii="Times New Roman" w:eastAsia="Times New Roman" w:hAnsi="Times New Roman" w:cs="Times New Roman"/>
+          <w:color w:val="auto"/>
+          <w:sz w:val="24"/>
+          <w:szCs w:val="24"/>
+          <w:lang w:eastAsia="en-US"/>
+        </w:rPr>
+        <w:t>-</w:t>
+      </w:r>
+      <w:proofErr w:type="gramStart"/>
+      <w:r>
+        <w:rPr>
+          <w:rFonts w:ascii="Times New Roman" w:eastAsia="Times New Roman" w:hAnsi="Times New Roman" w:cs="Times New Roman"/>
+          <w:color w:val="auto"/>
+          <w:sz w:val="24"/>
+          <w:szCs w:val="24"/>
+          <w:lang w:eastAsia="en-US"/>
+        </w:rPr>
+        <w:t>if)#</w:t>
+      </w:r>
+      <w:proofErr w:type="gramEnd"/>
+      <w:r>
+        <w:rPr>
+          <w:rFonts w:ascii="Times New Roman" w:eastAsia="Times New Roman" w:hAnsi="Times New Roman" w:cs="Times New Roman"/>
+          <w:color w:val="auto"/>
+          <w:sz w:val="24"/>
+          <w:szCs w:val="24"/>
+          <w:lang w:eastAsia="en-US"/>
+        </w:rPr>
+        <w:t>exit</w:t>
+      </w:r>
+    </w:p>
+    <w:p>
+      <w:pPr>
+        <w:spacing w:after="0" w:line="240" w:lineRule="auto"/>
+        <w:rPr>
+          <w:rFonts w:ascii="Times New Roman" w:eastAsia="Times New Roman" w:hAnsi="Times New Roman" w:cs="Times New Roman"/>
+          <w:color w:val="auto"/>
+          <w:sz w:val="24"/>
+          <w:szCs w:val="24"/>
+          <w:lang w:eastAsia="en-US"/>
+        </w:rPr>
+      </w:pPr>
+      <w:r>
+        <w:rPr>
+          <w:rFonts w:ascii="Times New Roman" w:eastAsia="Times New Roman" w:hAnsi="Times New Roman" w:cs="Times New Roman"/>
+          <w:color w:val="auto"/>
+          <w:sz w:val="24"/>
+          <w:szCs w:val="24"/>
+          <w:lang w:eastAsia="en-US"/>
+        </w:rPr>
+        <w:t>Router(</w:t>
+      </w:r>
+      <w:proofErr w:type="spellStart"/>
+      <w:r>
+        <w:rPr>
+          <w:rFonts w:ascii="Times New Roman" w:eastAsia="Times New Roman" w:hAnsi="Times New Roman" w:cs="Times New Roman"/>
+          <w:color w:val="auto"/>
+          <w:sz w:val="24"/>
+          <w:szCs w:val="24"/>
+          <w:lang w:eastAsia="en-US"/>
+        </w:rPr>
+        <w:t>config</w:t>
+      </w:r>
+      <w:proofErr w:type="spellEnd"/>
+      <w:r>
+        <w:rPr>
+          <w:rFonts w:ascii="Times New Roman" w:eastAsia="Times New Roman" w:hAnsi="Times New Roman" w:cs="Times New Roman"/>
+          <w:color w:val="auto"/>
+          <w:sz w:val="24"/>
+          <w:szCs w:val="24"/>
+          <w:lang w:eastAsia="en-US"/>
+        </w:rPr>
+        <w:t xml:space="preserve">)#interface </w:t>
+      </w:r>
+      <w:proofErr w:type="spellStart"/>
+      <w:r>
+        <w:rPr>
+          <w:rFonts w:ascii="Times New Roman" w:eastAsia="Times New Roman" w:hAnsi="Times New Roman" w:cs="Times New Roman"/>
+          <w:color w:val="auto"/>
+          <w:sz w:val="24"/>
+          <w:szCs w:val="24"/>
+          <w:lang w:eastAsia="en-US"/>
+        </w:rPr>
+        <w:t>gigabitEthernet</w:t>
+      </w:r>
+      <w:proofErr w:type="spellEnd"/>
+      <w:r>
+        <w:rPr>
+          <w:rFonts w:ascii="Times New Roman" w:eastAsia="Times New Roman" w:hAnsi="Times New Roman" w:cs="Times New Roman"/>
+          <w:color w:val="auto"/>
+          <w:sz w:val="24"/>
+          <w:szCs w:val="24"/>
+          <w:lang w:eastAsia="en-US"/>
+        </w:rPr>
+        <w:t xml:space="preserve"> 0/1</w:t>
+      </w:r>
+    </w:p>
+    <w:p>
+      <w:pPr>
+        <w:spacing w:after="0" w:line="240" w:lineRule="auto"/>
+        <w:rPr>
+          <w:rFonts w:ascii="Times New Roman" w:eastAsia="Times New Roman" w:hAnsi="Times New Roman" w:cs="Times New Roman"/>
+          <w:color w:val="auto"/>
+          <w:sz w:val="24"/>
+          <w:szCs w:val="24"/>
+          <w:lang w:eastAsia="en-US"/>
+        </w:rPr>
+      </w:pPr>
+      <w:r>
+        <w:rPr>
+          <w:rFonts w:ascii="Times New Roman" w:eastAsia="Times New Roman" w:hAnsi="Times New Roman" w:cs="Times New Roman"/>
+          <w:color w:val="auto"/>
+          <w:sz w:val="24"/>
+          <w:szCs w:val="24"/>
+          <w:lang w:eastAsia="en-US"/>
+        </w:rPr>
+        <w:t>Router(</w:t>
+      </w:r>
+      <w:proofErr w:type="spellStart"/>
+      <w:r>
+        <w:rPr>
+          <w:rFonts w:ascii="Times New Roman" w:eastAsia="Times New Roman" w:hAnsi="Times New Roman" w:cs="Times New Roman"/>
+          <w:color w:val="auto"/>
+          <w:sz w:val="24"/>
+          <w:szCs w:val="24"/>
+          <w:lang w:eastAsia="en-US"/>
+        </w:rPr>
+        <w:t>config</w:t>
+      </w:r>
+      <w:proofErr w:type="spellEnd"/>
+      <w:r>
+        <w:rPr>
+          <w:rFonts w:ascii="Times New Roman" w:eastAsia="Times New Roman" w:hAnsi="Times New Roman" w:cs="Times New Roman"/>
+          <w:color w:val="auto"/>
+          <w:sz w:val="24"/>
+          <w:szCs w:val="24"/>
+          <w:lang w:eastAsia="en-US"/>
+        </w:rPr>
+        <w:t>-</w:t>
+      </w:r>
+      <w:proofErr w:type="gramStart"/>
+      <w:r>
+        <w:rPr>
+          <w:rFonts w:ascii="Times New Roman" w:eastAsia="Times New Roman" w:hAnsi="Times New Roman" w:cs="Times New Roman"/>
+          <w:color w:val="auto"/>
+          <w:sz w:val="24"/>
+          <w:szCs w:val="24"/>
+          <w:lang w:eastAsia="en-US"/>
+        </w:rPr>
+        <w:t>if)#</w:t>
+      </w:r>
+      <w:proofErr w:type="spellStart"/>
+      <w:proofErr w:type="gramEnd"/>
+      <w:r>
+        <w:rPr>
+          <w:rFonts w:ascii="Times New Roman" w:eastAsia="Times New Roman" w:hAnsi="Times New Roman" w:cs="Times New Roman"/>
+          <w:color w:val="auto"/>
+          <w:sz w:val="24"/>
+          <w:szCs w:val="24"/>
+          <w:lang w:eastAsia="en-US"/>
+        </w:rPr>
+        <w:t>ip</w:t>
+      </w:r>
+      <w:proofErr w:type="spellEnd"/>
+      <w:r>
+        <w:rPr>
+          <w:rFonts w:ascii="Times New Roman" w:eastAsia="Times New Roman" w:hAnsi="Times New Roman" w:cs="Times New Roman"/>
+          <w:color w:val="auto"/>
+          <w:sz w:val="24"/>
+          <w:szCs w:val="24"/>
+          <w:lang w:eastAsia="en-US"/>
+        </w:rPr>
+        <w:t xml:space="preserve"> address 172.16.40.1 255.255.255.0</w:t>
+      </w:r>
+    </w:p>
+    <w:p>
+      <w:pPr>
+        <w:spacing w:after="0" w:line="240" w:lineRule="auto"/>
+        <w:rPr>
+          <w:rFonts w:ascii="Times New Roman" w:eastAsia="Times New Roman" w:hAnsi="Times New Roman" w:cs="Times New Roman"/>
+          <w:color w:val="auto"/>
+          <w:sz w:val="24"/>
+          <w:szCs w:val="24"/>
+          <w:lang w:eastAsia="en-US"/>
+        </w:rPr>
+      </w:pPr>
+      <w:r>
+        <w:rPr>
+          <w:rFonts w:ascii="Times New Roman" w:eastAsia="Times New Roman" w:hAnsi="Times New Roman" w:cs="Times New Roman"/>
+          <w:color w:val="auto"/>
+          <w:sz w:val="24"/>
+          <w:szCs w:val="24"/>
+          <w:lang w:eastAsia="en-US"/>
+        </w:rPr>
+        <w:t>Router(</w:t>
+      </w:r>
+      <w:proofErr w:type="spellStart"/>
+      <w:r>
+        <w:rPr>
+          <w:rFonts w:ascii="Times New Roman" w:eastAsia="Times New Roman" w:hAnsi="Times New Roman" w:cs="Times New Roman"/>
+          <w:color w:val="auto"/>
+          <w:sz w:val="24"/>
+          <w:szCs w:val="24"/>
+          <w:lang w:eastAsia="en-US"/>
+        </w:rPr>
+        <w:t>config</w:t>
+      </w:r>
+      <w:proofErr w:type="spellEnd"/>
+      <w:r>
+        <w:rPr>
+          <w:rFonts w:ascii="Times New Roman" w:eastAsia="Times New Roman" w:hAnsi="Times New Roman" w:cs="Times New Roman"/>
+          <w:color w:val="auto"/>
+          <w:sz w:val="24"/>
+          <w:szCs w:val="24"/>
+          <w:lang w:eastAsia="en-US"/>
+        </w:rPr>
+        <w:t>-</w:t>
+      </w:r>
+      <w:proofErr w:type="gramStart"/>
+      <w:r>
+        <w:rPr>
+          <w:rFonts w:ascii="Times New Roman" w:eastAsia="Times New Roman" w:hAnsi="Times New Roman" w:cs="Times New Roman"/>
+          <w:color w:val="auto"/>
+          <w:sz w:val="24"/>
+          <w:szCs w:val="24"/>
+          <w:lang w:eastAsia="en-US"/>
+        </w:rPr>
+        <w:t>if)#</w:t>
+      </w:r>
+      <w:proofErr w:type="gramEnd"/>
+      <w:r>
+        <w:rPr>
+          <w:rFonts w:ascii="Times New Roman" w:eastAsia="Times New Roman" w:hAnsi="Times New Roman" w:cs="Times New Roman"/>
+          <w:color w:val="auto"/>
+          <w:sz w:val="24"/>
+          <w:szCs w:val="24"/>
+          <w:lang w:eastAsia="en-US"/>
+        </w:rPr>
+        <w:t>no shutdown</w:t>
+      </w:r>
+    </w:p>
+    <w:p>
+      <w:pPr>
+        <w:spacing w:after="0" w:line="240" w:lineRule="auto"/>
+        <w:rPr>
+          <w:rFonts w:ascii="Times New Roman" w:eastAsia="Times New Roman" w:hAnsi="Times New Roman" w:cs="Times New Roman"/>
+          <w:color w:val="auto"/>
+          <w:sz w:val="24"/>
+          <w:szCs w:val="24"/>
+          <w:lang w:eastAsia="en-US"/>
+        </w:rPr>
+      </w:pPr>
+    </w:p>
+    <w:p>
+      <w:pPr>
+        <w:spacing w:after="0" w:line="240" w:lineRule="auto"/>
+        <w:rPr>
+          <w:rFonts w:ascii="Times New Roman" w:eastAsia="Times New Roman" w:hAnsi="Times New Roman" w:cs="Times New Roman"/>
+          <w:color w:val="auto"/>
+          <w:sz w:val="24"/>
+          <w:szCs w:val="24"/>
+          <w:lang w:eastAsia="en-US"/>
+        </w:rPr>
+      </w:pPr>
+      <w:r>
+        <w:rPr>
+          <w:rFonts w:ascii="Times New Roman" w:eastAsia="Times New Roman" w:hAnsi="Times New Roman" w:cs="Times New Roman"/>
+          <w:color w:val="auto"/>
+          <w:sz w:val="24"/>
+          <w:szCs w:val="24"/>
+          <w:lang w:eastAsia="en-US"/>
+        </w:rPr>
+        <w:t>Router(</w:t>
+      </w:r>
+      <w:proofErr w:type="spellStart"/>
+      <w:r>
+        <w:rPr>
+          <w:rFonts w:ascii="Times New Roman" w:eastAsia="Times New Roman" w:hAnsi="Times New Roman" w:cs="Times New Roman"/>
+          <w:color w:val="auto"/>
+          <w:sz w:val="24"/>
+          <w:szCs w:val="24"/>
+          <w:lang w:eastAsia="en-US"/>
+        </w:rPr>
+        <w:t>config</w:t>
+      </w:r>
+      <w:proofErr w:type="spellEnd"/>
+      <w:r>
+        <w:rPr>
+          <w:rFonts w:ascii="Times New Roman" w:eastAsia="Times New Roman" w:hAnsi="Times New Roman" w:cs="Times New Roman"/>
+          <w:color w:val="auto"/>
+          <w:sz w:val="24"/>
+          <w:szCs w:val="24"/>
+          <w:lang w:eastAsia="en-US"/>
+        </w:rPr>
+        <w:t>-</w:t>
+      </w:r>
+      <w:proofErr w:type="gramStart"/>
+      <w:r>
+        <w:rPr>
+          <w:rFonts w:ascii="Times New Roman" w:eastAsia="Times New Roman" w:hAnsi="Times New Roman" w:cs="Times New Roman"/>
+          <w:color w:val="auto"/>
+          <w:sz w:val="24"/>
+          <w:szCs w:val="24"/>
+          <w:lang w:eastAsia="en-US"/>
+        </w:rPr>
+        <w:t>if)#</w:t>
+      </w:r>
+      <w:proofErr w:type="gramEnd"/>
+    </w:p>
+    <w:p>
+      <w:pPr>
+        <w:spacing w:after="0" w:line="240" w:lineRule="auto"/>
+        <w:rPr>
+          <w:rFonts w:ascii="Times New Roman" w:eastAsia="Times New Roman" w:hAnsi="Times New Roman" w:cs="Times New Roman"/>
+          <w:color w:val="auto"/>
+          <w:sz w:val="24"/>
+          <w:szCs w:val="24"/>
+          <w:lang w:eastAsia="en-US"/>
+        </w:rPr>
+      </w:pPr>
+      <w:r>
+        <w:rPr>
+          <w:rFonts w:ascii="Times New Roman" w:eastAsia="Times New Roman" w:hAnsi="Times New Roman" w:cs="Times New Roman"/>
+          <w:color w:val="auto"/>
+          <w:sz w:val="24"/>
+          <w:szCs w:val="24"/>
+          <w:lang w:eastAsia="en-US"/>
+        </w:rPr>
+        <w:t>%LINK-5-CHANGED: Interface GigabitEthernet0/1, changed state to up</w:t>
+      </w:r>
+    </w:p>
+    <w:p>
+      <w:pPr>
+        <w:spacing w:after="0" w:line="240" w:lineRule="auto"/>
+        <w:rPr>
+          <w:rFonts w:ascii="Times New Roman" w:eastAsia="Times New Roman" w:hAnsi="Times New Roman" w:cs="Times New Roman"/>
+          <w:color w:val="auto"/>
+          <w:sz w:val="24"/>
+          <w:szCs w:val="24"/>
+          <w:lang w:eastAsia="en-US"/>
+        </w:rPr>
+      </w:pPr>
+    </w:p>
+    <w:p>
+      <w:pPr>
+        <w:spacing w:after="0" w:line="240" w:lineRule="auto"/>
+        <w:rPr>
+          <w:rFonts w:ascii="Times New Roman" w:eastAsia="Times New Roman" w:hAnsi="Times New Roman" w:cs="Times New Roman"/>
+          <w:color w:val="auto"/>
+          <w:sz w:val="24"/>
+          <w:szCs w:val="24"/>
+          <w:lang w:eastAsia="en-US"/>
+        </w:rPr>
+      </w:pPr>
+      <w:r>
+        <w:rPr>
+          <w:rFonts w:ascii="Times New Roman" w:eastAsia="Times New Roman" w:hAnsi="Times New Roman" w:cs="Times New Roman"/>
+          <w:color w:val="auto"/>
+          <w:sz w:val="24"/>
+          <w:szCs w:val="24"/>
+          <w:lang w:eastAsia="en-US"/>
+        </w:rPr>
+        <w:t>%LINEPROTO-5-UPDOWN: Line protocol on Interface GigabitEthernet0/1, changed state to up</w:t>
+      </w:r>
+    </w:p>
+    <w:p>
+      <w:pPr>
+        <w:spacing w:after="0" w:line="240" w:lineRule="auto"/>
+        <w:rPr>
+          <w:rFonts w:ascii="Times New Roman" w:eastAsia="Times New Roman" w:hAnsi="Times New Roman" w:cs="Times New Roman"/>
+          <w:color w:val="auto"/>
+          <w:sz w:val="24"/>
+          <w:szCs w:val="24"/>
+          <w:lang w:eastAsia="en-US"/>
+        </w:rPr>
+      </w:pPr>
+    </w:p>
+    <w:p>
+      <w:pPr>
+        <w:spacing w:after="0" w:line="240" w:lineRule="auto"/>
+        <w:rPr>
+          <w:rFonts w:ascii="Times New Roman" w:eastAsia="Times New Roman" w:hAnsi="Times New Roman" w:cs="Times New Roman"/>
+          <w:color w:val="auto"/>
+          <w:sz w:val="24"/>
+          <w:szCs w:val="24"/>
+          <w:lang w:eastAsia="en-US"/>
+        </w:rPr>
+      </w:pPr>
+      <w:r>
+        <w:rPr>
+          <w:rFonts w:ascii="Times New Roman" w:eastAsia="Times New Roman" w:hAnsi="Times New Roman" w:cs="Times New Roman"/>
+          <w:color w:val="auto"/>
+          <w:sz w:val="24"/>
+          <w:szCs w:val="24"/>
+          <w:lang w:eastAsia="en-US"/>
+        </w:rPr>
+        <w:lastRenderedPageBreak/>
+        <w:t>Router(</w:t>
+      </w:r>
+      <w:proofErr w:type="spellStart"/>
+      <w:r>
+        <w:rPr>
+          <w:rFonts w:ascii="Times New Roman" w:eastAsia="Times New Roman" w:hAnsi="Times New Roman" w:cs="Times New Roman"/>
+          <w:color w:val="auto"/>
+          <w:sz w:val="24"/>
+          <w:szCs w:val="24"/>
+          <w:lang w:eastAsia="en-US"/>
+        </w:rPr>
+        <w:t>config</w:t>
+      </w:r>
+      <w:proofErr w:type="spellEnd"/>
+      <w:r>
+        <w:rPr>
+          <w:rFonts w:ascii="Times New Roman" w:eastAsia="Times New Roman" w:hAnsi="Times New Roman" w:cs="Times New Roman"/>
+          <w:color w:val="auto"/>
+          <w:sz w:val="24"/>
+          <w:szCs w:val="24"/>
+          <w:lang w:eastAsia="en-US"/>
+        </w:rPr>
+        <w:t>-</w:t>
+      </w:r>
+      <w:proofErr w:type="gramStart"/>
+      <w:r>
+        <w:rPr>
+          <w:rFonts w:ascii="Times New Roman" w:eastAsia="Times New Roman" w:hAnsi="Times New Roman" w:cs="Times New Roman"/>
+          <w:color w:val="auto"/>
+          <w:sz w:val="24"/>
+          <w:szCs w:val="24"/>
+          <w:lang w:eastAsia="en-US"/>
+        </w:rPr>
+        <w:t>if)#</w:t>
+      </w:r>
+      <w:proofErr w:type="gramEnd"/>
+      <w:r>
+        <w:rPr>
+          <w:rFonts w:ascii="Times New Roman" w:eastAsia="Times New Roman" w:hAnsi="Times New Roman" w:cs="Times New Roman"/>
+          <w:color w:val="auto"/>
+          <w:sz w:val="24"/>
+          <w:szCs w:val="24"/>
+          <w:lang w:eastAsia="en-US"/>
+        </w:rPr>
+        <w:t>exit</w:t>
+      </w:r>
+    </w:p>
+    <w:p>
+      <w:pPr>
+        <w:spacing w:after="0" w:line="240" w:lineRule="auto"/>
+        <w:rPr>
+          <w:rFonts w:ascii="Times New Roman" w:eastAsia="Times New Roman" w:hAnsi="Times New Roman" w:cs="Times New Roman"/>
+          <w:color w:val="auto"/>
+          <w:sz w:val="24"/>
+          <w:szCs w:val="24"/>
+          <w:lang w:eastAsia="en-US"/>
+        </w:rPr>
+      </w:pPr>
+      <w:r>
+        <w:rPr>
+          <w:rFonts w:ascii="Times New Roman" w:eastAsia="Times New Roman" w:hAnsi="Times New Roman" w:cs="Times New Roman"/>
+          <w:color w:val="auto"/>
+          <w:sz w:val="24"/>
+          <w:szCs w:val="24"/>
+          <w:lang w:eastAsia="en-US"/>
+        </w:rPr>
+        <w:t>Router(</w:t>
+      </w:r>
+      <w:proofErr w:type="spellStart"/>
+      <w:r>
+        <w:rPr>
+          <w:rFonts w:ascii="Times New Roman" w:eastAsia="Times New Roman" w:hAnsi="Times New Roman" w:cs="Times New Roman"/>
+          <w:color w:val="auto"/>
+          <w:sz w:val="24"/>
+          <w:szCs w:val="24"/>
+          <w:lang w:eastAsia="en-US"/>
+        </w:rPr>
+        <w:t>config</w:t>
+      </w:r>
+      <w:proofErr w:type="spellEnd"/>
+      <w:r>
+        <w:rPr>
+          <w:rFonts w:ascii="Times New Roman" w:eastAsia="Times New Roman" w:hAnsi="Times New Roman" w:cs="Times New Roman"/>
+          <w:color w:val="auto"/>
+          <w:sz w:val="24"/>
+          <w:szCs w:val="24"/>
+          <w:lang w:eastAsia="en-US"/>
+        </w:rPr>
+        <w:t>)#end</w:t>
+      </w:r>
+    </w:p>
+    <w:p>
+      <w:pPr>
+        <w:spacing w:after="0" w:line="240" w:lineRule="auto"/>
+        <w:rPr>
+          <w:rFonts w:ascii="Times New Roman" w:eastAsia="Times New Roman" w:hAnsi="Times New Roman" w:cs="Times New Roman"/>
+          <w:color w:val="auto"/>
+          <w:sz w:val="24"/>
+          <w:szCs w:val="24"/>
+          <w:lang w:eastAsia="en-US"/>
+        </w:rPr>
+      </w:pPr>
+      <w:r>
+        <w:rPr>
+          <w:rFonts w:ascii="Times New Roman" w:eastAsia="Times New Roman" w:hAnsi="Times New Roman" w:cs="Times New Roman"/>
+          <w:color w:val="auto"/>
+          <w:sz w:val="24"/>
+          <w:szCs w:val="24"/>
+          <w:lang w:eastAsia="en-US"/>
+        </w:rPr>
+        <w:t>Router#</w:t>
+      </w:r>
+    </w:p>
+    <w:p>
+      <w:pPr>
+        <w:spacing w:after="0" w:line="240" w:lineRule="auto"/>
+        <w:rPr>
+          <w:rFonts w:ascii="Times New Roman" w:eastAsia="Times New Roman" w:hAnsi="Times New Roman" w:cs="Times New Roman"/>
+          <w:color w:val="auto"/>
+          <w:sz w:val="24"/>
+          <w:szCs w:val="24"/>
+          <w:lang w:eastAsia="en-US"/>
+        </w:rPr>
+      </w:pPr>
+      <w:r>
+        <w:rPr>
+          <w:rFonts w:ascii="Times New Roman" w:eastAsia="Times New Roman" w:hAnsi="Times New Roman" w:cs="Times New Roman"/>
+          <w:color w:val="auto"/>
+          <w:sz w:val="24"/>
+          <w:szCs w:val="24"/>
+          <w:lang w:eastAsia="en-US"/>
+        </w:rPr>
+        <w:t>%SYS-5-CONFIG_I: Configured from console by console</w:t>
+      </w:r>
+    </w:p>
+    <w:p>
+      <w:pPr>
+        <w:spacing w:after="0" w:line="240" w:lineRule="auto"/>
+        <w:rPr>
+          <w:rFonts w:ascii="Times New Roman" w:eastAsia="Times New Roman" w:hAnsi="Times New Roman" w:cs="Times New Roman"/>
+          <w:color w:val="auto"/>
+          <w:sz w:val="24"/>
+          <w:szCs w:val="24"/>
+          <w:lang w:eastAsia="en-US"/>
+        </w:rPr>
+      </w:pPr>
+    </w:p>
+    <w:p>
+      <w:pPr>
+        <w:spacing w:after="0" w:line="240" w:lineRule="auto"/>
+        <w:rPr>
+          <w:rFonts w:ascii="Times New Roman" w:eastAsia="Times New Roman" w:hAnsi="Times New Roman" w:cs="Times New Roman"/>
+          <w:color w:val="auto"/>
+          <w:sz w:val="24"/>
+          <w:szCs w:val="24"/>
+          <w:lang w:eastAsia="en-US"/>
+        </w:rPr>
+      </w:pPr>
+      <w:proofErr w:type="spellStart"/>
+      <w:r>
+        <w:rPr>
+          <w:rFonts w:ascii="Times New Roman" w:eastAsia="Times New Roman" w:hAnsi="Times New Roman" w:cs="Times New Roman"/>
+          <w:color w:val="auto"/>
+          <w:sz w:val="24"/>
+          <w:szCs w:val="24"/>
+          <w:lang w:eastAsia="en-US"/>
+        </w:rPr>
+        <w:t>Router#show</w:t>
+      </w:r>
+      <w:proofErr w:type="spellEnd"/>
+      <w:r>
+        <w:rPr>
+          <w:rFonts w:ascii="Times New Roman" w:eastAsia="Times New Roman" w:hAnsi="Times New Roman" w:cs="Times New Roman"/>
+          <w:color w:val="auto"/>
+          <w:sz w:val="24"/>
+          <w:szCs w:val="24"/>
+          <w:lang w:eastAsia="en-US"/>
+        </w:rPr>
+        <w:t xml:space="preserve"> </w:t>
+      </w:r>
+      <w:proofErr w:type="spellStart"/>
+      <w:r>
+        <w:rPr>
+          <w:rFonts w:ascii="Times New Roman" w:eastAsia="Times New Roman" w:hAnsi="Times New Roman" w:cs="Times New Roman"/>
+          <w:color w:val="auto"/>
+          <w:sz w:val="24"/>
+          <w:szCs w:val="24"/>
+          <w:lang w:eastAsia="en-US"/>
+        </w:rPr>
+        <w:t>ip</w:t>
+      </w:r>
+      <w:proofErr w:type="spellEnd"/>
+      <w:r>
+        <w:rPr>
+          <w:rFonts w:ascii="Times New Roman" w:eastAsia="Times New Roman" w:hAnsi="Times New Roman" w:cs="Times New Roman"/>
+          <w:color w:val="auto"/>
+          <w:sz w:val="24"/>
+          <w:szCs w:val="24"/>
+          <w:lang w:eastAsia="en-US"/>
+        </w:rPr>
+        <w:t xml:space="preserve"> interface brief</w:t>
+      </w:r>
+    </w:p>
+    <w:p>
+      <w:pPr>
+        <w:spacing w:after="0" w:line="240" w:lineRule="auto"/>
+        <w:rPr>
+          <w:rFonts w:ascii="Times New Roman" w:eastAsia="Times New Roman" w:hAnsi="Times New Roman" w:cs="Times New Roman"/>
+          <w:color w:val="auto"/>
+          <w:sz w:val="24"/>
+          <w:szCs w:val="24"/>
+          <w:lang w:eastAsia="en-US"/>
+        </w:rPr>
+      </w:pPr>
+      <w:r>
+        <w:rPr>
+          <w:rFonts w:ascii="Times New Roman" w:eastAsia="Times New Roman" w:hAnsi="Times New Roman" w:cs="Times New Roman"/>
+          <w:color w:val="auto"/>
+          <w:sz w:val="24"/>
+          <w:szCs w:val="24"/>
+          <w:lang w:eastAsia="en-US"/>
+        </w:rPr>
+        <w:t xml:space="preserve">Interface IP-Address OK? Method Status Protocol </w:t>
+      </w:r>
+    </w:p>
+    <w:p>
+      <w:pPr>
+        <w:spacing w:after="0" w:line="240" w:lineRule="auto"/>
+        <w:rPr>
+          <w:rFonts w:ascii="Times New Roman" w:eastAsia="Times New Roman" w:hAnsi="Times New Roman" w:cs="Times New Roman"/>
+          <w:color w:val="auto"/>
+          <w:sz w:val="24"/>
+          <w:szCs w:val="24"/>
+          <w:lang w:eastAsia="en-US"/>
+        </w:rPr>
+      </w:pPr>
+      <w:r>
+        <w:rPr>
+          <w:rFonts w:ascii="Times New Roman" w:eastAsia="Times New Roman" w:hAnsi="Times New Roman" w:cs="Times New Roman"/>
+          <w:color w:val="auto"/>
+          <w:sz w:val="24"/>
+          <w:szCs w:val="24"/>
+          <w:lang w:eastAsia="en-US"/>
+        </w:rPr>
+        <w:t xml:space="preserve">GigabitEthernet0/0 172.16.30.1 YES manual up </w:t>
+      </w:r>
+      <w:proofErr w:type="spellStart"/>
+      <w:r>
+        <w:rPr>
+          <w:rFonts w:ascii="Times New Roman" w:eastAsia="Times New Roman" w:hAnsi="Times New Roman" w:cs="Times New Roman"/>
+          <w:color w:val="auto"/>
+          <w:sz w:val="24"/>
+          <w:szCs w:val="24"/>
+          <w:lang w:eastAsia="en-US"/>
+        </w:rPr>
+        <w:t>up</w:t>
+      </w:r>
+      <w:proofErr w:type="spellEnd"/>
+      <w:r>
+        <w:rPr>
+          <w:rFonts w:ascii="Times New Roman" w:eastAsia="Times New Roman" w:hAnsi="Times New Roman" w:cs="Times New Roman"/>
+          <w:color w:val="auto"/>
+          <w:sz w:val="24"/>
+          <w:szCs w:val="24"/>
+          <w:lang w:eastAsia="en-US"/>
+        </w:rPr>
+        <w:t xml:space="preserve"> </w:t>
+      </w:r>
+    </w:p>
+    <w:p>
+      <w:pPr>
+        <w:spacing w:after="0" w:line="240" w:lineRule="auto"/>
+        <w:rPr>
+          <w:rFonts w:ascii="Times New Roman" w:eastAsia="Times New Roman" w:hAnsi="Times New Roman" w:cs="Times New Roman"/>
+          <w:color w:val="auto"/>
+          <w:sz w:val="24"/>
+          <w:szCs w:val="24"/>
+          <w:lang w:eastAsia="en-US"/>
+        </w:rPr>
+      </w:pPr>
+      <w:r>
+        <w:rPr>
+          <w:rFonts w:ascii="Times New Roman" w:eastAsia="Times New Roman" w:hAnsi="Times New Roman" w:cs="Times New Roman"/>
+          <w:color w:val="auto"/>
+          <w:sz w:val="24"/>
+          <w:szCs w:val="24"/>
+          <w:lang w:eastAsia="en-US"/>
+        </w:rPr>
+        <w:t xml:space="preserve">GigabitEthernet0/1 172.16.40.1 YES manual up </w:t>
+      </w:r>
+      <w:proofErr w:type="spellStart"/>
+      <w:r>
+        <w:rPr>
+          <w:rFonts w:ascii="Times New Roman" w:eastAsia="Times New Roman" w:hAnsi="Times New Roman" w:cs="Times New Roman"/>
+          <w:color w:val="auto"/>
+          <w:sz w:val="24"/>
+          <w:szCs w:val="24"/>
+          <w:lang w:eastAsia="en-US"/>
+        </w:rPr>
+        <w:t>up</w:t>
+      </w:r>
+      <w:proofErr w:type="spellEnd"/>
+      <w:r>
+        <w:rPr>
+          <w:rFonts w:ascii="Times New Roman" w:eastAsia="Times New Roman" w:hAnsi="Times New Roman" w:cs="Times New Roman"/>
+          <w:color w:val="auto"/>
+          <w:sz w:val="24"/>
+          <w:szCs w:val="24"/>
+          <w:lang w:eastAsia="en-US"/>
+        </w:rPr>
+        <w:t xml:space="preserve"> </w:t>
+      </w:r>
+    </w:p>
+    <w:p>
+      <w:pPr>
+        <w:spacing w:after="0" w:line="240" w:lineRule="auto"/>
+        <w:rPr>
+          <w:rFonts w:ascii="Times New Roman" w:eastAsia="Times New Roman" w:hAnsi="Times New Roman" w:cs="Times New Roman"/>
+          <w:color w:val="auto"/>
+          <w:sz w:val="24"/>
+          <w:szCs w:val="24"/>
+          <w:lang w:eastAsia="en-US"/>
+        </w:rPr>
+      </w:pPr>
+      <w:r>
+        <w:rPr>
+          <w:rFonts w:ascii="Times New Roman" w:eastAsia="Times New Roman" w:hAnsi="Times New Roman" w:cs="Times New Roman"/>
+          <w:color w:val="auto"/>
+          <w:sz w:val="24"/>
+          <w:szCs w:val="24"/>
+          <w:lang w:eastAsia="en-US"/>
+        </w:rPr>
+        <w:t xml:space="preserve">GigabitEthernet0/2 unassigned YES unset administratively down </w:t>
+      </w:r>
+      <w:proofErr w:type="spellStart"/>
+      <w:r>
+        <w:rPr>
+          <w:rFonts w:ascii="Times New Roman" w:eastAsia="Times New Roman" w:hAnsi="Times New Roman" w:cs="Times New Roman"/>
+          <w:color w:val="auto"/>
+          <w:sz w:val="24"/>
+          <w:szCs w:val="24"/>
+          <w:lang w:eastAsia="en-US"/>
+        </w:rPr>
+        <w:t>down</w:t>
+      </w:r>
+      <w:proofErr w:type="spellEnd"/>
+      <w:r>
+        <w:rPr>
+          <w:rFonts w:ascii="Times New Roman" w:eastAsia="Times New Roman" w:hAnsi="Times New Roman" w:cs="Times New Roman"/>
+          <w:color w:val="auto"/>
+          <w:sz w:val="24"/>
+          <w:szCs w:val="24"/>
+          <w:lang w:eastAsia="en-US"/>
+        </w:rPr>
+        <w:t xml:space="preserve"> </w:t>
+      </w:r>
+    </w:p>
+    <w:p>
+      <w:pPr>
+        <w:spacing w:after="0" w:line="240" w:lineRule="auto"/>
+        <w:rPr>
+          <w:rFonts w:ascii="Times New Roman" w:eastAsia="Times New Roman" w:hAnsi="Times New Roman" w:cs="Times New Roman"/>
+          <w:color w:val="auto"/>
+          <w:sz w:val="24"/>
+          <w:szCs w:val="24"/>
+          <w:lang w:eastAsia="en-US"/>
+        </w:rPr>
+      </w:pPr>
+      <w:r>
+        <w:rPr>
+          <w:rFonts w:ascii="Times New Roman" w:eastAsia="Times New Roman" w:hAnsi="Times New Roman" w:cs="Times New Roman"/>
+          <w:color w:val="auto"/>
+          <w:sz w:val="24"/>
+          <w:szCs w:val="24"/>
+          <w:lang w:eastAsia="en-US"/>
+        </w:rPr>
+        <w:t xml:space="preserve">Serial0/3/0 unassigned YES unset administratively down </w:t>
+      </w:r>
+      <w:proofErr w:type="spellStart"/>
+      <w:r>
+        <w:rPr>
+          <w:rFonts w:ascii="Times New Roman" w:eastAsia="Times New Roman" w:hAnsi="Times New Roman" w:cs="Times New Roman"/>
+          <w:color w:val="auto"/>
+          <w:sz w:val="24"/>
+          <w:szCs w:val="24"/>
+          <w:lang w:eastAsia="en-US"/>
+        </w:rPr>
+        <w:t>down</w:t>
+      </w:r>
+      <w:proofErr w:type="spellEnd"/>
+      <w:r>
+        <w:rPr>
+          <w:rFonts w:ascii="Times New Roman" w:eastAsia="Times New Roman" w:hAnsi="Times New Roman" w:cs="Times New Roman"/>
+          <w:color w:val="auto"/>
+          <w:sz w:val="24"/>
+          <w:szCs w:val="24"/>
+          <w:lang w:eastAsia="en-US"/>
+        </w:rPr>
+        <w:t xml:space="preserve"> </w:t>
+      </w:r>
+    </w:p>
+    <w:p>
+      <w:pPr>
+        <w:spacing w:after="0" w:line="240" w:lineRule="auto"/>
+        <w:rPr>
+          <w:rFonts w:ascii="Times New Roman" w:eastAsia="Times New Roman" w:hAnsi="Times New Roman" w:cs="Times New Roman"/>
+          <w:color w:val="auto"/>
+          <w:sz w:val="24"/>
+          <w:szCs w:val="24"/>
+          <w:lang w:eastAsia="en-US"/>
+        </w:rPr>
+      </w:pPr>
+      <w:r>
+        <w:rPr>
+          <w:rFonts w:ascii="Times New Roman" w:eastAsia="Times New Roman" w:hAnsi="Times New Roman" w:cs="Times New Roman"/>
+          <w:color w:val="auto"/>
+          <w:sz w:val="24"/>
+          <w:szCs w:val="24"/>
+          <w:lang w:eastAsia="en-US"/>
+        </w:rPr>
+        <w:t xml:space="preserve">Serial0/3/1 unassigned YES unset administratively down </w:t>
+      </w:r>
+      <w:proofErr w:type="spellStart"/>
+      <w:r>
+        <w:rPr>
+          <w:rFonts w:ascii="Times New Roman" w:eastAsia="Times New Roman" w:hAnsi="Times New Roman" w:cs="Times New Roman"/>
+          <w:color w:val="auto"/>
+          <w:sz w:val="24"/>
+          <w:szCs w:val="24"/>
+          <w:lang w:eastAsia="en-US"/>
+        </w:rPr>
+        <w:t>down</w:t>
+      </w:r>
+      <w:proofErr w:type="spellEnd"/>
+      <w:r>
+        <w:rPr>
+          <w:rFonts w:ascii="Times New Roman" w:eastAsia="Times New Roman" w:hAnsi="Times New Roman" w:cs="Times New Roman"/>
+          <w:color w:val="auto"/>
+          <w:sz w:val="24"/>
+          <w:szCs w:val="24"/>
+          <w:lang w:eastAsia="en-US"/>
+        </w:rPr>
+        <w:t xml:space="preserve"> </w:t>
+      </w:r>
+    </w:p>
+    <w:p>
+      <w:pPr>
+        <w:spacing w:after="0" w:line="240" w:lineRule="auto"/>
+        <w:rPr>
+          <w:rFonts w:ascii="Times New Roman" w:eastAsia="Times New Roman" w:hAnsi="Times New Roman" w:cs="Times New Roman"/>
+          <w:color w:val="auto"/>
+          <w:sz w:val="24"/>
+          <w:szCs w:val="24"/>
+          <w:lang w:eastAsia="en-US"/>
+        </w:rPr>
+      </w:pPr>
+      <w:r>
+        <w:rPr>
+          <w:rFonts w:ascii="Times New Roman" w:eastAsia="Times New Roman" w:hAnsi="Times New Roman" w:cs="Times New Roman"/>
+          <w:color w:val="auto"/>
+          <w:sz w:val="24"/>
+          <w:szCs w:val="24"/>
+          <w:lang w:eastAsia="en-US"/>
+        </w:rPr>
+        <w:t xml:space="preserve">Vlan1 unassigned YES unset administratively down </w:t>
+      </w:r>
+      <w:proofErr w:type="spellStart"/>
+      <w:r>
+        <w:rPr>
+          <w:rFonts w:ascii="Times New Roman" w:eastAsia="Times New Roman" w:hAnsi="Times New Roman" w:cs="Times New Roman"/>
+          <w:color w:val="auto"/>
+          <w:sz w:val="24"/>
+          <w:szCs w:val="24"/>
+          <w:lang w:eastAsia="en-US"/>
+        </w:rPr>
+        <w:t>down</w:t>
+      </w:r>
+      <w:proofErr w:type="spellEnd"/>
+    </w:p>
+    <w:p>
+      <w:pPr>
+        <w:tabs>
+          <w:tab w:val="left" w:pos="1190"/>
+        </w:tabs>
+        <w:rPr>
+          <w:rFonts w:ascii="Times New Roman" w:eastAsia="Times New Roman" w:hAnsi="Times New Roman" w:cs="Times New Roman"/>
+          <w:color w:val="auto"/>
+          <w:sz w:val="24"/>
+          <w:szCs w:val="24"/>
+          <w:rtl/>
+          <w:lang w:eastAsia="en-US"/>
+        </w:rPr>
+      </w:pPr>
+      <w:r>
+        <w:rPr>
+          <w:rFonts w:ascii="Times New Roman" w:eastAsia="Times New Roman" w:hAnsi="Times New Roman" w:cs="Times New Roman"/>
+          <w:color w:val="auto"/>
+          <w:sz w:val="24"/>
+          <w:szCs w:val="24"/>
+          <w:lang w:eastAsia="en-US"/>
+        </w:rPr>
+        <w:t>Router#</w:t>
+      </w:r>
+    </w:p>
+    <w:p>
+      <w:pPr>
+        <w:tabs>
+          <w:tab w:val="left" w:pos="1190"/>
+        </w:tabs>
+        <w:rPr>
+          <w:rFonts w:ascii="Times New Roman" w:eastAsia="Times New Roman" w:hAnsi="Times New Roman" w:cs="Times New Roman"/>
+          <w:sz w:val="24"/>
+          <w:szCs w:val="24"/>
+          <w:lang w:bidi="ar-EG"/>
+        </w:rPr>
+      </w:pPr>
+      <w:r>
+        <w:rPr>
+          <w:rFonts w:ascii="Times New Roman" w:eastAsia="Times New Roman" w:hAnsi="Times New Roman" w:cs="Times New Roman"/>
+          <w:noProof/>
+          <w:sz w:val="24"/>
+          <w:szCs w:val="24"/>
+          <w:lang w:eastAsia="en-US"/>
+        </w:rPr>
+        <w:drawing>
+          <wp:inline distT="0" distB="0" distL="0" distR="0" wp14:anchorId="0C5FEFE7" wp14:editId="57832E95">
+            <wp:extent cx="5349240" cy="2815590"/>
+            <wp:effectExtent l="0" t="0" r="3810" b="3810"/>
+            <wp:docPr id="821335905" name="Picture 821335905"/>
+            <wp:cNvGraphicFramePr>
+              <a:graphicFrameLocks xmlns:a="http://schemas.openxmlformats.org/drawingml/2006/main" noChangeAspect="1"/>
+            </wp:cNvGraphicFramePr>
+            <a:graphic xmlns:a="http://schemas.openxmlformats.org/drawingml/2006/main">
+              <a:graphicData uri="http://schemas.openxmlformats.org/drawingml/2006/picture">
+                <pic:pic xmlns:pic="http://schemas.openxmlformats.org/drawingml/2006/picture">
+                  <pic:nvPicPr>
+                    <pic:cNvPr id="1" name=""/>
+                    <pic:cNvPicPr/>
+                  </pic:nvPicPr>
+                  <pic:blipFill>
+                    <a:blip r:embed="rId25"/>
+                    <a:stretch>
+                      <a:fillRect/>
+                    </a:stretch>
+                  </pic:blipFill>
+                  <pic:spPr>
+                    <a:xfrm>
+                      <a:off x="0" y="0"/>
+                      <a:ext cx="5349240" cy="2815590"/>
+                    </a:xfrm>
+                    <a:prstGeom prst="rect">
+                      <a:avLst/>
+                    </a:prstGeom>
+                  </pic:spPr>
+                </pic:pic>
+              </a:graphicData>
+            </a:graphic>
+          </wp:inline>
+        </w:drawing>
+      </w:r>
+    </w:p>
+    <w:p>
+      <w:pPr>
+        <w:spacing w:after="0" w:line="240" w:lineRule="auto"/>
+        <w:rPr>
+          <w:rFonts w:ascii="Times New Roman" w:eastAsia="Times New Roman" w:hAnsi="Times New Roman" w:cs="Times New Roman"/>
+          <w:color w:val="auto"/>
+          <w:sz w:val="24"/>
+          <w:szCs w:val="24"/>
+          <w:lang w:eastAsia="en-US"/>
+        </w:rPr>
+      </w:pPr>
+      <w:proofErr w:type="spellStart"/>
+      <w:r>
+        <w:rPr>
+          <w:rFonts w:ascii="Times New Roman" w:eastAsia="Times New Roman" w:hAnsi="Times New Roman" w:cs="Times New Roman"/>
+          <w:color w:val="auto"/>
+          <w:sz w:val="24"/>
+          <w:szCs w:val="24"/>
+          <w:lang w:eastAsia="en-US"/>
+        </w:rPr>
+        <w:t>Router#configure</w:t>
+      </w:r>
+      <w:proofErr w:type="spellEnd"/>
+      <w:r>
+        <w:rPr>
+          <w:rFonts w:ascii="Times New Roman" w:eastAsia="Times New Roman" w:hAnsi="Times New Roman" w:cs="Times New Roman"/>
+          <w:color w:val="auto"/>
+          <w:sz w:val="24"/>
+          <w:szCs w:val="24"/>
+          <w:lang w:eastAsia="en-US"/>
+        </w:rPr>
+        <w:t xml:space="preserve"> terminal</w:t>
+      </w:r>
+    </w:p>
+    <w:p>
+      <w:pPr>
+        <w:spacing w:after="0" w:line="240" w:lineRule="auto"/>
+        <w:rPr>
+          <w:rFonts w:ascii="Times New Roman" w:eastAsia="Times New Roman" w:hAnsi="Times New Roman" w:cs="Times New Roman"/>
+          <w:color w:val="auto"/>
+          <w:sz w:val="24"/>
+          <w:szCs w:val="24"/>
+          <w:lang w:eastAsia="en-US"/>
+        </w:rPr>
+      </w:pPr>
+      <w:r>
+        <w:rPr>
+          <w:rFonts w:ascii="Times New Roman" w:eastAsia="Times New Roman" w:hAnsi="Times New Roman" w:cs="Times New Roman"/>
+          <w:color w:val="auto"/>
+          <w:sz w:val="24"/>
+          <w:szCs w:val="24"/>
+          <w:lang w:eastAsia="en-US"/>
+        </w:rPr>
+        <w:t>Enter configuration commands, one per line. End with CNTL/Z.</w:t>
+      </w:r>
+    </w:p>
+    <w:p>
+      <w:pPr>
+        <w:spacing w:after="0" w:line="240" w:lineRule="auto"/>
+        <w:rPr>
+          <w:rFonts w:ascii="Times New Roman" w:eastAsia="Times New Roman" w:hAnsi="Times New Roman" w:cs="Times New Roman"/>
+          <w:color w:val="auto"/>
+          <w:sz w:val="24"/>
+          <w:szCs w:val="24"/>
+          <w:lang w:eastAsia="en-US"/>
+        </w:rPr>
+      </w:pPr>
+      <w:r>
+        <w:rPr>
+          <w:rFonts w:ascii="Times New Roman" w:eastAsia="Times New Roman" w:hAnsi="Times New Roman" w:cs="Times New Roman"/>
+          <w:color w:val="auto"/>
+          <w:sz w:val="24"/>
+          <w:szCs w:val="24"/>
+          <w:lang w:eastAsia="en-US"/>
+        </w:rPr>
+        <w:t>Router(</w:t>
+      </w:r>
+      <w:proofErr w:type="spellStart"/>
+      <w:r>
+        <w:rPr>
+          <w:rFonts w:ascii="Times New Roman" w:eastAsia="Times New Roman" w:hAnsi="Times New Roman" w:cs="Times New Roman"/>
+          <w:color w:val="auto"/>
+          <w:sz w:val="24"/>
+          <w:szCs w:val="24"/>
+          <w:lang w:eastAsia="en-US"/>
+        </w:rPr>
+        <w:t>config</w:t>
+      </w:r>
+      <w:proofErr w:type="spellEnd"/>
+      <w:r>
+        <w:rPr>
+          <w:rFonts w:ascii="Times New Roman" w:eastAsia="Times New Roman" w:hAnsi="Times New Roman" w:cs="Times New Roman"/>
+          <w:color w:val="auto"/>
+          <w:sz w:val="24"/>
+          <w:szCs w:val="24"/>
+          <w:lang w:eastAsia="en-US"/>
+        </w:rPr>
+        <w:t>)#interface serial 0/3/0</w:t>
+      </w:r>
+    </w:p>
+    <w:p>
+      <w:pPr>
+        <w:spacing w:after="0" w:line="240" w:lineRule="auto"/>
+        <w:rPr>
+          <w:rFonts w:ascii="Times New Roman" w:eastAsia="Times New Roman" w:hAnsi="Times New Roman" w:cs="Times New Roman"/>
+          <w:color w:val="auto"/>
+          <w:sz w:val="24"/>
+          <w:szCs w:val="24"/>
+          <w:lang w:eastAsia="en-US"/>
+        </w:rPr>
+      </w:pPr>
+      <w:r>
+        <w:rPr>
+          <w:rFonts w:ascii="Times New Roman" w:eastAsia="Times New Roman" w:hAnsi="Times New Roman" w:cs="Times New Roman"/>
+          <w:color w:val="auto"/>
+          <w:sz w:val="24"/>
+          <w:szCs w:val="24"/>
+          <w:lang w:eastAsia="en-US"/>
+        </w:rPr>
+        <w:t>Router(</w:t>
+      </w:r>
+      <w:proofErr w:type="spellStart"/>
+      <w:r>
+        <w:rPr>
+          <w:rFonts w:ascii="Times New Roman" w:eastAsia="Times New Roman" w:hAnsi="Times New Roman" w:cs="Times New Roman"/>
+          <w:color w:val="auto"/>
+          <w:sz w:val="24"/>
+          <w:szCs w:val="24"/>
+          <w:lang w:eastAsia="en-US"/>
+        </w:rPr>
+        <w:t>config</w:t>
+      </w:r>
+      <w:proofErr w:type="spellEnd"/>
+      <w:r>
+        <w:rPr>
+          <w:rFonts w:ascii="Times New Roman" w:eastAsia="Times New Roman" w:hAnsi="Times New Roman" w:cs="Times New Roman"/>
+          <w:color w:val="auto"/>
+          <w:sz w:val="24"/>
+          <w:szCs w:val="24"/>
+          <w:lang w:eastAsia="en-US"/>
+        </w:rPr>
+        <w:t>-</w:t>
+      </w:r>
+      <w:proofErr w:type="gramStart"/>
+      <w:r>
+        <w:rPr>
+          <w:rFonts w:ascii="Times New Roman" w:eastAsia="Times New Roman" w:hAnsi="Times New Roman" w:cs="Times New Roman"/>
+          <w:color w:val="auto"/>
+          <w:sz w:val="24"/>
+          <w:szCs w:val="24"/>
+          <w:lang w:eastAsia="en-US"/>
+        </w:rPr>
+        <w:t>if)#</w:t>
+      </w:r>
+      <w:proofErr w:type="spellStart"/>
+      <w:proofErr w:type="gramEnd"/>
+      <w:r>
+        <w:rPr>
+          <w:rFonts w:ascii="Times New Roman" w:eastAsia="Times New Roman" w:hAnsi="Times New Roman" w:cs="Times New Roman"/>
+          <w:color w:val="auto"/>
+          <w:sz w:val="24"/>
+          <w:szCs w:val="24"/>
+          <w:lang w:eastAsia="en-US"/>
+        </w:rPr>
+        <w:t>ip</w:t>
+      </w:r>
+      <w:proofErr w:type="spellEnd"/>
+      <w:r>
+        <w:rPr>
+          <w:rFonts w:ascii="Times New Roman" w:eastAsia="Times New Roman" w:hAnsi="Times New Roman" w:cs="Times New Roman"/>
+          <w:color w:val="auto"/>
+          <w:sz w:val="24"/>
+          <w:szCs w:val="24"/>
+          <w:lang w:eastAsia="en-US"/>
+        </w:rPr>
+        <w:t xml:space="preserve"> address 10.10.10.1 255.255.255.252</w:t>
+      </w:r>
+    </w:p>
+    <w:p>
+      <w:pPr>
+        <w:spacing w:after="0" w:line="240" w:lineRule="auto"/>
+        <w:rPr>
+          <w:rFonts w:ascii="Times New Roman" w:eastAsia="Times New Roman" w:hAnsi="Times New Roman" w:cs="Times New Roman"/>
+          <w:color w:val="auto"/>
+          <w:sz w:val="24"/>
+          <w:szCs w:val="24"/>
+          <w:lang w:eastAsia="en-US"/>
+        </w:rPr>
+      </w:pPr>
+      <w:r>
+        <w:rPr>
+          <w:rFonts w:ascii="Times New Roman" w:eastAsia="Times New Roman" w:hAnsi="Times New Roman" w:cs="Times New Roman"/>
+          <w:color w:val="auto"/>
+          <w:sz w:val="24"/>
+          <w:szCs w:val="24"/>
+          <w:lang w:eastAsia="en-US"/>
+        </w:rPr>
+        <w:t>Router(</w:t>
+      </w:r>
+      <w:proofErr w:type="spellStart"/>
+      <w:r>
+        <w:rPr>
+          <w:rFonts w:ascii="Times New Roman" w:eastAsia="Times New Roman" w:hAnsi="Times New Roman" w:cs="Times New Roman"/>
+          <w:color w:val="auto"/>
+          <w:sz w:val="24"/>
+          <w:szCs w:val="24"/>
+          <w:lang w:eastAsia="en-US"/>
+        </w:rPr>
+        <w:t>config</w:t>
+      </w:r>
+      <w:proofErr w:type="spellEnd"/>
+      <w:r>
+        <w:rPr>
+          <w:rFonts w:ascii="Times New Roman" w:eastAsia="Times New Roman" w:hAnsi="Times New Roman" w:cs="Times New Roman"/>
+          <w:color w:val="auto"/>
+          <w:sz w:val="24"/>
+          <w:szCs w:val="24"/>
+          <w:lang w:eastAsia="en-US"/>
+        </w:rPr>
+        <w:t>-</w:t>
+      </w:r>
+      <w:proofErr w:type="gramStart"/>
+      <w:r>
+        <w:rPr>
+          <w:rFonts w:ascii="Times New Roman" w:eastAsia="Times New Roman" w:hAnsi="Times New Roman" w:cs="Times New Roman"/>
+          <w:color w:val="auto"/>
+          <w:sz w:val="24"/>
+          <w:szCs w:val="24"/>
+          <w:lang w:eastAsia="en-US"/>
+        </w:rPr>
+        <w:t>if)#</w:t>
+      </w:r>
+      <w:proofErr w:type="gramEnd"/>
+      <w:r>
+        <w:rPr>
+          <w:rFonts w:ascii="Times New Roman" w:eastAsia="Times New Roman" w:hAnsi="Times New Roman" w:cs="Times New Roman"/>
+          <w:color w:val="auto"/>
+          <w:sz w:val="24"/>
+          <w:szCs w:val="24"/>
+          <w:lang w:eastAsia="en-US"/>
+        </w:rPr>
+        <w:t>clock rate 64000</w:t>
+      </w:r>
+    </w:p>
+    <w:p>
+      <w:pPr>
+        <w:spacing w:after="0" w:line="240" w:lineRule="auto"/>
+        <w:rPr>
+          <w:rFonts w:ascii="Times New Roman" w:eastAsia="Times New Roman" w:hAnsi="Times New Roman" w:cs="Times New Roman"/>
+          <w:color w:val="auto"/>
+          <w:sz w:val="24"/>
+          <w:szCs w:val="24"/>
+          <w:lang w:eastAsia="en-US"/>
+        </w:rPr>
+      </w:pPr>
+      <w:r>
+        <w:rPr>
+          <w:rFonts w:ascii="Times New Roman" w:eastAsia="Times New Roman" w:hAnsi="Times New Roman" w:cs="Times New Roman"/>
+          <w:color w:val="auto"/>
+          <w:sz w:val="24"/>
+          <w:szCs w:val="24"/>
+          <w:lang w:eastAsia="en-US"/>
+        </w:rPr>
+        <w:t>Router(</w:t>
+      </w:r>
+      <w:proofErr w:type="spellStart"/>
+      <w:r>
+        <w:rPr>
+          <w:rFonts w:ascii="Times New Roman" w:eastAsia="Times New Roman" w:hAnsi="Times New Roman" w:cs="Times New Roman"/>
+          <w:color w:val="auto"/>
+          <w:sz w:val="24"/>
+          <w:szCs w:val="24"/>
+          <w:lang w:eastAsia="en-US"/>
+        </w:rPr>
+        <w:t>config</w:t>
+      </w:r>
+      <w:proofErr w:type="spellEnd"/>
+      <w:r>
+        <w:rPr>
+          <w:rFonts w:ascii="Times New Roman" w:eastAsia="Times New Roman" w:hAnsi="Times New Roman" w:cs="Times New Roman"/>
+          <w:color w:val="auto"/>
+          <w:sz w:val="24"/>
+          <w:szCs w:val="24"/>
+          <w:lang w:eastAsia="en-US"/>
+        </w:rPr>
+        <w:t>-</w:t>
+      </w:r>
+      <w:proofErr w:type="gramStart"/>
+      <w:r>
+        <w:rPr>
+          <w:rFonts w:ascii="Times New Roman" w:eastAsia="Times New Roman" w:hAnsi="Times New Roman" w:cs="Times New Roman"/>
+          <w:color w:val="auto"/>
+          <w:sz w:val="24"/>
+          <w:szCs w:val="24"/>
+          <w:lang w:eastAsia="en-US"/>
+        </w:rPr>
+        <w:t>if)#</w:t>
+      </w:r>
+      <w:proofErr w:type="gramEnd"/>
+      <w:r>
+        <w:rPr>
+          <w:rFonts w:ascii="Times New Roman" w:eastAsia="Times New Roman" w:hAnsi="Times New Roman" w:cs="Times New Roman"/>
+          <w:color w:val="auto"/>
+          <w:sz w:val="24"/>
+          <w:szCs w:val="24"/>
+          <w:lang w:eastAsia="en-US"/>
+        </w:rPr>
+        <w:t>no shutdown</w:t>
+      </w:r>
+    </w:p>
+    <w:p>
+      <w:pPr>
+        <w:spacing w:after="0" w:line="240" w:lineRule="auto"/>
+        <w:rPr>
+          <w:rFonts w:ascii="Times New Roman" w:eastAsia="Times New Roman" w:hAnsi="Times New Roman" w:cs="Times New Roman"/>
+          <w:color w:val="auto"/>
+          <w:sz w:val="24"/>
+          <w:szCs w:val="24"/>
+          <w:lang w:eastAsia="en-US"/>
+        </w:rPr>
+      </w:pPr>
+    </w:p>
+    <w:p>
+      <w:pPr>
+        <w:spacing w:after="0" w:line="240" w:lineRule="auto"/>
+        <w:rPr>
+          <w:rFonts w:ascii="Times New Roman" w:eastAsia="Times New Roman" w:hAnsi="Times New Roman" w:cs="Times New Roman"/>
+          <w:color w:val="auto"/>
+          <w:sz w:val="24"/>
+          <w:szCs w:val="24"/>
+          <w:lang w:eastAsia="en-US"/>
+        </w:rPr>
+      </w:pPr>
+      <w:r>
+        <w:rPr>
+          <w:rFonts w:ascii="Times New Roman" w:eastAsia="Times New Roman" w:hAnsi="Times New Roman" w:cs="Times New Roman"/>
+          <w:color w:val="auto"/>
+          <w:sz w:val="24"/>
+          <w:szCs w:val="24"/>
+          <w:lang w:eastAsia="en-US"/>
+        </w:rPr>
+        <w:t>%LINK-5-CHANGED: Interface Serial0/3/0, changed state to down</w:t>
+      </w:r>
+    </w:p>
+    <w:p>
+      <w:pPr>
+        <w:spacing w:after="0" w:line="240" w:lineRule="auto"/>
+        <w:rPr>
+          <w:rFonts w:ascii="Times New Roman" w:eastAsia="Times New Roman" w:hAnsi="Times New Roman" w:cs="Times New Roman"/>
+          <w:color w:val="auto"/>
+          <w:sz w:val="24"/>
+          <w:szCs w:val="24"/>
+          <w:lang w:eastAsia="en-US"/>
+        </w:rPr>
+      </w:pPr>
+      <w:r>
+        <w:rPr>
+          <w:rFonts w:ascii="Times New Roman" w:eastAsia="Times New Roman" w:hAnsi="Times New Roman" w:cs="Times New Roman"/>
+          <w:color w:val="auto"/>
+          <w:sz w:val="24"/>
+          <w:szCs w:val="24"/>
+          <w:lang w:eastAsia="en-US"/>
+        </w:rPr>
+        <w:lastRenderedPageBreak/>
+        <w:t>Router(</w:t>
+      </w:r>
+      <w:proofErr w:type="spellStart"/>
+      <w:r>
+        <w:rPr>
+          <w:rFonts w:ascii="Times New Roman" w:eastAsia="Times New Roman" w:hAnsi="Times New Roman" w:cs="Times New Roman"/>
+          <w:color w:val="auto"/>
+          <w:sz w:val="24"/>
+          <w:szCs w:val="24"/>
+          <w:lang w:eastAsia="en-US"/>
+        </w:rPr>
+        <w:t>config</w:t>
+      </w:r>
+      <w:proofErr w:type="spellEnd"/>
+      <w:r>
+        <w:rPr>
+          <w:rFonts w:ascii="Times New Roman" w:eastAsia="Times New Roman" w:hAnsi="Times New Roman" w:cs="Times New Roman"/>
+          <w:color w:val="auto"/>
+          <w:sz w:val="24"/>
+          <w:szCs w:val="24"/>
+          <w:lang w:eastAsia="en-US"/>
+        </w:rPr>
+        <w:t>-</w:t>
+      </w:r>
+      <w:proofErr w:type="gramStart"/>
+      <w:r>
+        <w:rPr>
+          <w:rFonts w:ascii="Times New Roman" w:eastAsia="Times New Roman" w:hAnsi="Times New Roman" w:cs="Times New Roman"/>
+          <w:color w:val="auto"/>
+          <w:sz w:val="24"/>
+          <w:szCs w:val="24"/>
+          <w:lang w:eastAsia="en-US"/>
+        </w:rPr>
+        <w:t>if)#</w:t>
+      </w:r>
+      <w:proofErr w:type="gramEnd"/>
+      <w:r>
+        <w:rPr>
+          <w:rFonts w:ascii="Times New Roman" w:eastAsia="Times New Roman" w:hAnsi="Times New Roman" w:cs="Times New Roman"/>
+          <w:color w:val="auto"/>
+          <w:sz w:val="24"/>
+          <w:szCs w:val="24"/>
+          <w:lang w:eastAsia="en-US"/>
+        </w:rPr>
+        <w:t>exit</w:t>
+      </w:r>
+    </w:p>
+    <w:p>
+      <w:pPr>
+        <w:spacing w:after="0" w:line="240" w:lineRule="auto"/>
+        <w:rPr>
+          <w:rFonts w:ascii="Times New Roman" w:eastAsia="Times New Roman" w:hAnsi="Times New Roman" w:cs="Times New Roman"/>
+          <w:color w:val="auto"/>
+          <w:sz w:val="24"/>
+          <w:szCs w:val="24"/>
+          <w:lang w:eastAsia="en-US"/>
+        </w:rPr>
+      </w:pPr>
+      <w:r>
+        <w:rPr>
+          <w:rFonts w:ascii="Times New Roman" w:eastAsia="Times New Roman" w:hAnsi="Times New Roman" w:cs="Times New Roman"/>
+          <w:color w:val="auto"/>
+          <w:sz w:val="24"/>
+          <w:szCs w:val="24"/>
+          <w:lang w:eastAsia="en-US"/>
+        </w:rPr>
+        <w:t>Router(</w:t>
+      </w:r>
+      <w:proofErr w:type="spellStart"/>
+      <w:r>
+        <w:rPr>
+          <w:rFonts w:ascii="Times New Roman" w:eastAsia="Times New Roman" w:hAnsi="Times New Roman" w:cs="Times New Roman"/>
+          <w:color w:val="auto"/>
+          <w:sz w:val="24"/>
+          <w:szCs w:val="24"/>
+          <w:lang w:eastAsia="en-US"/>
+        </w:rPr>
+        <w:t>config</w:t>
+      </w:r>
+      <w:proofErr w:type="spellEnd"/>
+      <w:r>
+        <w:rPr>
+          <w:rFonts w:ascii="Times New Roman" w:eastAsia="Times New Roman" w:hAnsi="Times New Roman" w:cs="Times New Roman"/>
+          <w:color w:val="auto"/>
+          <w:sz w:val="24"/>
+          <w:szCs w:val="24"/>
+          <w:lang w:eastAsia="en-US"/>
+        </w:rPr>
+        <w:t>)#end</w:t>
+      </w:r>
+    </w:p>
+    <w:p>
+      <w:pPr>
+        <w:spacing w:after="0" w:line="240" w:lineRule="auto"/>
+        <w:rPr>
+          <w:rFonts w:ascii="Times New Roman" w:eastAsia="Times New Roman" w:hAnsi="Times New Roman" w:cs="Times New Roman"/>
+          <w:color w:val="auto"/>
+          <w:sz w:val="24"/>
+          <w:szCs w:val="24"/>
+          <w:lang w:eastAsia="en-US"/>
+        </w:rPr>
+      </w:pPr>
+      <w:r>
+        <w:rPr>
+          <w:rFonts w:ascii="Times New Roman" w:eastAsia="Times New Roman" w:hAnsi="Times New Roman" w:cs="Times New Roman"/>
+          <w:color w:val="auto"/>
+          <w:sz w:val="24"/>
+          <w:szCs w:val="24"/>
+          <w:lang w:eastAsia="en-US"/>
+        </w:rPr>
+        <w:t>Router#</w:t>
+      </w:r>
+    </w:p>
+    <w:p>
+      <w:pPr>
+        <w:spacing w:after="0" w:line="240" w:lineRule="auto"/>
+        <w:rPr>
+          <w:rFonts w:ascii="Times New Roman" w:eastAsia="Times New Roman" w:hAnsi="Times New Roman" w:cs="Times New Roman"/>
+          <w:color w:val="auto"/>
+          <w:sz w:val="24"/>
+          <w:szCs w:val="24"/>
+          <w:lang w:eastAsia="en-US"/>
+        </w:rPr>
+      </w:pPr>
+      <w:r>
+        <w:rPr>
+          <w:rFonts w:ascii="Times New Roman" w:eastAsia="Times New Roman" w:hAnsi="Times New Roman" w:cs="Times New Roman"/>
+          <w:color w:val="auto"/>
+          <w:sz w:val="24"/>
+          <w:szCs w:val="24"/>
+          <w:lang w:eastAsia="en-US"/>
+        </w:rPr>
+        <w:t>%SYS-5-CONFIG_I: Configured from console by console</w:t>
+      </w:r>
+    </w:p>
+    <w:p>
+      <w:pPr>
+        <w:spacing w:after="0" w:line="240" w:lineRule="auto"/>
+        <w:rPr>
+          <w:rFonts w:ascii="Times New Roman" w:eastAsia="Times New Roman" w:hAnsi="Times New Roman" w:cs="Times New Roman"/>
+          <w:color w:val="auto"/>
+          <w:sz w:val="24"/>
+          <w:szCs w:val="24"/>
+          <w:lang w:eastAsia="en-US"/>
+        </w:rPr>
+      </w:pPr>
+    </w:p>
+    <w:p>
+      <w:pPr>
+        <w:spacing w:after="0" w:line="240" w:lineRule="auto"/>
+        <w:rPr>
+          <w:rFonts w:ascii="Times New Roman" w:eastAsia="Times New Roman" w:hAnsi="Times New Roman" w:cs="Times New Roman"/>
+          <w:color w:val="auto"/>
+          <w:sz w:val="24"/>
+          <w:szCs w:val="24"/>
+          <w:lang w:eastAsia="en-US"/>
+        </w:rPr>
+      </w:pPr>
+      <w:proofErr w:type="spellStart"/>
+      <w:r>
+        <w:rPr>
+          <w:rFonts w:ascii="Times New Roman" w:eastAsia="Times New Roman" w:hAnsi="Times New Roman" w:cs="Times New Roman"/>
+          <w:color w:val="auto"/>
+          <w:sz w:val="24"/>
+          <w:szCs w:val="24"/>
+          <w:lang w:eastAsia="en-US"/>
+        </w:rPr>
+        <w:t>Router#show</w:t>
+      </w:r>
+      <w:proofErr w:type="spellEnd"/>
+      <w:r>
+        <w:rPr>
+          <w:rFonts w:ascii="Times New Roman" w:eastAsia="Times New Roman" w:hAnsi="Times New Roman" w:cs="Times New Roman"/>
+          <w:color w:val="auto"/>
+          <w:sz w:val="24"/>
+          <w:szCs w:val="24"/>
+          <w:lang w:eastAsia="en-US"/>
+        </w:rPr>
+        <w:t xml:space="preserve"> </w:t>
+      </w:r>
+      <w:proofErr w:type="spellStart"/>
+      <w:r>
+        <w:rPr>
+          <w:rFonts w:ascii="Times New Roman" w:eastAsia="Times New Roman" w:hAnsi="Times New Roman" w:cs="Times New Roman"/>
+          <w:color w:val="auto"/>
+          <w:sz w:val="24"/>
+          <w:szCs w:val="24"/>
+          <w:lang w:eastAsia="en-US"/>
+        </w:rPr>
+        <w:t>ip</w:t>
+      </w:r>
+      <w:proofErr w:type="spellEnd"/>
+      <w:r>
+        <w:rPr>
+          <w:rFonts w:ascii="Times New Roman" w:eastAsia="Times New Roman" w:hAnsi="Times New Roman" w:cs="Times New Roman"/>
+          <w:color w:val="auto"/>
+          <w:sz w:val="24"/>
+          <w:szCs w:val="24"/>
+          <w:lang w:eastAsia="en-US"/>
+        </w:rPr>
+        <w:t xml:space="preserve"> interface brief</w:t>
+      </w:r>
+    </w:p>
+    <w:p>
+      <w:pPr>
+        <w:spacing w:after="0" w:line="240" w:lineRule="auto"/>
+        <w:rPr>
+          <w:rFonts w:ascii="Times New Roman" w:eastAsia="Times New Roman" w:hAnsi="Times New Roman" w:cs="Times New Roman"/>
+          <w:color w:val="auto"/>
+          <w:sz w:val="24"/>
+          <w:szCs w:val="24"/>
+          <w:lang w:eastAsia="en-US"/>
+        </w:rPr>
+      </w:pPr>
+      <w:r>
+        <w:rPr>
+          <w:rFonts w:ascii="Times New Roman" w:eastAsia="Times New Roman" w:hAnsi="Times New Roman" w:cs="Times New Roman"/>
+          <w:color w:val="auto"/>
+          <w:sz w:val="24"/>
+          <w:szCs w:val="24"/>
+          <w:lang w:eastAsia="en-US"/>
+        </w:rPr>
+        <w:t xml:space="preserve">Interface IP-Address OK? Method Status Protocol </w:t>
+      </w:r>
+    </w:p>
+    <w:p>
+      <w:pPr>
+        <w:spacing w:after="0" w:line="240" w:lineRule="auto"/>
+        <w:rPr>
+          <w:rFonts w:ascii="Times New Roman" w:eastAsia="Times New Roman" w:hAnsi="Times New Roman" w:cs="Times New Roman"/>
+          <w:color w:val="auto"/>
+          <w:sz w:val="24"/>
+          <w:szCs w:val="24"/>
+          <w:lang w:eastAsia="en-US"/>
+        </w:rPr>
+      </w:pPr>
+      <w:r>
+        <w:rPr>
+          <w:rFonts w:ascii="Times New Roman" w:eastAsia="Times New Roman" w:hAnsi="Times New Roman" w:cs="Times New Roman"/>
+          <w:color w:val="auto"/>
+          <w:sz w:val="24"/>
+          <w:szCs w:val="24"/>
+          <w:lang w:eastAsia="en-US"/>
+        </w:rPr>
+        <w:t xml:space="preserve">GigabitEthernet0/0 172.16.10.1 YES manual up </w:t>
+      </w:r>
+      <w:proofErr w:type="spellStart"/>
+      <w:r>
+        <w:rPr>
+          <w:rFonts w:ascii="Times New Roman" w:eastAsia="Times New Roman" w:hAnsi="Times New Roman" w:cs="Times New Roman"/>
+          <w:color w:val="auto"/>
+          <w:sz w:val="24"/>
+          <w:szCs w:val="24"/>
+          <w:lang w:eastAsia="en-US"/>
+        </w:rPr>
+        <w:t>up</w:t>
+      </w:r>
+      <w:proofErr w:type="spellEnd"/>
+      <w:r>
+        <w:rPr>
+          <w:rFonts w:ascii="Times New Roman" w:eastAsia="Times New Roman" w:hAnsi="Times New Roman" w:cs="Times New Roman"/>
+          <w:color w:val="auto"/>
+          <w:sz w:val="24"/>
+          <w:szCs w:val="24"/>
+          <w:lang w:eastAsia="en-US"/>
+        </w:rPr>
+        <w:t xml:space="preserve"> </w:t>
+      </w:r>
+    </w:p>
+    <w:p>
+      <w:pPr>
+        <w:spacing w:after="0" w:line="240" w:lineRule="auto"/>
+        <w:rPr>
+          <w:rFonts w:ascii="Times New Roman" w:eastAsia="Times New Roman" w:hAnsi="Times New Roman" w:cs="Times New Roman"/>
+          <w:color w:val="auto"/>
+          <w:sz w:val="24"/>
+          <w:szCs w:val="24"/>
+          <w:lang w:eastAsia="en-US"/>
+        </w:rPr>
+      </w:pPr>
+      <w:r>
+        <w:rPr>
+          <w:rFonts w:ascii="Times New Roman" w:eastAsia="Times New Roman" w:hAnsi="Times New Roman" w:cs="Times New Roman"/>
+          <w:color w:val="auto"/>
+          <w:sz w:val="24"/>
+          <w:szCs w:val="24"/>
+          <w:lang w:eastAsia="en-US"/>
+        </w:rPr>
+        <w:t xml:space="preserve">GigabitEthernet0/1 172.16.20.1 YES manual up </w:t>
+      </w:r>
+      <w:proofErr w:type="spellStart"/>
+      <w:r>
+        <w:rPr>
+          <w:rFonts w:ascii="Times New Roman" w:eastAsia="Times New Roman" w:hAnsi="Times New Roman" w:cs="Times New Roman"/>
+          <w:color w:val="auto"/>
+          <w:sz w:val="24"/>
+          <w:szCs w:val="24"/>
+          <w:lang w:eastAsia="en-US"/>
+        </w:rPr>
+        <w:t>up</w:t>
+      </w:r>
+      <w:proofErr w:type="spellEnd"/>
+      <w:r>
+        <w:rPr>
+          <w:rFonts w:ascii="Times New Roman" w:eastAsia="Times New Roman" w:hAnsi="Times New Roman" w:cs="Times New Roman"/>
+          <w:color w:val="auto"/>
+          <w:sz w:val="24"/>
+          <w:szCs w:val="24"/>
+          <w:lang w:eastAsia="en-US"/>
+        </w:rPr>
+        <w:t xml:space="preserve"> </w:t>
+      </w:r>
+    </w:p>
+    <w:p>
+      <w:pPr>
+        <w:spacing w:after="0" w:line="240" w:lineRule="auto"/>
+        <w:rPr>
+          <w:rFonts w:ascii="Times New Roman" w:eastAsia="Times New Roman" w:hAnsi="Times New Roman" w:cs="Times New Roman"/>
+          <w:color w:val="auto"/>
+          <w:sz w:val="24"/>
+          <w:szCs w:val="24"/>
+          <w:lang w:eastAsia="en-US"/>
+        </w:rPr>
+      </w:pPr>
+      <w:r>
+        <w:rPr>
+          <w:rFonts w:ascii="Times New Roman" w:eastAsia="Times New Roman" w:hAnsi="Times New Roman" w:cs="Times New Roman"/>
+          <w:color w:val="auto"/>
+          <w:sz w:val="24"/>
+          <w:szCs w:val="24"/>
+          <w:lang w:eastAsia="en-US"/>
+        </w:rPr>
+        <w:t xml:space="preserve">GigabitEthernet0/2 unassigned YES unset administratively down </w:t>
+      </w:r>
+      <w:proofErr w:type="spellStart"/>
+      <w:r>
+        <w:rPr>
+          <w:rFonts w:ascii="Times New Roman" w:eastAsia="Times New Roman" w:hAnsi="Times New Roman" w:cs="Times New Roman"/>
+          <w:color w:val="auto"/>
+          <w:sz w:val="24"/>
+          <w:szCs w:val="24"/>
+          <w:lang w:eastAsia="en-US"/>
+        </w:rPr>
+        <w:t>down</w:t>
+      </w:r>
+      <w:proofErr w:type="spellEnd"/>
+      <w:r>
+        <w:rPr>
+          <w:rFonts w:ascii="Times New Roman" w:eastAsia="Times New Roman" w:hAnsi="Times New Roman" w:cs="Times New Roman"/>
+          <w:color w:val="auto"/>
+          <w:sz w:val="24"/>
+          <w:szCs w:val="24"/>
+          <w:lang w:eastAsia="en-US"/>
+        </w:rPr>
+        <w:t xml:space="preserve"> </w:t>
+      </w:r>
+    </w:p>
+    <w:p>
+      <w:pPr>
+        <w:spacing w:after="0" w:line="240" w:lineRule="auto"/>
+        <w:rPr>
+          <w:rFonts w:ascii="Times New Roman" w:eastAsia="Times New Roman" w:hAnsi="Times New Roman" w:cs="Times New Roman"/>
+          <w:color w:val="auto"/>
+          <w:sz w:val="24"/>
+          <w:szCs w:val="24"/>
+          <w:lang w:eastAsia="en-US"/>
+        </w:rPr>
+      </w:pPr>
+      <w:r>
+        <w:rPr>
+          <w:rFonts w:ascii="Times New Roman" w:eastAsia="Times New Roman" w:hAnsi="Times New Roman" w:cs="Times New Roman"/>
+          <w:color w:val="auto"/>
+          <w:sz w:val="24"/>
+          <w:szCs w:val="24"/>
+          <w:lang w:eastAsia="en-US"/>
+        </w:rPr>
+        <w:t xml:space="preserve">Serial0/3/0 10.10.10.1 YES manual down </w:t>
+      </w:r>
+      <w:proofErr w:type="spellStart"/>
+      <w:r>
+        <w:rPr>
+          <w:rFonts w:ascii="Times New Roman" w:eastAsia="Times New Roman" w:hAnsi="Times New Roman" w:cs="Times New Roman"/>
+          <w:color w:val="auto"/>
+          <w:sz w:val="24"/>
+          <w:szCs w:val="24"/>
+          <w:lang w:eastAsia="en-US"/>
+        </w:rPr>
+        <w:t>down</w:t>
+      </w:r>
+      <w:proofErr w:type="spellEnd"/>
+      <w:r>
+        <w:rPr>
+          <w:rFonts w:ascii="Times New Roman" w:eastAsia="Times New Roman" w:hAnsi="Times New Roman" w:cs="Times New Roman"/>
+          <w:color w:val="auto"/>
+          <w:sz w:val="24"/>
+          <w:szCs w:val="24"/>
+          <w:lang w:eastAsia="en-US"/>
+        </w:rPr>
+        <w:t xml:space="preserve"> </w:t>
+      </w:r>
+    </w:p>
+    <w:p>
+      <w:pPr>
+        <w:spacing w:after="0" w:line="240" w:lineRule="auto"/>
+        <w:rPr>
+          <w:rFonts w:ascii="Times New Roman" w:eastAsia="Times New Roman" w:hAnsi="Times New Roman" w:cs="Times New Roman"/>
+          <w:color w:val="auto"/>
+          <w:sz w:val="24"/>
+          <w:szCs w:val="24"/>
+          <w:lang w:eastAsia="en-US"/>
+        </w:rPr>
+      </w:pPr>
+      <w:r>
+        <w:rPr>
+          <w:rFonts w:ascii="Times New Roman" w:eastAsia="Times New Roman" w:hAnsi="Times New Roman" w:cs="Times New Roman"/>
+          <w:color w:val="auto"/>
+          <w:sz w:val="24"/>
+          <w:szCs w:val="24"/>
+          <w:lang w:eastAsia="en-US"/>
+        </w:rPr>
+        <w:t xml:space="preserve">Serial0/3/1 unassigned YES unset administratively down </w:t>
+      </w:r>
+      <w:proofErr w:type="spellStart"/>
+      <w:r>
+        <w:rPr>
+          <w:rFonts w:ascii="Times New Roman" w:eastAsia="Times New Roman" w:hAnsi="Times New Roman" w:cs="Times New Roman"/>
+          <w:color w:val="auto"/>
+          <w:sz w:val="24"/>
+          <w:szCs w:val="24"/>
+          <w:lang w:eastAsia="en-US"/>
+        </w:rPr>
+        <w:t>down</w:t>
+      </w:r>
+      <w:proofErr w:type="spellEnd"/>
+      <w:r>
+        <w:rPr>
+          <w:rFonts w:ascii="Times New Roman" w:eastAsia="Times New Roman" w:hAnsi="Times New Roman" w:cs="Times New Roman"/>
+          <w:color w:val="auto"/>
+          <w:sz w:val="24"/>
+          <w:szCs w:val="24"/>
+          <w:lang w:eastAsia="en-US"/>
+        </w:rPr>
+        <w:t xml:space="preserve"> </w:t>
+      </w:r>
+    </w:p>
+    <w:p>
+      <w:pPr>
+        <w:spacing w:after="0" w:line="240" w:lineRule="auto"/>
+        <w:rPr>
+          <w:rFonts w:ascii="Times New Roman" w:eastAsia="Times New Roman" w:hAnsi="Times New Roman" w:cs="Times New Roman"/>
+          <w:color w:val="auto"/>
+          <w:sz w:val="24"/>
+          <w:szCs w:val="24"/>
+          <w:lang w:eastAsia="en-US"/>
+        </w:rPr>
+      </w:pPr>
+      <w:r>
+        <w:rPr>
+          <w:rFonts w:ascii="Times New Roman" w:eastAsia="Times New Roman" w:hAnsi="Times New Roman" w:cs="Times New Roman"/>
+          <w:color w:val="auto"/>
+          <w:sz w:val="24"/>
+          <w:szCs w:val="24"/>
+          <w:lang w:eastAsia="en-US"/>
+        </w:rPr>
+        <w:t xml:space="preserve">Vlan1 unassigned YES unset administratively down </w:t>
+      </w:r>
+      <w:proofErr w:type="spellStart"/>
+      <w:r>
+        <w:rPr>
+          <w:rFonts w:ascii="Times New Roman" w:eastAsia="Times New Roman" w:hAnsi="Times New Roman" w:cs="Times New Roman"/>
+          <w:color w:val="auto"/>
+          <w:sz w:val="24"/>
+          <w:szCs w:val="24"/>
+          <w:lang w:eastAsia="en-US"/>
+        </w:rPr>
+        <w:t>down</w:t>
+      </w:r>
+      <w:proofErr w:type="spellEnd"/>
+    </w:p>
+    <w:p>
+      <w:pPr>
+        <w:tabs>
+          <w:tab w:val="left" w:pos="1190"/>
+        </w:tabs>
+        <w:rPr>
+          <w:rFonts w:ascii="Times New Roman" w:eastAsia="Times New Roman" w:hAnsi="Times New Roman" w:cs="Times New Roman"/>
+          <w:color w:val="auto"/>
+          <w:sz w:val="24"/>
+          <w:szCs w:val="24"/>
+          <w:lang w:eastAsia="en-US"/>
+        </w:rPr>
+      </w:pPr>
+      <w:r>
+        <w:rPr>
+          <w:rFonts w:ascii="Times New Roman" w:eastAsia="Times New Roman" w:hAnsi="Times New Roman" w:cs="Times New Roman"/>
+          <w:color w:val="auto"/>
+          <w:sz w:val="24"/>
+          <w:szCs w:val="24"/>
+          <w:lang w:eastAsia="en-US"/>
+        </w:rPr>
+        <w:t>Router#</w:t>
+      </w:r>
+    </w:p>
+    <w:p>
+      <w:pPr>
+        <w:tabs>
+          <w:tab w:val="left" w:pos="1190"/>
+        </w:tabs>
+        <w:rPr>
+          <w:rFonts w:ascii="Times New Roman" w:eastAsia="Times New Roman" w:hAnsi="Times New Roman" w:cs="Times New Roman"/>
+          <w:sz w:val="24"/>
+          <w:szCs w:val="24"/>
+          <w:rtl/>
+          <w:lang w:bidi="ar-EG"/>
+        </w:rPr>
+      </w:pPr>
+      <w:r>
+        <w:rPr>
+          <w:rFonts w:ascii="Times New Roman" w:eastAsia="Times New Roman" w:hAnsi="Times New Roman" w:cs="Times New Roman"/>
+          <w:noProof/>
+          <w:sz w:val="24"/>
+          <w:szCs w:val="24"/>
+          <w:lang w:eastAsia="en-US"/>
+        </w:rPr>
+        <w:lastRenderedPageBreak/>
+        <w:drawing>
+          <wp:inline distT="0" distB="0" distL="0" distR="0" wp14:anchorId="5E9EF6C6" wp14:editId="136DF24F">
+            <wp:extent cx="5349240" cy="5637530"/>
+            <wp:effectExtent l="0" t="0" r="3810" b="1270"/>
+            <wp:docPr id="821335906" name="Picture 821335906"/>
+            <wp:cNvGraphicFramePr>
+              <a:graphicFrameLocks xmlns:a="http://schemas.openxmlformats.org/drawingml/2006/main" noChangeAspect="1"/>
+            </wp:cNvGraphicFramePr>
+            <a:graphic xmlns:a="http://schemas.openxmlformats.org/drawingml/2006/main">
+              <a:graphicData uri="http://schemas.openxmlformats.org/drawingml/2006/picture">
+                <pic:pic xmlns:pic="http://schemas.openxmlformats.org/drawingml/2006/picture">
+                  <pic:nvPicPr>
+                    <pic:cNvPr id="1" name=""/>
+                    <pic:cNvPicPr/>
+                  </pic:nvPicPr>
+                  <pic:blipFill>
+                    <a:blip r:embed="rId26"/>
+                    <a:stretch>
+                      <a:fillRect/>
+                    </a:stretch>
+                  </pic:blipFill>
+                  <pic:spPr>
+                    <a:xfrm>
+                      <a:off x="0" y="0"/>
+                      <a:ext cx="5349240" cy="5637530"/>
+                    </a:xfrm>
+                    <a:prstGeom prst="rect">
+                      <a:avLst/>
+                    </a:prstGeom>
+                  </pic:spPr>
+                </pic:pic>
+              </a:graphicData>
+            </a:graphic>
+          </wp:inline>
+        </w:drawing>
+      </w:r>
+    </w:p>
+    <w:p>
+      <w:pPr>
+        <w:spacing w:after="0" w:line="240" w:lineRule="auto"/>
+        <w:rPr>
+          <w:rFonts w:ascii="Times New Roman" w:eastAsia="Times New Roman" w:hAnsi="Times New Roman" w:cs="Times New Roman"/>
+          <w:color w:val="auto"/>
+          <w:sz w:val="24"/>
+          <w:szCs w:val="24"/>
+          <w:lang w:eastAsia="en-US"/>
+        </w:rPr>
+      </w:pPr>
+      <w:proofErr w:type="spellStart"/>
+      <w:r>
+        <w:rPr>
+          <w:rFonts w:ascii="Times New Roman" w:eastAsia="Times New Roman" w:hAnsi="Times New Roman" w:cs="Times New Roman"/>
+          <w:color w:val="auto"/>
+          <w:sz w:val="24"/>
+          <w:szCs w:val="24"/>
+          <w:lang w:eastAsia="en-US"/>
+        </w:rPr>
+        <w:t>Router#configure</w:t>
+      </w:r>
+      <w:proofErr w:type="spellEnd"/>
+      <w:r>
+        <w:rPr>
+          <w:rFonts w:ascii="Times New Roman" w:eastAsia="Times New Roman" w:hAnsi="Times New Roman" w:cs="Times New Roman"/>
+          <w:color w:val="auto"/>
+          <w:sz w:val="24"/>
+          <w:szCs w:val="24"/>
+          <w:lang w:eastAsia="en-US"/>
+        </w:rPr>
+        <w:t xml:space="preserve"> terminal</w:t>
+      </w:r>
+    </w:p>
+    <w:p>
+      <w:pPr>
+        <w:spacing w:after="0" w:line="240" w:lineRule="auto"/>
+        <w:rPr>
+          <w:rFonts w:ascii="Times New Roman" w:eastAsia="Times New Roman" w:hAnsi="Times New Roman" w:cs="Times New Roman"/>
+          <w:color w:val="auto"/>
+          <w:sz w:val="24"/>
+          <w:szCs w:val="24"/>
+          <w:lang w:eastAsia="en-US"/>
+        </w:rPr>
+      </w:pPr>
+      <w:r>
+        <w:rPr>
+          <w:rFonts w:ascii="Times New Roman" w:eastAsia="Times New Roman" w:hAnsi="Times New Roman" w:cs="Times New Roman"/>
+          <w:color w:val="auto"/>
+          <w:sz w:val="24"/>
+          <w:szCs w:val="24"/>
+          <w:lang w:eastAsia="en-US"/>
+        </w:rPr>
+        <w:t>Enter configuration commands, one per line. End with CNTL/Z.</w:t>
+      </w:r>
+    </w:p>
+    <w:p>
+      <w:pPr>
+        <w:spacing w:after="0" w:line="240" w:lineRule="auto"/>
+        <w:rPr>
+          <w:rFonts w:ascii="Times New Roman" w:eastAsia="Times New Roman" w:hAnsi="Times New Roman" w:cs="Times New Roman"/>
+          <w:color w:val="auto"/>
+          <w:sz w:val="24"/>
+          <w:szCs w:val="24"/>
+          <w:lang w:eastAsia="en-US"/>
+        </w:rPr>
+      </w:pPr>
+      <w:r>
+        <w:rPr>
+          <w:rFonts w:ascii="Times New Roman" w:eastAsia="Times New Roman" w:hAnsi="Times New Roman" w:cs="Times New Roman"/>
+          <w:color w:val="auto"/>
+          <w:sz w:val="24"/>
+          <w:szCs w:val="24"/>
+          <w:lang w:eastAsia="en-US"/>
+        </w:rPr>
+        <w:t>Router(</w:t>
+      </w:r>
+      <w:proofErr w:type="spellStart"/>
+      <w:r>
+        <w:rPr>
+          <w:rFonts w:ascii="Times New Roman" w:eastAsia="Times New Roman" w:hAnsi="Times New Roman" w:cs="Times New Roman"/>
+          <w:color w:val="auto"/>
+          <w:sz w:val="24"/>
+          <w:szCs w:val="24"/>
+          <w:lang w:eastAsia="en-US"/>
+        </w:rPr>
+        <w:t>config</w:t>
+      </w:r>
+      <w:proofErr w:type="spellEnd"/>
+      <w:r>
+        <w:rPr>
+          <w:rFonts w:ascii="Times New Roman" w:eastAsia="Times New Roman" w:hAnsi="Times New Roman" w:cs="Times New Roman"/>
+          <w:color w:val="auto"/>
+          <w:sz w:val="24"/>
+          <w:szCs w:val="24"/>
+          <w:lang w:eastAsia="en-US"/>
+        </w:rPr>
+        <w:t>)#interface serial 0/3/0</w:t>
+      </w:r>
+    </w:p>
+    <w:p>
+      <w:pPr>
+        <w:spacing w:after="0" w:line="240" w:lineRule="auto"/>
+        <w:rPr>
+          <w:rFonts w:ascii="Times New Roman" w:eastAsia="Times New Roman" w:hAnsi="Times New Roman" w:cs="Times New Roman"/>
+          <w:color w:val="auto"/>
+          <w:sz w:val="24"/>
+          <w:szCs w:val="24"/>
+          <w:lang w:eastAsia="en-US"/>
+        </w:rPr>
+      </w:pPr>
+      <w:r>
+        <w:rPr>
+          <w:rFonts w:ascii="Times New Roman" w:eastAsia="Times New Roman" w:hAnsi="Times New Roman" w:cs="Times New Roman"/>
+          <w:color w:val="auto"/>
+          <w:sz w:val="24"/>
+          <w:szCs w:val="24"/>
+          <w:lang w:eastAsia="en-US"/>
+        </w:rPr>
+        <w:t>Router(</w:t>
+      </w:r>
+      <w:proofErr w:type="spellStart"/>
+      <w:r>
+        <w:rPr>
+          <w:rFonts w:ascii="Times New Roman" w:eastAsia="Times New Roman" w:hAnsi="Times New Roman" w:cs="Times New Roman"/>
+          <w:color w:val="auto"/>
+          <w:sz w:val="24"/>
+          <w:szCs w:val="24"/>
+          <w:lang w:eastAsia="en-US"/>
+        </w:rPr>
+        <w:t>config</w:t>
+      </w:r>
+      <w:proofErr w:type="spellEnd"/>
+      <w:r>
+        <w:rPr>
+          <w:rFonts w:ascii="Times New Roman" w:eastAsia="Times New Roman" w:hAnsi="Times New Roman" w:cs="Times New Roman"/>
+          <w:color w:val="auto"/>
+          <w:sz w:val="24"/>
+          <w:szCs w:val="24"/>
+          <w:lang w:eastAsia="en-US"/>
+        </w:rPr>
+        <w:t>-</w:t>
+      </w:r>
+      <w:proofErr w:type="gramStart"/>
+      <w:r>
+        <w:rPr>
+          <w:rFonts w:ascii="Times New Roman" w:eastAsia="Times New Roman" w:hAnsi="Times New Roman" w:cs="Times New Roman"/>
+          <w:color w:val="auto"/>
+          <w:sz w:val="24"/>
+          <w:szCs w:val="24"/>
+          <w:lang w:eastAsia="en-US"/>
+        </w:rPr>
+        <w:t>if)#</w:t>
+      </w:r>
+      <w:proofErr w:type="spellStart"/>
+      <w:proofErr w:type="gramEnd"/>
+      <w:r>
+        <w:rPr>
+          <w:rFonts w:ascii="Times New Roman" w:eastAsia="Times New Roman" w:hAnsi="Times New Roman" w:cs="Times New Roman"/>
+          <w:color w:val="auto"/>
+          <w:sz w:val="24"/>
+          <w:szCs w:val="24"/>
+          <w:lang w:eastAsia="en-US"/>
+        </w:rPr>
+        <w:t>ip</w:t>
+      </w:r>
+      <w:proofErr w:type="spellEnd"/>
+      <w:r>
+        <w:rPr>
+          <w:rFonts w:ascii="Times New Roman" w:eastAsia="Times New Roman" w:hAnsi="Times New Roman" w:cs="Times New Roman"/>
+          <w:color w:val="auto"/>
+          <w:sz w:val="24"/>
+          <w:szCs w:val="24"/>
+          <w:lang w:eastAsia="en-US"/>
+        </w:rPr>
+        <w:t xml:space="preserve"> address 10.10.10.2 255.255.255.252</w:t>
+      </w:r>
+    </w:p>
+    <w:p>
+      <w:pPr>
+        <w:spacing w:after="0" w:line="240" w:lineRule="auto"/>
+        <w:rPr>
+          <w:rFonts w:ascii="Times New Roman" w:eastAsia="Times New Roman" w:hAnsi="Times New Roman" w:cs="Times New Roman"/>
+          <w:color w:val="auto"/>
+          <w:sz w:val="24"/>
+          <w:szCs w:val="24"/>
+          <w:lang w:eastAsia="en-US"/>
+        </w:rPr>
+      </w:pPr>
+      <w:r>
+        <w:rPr>
+          <w:rFonts w:ascii="Times New Roman" w:eastAsia="Times New Roman" w:hAnsi="Times New Roman" w:cs="Times New Roman"/>
+          <w:color w:val="auto"/>
+          <w:sz w:val="24"/>
+          <w:szCs w:val="24"/>
+          <w:lang w:eastAsia="en-US"/>
+        </w:rPr>
+        <w:t>Router(</w:t>
+      </w:r>
+      <w:proofErr w:type="spellStart"/>
+      <w:r>
+        <w:rPr>
+          <w:rFonts w:ascii="Times New Roman" w:eastAsia="Times New Roman" w:hAnsi="Times New Roman" w:cs="Times New Roman"/>
+          <w:color w:val="auto"/>
+          <w:sz w:val="24"/>
+          <w:szCs w:val="24"/>
+          <w:lang w:eastAsia="en-US"/>
+        </w:rPr>
+        <w:t>config</w:t>
+      </w:r>
+      <w:proofErr w:type="spellEnd"/>
+      <w:r>
+        <w:rPr>
+          <w:rFonts w:ascii="Times New Roman" w:eastAsia="Times New Roman" w:hAnsi="Times New Roman" w:cs="Times New Roman"/>
+          <w:color w:val="auto"/>
+          <w:sz w:val="24"/>
+          <w:szCs w:val="24"/>
+          <w:lang w:eastAsia="en-US"/>
+        </w:rPr>
+        <w:t>-</w:t>
+      </w:r>
+      <w:proofErr w:type="gramStart"/>
+      <w:r>
+        <w:rPr>
+          <w:rFonts w:ascii="Times New Roman" w:eastAsia="Times New Roman" w:hAnsi="Times New Roman" w:cs="Times New Roman"/>
+          <w:color w:val="auto"/>
+          <w:sz w:val="24"/>
+          <w:szCs w:val="24"/>
+          <w:lang w:eastAsia="en-US"/>
+        </w:rPr>
+        <w:t>if)#</w:t>
+      </w:r>
+      <w:proofErr w:type="gramEnd"/>
+      <w:r>
+        <w:rPr>
+          <w:rFonts w:ascii="Times New Roman" w:eastAsia="Times New Roman" w:hAnsi="Times New Roman" w:cs="Times New Roman"/>
+          <w:color w:val="auto"/>
+          <w:sz w:val="24"/>
+          <w:szCs w:val="24"/>
+          <w:lang w:eastAsia="en-US"/>
+        </w:rPr>
+        <w:t>no shutdown</w:t>
+      </w:r>
+    </w:p>
+    <w:p>
+      <w:pPr>
+        <w:spacing w:after="0" w:line="240" w:lineRule="auto"/>
+        <w:rPr>
+          <w:rFonts w:ascii="Times New Roman" w:eastAsia="Times New Roman" w:hAnsi="Times New Roman" w:cs="Times New Roman"/>
+          <w:color w:val="auto"/>
+          <w:sz w:val="24"/>
+          <w:szCs w:val="24"/>
+          <w:lang w:eastAsia="en-US"/>
+        </w:rPr>
+      </w:pPr>
+    </w:p>
+    <w:p>
+      <w:pPr>
+        <w:spacing w:after="0" w:line="240" w:lineRule="auto"/>
+        <w:rPr>
+          <w:rFonts w:ascii="Times New Roman" w:eastAsia="Times New Roman" w:hAnsi="Times New Roman" w:cs="Times New Roman"/>
+          <w:color w:val="auto"/>
+          <w:sz w:val="24"/>
+          <w:szCs w:val="24"/>
+          <w:lang w:eastAsia="en-US"/>
+        </w:rPr>
+      </w:pPr>
+      <w:r>
+        <w:rPr>
+          <w:rFonts w:ascii="Times New Roman" w:eastAsia="Times New Roman" w:hAnsi="Times New Roman" w:cs="Times New Roman"/>
+          <w:color w:val="auto"/>
+          <w:sz w:val="24"/>
+          <w:szCs w:val="24"/>
+          <w:lang w:eastAsia="en-US"/>
+        </w:rPr>
+        <w:t>Router(</w:t>
+      </w:r>
+      <w:proofErr w:type="spellStart"/>
+      <w:r>
+        <w:rPr>
+          <w:rFonts w:ascii="Times New Roman" w:eastAsia="Times New Roman" w:hAnsi="Times New Roman" w:cs="Times New Roman"/>
+          <w:color w:val="auto"/>
+          <w:sz w:val="24"/>
+          <w:szCs w:val="24"/>
+          <w:lang w:eastAsia="en-US"/>
+        </w:rPr>
+        <w:t>config</w:t>
+      </w:r>
+      <w:proofErr w:type="spellEnd"/>
+      <w:r>
+        <w:rPr>
+          <w:rFonts w:ascii="Times New Roman" w:eastAsia="Times New Roman" w:hAnsi="Times New Roman" w:cs="Times New Roman"/>
+          <w:color w:val="auto"/>
+          <w:sz w:val="24"/>
+          <w:szCs w:val="24"/>
+          <w:lang w:eastAsia="en-US"/>
+        </w:rPr>
+        <w:t>-</w:t>
+      </w:r>
+      <w:proofErr w:type="gramStart"/>
+      <w:r>
+        <w:rPr>
+          <w:rFonts w:ascii="Times New Roman" w:eastAsia="Times New Roman" w:hAnsi="Times New Roman" w:cs="Times New Roman"/>
+          <w:color w:val="auto"/>
+          <w:sz w:val="24"/>
+          <w:szCs w:val="24"/>
+          <w:lang w:eastAsia="en-US"/>
+        </w:rPr>
+        <w:t>if)#</w:t>
+      </w:r>
+      <w:proofErr w:type="gramEnd"/>
+    </w:p>
+    <w:p>
+      <w:pPr>
+        <w:spacing w:after="0" w:line="240" w:lineRule="auto"/>
+        <w:rPr>
+          <w:rFonts w:ascii="Times New Roman" w:eastAsia="Times New Roman" w:hAnsi="Times New Roman" w:cs="Times New Roman"/>
+          <w:color w:val="auto"/>
+          <w:sz w:val="24"/>
+          <w:szCs w:val="24"/>
+          <w:lang w:eastAsia="en-US"/>
+        </w:rPr>
+      </w:pPr>
+      <w:r>
+        <w:rPr>
+          <w:rFonts w:ascii="Times New Roman" w:eastAsia="Times New Roman" w:hAnsi="Times New Roman" w:cs="Times New Roman"/>
+          <w:color w:val="auto"/>
+          <w:sz w:val="24"/>
+          <w:szCs w:val="24"/>
+          <w:lang w:eastAsia="en-US"/>
+        </w:rPr>
+        <w:lastRenderedPageBreak/>
+        <w:t>%LINK-5-CHANGED: Interface Serial0/3/0, changed state to up</w:t>
+      </w:r>
+    </w:p>
+    <w:p>
+      <w:pPr>
+        <w:spacing w:after="0" w:line="240" w:lineRule="auto"/>
+        <w:rPr>
+          <w:rFonts w:ascii="Times New Roman" w:eastAsia="Times New Roman" w:hAnsi="Times New Roman" w:cs="Times New Roman"/>
+          <w:color w:val="auto"/>
+          <w:sz w:val="24"/>
+          <w:szCs w:val="24"/>
+          <w:lang w:eastAsia="en-US"/>
+        </w:rPr>
+      </w:pPr>
+    </w:p>
+    <w:p>
+      <w:pPr>
+        <w:spacing w:after="0" w:line="240" w:lineRule="auto"/>
+        <w:rPr>
+          <w:rFonts w:ascii="Times New Roman" w:eastAsia="Times New Roman" w:hAnsi="Times New Roman" w:cs="Times New Roman"/>
+          <w:color w:val="auto"/>
+          <w:sz w:val="24"/>
+          <w:szCs w:val="24"/>
+          <w:lang w:eastAsia="en-US"/>
+        </w:rPr>
+      </w:pPr>
+      <w:r>
+        <w:rPr>
+          <w:rFonts w:ascii="Times New Roman" w:eastAsia="Times New Roman" w:hAnsi="Times New Roman" w:cs="Times New Roman"/>
+          <w:color w:val="auto"/>
+          <w:sz w:val="24"/>
+          <w:szCs w:val="24"/>
+          <w:lang w:eastAsia="en-US"/>
+        </w:rPr>
+        <w:t>Router(</w:t>
+      </w:r>
+      <w:proofErr w:type="spellStart"/>
+      <w:r>
+        <w:rPr>
+          <w:rFonts w:ascii="Times New Roman" w:eastAsia="Times New Roman" w:hAnsi="Times New Roman" w:cs="Times New Roman"/>
+          <w:color w:val="auto"/>
+          <w:sz w:val="24"/>
+          <w:szCs w:val="24"/>
+          <w:lang w:eastAsia="en-US"/>
+        </w:rPr>
+        <w:t>config</w:t>
+      </w:r>
+      <w:proofErr w:type="spellEnd"/>
+      <w:r>
+        <w:rPr>
+          <w:rFonts w:ascii="Times New Roman" w:eastAsia="Times New Roman" w:hAnsi="Times New Roman" w:cs="Times New Roman"/>
+          <w:color w:val="auto"/>
+          <w:sz w:val="24"/>
+          <w:szCs w:val="24"/>
+          <w:lang w:eastAsia="en-US"/>
+        </w:rPr>
+        <w:t>-</w:t>
+      </w:r>
+      <w:proofErr w:type="gramStart"/>
+      <w:r>
+        <w:rPr>
+          <w:rFonts w:ascii="Times New Roman" w:eastAsia="Times New Roman" w:hAnsi="Times New Roman" w:cs="Times New Roman"/>
+          <w:color w:val="auto"/>
+          <w:sz w:val="24"/>
+          <w:szCs w:val="24"/>
+          <w:lang w:eastAsia="en-US"/>
+        </w:rPr>
+        <w:t>if)#</w:t>
+      </w:r>
+      <w:proofErr w:type="gramEnd"/>
+    </w:p>
+    <w:p>
+      <w:pPr>
+        <w:spacing w:after="0" w:line="240" w:lineRule="auto"/>
+        <w:rPr>
+          <w:rFonts w:ascii="Times New Roman" w:eastAsia="Times New Roman" w:hAnsi="Times New Roman" w:cs="Times New Roman"/>
+          <w:color w:val="auto"/>
+          <w:sz w:val="24"/>
+          <w:szCs w:val="24"/>
+          <w:lang w:eastAsia="en-US"/>
+        </w:rPr>
+      </w:pPr>
+      <w:r>
+        <w:rPr>
+          <w:rFonts w:ascii="Times New Roman" w:eastAsia="Times New Roman" w:hAnsi="Times New Roman" w:cs="Times New Roman"/>
+          <w:color w:val="auto"/>
+          <w:sz w:val="24"/>
+          <w:szCs w:val="24"/>
+          <w:lang w:eastAsia="en-US"/>
+        </w:rPr>
+        <w:t>%LINEPROTO-5-UPDOWN: Line protocol on Interface Serial0/3/0, changed state to up</w:t>
+      </w:r>
+    </w:p>
+    <w:p>
+      <w:pPr>
+        <w:spacing w:after="0" w:line="240" w:lineRule="auto"/>
+        <w:rPr>
+          <w:rFonts w:ascii="Times New Roman" w:eastAsia="Times New Roman" w:hAnsi="Times New Roman" w:cs="Times New Roman"/>
+          <w:color w:val="auto"/>
+          <w:sz w:val="24"/>
+          <w:szCs w:val="24"/>
+          <w:lang w:eastAsia="en-US"/>
+        </w:rPr>
+      </w:pPr>
+      <w:r>
+        <w:rPr>
+          <w:rFonts w:ascii="Times New Roman" w:eastAsia="Times New Roman" w:hAnsi="Times New Roman" w:cs="Times New Roman"/>
+          <w:color w:val="auto"/>
+          <w:sz w:val="24"/>
+          <w:szCs w:val="24"/>
+          <w:lang w:eastAsia="en-US"/>
+        </w:rPr>
+        <w:t>exit</w:t>
+      </w:r>
+    </w:p>
+    <w:p>
+      <w:pPr>
+        <w:spacing w:after="0" w:line="240" w:lineRule="auto"/>
+        <w:rPr>
+          <w:rFonts w:ascii="Times New Roman" w:eastAsia="Times New Roman" w:hAnsi="Times New Roman" w:cs="Times New Roman"/>
+          <w:color w:val="auto"/>
+          <w:sz w:val="24"/>
+          <w:szCs w:val="24"/>
+          <w:lang w:eastAsia="en-US"/>
+        </w:rPr>
+      </w:pPr>
+      <w:r>
+        <w:rPr>
+          <w:rFonts w:ascii="Times New Roman" w:eastAsia="Times New Roman" w:hAnsi="Times New Roman" w:cs="Times New Roman"/>
+          <w:color w:val="auto"/>
+          <w:sz w:val="24"/>
+          <w:szCs w:val="24"/>
+          <w:lang w:eastAsia="en-US"/>
+        </w:rPr>
+        <w:t>Router(</w:t>
+      </w:r>
+      <w:proofErr w:type="spellStart"/>
+      <w:r>
+        <w:rPr>
+          <w:rFonts w:ascii="Times New Roman" w:eastAsia="Times New Roman" w:hAnsi="Times New Roman" w:cs="Times New Roman"/>
+          <w:color w:val="auto"/>
+          <w:sz w:val="24"/>
+          <w:szCs w:val="24"/>
+          <w:lang w:eastAsia="en-US"/>
+        </w:rPr>
+        <w:t>config</w:t>
+      </w:r>
+      <w:proofErr w:type="spellEnd"/>
+      <w:r>
+        <w:rPr>
+          <w:rFonts w:ascii="Times New Roman" w:eastAsia="Times New Roman" w:hAnsi="Times New Roman" w:cs="Times New Roman"/>
+          <w:color w:val="auto"/>
+          <w:sz w:val="24"/>
+          <w:szCs w:val="24"/>
+          <w:lang w:eastAsia="en-US"/>
+        </w:rPr>
+        <w:t>)#exit</w:t>
+      </w:r>
+    </w:p>
+    <w:p>
+      <w:pPr>
+        <w:spacing w:after="0" w:line="240" w:lineRule="auto"/>
+        <w:rPr>
+          <w:rFonts w:ascii="Times New Roman" w:eastAsia="Times New Roman" w:hAnsi="Times New Roman" w:cs="Times New Roman"/>
+          <w:color w:val="auto"/>
+          <w:sz w:val="24"/>
+          <w:szCs w:val="24"/>
+          <w:lang w:eastAsia="en-US"/>
+        </w:rPr>
+      </w:pPr>
+      <w:r>
+        <w:rPr>
+          <w:rFonts w:ascii="Times New Roman" w:eastAsia="Times New Roman" w:hAnsi="Times New Roman" w:cs="Times New Roman"/>
+          <w:color w:val="auto"/>
+          <w:sz w:val="24"/>
+          <w:szCs w:val="24"/>
+          <w:lang w:eastAsia="en-US"/>
+        </w:rPr>
+        <w:t>Router#</w:t>
+      </w:r>
+    </w:p>
+    <w:p>
+      <w:pPr>
+        <w:spacing w:after="0" w:line="240" w:lineRule="auto"/>
+        <w:rPr>
+          <w:rFonts w:ascii="Times New Roman" w:eastAsia="Times New Roman" w:hAnsi="Times New Roman" w:cs="Times New Roman"/>
+          <w:color w:val="auto"/>
+          <w:sz w:val="24"/>
+          <w:szCs w:val="24"/>
+          <w:lang w:eastAsia="en-US"/>
+        </w:rPr>
+      </w:pPr>
+      <w:r>
+        <w:rPr>
+          <w:rFonts w:ascii="Times New Roman" w:eastAsia="Times New Roman" w:hAnsi="Times New Roman" w:cs="Times New Roman"/>
+          <w:color w:val="auto"/>
+          <w:sz w:val="24"/>
+          <w:szCs w:val="24"/>
+          <w:lang w:eastAsia="en-US"/>
+        </w:rPr>
+        <w:t>%SYS-5-CONFIG_I: Configured from console by console</w:t>
+      </w:r>
+    </w:p>
+    <w:p>
+      <w:pPr>
+        <w:spacing w:after="0" w:line="240" w:lineRule="auto"/>
+        <w:rPr>
+          <w:rFonts w:ascii="Times New Roman" w:eastAsia="Times New Roman" w:hAnsi="Times New Roman" w:cs="Times New Roman"/>
+          <w:color w:val="auto"/>
+          <w:sz w:val="24"/>
+          <w:szCs w:val="24"/>
+          <w:lang w:eastAsia="en-US"/>
+        </w:rPr>
+      </w:pPr>
+    </w:p>
+    <w:p>
+      <w:pPr>
+        <w:spacing w:after="0" w:line="240" w:lineRule="auto"/>
+        <w:rPr>
+          <w:rFonts w:ascii="Times New Roman" w:eastAsia="Times New Roman" w:hAnsi="Times New Roman" w:cs="Times New Roman"/>
+          <w:color w:val="auto"/>
+          <w:sz w:val="24"/>
+          <w:szCs w:val="24"/>
+          <w:lang w:eastAsia="en-US"/>
+        </w:rPr>
+      </w:pPr>
+      <w:proofErr w:type="spellStart"/>
+      <w:r>
+        <w:rPr>
+          <w:rFonts w:ascii="Times New Roman" w:eastAsia="Times New Roman" w:hAnsi="Times New Roman" w:cs="Times New Roman"/>
+          <w:color w:val="auto"/>
+          <w:sz w:val="24"/>
+          <w:szCs w:val="24"/>
+          <w:lang w:eastAsia="en-US"/>
+        </w:rPr>
+        <w:t>Router#end</w:t>
+      </w:r>
+      <w:proofErr w:type="spellEnd"/>
+    </w:p>
+    <w:p>
+      <w:pPr>
+        <w:spacing w:after="0" w:line="240" w:lineRule="auto"/>
+        <w:rPr>
+          <w:rFonts w:ascii="Times New Roman" w:eastAsia="Times New Roman" w:hAnsi="Times New Roman" w:cs="Times New Roman"/>
+          <w:color w:val="auto"/>
+          <w:sz w:val="24"/>
+          <w:szCs w:val="24"/>
+          <w:lang w:eastAsia="en-US"/>
+        </w:rPr>
+      </w:pPr>
+      <w:r>
+        <w:rPr>
+          <w:rFonts w:ascii="Times New Roman" w:eastAsia="Times New Roman" w:hAnsi="Times New Roman" w:cs="Times New Roman"/>
+          <w:color w:val="auto"/>
+          <w:sz w:val="24"/>
+          <w:szCs w:val="24"/>
+          <w:lang w:eastAsia="en-US"/>
+        </w:rPr>
+        <w:t>Translating "end"...domain server (255.255.255.255) % Name lookup aborted</w:t>
+      </w:r>
+    </w:p>
+    <w:p>
+      <w:pPr>
+        <w:spacing w:after="0" w:line="240" w:lineRule="auto"/>
+        <w:rPr>
+          <w:rFonts w:ascii="Times New Roman" w:eastAsia="Times New Roman" w:hAnsi="Times New Roman" w:cs="Times New Roman"/>
+          <w:color w:val="auto"/>
+          <w:sz w:val="24"/>
+          <w:szCs w:val="24"/>
+          <w:lang w:eastAsia="en-US"/>
+        </w:rPr>
+      </w:pPr>
+      <w:proofErr w:type="spellStart"/>
+      <w:r>
+        <w:rPr>
+          <w:rFonts w:ascii="Times New Roman" w:eastAsia="Times New Roman" w:hAnsi="Times New Roman" w:cs="Times New Roman"/>
+          <w:color w:val="auto"/>
+          <w:sz w:val="24"/>
+          <w:szCs w:val="24"/>
+          <w:lang w:eastAsia="en-US"/>
+        </w:rPr>
+        <w:t>Router#show</w:t>
+      </w:r>
+      <w:proofErr w:type="spellEnd"/>
+      <w:r>
+        <w:rPr>
+          <w:rFonts w:ascii="Times New Roman" w:eastAsia="Times New Roman" w:hAnsi="Times New Roman" w:cs="Times New Roman"/>
+          <w:color w:val="auto"/>
+          <w:sz w:val="24"/>
+          <w:szCs w:val="24"/>
+          <w:lang w:eastAsia="en-US"/>
+        </w:rPr>
+        <w:t xml:space="preserve"> </w:t>
+      </w:r>
+      <w:proofErr w:type="spellStart"/>
+      <w:r>
+        <w:rPr>
+          <w:rFonts w:ascii="Times New Roman" w:eastAsia="Times New Roman" w:hAnsi="Times New Roman" w:cs="Times New Roman"/>
+          <w:color w:val="auto"/>
+          <w:sz w:val="24"/>
+          <w:szCs w:val="24"/>
+          <w:lang w:eastAsia="en-US"/>
+        </w:rPr>
+        <w:t>ip</w:t>
+      </w:r>
+      <w:proofErr w:type="spellEnd"/>
+      <w:r>
+        <w:rPr>
+          <w:rFonts w:ascii="Times New Roman" w:eastAsia="Times New Roman" w:hAnsi="Times New Roman" w:cs="Times New Roman"/>
+          <w:color w:val="auto"/>
+          <w:sz w:val="24"/>
+          <w:szCs w:val="24"/>
+          <w:lang w:eastAsia="en-US"/>
+        </w:rPr>
+        <w:t xml:space="preserve"> interface brief</w:t>
+      </w:r>
+    </w:p>
+    <w:p>
+      <w:pPr>
+        <w:spacing w:after="0" w:line="240" w:lineRule="auto"/>
+        <w:rPr>
+          <w:rFonts w:ascii="Times New Roman" w:eastAsia="Times New Roman" w:hAnsi="Times New Roman" w:cs="Times New Roman"/>
+          <w:color w:val="auto"/>
+          <w:sz w:val="24"/>
+          <w:szCs w:val="24"/>
+          <w:lang w:eastAsia="en-US"/>
+        </w:rPr>
+      </w:pPr>
+      <w:r>
+        <w:rPr>
+          <w:rFonts w:ascii="Times New Roman" w:eastAsia="Times New Roman" w:hAnsi="Times New Roman" w:cs="Times New Roman"/>
+          <w:color w:val="auto"/>
+          <w:sz w:val="24"/>
+          <w:szCs w:val="24"/>
+          <w:lang w:eastAsia="en-US"/>
+        </w:rPr>
+        <w:t xml:space="preserve">Interface IP-Address OK? Method Status Protocol </w:t>
+      </w:r>
+    </w:p>
+    <w:p>
+      <w:pPr>
+        <w:spacing w:after="0" w:line="240" w:lineRule="auto"/>
+        <w:rPr>
+          <w:rFonts w:ascii="Times New Roman" w:eastAsia="Times New Roman" w:hAnsi="Times New Roman" w:cs="Times New Roman"/>
+          <w:color w:val="auto"/>
+          <w:sz w:val="24"/>
+          <w:szCs w:val="24"/>
+          <w:lang w:eastAsia="en-US"/>
+        </w:rPr>
+      </w:pPr>
+      <w:r>
+        <w:rPr>
+          <w:rFonts w:ascii="Times New Roman" w:eastAsia="Times New Roman" w:hAnsi="Times New Roman" w:cs="Times New Roman"/>
+          <w:color w:val="auto"/>
+          <w:sz w:val="24"/>
+          <w:szCs w:val="24"/>
+          <w:lang w:eastAsia="en-US"/>
+        </w:rPr>
+        <w:t xml:space="preserve">GigabitEthernet0/0 172.16.30.1 YES manual up </w:t>
+      </w:r>
+      <w:proofErr w:type="spellStart"/>
+      <w:r>
+        <w:rPr>
+          <w:rFonts w:ascii="Times New Roman" w:eastAsia="Times New Roman" w:hAnsi="Times New Roman" w:cs="Times New Roman"/>
+          <w:color w:val="auto"/>
+          <w:sz w:val="24"/>
+          <w:szCs w:val="24"/>
+          <w:lang w:eastAsia="en-US"/>
+        </w:rPr>
+        <w:t>up</w:t>
+      </w:r>
+      <w:proofErr w:type="spellEnd"/>
+      <w:r>
+        <w:rPr>
+          <w:rFonts w:ascii="Times New Roman" w:eastAsia="Times New Roman" w:hAnsi="Times New Roman" w:cs="Times New Roman"/>
+          <w:color w:val="auto"/>
+          <w:sz w:val="24"/>
+          <w:szCs w:val="24"/>
+          <w:lang w:eastAsia="en-US"/>
+        </w:rPr>
+        <w:t xml:space="preserve"> </w:t>
+      </w:r>
+    </w:p>
+    <w:p>
+      <w:pPr>
+        <w:spacing w:after="0" w:line="240" w:lineRule="auto"/>
+        <w:rPr>
+          <w:rFonts w:ascii="Times New Roman" w:eastAsia="Times New Roman" w:hAnsi="Times New Roman" w:cs="Times New Roman"/>
+          <w:color w:val="auto"/>
+          <w:sz w:val="24"/>
+          <w:szCs w:val="24"/>
+          <w:lang w:eastAsia="en-US"/>
+        </w:rPr>
+      </w:pPr>
+      <w:r>
+        <w:rPr>
+          <w:rFonts w:ascii="Times New Roman" w:eastAsia="Times New Roman" w:hAnsi="Times New Roman" w:cs="Times New Roman"/>
+          <w:color w:val="auto"/>
+          <w:sz w:val="24"/>
+          <w:szCs w:val="24"/>
+          <w:lang w:eastAsia="en-US"/>
+        </w:rPr>
+        <w:t xml:space="preserve">GigabitEthernet0/1 172.16.40.1 YES manual up </w:t>
+      </w:r>
+      <w:proofErr w:type="spellStart"/>
+      <w:r>
+        <w:rPr>
+          <w:rFonts w:ascii="Times New Roman" w:eastAsia="Times New Roman" w:hAnsi="Times New Roman" w:cs="Times New Roman"/>
+          <w:color w:val="auto"/>
+          <w:sz w:val="24"/>
+          <w:szCs w:val="24"/>
+          <w:lang w:eastAsia="en-US"/>
+        </w:rPr>
+        <w:t>up</w:t>
+      </w:r>
+      <w:proofErr w:type="spellEnd"/>
+      <w:r>
+        <w:rPr>
+          <w:rFonts w:ascii="Times New Roman" w:eastAsia="Times New Roman" w:hAnsi="Times New Roman" w:cs="Times New Roman"/>
+          <w:color w:val="auto"/>
+          <w:sz w:val="24"/>
+          <w:szCs w:val="24"/>
+          <w:lang w:eastAsia="en-US"/>
+        </w:rPr>
+        <w:t xml:space="preserve"> </w:t>
+      </w:r>
+    </w:p>
+    <w:p>
+      <w:pPr>
+        <w:spacing w:after="0" w:line="240" w:lineRule="auto"/>
+        <w:rPr>
+          <w:rFonts w:ascii="Times New Roman" w:eastAsia="Times New Roman" w:hAnsi="Times New Roman" w:cs="Times New Roman"/>
+          <w:color w:val="auto"/>
+          <w:sz w:val="24"/>
+          <w:szCs w:val="24"/>
+          <w:lang w:eastAsia="en-US"/>
+        </w:rPr>
+      </w:pPr>
+      <w:r>
+        <w:rPr>
+          <w:rFonts w:ascii="Times New Roman" w:eastAsia="Times New Roman" w:hAnsi="Times New Roman" w:cs="Times New Roman"/>
+          <w:color w:val="auto"/>
+          <w:sz w:val="24"/>
+          <w:szCs w:val="24"/>
+          <w:lang w:eastAsia="en-US"/>
+        </w:rPr>
+        <w:t xml:space="preserve">GigabitEthernet0/2 unassigned YES unset administratively down </w:t>
+      </w:r>
+      <w:proofErr w:type="spellStart"/>
+      <w:r>
+        <w:rPr>
+          <w:rFonts w:ascii="Times New Roman" w:eastAsia="Times New Roman" w:hAnsi="Times New Roman" w:cs="Times New Roman"/>
+          <w:color w:val="auto"/>
+          <w:sz w:val="24"/>
+          <w:szCs w:val="24"/>
+          <w:lang w:eastAsia="en-US"/>
+        </w:rPr>
+        <w:t>down</w:t>
+      </w:r>
+      <w:proofErr w:type="spellEnd"/>
+      <w:r>
+        <w:rPr>
+          <w:rFonts w:ascii="Times New Roman" w:eastAsia="Times New Roman" w:hAnsi="Times New Roman" w:cs="Times New Roman"/>
+          <w:color w:val="auto"/>
+          <w:sz w:val="24"/>
+          <w:szCs w:val="24"/>
+          <w:lang w:eastAsia="en-US"/>
+        </w:rPr>
+        <w:t xml:space="preserve"> </w:t>
+      </w:r>
+    </w:p>
+    <w:p>
+      <w:pPr>
+        <w:spacing w:after="0" w:line="240" w:lineRule="auto"/>
+        <w:rPr>
+          <w:rFonts w:ascii="Times New Roman" w:eastAsia="Times New Roman" w:hAnsi="Times New Roman" w:cs="Times New Roman"/>
+          <w:color w:val="auto"/>
+          <w:sz w:val="24"/>
+          <w:szCs w:val="24"/>
+          <w:lang w:eastAsia="en-US"/>
+        </w:rPr>
+      </w:pPr>
+      <w:r>
+        <w:rPr>
+          <w:rFonts w:ascii="Times New Roman" w:eastAsia="Times New Roman" w:hAnsi="Times New Roman" w:cs="Times New Roman"/>
+          <w:color w:val="auto"/>
+          <w:sz w:val="24"/>
+          <w:szCs w:val="24"/>
+          <w:lang w:eastAsia="en-US"/>
+        </w:rPr>
+        <w:t xml:space="preserve">Serial0/3/0 10.10.10.2 YES manual up </w:t>
+      </w:r>
+      <w:proofErr w:type="spellStart"/>
+      <w:r>
+        <w:rPr>
+          <w:rFonts w:ascii="Times New Roman" w:eastAsia="Times New Roman" w:hAnsi="Times New Roman" w:cs="Times New Roman"/>
+          <w:color w:val="auto"/>
+          <w:sz w:val="24"/>
+          <w:szCs w:val="24"/>
+          <w:lang w:eastAsia="en-US"/>
+        </w:rPr>
+        <w:t>up</w:t>
+      </w:r>
+      <w:proofErr w:type="spellEnd"/>
+      <w:r>
+        <w:rPr>
+          <w:rFonts w:ascii="Times New Roman" w:eastAsia="Times New Roman" w:hAnsi="Times New Roman" w:cs="Times New Roman"/>
+          <w:color w:val="auto"/>
+          <w:sz w:val="24"/>
+          <w:szCs w:val="24"/>
+          <w:lang w:eastAsia="en-US"/>
+        </w:rPr>
+        <w:t xml:space="preserve"> </w:t>
+      </w:r>
+    </w:p>
+    <w:p>
+      <w:pPr>
+        <w:spacing w:after="0" w:line="240" w:lineRule="auto"/>
+        <w:rPr>
+          <w:rFonts w:ascii="Times New Roman" w:eastAsia="Times New Roman" w:hAnsi="Times New Roman" w:cs="Times New Roman"/>
+          <w:color w:val="auto"/>
+          <w:sz w:val="24"/>
+          <w:szCs w:val="24"/>
+          <w:lang w:eastAsia="en-US"/>
+        </w:rPr>
+      </w:pPr>
+      <w:r>
+        <w:rPr>
+          <w:rFonts w:ascii="Times New Roman" w:eastAsia="Times New Roman" w:hAnsi="Times New Roman" w:cs="Times New Roman"/>
+          <w:color w:val="auto"/>
+          <w:sz w:val="24"/>
+          <w:szCs w:val="24"/>
+          <w:lang w:eastAsia="en-US"/>
+        </w:rPr>
+        <w:t xml:space="preserve">Serial0/3/1 unassigned YES unset administratively down </w:t>
+      </w:r>
+      <w:proofErr w:type="spellStart"/>
+      <w:r>
+        <w:rPr>
+          <w:rFonts w:ascii="Times New Roman" w:eastAsia="Times New Roman" w:hAnsi="Times New Roman" w:cs="Times New Roman"/>
+          <w:color w:val="auto"/>
+          <w:sz w:val="24"/>
+          <w:szCs w:val="24"/>
+          <w:lang w:eastAsia="en-US"/>
+        </w:rPr>
+        <w:t>down</w:t>
+      </w:r>
+      <w:proofErr w:type="spellEnd"/>
+      <w:r>
+        <w:rPr>
+          <w:rFonts w:ascii="Times New Roman" w:eastAsia="Times New Roman" w:hAnsi="Times New Roman" w:cs="Times New Roman"/>
+          <w:color w:val="auto"/>
+          <w:sz w:val="24"/>
+          <w:szCs w:val="24"/>
+          <w:lang w:eastAsia="en-US"/>
+        </w:rPr>
+        <w:t xml:space="preserve"> </w:t>
+      </w:r>
+    </w:p>
+    <w:p>
+      <w:pPr>
+        <w:spacing w:after="0" w:line="240" w:lineRule="auto"/>
+        <w:rPr>
+          <w:rFonts w:ascii="Times New Roman" w:eastAsia="Times New Roman" w:hAnsi="Times New Roman" w:cs="Times New Roman"/>
+          <w:color w:val="auto"/>
+          <w:sz w:val="24"/>
+          <w:szCs w:val="24"/>
+          <w:lang w:eastAsia="en-US"/>
+        </w:rPr>
+      </w:pPr>
+      <w:r>
+        <w:rPr>
+          <w:rFonts w:ascii="Times New Roman" w:eastAsia="Times New Roman" w:hAnsi="Times New Roman" w:cs="Times New Roman"/>
+          <w:color w:val="auto"/>
+          <w:sz w:val="24"/>
+          <w:szCs w:val="24"/>
+          <w:lang w:eastAsia="en-US"/>
+        </w:rPr>
+        <w:t xml:space="preserve">Vlan1 unassigned YES unset administratively down </w:t>
+      </w:r>
+      <w:proofErr w:type="spellStart"/>
+      <w:r>
+        <w:rPr>
+          <w:rFonts w:ascii="Times New Roman" w:eastAsia="Times New Roman" w:hAnsi="Times New Roman" w:cs="Times New Roman"/>
+          <w:color w:val="auto"/>
+          <w:sz w:val="24"/>
+          <w:szCs w:val="24"/>
+          <w:lang w:eastAsia="en-US"/>
+        </w:rPr>
+        <w:t>down</w:t>
+      </w:r>
+      <w:proofErr w:type="spellEnd"/>
+    </w:p>
+    <w:p>
+      <w:pPr>
+        <w:tabs>
+          <w:tab w:val="left" w:pos="1190"/>
+        </w:tabs>
+        <w:rPr>
+          <w:rFonts w:ascii="Times New Roman" w:eastAsia="Times New Roman" w:hAnsi="Times New Roman" w:cs="Times New Roman"/>
+          <w:color w:val="auto"/>
+          <w:sz w:val="24"/>
+          <w:szCs w:val="24"/>
+          <w:rtl/>
+          <w:lang w:eastAsia="en-US"/>
+        </w:rPr>
+      </w:pPr>
+      <w:r>
+        <w:rPr>
+          <w:rFonts w:ascii="Times New Roman" w:eastAsia="Times New Roman" w:hAnsi="Times New Roman" w:cs="Times New Roman"/>
+          <w:color w:val="auto"/>
+          <w:sz w:val="24"/>
+          <w:szCs w:val="24"/>
+          <w:lang w:eastAsia="en-US"/>
+        </w:rPr>
+        <w:t>Router#</w:t>
+      </w:r>
+    </w:p>
+    <w:p>
+      <w:pPr>
+        <w:tabs>
+          <w:tab w:val="left" w:pos="1190"/>
+        </w:tabs>
+        <w:rPr>
+          <w:rFonts w:ascii="Times New Roman" w:eastAsia="Times New Roman" w:hAnsi="Times New Roman" w:cs="Times New Roman"/>
+          <w:sz w:val="24"/>
+          <w:szCs w:val="24"/>
+          <w:rtl/>
+          <w:lang w:bidi="ar-EG"/>
+        </w:rPr>
+      </w:pPr>
+      <w:r>
+        <w:rPr>
+          <w:rFonts w:ascii="Times New Roman" w:eastAsia="Times New Roman" w:hAnsi="Times New Roman" w:cs="Times New Roman"/>
+          <w:noProof/>
+          <w:sz w:val="24"/>
+          <w:szCs w:val="24"/>
+          <w:lang w:eastAsia="en-US"/>
+        </w:rPr>
+        <w:drawing>
+          <wp:inline distT="0" distB="0" distL="0" distR="0" wp14:anchorId="7BF57525" wp14:editId="129C1257">
+            <wp:extent cx="5349240" cy="2801620"/>
+            <wp:effectExtent l="0" t="0" r="3810" b="0"/>
+            <wp:docPr id="821335907" name="Picture 821335907"/>
+            <wp:cNvGraphicFramePr>
+              <a:graphicFrameLocks xmlns:a="http://schemas.openxmlformats.org/drawingml/2006/main" noChangeAspect="1"/>
+            </wp:cNvGraphicFramePr>
+            <a:graphic xmlns:a="http://schemas.openxmlformats.org/drawingml/2006/main">
+              <a:graphicData uri="http://schemas.openxmlformats.org/drawingml/2006/picture">
+                <pic:pic xmlns:pic="http://schemas.openxmlformats.org/drawingml/2006/picture">
+                  <pic:nvPicPr>
+                    <pic:cNvPr id="1" name=""/>
+                    <pic:cNvPicPr/>
+                  </pic:nvPicPr>
+                  <pic:blipFill>
+                    <a:blip r:embed="rId27"/>
+                    <a:stretch>
+                      <a:fillRect/>
+                    </a:stretch>
+                  </pic:blipFill>
+                  <pic:spPr>
+                    <a:xfrm>
+                      <a:off x="0" y="0"/>
+                      <a:ext cx="5349240" cy="2801620"/>
+                    </a:xfrm>
+                    <a:prstGeom prst="rect">
+                      <a:avLst/>
+                    </a:prstGeom>
+                  </pic:spPr>
+                </pic:pic>
+              </a:graphicData>
+            </a:graphic>
+          </wp:inline>
+        </w:drawing>
+      </w:r>
+    </w:p>
+    <w:p>
+      <w:pPr>
+        <w:spacing w:after="0" w:line="240" w:lineRule="auto"/>
+        <w:rPr>
+          <w:rFonts w:ascii="Times New Roman" w:eastAsia="Times New Roman" w:hAnsi="Times New Roman" w:cs="Times New Roman"/>
+          <w:color w:val="auto"/>
+          <w:sz w:val="24"/>
+          <w:szCs w:val="24"/>
+          <w:lang w:eastAsia="en-US"/>
+        </w:rPr>
+      </w:pPr>
+      <w:proofErr w:type="spellStart"/>
+      <w:r>
+        <w:rPr>
+          <w:rFonts w:ascii="Times New Roman" w:eastAsia="Times New Roman" w:hAnsi="Times New Roman" w:cs="Times New Roman"/>
+          <w:color w:val="auto"/>
+          <w:sz w:val="24"/>
+          <w:szCs w:val="24"/>
+          <w:lang w:eastAsia="en-US"/>
+        </w:rPr>
+        <w:t>Router#ping</w:t>
+      </w:r>
+      <w:proofErr w:type="spellEnd"/>
+      <w:r>
+        <w:rPr>
+          <w:rFonts w:ascii="Times New Roman" w:eastAsia="Times New Roman" w:hAnsi="Times New Roman" w:cs="Times New Roman"/>
+          <w:color w:val="auto"/>
+          <w:sz w:val="24"/>
+          <w:szCs w:val="24"/>
+          <w:lang w:eastAsia="en-US"/>
+        </w:rPr>
+        <w:t xml:space="preserve"> 10.10.10.2</w:t>
+      </w:r>
+    </w:p>
+    <w:p>
+      <w:pPr>
+        <w:spacing w:after="0" w:line="240" w:lineRule="auto"/>
+        <w:rPr>
+          <w:rFonts w:ascii="Times New Roman" w:eastAsia="Times New Roman" w:hAnsi="Times New Roman" w:cs="Times New Roman"/>
+          <w:color w:val="auto"/>
+          <w:sz w:val="24"/>
+          <w:szCs w:val="24"/>
+          <w:lang w:eastAsia="en-US"/>
+        </w:rPr>
+      </w:pPr>
+    </w:p>
+    <w:p>
+      <w:pPr>
+        <w:spacing w:after="0" w:line="240" w:lineRule="auto"/>
+        <w:rPr>
+          <w:rFonts w:ascii="Times New Roman" w:eastAsia="Times New Roman" w:hAnsi="Times New Roman" w:cs="Times New Roman"/>
+          <w:color w:val="auto"/>
+          <w:sz w:val="24"/>
+          <w:szCs w:val="24"/>
+          <w:lang w:eastAsia="en-US"/>
+        </w:rPr>
+      </w:pPr>
+      <w:r>
+        <w:rPr>
+          <w:rFonts w:ascii="Times New Roman" w:eastAsia="Times New Roman" w:hAnsi="Times New Roman" w:cs="Times New Roman"/>
+          <w:color w:val="auto"/>
+          <w:sz w:val="24"/>
+          <w:szCs w:val="24"/>
+          <w:lang w:eastAsia="en-US"/>
+        </w:rPr>
+        <w:t>Type escape sequence to abort.</w:t>
+      </w:r>
+    </w:p>
+    <w:p>
+      <w:pPr>
+        <w:spacing w:after="0" w:line="240" w:lineRule="auto"/>
+        <w:rPr>
+          <w:rFonts w:ascii="Times New Roman" w:eastAsia="Times New Roman" w:hAnsi="Times New Roman" w:cs="Times New Roman"/>
+          <w:color w:val="auto"/>
+          <w:sz w:val="24"/>
+          <w:szCs w:val="24"/>
+          <w:lang w:eastAsia="en-US"/>
+        </w:rPr>
+      </w:pPr>
+      <w:r>
+        <w:rPr>
+          <w:rFonts w:ascii="Times New Roman" w:eastAsia="Times New Roman" w:hAnsi="Times New Roman" w:cs="Times New Roman"/>
+          <w:color w:val="auto"/>
+          <w:sz w:val="24"/>
+          <w:szCs w:val="24"/>
+          <w:lang w:eastAsia="en-US"/>
+        </w:rPr>
+        <w:t xml:space="preserve">Sending 5, 100-byte ICMP </w:t>
+      </w:r>
+      <w:proofErr w:type="spellStart"/>
+      <w:r>
+        <w:rPr>
+          <w:rFonts w:ascii="Times New Roman" w:eastAsia="Times New Roman" w:hAnsi="Times New Roman" w:cs="Times New Roman"/>
+          <w:color w:val="auto"/>
+          <w:sz w:val="24"/>
+          <w:szCs w:val="24"/>
+          <w:lang w:eastAsia="en-US"/>
+        </w:rPr>
+        <w:t>Echos</w:t>
+      </w:r>
+      <w:proofErr w:type="spellEnd"/>
+      <w:r>
+        <w:rPr>
+          <w:rFonts w:ascii="Times New Roman" w:eastAsia="Times New Roman" w:hAnsi="Times New Roman" w:cs="Times New Roman"/>
+          <w:color w:val="auto"/>
+          <w:sz w:val="24"/>
+          <w:szCs w:val="24"/>
+          <w:lang w:eastAsia="en-US"/>
+        </w:rPr>
+        <w:t xml:space="preserve"> to 10.10.10.2, timeout is 2 seconds:</w:t>
+      </w:r>
+    </w:p>
+    <w:p>
+      <w:pPr>
+        <w:spacing w:after="0" w:line="240" w:lineRule="auto"/>
+        <w:rPr>
+          <w:rFonts w:ascii="Times New Roman" w:eastAsia="Times New Roman" w:hAnsi="Times New Roman" w:cs="Times New Roman"/>
+          <w:color w:val="auto"/>
+          <w:sz w:val="24"/>
+          <w:szCs w:val="24"/>
+          <w:lang w:eastAsia="en-US"/>
+        </w:rPr>
+      </w:pPr>
+      <w:r>
+        <w:rPr>
+          <w:rFonts w:ascii="Times New Roman" w:eastAsia="Times New Roman" w:hAnsi="Times New Roman" w:cs="Times New Roman"/>
+          <w:color w:val="auto"/>
+          <w:sz w:val="24"/>
+          <w:szCs w:val="24"/>
+          <w:lang w:eastAsia="en-US"/>
+        </w:rPr>
+        <w:t>!!!!!</w:t>
+      </w:r>
+    </w:p>
+    <w:p>
+      <w:pPr>
+        <w:tabs>
+          <w:tab w:val="left" w:pos="1190"/>
+        </w:tabs>
+        <w:rPr>
+          <w:rFonts w:ascii="Times New Roman" w:eastAsia="Times New Roman" w:hAnsi="Times New Roman" w:cs="Times New Roman"/>
+          <w:color w:val="auto"/>
+          <w:sz w:val="24"/>
+          <w:szCs w:val="24"/>
+          <w:rtl/>
+          <w:lang w:eastAsia="en-US"/>
+        </w:rPr>
+      </w:pPr>
+      <w:r>
+        <w:rPr>
+          <w:rFonts w:ascii="Times New Roman" w:eastAsia="Times New Roman" w:hAnsi="Times New Roman" w:cs="Times New Roman"/>
+          <w:color w:val="auto"/>
+          <w:sz w:val="24"/>
+          <w:szCs w:val="24"/>
+          <w:lang w:eastAsia="en-US"/>
+        </w:rPr>
+        <w:t>Success rate is 100 percent (5/5), round-trip min/</w:t>
+      </w:r>
+      <w:proofErr w:type="spellStart"/>
+      <w:r>
+        <w:rPr>
+          <w:rFonts w:ascii="Times New Roman" w:eastAsia="Times New Roman" w:hAnsi="Times New Roman" w:cs="Times New Roman"/>
+          <w:color w:val="auto"/>
+          <w:sz w:val="24"/>
+          <w:szCs w:val="24"/>
+          <w:lang w:eastAsia="en-US"/>
+        </w:rPr>
+        <w:t>avg</w:t>
+      </w:r>
+      <w:proofErr w:type="spellEnd"/>
+      <w:r>
+        <w:rPr>
+          <w:rFonts w:ascii="Times New Roman" w:eastAsia="Times New Roman" w:hAnsi="Times New Roman" w:cs="Times New Roman"/>
+          <w:color w:val="auto"/>
+          <w:sz w:val="24"/>
+          <w:szCs w:val="24"/>
+          <w:lang w:eastAsia="en-US"/>
+        </w:rPr>
+        <w:t xml:space="preserve">/max = 1/8/20 </w:t>
+      </w:r>
+      <w:proofErr w:type="spellStart"/>
+      <w:r>
+        <w:rPr>
+          <w:rFonts w:ascii="Times New Roman" w:eastAsia="Times New Roman" w:hAnsi="Times New Roman" w:cs="Times New Roman"/>
+          <w:color w:val="auto"/>
+          <w:sz w:val="24"/>
+          <w:szCs w:val="24"/>
+          <w:lang w:eastAsia="en-US"/>
+        </w:rPr>
+        <w:t>ms</w:t>
+      </w:r>
+      <w:proofErr w:type="spellEnd"/>
+    </w:p>
+    <w:p>
+      <w:pPr>
+        <w:tabs>
+          <w:tab w:val="left" w:pos="1190"/>
+        </w:tabs>
+        <w:rPr>
+          <w:rFonts w:ascii="Times New Roman" w:eastAsia="Times New Roman" w:hAnsi="Times New Roman" w:cs="Times New Roman"/>
+          <w:sz w:val="24"/>
+          <w:szCs w:val="24"/>
+          <w:rtl/>
+          <w:lang w:bidi="ar-EG"/>
+        </w:rPr>
+      </w:pPr>
+      <w:r>
+        <w:rPr>
+          <w:rFonts w:ascii="Times New Roman" w:eastAsia="Times New Roman" w:hAnsi="Times New Roman" w:cs="Times New Roman"/>
+          <w:noProof/>
+          <w:sz w:val="24"/>
+          <w:szCs w:val="24"/>
+          <w:lang w:eastAsia="en-US"/>
+        </w:rPr>
+        <w:drawing>
+          <wp:inline distT="0" distB="0" distL="0" distR="0" wp14:anchorId="08785DDD" wp14:editId="0CB59AFD">
+            <wp:extent cx="5349240" cy="2809875"/>
+            <wp:effectExtent l="0" t="0" r="3810" b="9525"/>
+            <wp:docPr id="821335908" name="Picture 821335908"/>
+            <wp:cNvGraphicFramePr>
+              <a:graphicFrameLocks xmlns:a="http://schemas.openxmlformats.org/drawingml/2006/main" noChangeAspect="1"/>
+            </wp:cNvGraphicFramePr>
+            <a:graphic xmlns:a="http://schemas.openxmlformats.org/drawingml/2006/main">
+              <a:graphicData uri="http://schemas.openxmlformats.org/drawingml/2006/picture">
+                <pic:pic xmlns:pic="http://schemas.openxmlformats.org/drawingml/2006/picture">
+                  <pic:nvPicPr>
+                    <pic:cNvPr id="1" name=""/>
+                    <pic:cNvPicPr/>
+                  </pic:nvPicPr>
+                  <pic:blipFill>
+                    <a:blip r:embed="rId28"/>
+                    <a:stretch>
+                      <a:fillRect/>
+                    </a:stretch>
+                  </pic:blipFill>
+                  <pic:spPr>
+                    <a:xfrm>
+                      <a:off x="0" y="0"/>
+                      <a:ext cx="5349240" cy="2809875"/>
+                    </a:xfrm>
+                    <a:prstGeom prst="rect">
+                      <a:avLst/>
+                    </a:prstGeom>
+                  </pic:spPr>
+                </pic:pic>
+              </a:graphicData>
+            </a:graphic>
+          </wp:inline>
+        </w:drawing>
+      </w:r>
+    </w:p>
+    <w:p>
+      <w:pPr>
+        <w:spacing w:after="0" w:line="240" w:lineRule="auto"/>
+        <w:rPr>
+          <w:rFonts w:ascii="Times New Roman" w:eastAsia="Times New Roman" w:hAnsi="Times New Roman" w:cs="Times New Roman"/>
+          <w:color w:val="auto"/>
+          <w:sz w:val="24"/>
+          <w:szCs w:val="24"/>
+          <w:lang w:eastAsia="en-US"/>
+        </w:rPr>
+      </w:pPr>
+      <w:proofErr w:type="spellStart"/>
+      <w:r>
+        <w:rPr>
+          <w:rFonts w:ascii="Times New Roman" w:eastAsia="Times New Roman" w:hAnsi="Times New Roman" w:cs="Times New Roman"/>
+          <w:color w:val="auto"/>
+          <w:sz w:val="24"/>
+          <w:szCs w:val="24"/>
+          <w:lang w:eastAsia="en-US"/>
+        </w:rPr>
+        <w:t>Router#configure</w:t>
+      </w:r>
+      <w:proofErr w:type="spellEnd"/>
+      <w:r>
+        <w:rPr>
+          <w:rFonts w:ascii="Times New Roman" w:eastAsia="Times New Roman" w:hAnsi="Times New Roman" w:cs="Times New Roman"/>
+          <w:color w:val="auto"/>
+          <w:sz w:val="24"/>
+          <w:szCs w:val="24"/>
+          <w:lang w:eastAsia="en-US"/>
+        </w:rPr>
+        <w:t xml:space="preserve"> terminal</w:t>
+      </w:r>
+    </w:p>
+    <w:p>
+      <w:pPr>
+        <w:spacing w:after="0" w:line="240" w:lineRule="auto"/>
+        <w:rPr>
+          <w:rFonts w:ascii="Times New Roman" w:eastAsia="Times New Roman" w:hAnsi="Times New Roman" w:cs="Times New Roman"/>
+          <w:color w:val="auto"/>
+          <w:sz w:val="24"/>
+          <w:szCs w:val="24"/>
+          <w:lang w:eastAsia="en-US"/>
+        </w:rPr>
+      </w:pPr>
+      <w:r>
+        <w:rPr>
+          <w:rFonts w:ascii="Times New Roman" w:eastAsia="Times New Roman" w:hAnsi="Times New Roman" w:cs="Times New Roman"/>
+          <w:color w:val="auto"/>
+          <w:sz w:val="24"/>
+          <w:szCs w:val="24"/>
+          <w:lang w:eastAsia="en-US"/>
+        </w:rPr>
+        <w:t>Enter configuration commands, one per line. End with CNTL/Z.</w:t>
+      </w:r>
+    </w:p>
+    <w:p>
+      <w:pPr>
+        <w:spacing w:after="0" w:line="240" w:lineRule="auto"/>
+        <w:rPr>
+          <w:rFonts w:ascii="Times New Roman" w:eastAsia="Times New Roman" w:hAnsi="Times New Roman" w:cs="Times New Roman"/>
+          <w:color w:val="auto"/>
+          <w:sz w:val="24"/>
+          <w:szCs w:val="24"/>
+          <w:lang w:eastAsia="en-US"/>
+        </w:rPr>
+      </w:pPr>
+      <w:r>
+        <w:rPr>
+          <w:rFonts w:ascii="Times New Roman" w:eastAsia="Times New Roman" w:hAnsi="Times New Roman" w:cs="Times New Roman"/>
+          <w:color w:val="auto"/>
+          <w:sz w:val="24"/>
+          <w:szCs w:val="24"/>
+          <w:lang w:eastAsia="en-US"/>
+        </w:rPr>
+        <w:t>Router(</w:t>
+      </w:r>
+      <w:proofErr w:type="spellStart"/>
+      <w:r>
+        <w:rPr>
+          <w:rFonts w:ascii="Times New Roman" w:eastAsia="Times New Roman" w:hAnsi="Times New Roman" w:cs="Times New Roman"/>
+          <w:color w:val="auto"/>
+          <w:sz w:val="24"/>
+          <w:szCs w:val="24"/>
+          <w:lang w:eastAsia="en-US"/>
+        </w:rPr>
+        <w:t>config</w:t>
+      </w:r>
+      <w:proofErr w:type="spellEnd"/>
+      <w:r>
+        <w:rPr>
+          <w:rFonts w:ascii="Times New Roman" w:eastAsia="Times New Roman" w:hAnsi="Times New Roman" w:cs="Times New Roman"/>
+          <w:color w:val="auto"/>
+          <w:sz w:val="24"/>
+          <w:szCs w:val="24"/>
+          <w:lang w:eastAsia="en-US"/>
+        </w:rPr>
+        <w:t>)#</w:t>
+      </w:r>
+      <w:proofErr w:type="spellStart"/>
+      <w:r>
+        <w:rPr>
+          <w:rFonts w:ascii="Times New Roman" w:eastAsia="Times New Roman" w:hAnsi="Times New Roman" w:cs="Times New Roman"/>
+          <w:color w:val="auto"/>
+          <w:sz w:val="24"/>
+          <w:szCs w:val="24"/>
+          <w:lang w:eastAsia="en-US"/>
+        </w:rPr>
+        <w:t>ip</w:t>
+      </w:r>
+      <w:proofErr w:type="spellEnd"/>
+      <w:r>
+        <w:rPr>
+          <w:rFonts w:ascii="Times New Roman" w:eastAsia="Times New Roman" w:hAnsi="Times New Roman" w:cs="Times New Roman"/>
+          <w:color w:val="auto"/>
+          <w:sz w:val="24"/>
+          <w:szCs w:val="24"/>
+          <w:lang w:eastAsia="en-US"/>
+        </w:rPr>
+        <w:t xml:space="preserve"> route 172.16.30.0 255.255.255.0 10.10.10.2</w:t>
+      </w:r>
+    </w:p>
+    <w:p>
+      <w:pPr>
+        <w:spacing w:after="0" w:line="240" w:lineRule="auto"/>
+        <w:rPr>
+          <w:rFonts w:ascii="Times New Roman" w:eastAsia="Times New Roman" w:hAnsi="Times New Roman" w:cs="Times New Roman"/>
+          <w:color w:val="auto"/>
+          <w:sz w:val="24"/>
+          <w:szCs w:val="24"/>
+          <w:lang w:eastAsia="en-US"/>
+        </w:rPr>
+      </w:pPr>
+      <w:r>
+        <w:rPr>
+          <w:rFonts w:ascii="Times New Roman" w:eastAsia="Times New Roman" w:hAnsi="Times New Roman" w:cs="Times New Roman"/>
+          <w:color w:val="auto"/>
+          <w:sz w:val="24"/>
+          <w:szCs w:val="24"/>
+          <w:lang w:eastAsia="en-US"/>
+        </w:rPr>
+        <w:t>Router(</w:t>
+      </w:r>
+      <w:proofErr w:type="spellStart"/>
+      <w:r>
+        <w:rPr>
+          <w:rFonts w:ascii="Times New Roman" w:eastAsia="Times New Roman" w:hAnsi="Times New Roman" w:cs="Times New Roman"/>
+          <w:color w:val="auto"/>
+          <w:sz w:val="24"/>
+          <w:szCs w:val="24"/>
+          <w:lang w:eastAsia="en-US"/>
+        </w:rPr>
+        <w:t>config</w:t>
+      </w:r>
+      <w:proofErr w:type="spellEnd"/>
+      <w:r>
+        <w:rPr>
+          <w:rFonts w:ascii="Times New Roman" w:eastAsia="Times New Roman" w:hAnsi="Times New Roman" w:cs="Times New Roman"/>
+          <w:color w:val="auto"/>
+          <w:sz w:val="24"/>
+          <w:szCs w:val="24"/>
+          <w:lang w:eastAsia="en-US"/>
+        </w:rPr>
+        <w:t>)#</w:t>
+      </w:r>
+      <w:proofErr w:type="spellStart"/>
+      <w:r>
+        <w:rPr>
+          <w:rFonts w:ascii="Times New Roman" w:eastAsia="Times New Roman" w:hAnsi="Times New Roman" w:cs="Times New Roman"/>
+          <w:color w:val="auto"/>
+          <w:sz w:val="24"/>
+          <w:szCs w:val="24"/>
+          <w:lang w:eastAsia="en-US"/>
+        </w:rPr>
+        <w:t>ip</w:t>
+      </w:r>
+      <w:proofErr w:type="spellEnd"/>
+      <w:r>
+        <w:rPr>
+          <w:rFonts w:ascii="Times New Roman" w:eastAsia="Times New Roman" w:hAnsi="Times New Roman" w:cs="Times New Roman"/>
+          <w:color w:val="auto"/>
+          <w:sz w:val="24"/>
+          <w:szCs w:val="24"/>
+          <w:lang w:eastAsia="en-US"/>
+        </w:rPr>
+        <w:t xml:space="preserve"> route 172.16.40.0 255.255.255.0 10.10.10.2</w:t>
+      </w:r>
+    </w:p>
+    <w:p>
+      <w:pPr>
+        <w:spacing w:after="0" w:line="240" w:lineRule="auto"/>
+        <w:rPr>
+          <w:rFonts w:ascii="Times New Roman" w:eastAsia="Times New Roman" w:hAnsi="Times New Roman" w:cs="Times New Roman"/>
+          <w:color w:val="auto"/>
+          <w:sz w:val="24"/>
+          <w:szCs w:val="24"/>
+          <w:lang w:eastAsia="en-US"/>
+        </w:rPr>
+      </w:pPr>
+      <w:r>
+        <w:rPr>
+          <w:rFonts w:ascii="Times New Roman" w:eastAsia="Times New Roman" w:hAnsi="Times New Roman" w:cs="Times New Roman"/>
+          <w:color w:val="auto"/>
+          <w:sz w:val="24"/>
+          <w:szCs w:val="24"/>
+          <w:lang w:eastAsia="en-US"/>
+        </w:rPr>
+        <w:t>Router(</w:t>
+      </w:r>
+      <w:proofErr w:type="spellStart"/>
+      <w:r>
+        <w:rPr>
+          <w:rFonts w:ascii="Times New Roman" w:eastAsia="Times New Roman" w:hAnsi="Times New Roman" w:cs="Times New Roman"/>
+          <w:color w:val="auto"/>
+          <w:sz w:val="24"/>
+          <w:szCs w:val="24"/>
+          <w:lang w:eastAsia="en-US"/>
+        </w:rPr>
+        <w:t>config</w:t>
+      </w:r>
+      <w:proofErr w:type="spellEnd"/>
+      <w:r>
+        <w:rPr>
+          <w:rFonts w:ascii="Times New Roman" w:eastAsia="Times New Roman" w:hAnsi="Times New Roman" w:cs="Times New Roman"/>
+          <w:color w:val="auto"/>
+          <w:sz w:val="24"/>
+          <w:szCs w:val="24"/>
+          <w:lang w:eastAsia="en-US"/>
+        </w:rPr>
+        <w:t>)#end</w:t>
+      </w:r>
+    </w:p>
+    <w:p>
+      <w:pPr>
+        <w:spacing w:after="0" w:line="240" w:lineRule="auto"/>
+        <w:rPr>
+          <w:rFonts w:ascii="Times New Roman" w:eastAsia="Times New Roman" w:hAnsi="Times New Roman" w:cs="Times New Roman"/>
+          <w:color w:val="auto"/>
+          <w:sz w:val="24"/>
+          <w:szCs w:val="24"/>
+          <w:lang w:eastAsia="en-US"/>
+        </w:rPr>
+      </w:pPr>
+      <w:r>
+        <w:rPr>
+          <w:rFonts w:ascii="Times New Roman" w:eastAsia="Times New Roman" w:hAnsi="Times New Roman" w:cs="Times New Roman"/>
+          <w:color w:val="auto"/>
+          <w:sz w:val="24"/>
+          <w:szCs w:val="24"/>
+          <w:lang w:eastAsia="en-US"/>
+        </w:rPr>
+        <w:t>Router#</w:t>
+      </w:r>
+    </w:p>
+    <w:p>
+      <w:pPr>
+        <w:spacing w:after="0" w:line="240" w:lineRule="auto"/>
+        <w:rPr>
+          <w:rFonts w:ascii="Times New Roman" w:eastAsia="Times New Roman" w:hAnsi="Times New Roman" w:cs="Times New Roman"/>
+          <w:color w:val="auto"/>
+          <w:sz w:val="24"/>
+          <w:szCs w:val="24"/>
+          <w:lang w:eastAsia="en-US"/>
+        </w:rPr>
+      </w:pPr>
+      <w:r>
+        <w:rPr>
+          <w:rFonts w:ascii="Times New Roman" w:eastAsia="Times New Roman" w:hAnsi="Times New Roman" w:cs="Times New Roman"/>
+          <w:color w:val="auto"/>
+          <w:sz w:val="24"/>
+          <w:szCs w:val="24"/>
+          <w:lang w:eastAsia="en-US"/>
+        </w:rPr>
+        <w:t>%SYS-5-CONFIG_I: Configured from console by console</w:t>
+      </w:r>
+    </w:p>
+    <w:p>
+      <w:pPr>
+        <w:spacing w:after="0" w:line="240" w:lineRule="auto"/>
+        <w:rPr>
+          <w:rFonts w:ascii="Times New Roman" w:eastAsia="Times New Roman" w:hAnsi="Times New Roman" w:cs="Times New Roman"/>
+          <w:color w:val="auto"/>
+          <w:sz w:val="24"/>
+          <w:szCs w:val="24"/>
+          <w:lang w:eastAsia="en-US"/>
+        </w:rPr>
+      </w:pPr>
+    </w:p>
+    <w:p>
+      <w:pPr>
+        <w:spacing w:after="0" w:line="240" w:lineRule="auto"/>
+        <w:rPr>
+          <w:rFonts w:ascii="Times New Roman" w:eastAsia="Times New Roman" w:hAnsi="Times New Roman" w:cs="Times New Roman"/>
+          <w:color w:val="auto"/>
+          <w:sz w:val="24"/>
+          <w:szCs w:val="24"/>
+          <w:lang w:eastAsia="en-US"/>
+        </w:rPr>
+      </w:pPr>
+      <w:proofErr w:type="spellStart"/>
+      <w:r>
+        <w:rPr>
+          <w:rFonts w:ascii="Times New Roman" w:eastAsia="Times New Roman" w:hAnsi="Times New Roman" w:cs="Times New Roman"/>
+          <w:color w:val="auto"/>
+          <w:sz w:val="24"/>
+          <w:szCs w:val="24"/>
+          <w:lang w:eastAsia="en-US"/>
+        </w:rPr>
+        <w:t>Router#show</w:t>
+      </w:r>
+      <w:proofErr w:type="spellEnd"/>
+      <w:r>
+        <w:rPr>
+          <w:rFonts w:ascii="Times New Roman" w:eastAsia="Times New Roman" w:hAnsi="Times New Roman" w:cs="Times New Roman"/>
+          <w:color w:val="auto"/>
+          <w:sz w:val="24"/>
+          <w:szCs w:val="24"/>
+          <w:lang w:eastAsia="en-US"/>
+        </w:rPr>
+        <w:t xml:space="preserve"> </w:t>
+      </w:r>
+      <w:proofErr w:type="spellStart"/>
+      <w:r>
+        <w:rPr>
+          <w:rFonts w:ascii="Times New Roman" w:eastAsia="Times New Roman" w:hAnsi="Times New Roman" w:cs="Times New Roman"/>
+          <w:color w:val="auto"/>
+          <w:sz w:val="24"/>
+          <w:szCs w:val="24"/>
+          <w:lang w:eastAsia="en-US"/>
+        </w:rPr>
+        <w:t>ip</w:t>
+      </w:r>
+      <w:proofErr w:type="spellEnd"/>
+      <w:r>
+        <w:rPr>
+          <w:rFonts w:ascii="Times New Roman" w:eastAsia="Times New Roman" w:hAnsi="Times New Roman" w:cs="Times New Roman"/>
+          <w:color w:val="auto"/>
+          <w:sz w:val="24"/>
+          <w:szCs w:val="24"/>
+          <w:lang w:eastAsia="en-US"/>
+        </w:rPr>
+        <w:t xml:space="preserve"> route</w:t>
+      </w:r>
+    </w:p>
+    <w:p>
+      <w:pPr>
+        <w:spacing w:after="0" w:line="240" w:lineRule="auto"/>
+        <w:rPr>
+          <w:rFonts w:ascii="Times New Roman" w:eastAsia="Times New Roman" w:hAnsi="Times New Roman" w:cs="Times New Roman"/>
+          <w:color w:val="auto"/>
+          <w:sz w:val="24"/>
+          <w:szCs w:val="24"/>
+          <w:lang w:eastAsia="en-US"/>
+        </w:rPr>
+      </w:pPr>
+      <w:r>
+        <w:rPr>
+          <w:rFonts w:ascii="Times New Roman" w:eastAsia="Times New Roman" w:hAnsi="Times New Roman" w:cs="Times New Roman"/>
+          <w:color w:val="auto"/>
+          <w:sz w:val="24"/>
+          <w:szCs w:val="24"/>
+          <w:lang w:eastAsia="en-US"/>
+        </w:rPr>
+        <w:t>Codes: L - local, C - connected, S - static, R - RIP, M - mobile, B - BGP</w:t>
+      </w:r>
+    </w:p>
+    <w:p>
+      <w:pPr>
+        <w:spacing w:after="0" w:line="240" w:lineRule="auto"/>
+        <w:rPr>
+          <w:rFonts w:ascii="Times New Roman" w:eastAsia="Times New Roman" w:hAnsi="Times New Roman" w:cs="Times New Roman"/>
+          <w:color w:val="auto"/>
+          <w:sz w:val="24"/>
+          <w:szCs w:val="24"/>
+          <w:lang w:eastAsia="en-US"/>
+        </w:rPr>
+      </w:pPr>
+      <w:r>
+        <w:rPr>
+          <w:rFonts w:ascii="Times New Roman" w:eastAsia="Times New Roman" w:hAnsi="Times New Roman" w:cs="Times New Roman"/>
+          <w:color w:val="auto"/>
+          <w:sz w:val="24"/>
+          <w:szCs w:val="24"/>
+          <w:lang w:eastAsia="en-US"/>
+        </w:rPr>
+        <w:t>D - EIGRP, EX - EIGRP external, O - OSPF, IA - OSPF inter area</w:t>
+      </w:r>
+    </w:p>
+    <w:p>
+      <w:pPr>
+        <w:spacing w:after="0" w:line="240" w:lineRule="auto"/>
+        <w:rPr>
+          <w:rFonts w:ascii="Times New Roman" w:eastAsia="Times New Roman" w:hAnsi="Times New Roman" w:cs="Times New Roman"/>
+          <w:color w:val="auto"/>
+          <w:sz w:val="24"/>
+          <w:szCs w:val="24"/>
+          <w:lang w:eastAsia="en-US"/>
+        </w:rPr>
+      </w:pPr>
+      <w:r>
+        <w:rPr>
+          <w:rFonts w:ascii="Times New Roman" w:eastAsia="Times New Roman" w:hAnsi="Times New Roman" w:cs="Times New Roman"/>
+          <w:color w:val="auto"/>
+          <w:sz w:val="24"/>
+          <w:szCs w:val="24"/>
+          <w:lang w:eastAsia="en-US"/>
+        </w:rPr>
+        <w:t>N1 - OSPF NSSA external type 1, N2 - OSPF NSSA external type 2</w:t>
+      </w:r>
+    </w:p>
+    <w:p>
+      <w:pPr>
+        <w:spacing w:after="0" w:line="240" w:lineRule="auto"/>
+        <w:rPr>
+          <w:rFonts w:ascii="Times New Roman" w:eastAsia="Times New Roman" w:hAnsi="Times New Roman" w:cs="Times New Roman"/>
+          <w:color w:val="auto"/>
+          <w:sz w:val="24"/>
+          <w:szCs w:val="24"/>
+          <w:lang w:eastAsia="en-US"/>
+        </w:rPr>
+      </w:pPr>
+      <w:r>
+        <w:rPr>
+          <w:rFonts w:ascii="Times New Roman" w:eastAsia="Times New Roman" w:hAnsi="Times New Roman" w:cs="Times New Roman"/>
+          <w:color w:val="auto"/>
+          <w:sz w:val="24"/>
+          <w:szCs w:val="24"/>
+          <w:lang w:eastAsia="en-US"/>
+        </w:rPr>
+        <w:t>E1 - OSPF external type 1, E2 - OSPF external type 2, E - EGP</w:t>
+      </w:r>
+    </w:p>
+    <w:p>
+      <w:pPr>
+        <w:spacing w:after="0" w:line="240" w:lineRule="auto"/>
+        <w:rPr>
+          <w:rFonts w:ascii="Times New Roman" w:eastAsia="Times New Roman" w:hAnsi="Times New Roman" w:cs="Times New Roman"/>
+          <w:color w:val="auto"/>
+          <w:sz w:val="24"/>
+          <w:szCs w:val="24"/>
+          <w:lang w:eastAsia="en-US"/>
+        </w:rPr>
+      </w:pPr>
+      <w:proofErr w:type="spellStart"/>
+      <w:r>
+        <w:rPr>
+          <w:rFonts w:ascii="Times New Roman" w:eastAsia="Times New Roman" w:hAnsi="Times New Roman" w:cs="Times New Roman"/>
+          <w:color w:val="auto"/>
+          <w:sz w:val="24"/>
+          <w:szCs w:val="24"/>
+          <w:lang w:eastAsia="en-US"/>
+        </w:rPr>
+        <w:t>i</w:t>
+      </w:r>
+      <w:proofErr w:type="spellEnd"/>
+      <w:r>
+        <w:rPr>
+          <w:rFonts w:ascii="Times New Roman" w:eastAsia="Times New Roman" w:hAnsi="Times New Roman" w:cs="Times New Roman"/>
+          <w:color w:val="auto"/>
+          <w:sz w:val="24"/>
+          <w:szCs w:val="24"/>
+          <w:lang w:eastAsia="en-US"/>
+        </w:rPr>
+        <w:t xml:space="preserve"> - IS-IS, L1 - IS-IS level-1, L2 - IS-IS level-2, </w:t>
+      </w:r>
+      <w:proofErr w:type="spellStart"/>
+      <w:r>
+        <w:rPr>
+          <w:rFonts w:ascii="Times New Roman" w:eastAsia="Times New Roman" w:hAnsi="Times New Roman" w:cs="Times New Roman"/>
+          <w:color w:val="auto"/>
+          <w:sz w:val="24"/>
+          <w:szCs w:val="24"/>
+          <w:lang w:eastAsia="en-US"/>
+        </w:rPr>
+        <w:t>ia</w:t>
+      </w:r>
+      <w:proofErr w:type="spellEnd"/>
+      <w:r>
+        <w:rPr>
+          <w:rFonts w:ascii="Times New Roman" w:eastAsia="Times New Roman" w:hAnsi="Times New Roman" w:cs="Times New Roman"/>
+          <w:color w:val="auto"/>
+          <w:sz w:val="24"/>
+          <w:szCs w:val="24"/>
+          <w:lang w:eastAsia="en-US"/>
+        </w:rPr>
+        <w:t xml:space="preserve"> - IS-IS inter area</w:t>
+      </w:r>
+    </w:p>
+    <w:p>
+      <w:pPr>
+        <w:spacing w:after="0" w:line="240" w:lineRule="auto"/>
+        <w:rPr>
+          <w:rFonts w:ascii="Times New Roman" w:eastAsia="Times New Roman" w:hAnsi="Times New Roman" w:cs="Times New Roman"/>
+          <w:color w:val="auto"/>
+          <w:sz w:val="24"/>
+          <w:szCs w:val="24"/>
+          <w:lang w:eastAsia="en-US"/>
+        </w:rPr>
+      </w:pPr>
+      <w:r>
+        <w:rPr>
+          <w:rFonts w:ascii="Times New Roman" w:eastAsia="Times New Roman" w:hAnsi="Times New Roman" w:cs="Times New Roman"/>
+          <w:color w:val="auto"/>
+          <w:sz w:val="24"/>
+          <w:szCs w:val="24"/>
+          <w:lang w:eastAsia="en-US"/>
+        </w:rPr>
+        <w:t>* - candidate default, U - per-user static route, o - ODR</w:t>
+      </w:r>
+    </w:p>
+    <w:p>
+      <w:pPr>
+        <w:spacing w:after="0" w:line="240" w:lineRule="auto"/>
+        <w:rPr>
+          <w:rFonts w:ascii="Times New Roman" w:eastAsia="Times New Roman" w:hAnsi="Times New Roman" w:cs="Times New Roman"/>
+          <w:color w:val="auto"/>
+          <w:sz w:val="24"/>
+          <w:szCs w:val="24"/>
+          <w:lang w:eastAsia="en-US"/>
+        </w:rPr>
+      </w:pPr>
+      <w:r>
+        <w:rPr>
+          <w:rFonts w:ascii="Times New Roman" w:eastAsia="Times New Roman" w:hAnsi="Times New Roman" w:cs="Times New Roman"/>
+          <w:color w:val="auto"/>
+          <w:sz w:val="24"/>
+          <w:szCs w:val="24"/>
+          <w:lang w:eastAsia="en-US"/>
+        </w:rPr>
+        <w:t>P - periodic downloaded static route</w:t>
+      </w:r>
+    </w:p>
+    <w:p>
+      <w:pPr>
+        <w:spacing w:after="0" w:line="240" w:lineRule="auto"/>
+        <w:rPr>
+          <w:rFonts w:ascii="Times New Roman" w:eastAsia="Times New Roman" w:hAnsi="Times New Roman" w:cs="Times New Roman"/>
+          <w:color w:val="auto"/>
+          <w:sz w:val="24"/>
+          <w:szCs w:val="24"/>
+          <w:lang w:eastAsia="en-US"/>
+        </w:rPr>
+      </w:pPr>
+    </w:p>
+    <w:p>
+      <w:pPr>
+        <w:spacing w:after="0" w:line="240" w:lineRule="auto"/>
+        <w:rPr>
+          <w:rFonts w:ascii="Times New Roman" w:eastAsia="Times New Roman" w:hAnsi="Times New Roman" w:cs="Times New Roman"/>
+          <w:color w:val="auto"/>
+          <w:sz w:val="24"/>
+          <w:szCs w:val="24"/>
+          <w:lang w:eastAsia="en-US"/>
+        </w:rPr>
+      </w:pPr>
+      <w:r>
+        <w:rPr>
+          <w:rFonts w:ascii="Times New Roman" w:eastAsia="Times New Roman" w:hAnsi="Times New Roman" w:cs="Times New Roman"/>
+          <w:color w:val="auto"/>
+          <w:sz w:val="24"/>
+          <w:szCs w:val="24"/>
+          <w:lang w:eastAsia="en-US"/>
+        </w:rPr>
+        <w:lastRenderedPageBreak/>
+        <w:t>Gateway of last resort is not set</w:t>
+      </w:r>
+    </w:p>
+    <w:p>
+      <w:pPr>
+        <w:spacing w:after="0" w:line="240" w:lineRule="auto"/>
+        <w:rPr>
+          <w:rFonts w:ascii="Times New Roman" w:eastAsia="Times New Roman" w:hAnsi="Times New Roman" w:cs="Times New Roman"/>
+          <w:color w:val="auto"/>
+          <w:sz w:val="24"/>
+          <w:szCs w:val="24"/>
+          <w:lang w:eastAsia="en-US"/>
+        </w:rPr>
+      </w:pPr>
+    </w:p>
+    <w:p>
+      <w:pPr>
+        <w:spacing w:after="0" w:line="240" w:lineRule="auto"/>
+        <w:rPr>
+          <w:rFonts w:ascii="Times New Roman" w:eastAsia="Times New Roman" w:hAnsi="Times New Roman" w:cs="Times New Roman"/>
+          <w:color w:val="auto"/>
+          <w:sz w:val="24"/>
+          <w:szCs w:val="24"/>
+          <w:lang w:eastAsia="en-US"/>
+        </w:rPr>
+      </w:pPr>
+      <w:r>
+        <w:rPr>
+          <w:rFonts w:ascii="Times New Roman" w:eastAsia="Times New Roman" w:hAnsi="Times New Roman" w:cs="Times New Roman"/>
+          <w:color w:val="auto"/>
+          <w:sz w:val="24"/>
+          <w:szCs w:val="24"/>
+          <w:lang w:eastAsia="en-US"/>
+        </w:rPr>
+        <w:t xml:space="preserve">10.0.0.0/8 is variably </w:t>
+      </w:r>
+      <w:proofErr w:type="spellStart"/>
+      <w:r>
+        <w:rPr>
+          <w:rFonts w:ascii="Times New Roman" w:eastAsia="Times New Roman" w:hAnsi="Times New Roman" w:cs="Times New Roman"/>
+          <w:color w:val="auto"/>
+          <w:sz w:val="24"/>
+          <w:szCs w:val="24"/>
+          <w:lang w:eastAsia="en-US"/>
+        </w:rPr>
+        <w:t>subnetted</w:t>
+      </w:r>
+      <w:proofErr w:type="spellEnd"/>
+      <w:r>
+        <w:rPr>
+          <w:rFonts w:ascii="Times New Roman" w:eastAsia="Times New Roman" w:hAnsi="Times New Roman" w:cs="Times New Roman"/>
+          <w:color w:val="auto"/>
+          <w:sz w:val="24"/>
+          <w:szCs w:val="24"/>
+          <w:lang w:eastAsia="en-US"/>
+        </w:rPr>
+        <w:t>, 2 subnets, 2 masks</w:t>
+      </w:r>
+    </w:p>
+    <w:p>
+      <w:pPr>
+        <w:spacing w:after="0" w:line="240" w:lineRule="auto"/>
+        <w:rPr>
+          <w:rFonts w:ascii="Times New Roman" w:eastAsia="Times New Roman" w:hAnsi="Times New Roman" w:cs="Times New Roman"/>
+          <w:color w:val="auto"/>
+          <w:sz w:val="24"/>
+          <w:szCs w:val="24"/>
+          <w:lang w:eastAsia="en-US"/>
+        </w:rPr>
+      </w:pPr>
+      <w:r>
+        <w:rPr>
+          <w:rFonts w:ascii="Times New Roman" w:eastAsia="Times New Roman" w:hAnsi="Times New Roman" w:cs="Times New Roman"/>
+          <w:color w:val="auto"/>
+          <w:sz w:val="24"/>
+          <w:szCs w:val="24"/>
+          <w:lang w:eastAsia="en-US"/>
+        </w:rPr>
+        <w:t>C 10.10.10.0/30 is directly connected, Serial0/3/0</w:t>
+      </w:r>
+    </w:p>
+    <w:p>
+      <w:pPr>
+        <w:spacing w:after="0" w:line="240" w:lineRule="auto"/>
+        <w:rPr>
+          <w:rFonts w:ascii="Times New Roman" w:eastAsia="Times New Roman" w:hAnsi="Times New Roman" w:cs="Times New Roman"/>
+          <w:color w:val="auto"/>
+          <w:sz w:val="24"/>
+          <w:szCs w:val="24"/>
+          <w:lang w:eastAsia="en-US"/>
+        </w:rPr>
+      </w:pPr>
+      <w:r>
+        <w:rPr>
+          <w:rFonts w:ascii="Times New Roman" w:eastAsia="Times New Roman" w:hAnsi="Times New Roman" w:cs="Times New Roman"/>
+          <w:color w:val="auto"/>
+          <w:sz w:val="24"/>
+          <w:szCs w:val="24"/>
+          <w:lang w:eastAsia="en-US"/>
+        </w:rPr>
+        <w:t>L 10.10.10.1/32 is directly connected, Serial0/3/0</w:t>
+      </w:r>
+    </w:p>
+    <w:p>
+      <w:pPr>
+        <w:spacing w:after="0" w:line="240" w:lineRule="auto"/>
+        <w:rPr>
+          <w:rFonts w:ascii="Times New Roman" w:eastAsia="Times New Roman" w:hAnsi="Times New Roman" w:cs="Times New Roman"/>
+          <w:color w:val="auto"/>
+          <w:sz w:val="24"/>
+          <w:szCs w:val="24"/>
+          <w:lang w:eastAsia="en-US"/>
+        </w:rPr>
+      </w:pPr>
+      <w:r>
+        <w:rPr>
+          <w:rFonts w:ascii="Times New Roman" w:eastAsia="Times New Roman" w:hAnsi="Times New Roman" w:cs="Times New Roman"/>
+          <w:color w:val="auto"/>
+          <w:sz w:val="24"/>
+          <w:szCs w:val="24"/>
+          <w:lang w:eastAsia="en-US"/>
+        </w:rPr>
+        <w:t xml:space="preserve">172.16.0.0/16 is variably </w:t>
+      </w:r>
+      <w:proofErr w:type="spellStart"/>
+      <w:r>
+        <w:rPr>
+          <w:rFonts w:ascii="Times New Roman" w:eastAsia="Times New Roman" w:hAnsi="Times New Roman" w:cs="Times New Roman"/>
+          <w:color w:val="auto"/>
+          <w:sz w:val="24"/>
+          <w:szCs w:val="24"/>
+          <w:lang w:eastAsia="en-US"/>
+        </w:rPr>
+        <w:t>subnetted</w:t>
+      </w:r>
+      <w:proofErr w:type="spellEnd"/>
+      <w:r>
+        <w:rPr>
+          <w:rFonts w:ascii="Times New Roman" w:eastAsia="Times New Roman" w:hAnsi="Times New Roman" w:cs="Times New Roman"/>
+          <w:color w:val="auto"/>
+          <w:sz w:val="24"/>
+          <w:szCs w:val="24"/>
+          <w:lang w:eastAsia="en-US"/>
+        </w:rPr>
+        <w:t>, 6 subnets, 2 masks</w:t>
+      </w:r>
+    </w:p>
+    <w:p>
+      <w:pPr>
+        <w:spacing w:after="0" w:line="240" w:lineRule="auto"/>
+        <w:rPr>
+          <w:rFonts w:ascii="Times New Roman" w:eastAsia="Times New Roman" w:hAnsi="Times New Roman" w:cs="Times New Roman"/>
+          <w:color w:val="auto"/>
+          <w:sz w:val="24"/>
+          <w:szCs w:val="24"/>
+          <w:lang w:eastAsia="en-US"/>
+        </w:rPr>
+      </w:pPr>
+      <w:r>
+        <w:rPr>
+          <w:rFonts w:ascii="Times New Roman" w:eastAsia="Times New Roman" w:hAnsi="Times New Roman" w:cs="Times New Roman"/>
+          <w:color w:val="auto"/>
+          <w:sz w:val="24"/>
+          <w:szCs w:val="24"/>
+          <w:lang w:eastAsia="en-US"/>
+        </w:rPr>
+        <w:t>C 172.16.10.0/24 is directly connected, GigabitEthernet0/0</w:t>
+      </w:r>
+    </w:p>
+    <w:p>
+      <w:pPr>
+        <w:spacing w:after="0" w:line="240" w:lineRule="auto"/>
+        <w:rPr>
+          <w:rFonts w:ascii="Times New Roman" w:eastAsia="Times New Roman" w:hAnsi="Times New Roman" w:cs="Times New Roman"/>
+          <w:color w:val="auto"/>
+          <w:sz w:val="24"/>
+          <w:szCs w:val="24"/>
+          <w:lang w:eastAsia="en-US"/>
+        </w:rPr>
+      </w:pPr>
+      <w:r>
+        <w:rPr>
+          <w:rFonts w:ascii="Times New Roman" w:eastAsia="Times New Roman" w:hAnsi="Times New Roman" w:cs="Times New Roman"/>
+          <w:color w:val="auto"/>
+          <w:sz w:val="24"/>
+          <w:szCs w:val="24"/>
+          <w:lang w:eastAsia="en-US"/>
+        </w:rPr>
+        <w:t>L 172.16.10.1/32 is directly connected, GigabitEthernet0/0</w:t>
+      </w:r>
+    </w:p>
+    <w:p>
+      <w:pPr>
+        <w:spacing w:after="0" w:line="240" w:lineRule="auto"/>
+        <w:rPr>
+          <w:rFonts w:ascii="Times New Roman" w:eastAsia="Times New Roman" w:hAnsi="Times New Roman" w:cs="Times New Roman"/>
+          <w:color w:val="auto"/>
+          <w:sz w:val="24"/>
+          <w:szCs w:val="24"/>
+          <w:lang w:eastAsia="en-US"/>
+        </w:rPr>
+      </w:pPr>
+      <w:r>
+        <w:rPr>
+          <w:rFonts w:ascii="Times New Roman" w:eastAsia="Times New Roman" w:hAnsi="Times New Roman" w:cs="Times New Roman"/>
+          <w:color w:val="auto"/>
+          <w:sz w:val="24"/>
+          <w:szCs w:val="24"/>
+          <w:lang w:eastAsia="en-US"/>
+        </w:rPr>
+        <w:t>C 172.16.20.0/24 is directly connected, GigabitEthernet0/1</w:t>
+      </w:r>
+    </w:p>
+    <w:p>
+      <w:pPr>
+        <w:spacing w:after="0" w:line="240" w:lineRule="auto"/>
+        <w:rPr>
+          <w:rFonts w:ascii="Times New Roman" w:eastAsia="Times New Roman" w:hAnsi="Times New Roman" w:cs="Times New Roman"/>
+          <w:color w:val="auto"/>
+          <w:sz w:val="24"/>
+          <w:szCs w:val="24"/>
+          <w:lang w:eastAsia="en-US"/>
+        </w:rPr>
+      </w:pPr>
+      <w:r>
+        <w:rPr>
+          <w:rFonts w:ascii="Times New Roman" w:eastAsia="Times New Roman" w:hAnsi="Times New Roman" w:cs="Times New Roman"/>
+          <w:color w:val="auto"/>
+          <w:sz w:val="24"/>
+          <w:szCs w:val="24"/>
+          <w:lang w:eastAsia="en-US"/>
+        </w:rPr>
+        <w:t>L 172.16.20.1/32 is directly connected, GigabitEthernet0/1</w:t>
+      </w:r>
+    </w:p>
+    <w:p>
+      <w:pPr>
+        <w:spacing w:after="0" w:line="240" w:lineRule="auto"/>
+        <w:rPr>
+          <w:rFonts w:ascii="Times New Roman" w:eastAsia="Times New Roman" w:hAnsi="Times New Roman" w:cs="Times New Roman"/>
+          <w:color w:val="auto"/>
+          <w:sz w:val="24"/>
+          <w:szCs w:val="24"/>
+          <w:lang w:eastAsia="en-US"/>
+        </w:rPr>
+      </w:pPr>
+      <w:r>
+        <w:rPr>
+          <w:rFonts w:ascii="Times New Roman" w:eastAsia="Times New Roman" w:hAnsi="Times New Roman" w:cs="Times New Roman"/>
+          <w:color w:val="auto"/>
+          <w:sz w:val="24"/>
+          <w:szCs w:val="24"/>
+          <w:lang w:eastAsia="en-US"/>
+        </w:rPr>
+        <w:t>S 172.16.30.0/24 [1/0] via 10.10.10.2</w:t>
+      </w:r>
+    </w:p>
+    <w:p>
+      <w:pPr>
+        <w:spacing w:after="0" w:line="240" w:lineRule="auto"/>
+        <w:rPr>
+          <w:rFonts w:ascii="Times New Roman" w:eastAsia="Times New Roman" w:hAnsi="Times New Roman" w:cs="Times New Roman"/>
+          <w:color w:val="auto"/>
+          <w:sz w:val="24"/>
+          <w:szCs w:val="24"/>
+          <w:lang w:eastAsia="en-US"/>
+        </w:rPr>
+      </w:pPr>
+      <w:r>
+        <w:rPr>
+          <w:rFonts w:ascii="Times New Roman" w:eastAsia="Times New Roman" w:hAnsi="Times New Roman" w:cs="Times New Roman"/>
+          <w:color w:val="auto"/>
+          <w:sz w:val="24"/>
+          <w:szCs w:val="24"/>
+          <w:lang w:eastAsia="en-US"/>
+        </w:rPr>
+        <w:t>S 172.16.40.0/24 [1/0] via 10.10.10.2</w:t>
+      </w:r>
+    </w:p>
+    <w:p>
+      <w:pPr>
+        <w:spacing w:after="0" w:line="240" w:lineRule="auto"/>
+        <w:rPr>
+          <w:rFonts w:ascii="Times New Roman" w:eastAsia="Times New Roman" w:hAnsi="Times New Roman" w:cs="Times New Roman"/>
+          <w:color w:val="auto"/>
+          <w:sz w:val="24"/>
+          <w:szCs w:val="24"/>
+          <w:lang w:eastAsia="en-US"/>
+        </w:rPr>
+      </w:pPr>
+    </w:p>
+    <w:p>
+      <w:pPr>
+        <w:tabs>
+          <w:tab w:val="left" w:pos="1190"/>
+        </w:tabs>
+        <w:rPr>
+          <w:rFonts w:ascii="Times New Roman" w:eastAsia="Times New Roman" w:hAnsi="Times New Roman" w:cs="Times New Roman"/>
+          <w:color w:val="auto"/>
+          <w:sz w:val="24"/>
+          <w:szCs w:val="24"/>
+          <w:rtl/>
+          <w:lang w:eastAsia="en-US"/>
+        </w:rPr>
+      </w:pPr>
+      <w:r>
+        <w:rPr>
+          <w:rFonts w:ascii="Times New Roman" w:eastAsia="Times New Roman" w:hAnsi="Times New Roman" w:cs="Times New Roman"/>
+          <w:color w:val="auto"/>
+          <w:sz w:val="24"/>
+          <w:szCs w:val="24"/>
+          <w:lang w:eastAsia="en-US"/>
+        </w:rPr>
+        <w:t>Router#</w:t>
+      </w:r>
+    </w:p>
+    <w:p>
+      <w:pPr>
+        <w:tabs>
+          <w:tab w:val="left" w:pos="1190"/>
+        </w:tabs>
+        <w:rPr>
+          <w:rFonts w:ascii="Times New Roman" w:eastAsia="Times New Roman" w:hAnsi="Times New Roman" w:cs="Times New Roman"/>
+          <w:sz w:val="24"/>
+          <w:szCs w:val="24"/>
+          <w:rtl/>
+          <w:lang w:bidi="ar-EG"/>
+        </w:rPr>
+      </w:pPr>
+      <w:r>
+        <w:rPr>
+          <w:rFonts w:ascii="Times New Roman" w:eastAsia="Times New Roman" w:hAnsi="Times New Roman" w:cs="Times New Roman"/>
+          <w:noProof/>
+          <w:sz w:val="24"/>
+          <w:szCs w:val="24"/>
+          <w:lang w:eastAsia="en-US"/>
+        </w:rPr>
+        <w:drawing>
+          <wp:inline distT="0" distB="0" distL="0" distR="0" wp14:anchorId="2E079C20" wp14:editId="74FD44A6">
+            <wp:extent cx="5349240" cy="2825115"/>
+            <wp:effectExtent l="0" t="0" r="3810" b="0"/>
+            <wp:docPr id="821335909" name="Picture 821335909"/>
+            <wp:cNvGraphicFramePr>
+              <a:graphicFrameLocks xmlns:a="http://schemas.openxmlformats.org/drawingml/2006/main" noChangeAspect="1"/>
+            </wp:cNvGraphicFramePr>
+            <a:graphic xmlns:a="http://schemas.openxmlformats.org/drawingml/2006/main">
+              <a:graphicData uri="http://schemas.openxmlformats.org/drawingml/2006/picture">
+                <pic:pic xmlns:pic="http://schemas.openxmlformats.org/drawingml/2006/picture">
+                  <pic:nvPicPr>
+                    <pic:cNvPr id="1" name=""/>
+                    <pic:cNvPicPr/>
+                  </pic:nvPicPr>
+                  <pic:blipFill>
+                    <a:blip r:embed="rId29"/>
+                    <a:stretch>
+                      <a:fillRect/>
+                    </a:stretch>
+                  </pic:blipFill>
+                  <pic:spPr>
+                    <a:xfrm>
+                      <a:off x="0" y="0"/>
+                      <a:ext cx="5349240" cy="2825115"/>
+                    </a:xfrm>
+                    <a:prstGeom prst="rect">
+                      <a:avLst/>
+                    </a:prstGeom>
+                  </pic:spPr>
+                </pic:pic>
+              </a:graphicData>
+            </a:graphic>
+          </wp:inline>
+        </w:drawing>
+      </w:r>
+    </w:p>
+    <w:p>
+      <w:pPr>
+        <w:spacing w:after="0" w:line="240" w:lineRule="auto"/>
+        <w:rPr>
+          <w:rFonts w:ascii="Times New Roman" w:eastAsia="Times New Roman" w:hAnsi="Times New Roman" w:cs="Times New Roman"/>
+          <w:color w:val="auto"/>
+          <w:sz w:val="24"/>
+          <w:szCs w:val="24"/>
+          <w:lang w:eastAsia="en-US"/>
+        </w:rPr>
+      </w:pPr>
+      <w:proofErr w:type="spellStart"/>
+      <w:r>
+        <w:rPr>
+          <w:rFonts w:ascii="Times New Roman" w:eastAsia="Times New Roman" w:hAnsi="Times New Roman" w:cs="Times New Roman"/>
+          <w:color w:val="auto"/>
+          <w:sz w:val="24"/>
+          <w:szCs w:val="24"/>
+          <w:lang w:eastAsia="en-US"/>
+        </w:rPr>
+        <w:t>Router#configure</w:t>
+      </w:r>
+      <w:proofErr w:type="spellEnd"/>
+      <w:r>
+        <w:rPr>
+          <w:rFonts w:ascii="Times New Roman" w:eastAsia="Times New Roman" w:hAnsi="Times New Roman" w:cs="Times New Roman"/>
+          <w:color w:val="auto"/>
+          <w:sz w:val="24"/>
+          <w:szCs w:val="24"/>
+          <w:lang w:eastAsia="en-US"/>
+        </w:rPr>
+        <w:t xml:space="preserve"> terminal</w:t>
+      </w:r>
+    </w:p>
+    <w:p>
+      <w:pPr>
+        <w:spacing w:after="0" w:line="240" w:lineRule="auto"/>
+        <w:rPr>
+          <w:rFonts w:ascii="Times New Roman" w:eastAsia="Times New Roman" w:hAnsi="Times New Roman" w:cs="Times New Roman"/>
+          <w:color w:val="auto"/>
+          <w:sz w:val="24"/>
+          <w:szCs w:val="24"/>
+          <w:lang w:eastAsia="en-US"/>
+        </w:rPr>
+      </w:pPr>
+      <w:r>
+        <w:rPr>
+          <w:rFonts w:ascii="Times New Roman" w:eastAsia="Times New Roman" w:hAnsi="Times New Roman" w:cs="Times New Roman"/>
+          <w:color w:val="auto"/>
+          <w:sz w:val="24"/>
+          <w:szCs w:val="24"/>
+          <w:lang w:eastAsia="en-US"/>
+        </w:rPr>
+        <w:t>Enter configuration commands, one per line. End with CNTL/Z.</w:t>
+      </w:r>
+    </w:p>
+    <w:p>
+      <w:pPr>
+        <w:spacing w:after="0" w:line="240" w:lineRule="auto"/>
+        <w:rPr>
+          <w:rFonts w:ascii="Times New Roman" w:eastAsia="Times New Roman" w:hAnsi="Times New Roman" w:cs="Times New Roman"/>
+          <w:color w:val="auto"/>
+          <w:sz w:val="24"/>
+          <w:szCs w:val="24"/>
+          <w:lang w:eastAsia="en-US"/>
+        </w:rPr>
+      </w:pPr>
+      <w:r>
+        <w:rPr>
+          <w:rFonts w:ascii="Times New Roman" w:eastAsia="Times New Roman" w:hAnsi="Times New Roman" w:cs="Times New Roman"/>
+          <w:color w:val="auto"/>
+          <w:sz w:val="24"/>
+          <w:szCs w:val="24"/>
+          <w:lang w:eastAsia="en-US"/>
+        </w:rPr>
+        <w:t>Router(</w:t>
+      </w:r>
+      <w:proofErr w:type="spellStart"/>
+      <w:r>
+        <w:rPr>
+          <w:rFonts w:ascii="Times New Roman" w:eastAsia="Times New Roman" w:hAnsi="Times New Roman" w:cs="Times New Roman"/>
+          <w:color w:val="auto"/>
+          <w:sz w:val="24"/>
+          <w:szCs w:val="24"/>
+          <w:lang w:eastAsia="en-US"/>
+        </w:rPr>
+        <w:t>config</w:t>
+      </w:r>
+      <w:proofErr w:type="spellEnd"/>
+      <w:r>
+        <w:rPr>
+          <w:rFonts w:ascii="Times New Roman" w:eastAsia="Times New Roman" w:hAnsi="Times New Roman" w:cs="Times New Roman"/>
+          <w:color w:val="auto"/>
+          <w:sz w:val="24"/>
+          <w:szCs w:val="24"/>
+          <w:lang w:eastAsia="en-US"/>
+        </w:rPr>
+        <w:t>)#</w:t>
+      </w:r>
+      <w:proofErr w:type="spellStart"/>
+      <w:r>
+        <w:rPr>
+          <w:rFonts w:ascii="Times New Roman" w:eastAsia="Times New Roman" w:hAnsi="Times New Roman" w:cs="Times New Roman"/>
+          <w:color w:val="auto"/>
+          <w:sz w:val="24"/>
+          <w:szCs w:val="24"/>
+          <w:lang w:eastAsia="en-US"/>
+        </w:rPr>
+        <w:t>ip</w:t>
+      </w:r>
+      <w:proofErr w:type="spellEnd"/>
+      <w:r>
+        <w:rPr>
+          <w:rFonts w:ascii="Times New Roman" w:eastAsia="Times New Roman" w:hAnsi="Times New Roman" w:cs="Times New Roman"/>
+          <w:color w:val="auto"/>
+          <w:sz w:val="24"/>
+          <w:szCs w:val="24"/>
+          <w:lang w:eastAsia="en-US"/>
+        </w:rPr>
+        <w:t xml:space="preserve"> route 172.16.10.0 255.255.255.0 10.10.10.1</w:t>
+      </w:r>
+    </w:p>
+    <w:p>
+      <w:pPr>
+        <w:spacing w:after="0" w:line="240" w:lineRule="auto"/>
+        <w:rPr>
+          <w:rFonts w:ascii="Times New Roman" w:eastAsia="Times New Roman" w:hAnsi="Times New Roman" w:cs="Times New Roman"/>
+          <w:color w:val="auto"/>
+          <w:sz w:val="24"/>
+          <w:szCs w:val="24"/>
+          <w:lang w:eastAsia="en-US"/>
+        </w:rPr>
+      </w:pPr>
+      <w:r>
+        <w:rPr>
+          <w:rFonts w:ascii="Times New Roman" w:eastAsia="Times New Roman" w:hAnsi="Times New Roman" w:cs="Times New Roman"/>
+          <w:color w:val="auto"/>
+          <w:sz w:val="24"/>
+          <w:szCs w:val="24"/>
+          <w:lang w:eastAsia="en-US"/>
+        </w:rPr>
+        <w:t>Router(</w:t>
+      </w:r>
+      <w:proofErr w:type="spellStart"/>
+      <w:r>
+        <w:rPr>
+          <w:rFonts w:ascii="Times New Roman" w:eastAsia="Times New Roman" w:hAnsi="Times New Roman" w:cs="Times New Roman"/>
+          <w:color w:val="auto"/>
+          <w:sz w:val="24"/>
+          <w:szCs w:val="24"/>
+          <w:lang w:eastAsia="en-US"/>
+        </w:rPr>
+        <w:t>config</w:t>
+      </w:r>
+      <w:proofErr w:type="spellEnd"/>
+      <w:r>
+        <w:rPr>
+          <w:rFonts w:ascii="Times New Roman" w:eastAsia="Times New Roman" w:hAnsi="Times New Roman" w:cs="Times New Roman"/>
+          <w:color w:val="auto"/>
+          <w:sz w:val="24"/>
+          <w:szCs w:val="24"/>
+          <w:lang w:eastAsia="en-US"/>
+        </w:rPr>
+        <w:t>)#</w:t>
+      </w:r>
+      <w:proofErr w:type="spellStart"/>
+      <w:r>
+        <w:rPr>
+          <w:rFonts w:ascii="Times New Roman" w:eastAsia="Times New Roman" w:hAnsi="Times New Roman" w:cs="Times New Roman"/>
+          <w:color w:val="auto"/>
+          <w:sz w:val="24"/>
+          <w:szCs w:val="24"/>
+          <w:lang w:eastAsia="en-US"/>
+        </w:rPr>
+        <w:t>ip</w:t>
+      </w:r>
+      <w:proofErr w:type="spellEnd"/>
+      <w:r>
+        <w:rPr>
+          <w:rFonts w:ascii="Times New Roman" w:eastAsia="Times New Roman" w:hAnsi="Times New Roman" w:cs="Times New Roman"/>
+          <w:color w:val="auto"/>
+          <w:sz w:val="24"/>
+          <w:szCs w:val="24"/>
+          <w:lang w:eastAsia="en-US"/>
+        </w:rPr>
+        <w:t xml:space="preserve"> route 172.16.20.0 255.255.255.0 10.10.10.1</w:t>
+      </w:r>
+    </w:p>
+    <w:p>
+      <w:pPr>
+        <w:spacing w:after="0" w:line="240" w:lineRule="auto"/>
+        <w:rPr>
+          <w:rFonts w:ascii="Times New Roman" w:eastAsia="Times New Roman" w:hAnsi="Times New Roman" w:cs="Times New Roman"/>
+          <w:color w:val="auto"/>
+          <w:sz w:val="24"/>
+          <w:szCs w:val="24"/>
+          <w:lang w:eastAsia="en-US"/>
+        </w:rPr>
+      </w:pPr>
+      <w:r>
+        <w:rPr>
+          <w:rFonts w:ascii="Times New Roman" w:eastAsia="Times New Roman" w:hAnsi="Times New Roman" w:cs="Times New Roman"/>
+          <w:color w:val="auto"/>
+          <w:sz w:val="24"/>
+          <w:szCs w:val="24"/>
+          <w:lang w:eastAsia="en-US"/>
+        </w:rPr>
+        <w:t>Router(</w:t>
+      </w:r>
+      <w:proofErr w:type="spellStart"/>
+      <w:r>
+        <w:rPr>
+          <w:rFonts w:ascii="Times New Roman" w:eastAsia="Times New Roman" w:hAnsi="Times New Roman" w:cs="Times New Roman"/>
+          <w:color w:val="auto"/>
+          <w:sz w:val="24"/>
+          <w:szCs w:val="24"/>
+          <w:lang w:eastAsia="en-US"/>
+        </w:rPr>
+        <w:t>config</w:t>
+      </w:r>
+      <w:proofErr w:type="spellEnd"/>
+      <w:r>
+        <w:rPr>
+          <w:rFonts w:ascii="Times New Roman" w:eastAsia="Times New Roman" w:hAnsi="Times New Roman" w:cs="Times New Roman"/>
+          <w:color w:val="auto"/>
+          <w:sz w:val="24"/>
+          <w:szCs w:val="24"/>
+          <w:lang w:eastAsia="en-US"/>
+        </w:rPr>
+        <w:t>)#end</w:t>
+      </w:r>
+    </w:p>
+    <w:p>
+      <w:pPr>
+        <w:spacing w:after="0" w:line="240" w:lineRule="auto"/>
+        <w:rPr>
+          <w:rFonts w:ascii="Times New Roman" w:eastAsia="Times New Roman" w:hAnsi="Times New Roman" w:cs="Times New Roman"/>
+          <w:color w:val="auto"/>
+          <w:sz w:val="24"/>
+          <w:szCs w:val="24"/>
+          <w:lang w:eastAsia="en-US"/>
+        </w:rPr>
+      </w:pPr>
+      <w:r>
+        <w:rPr>
+          <w:rFonts w:ascii="Times New Roman" w:eastAsia="Times New Roman" w:hAnsi="Times New Roman" w:cs="Times New Roman"/>
+          <w:color w:val="auto"/>
+          <w:sz w:val="24"/>
+          <w:szCs w:val="24"/>
+          <w:lang w:eastAsia="en-US"/>
+        </w:rPr>
+        <w:t>Router#</w:t>
+      </w:r>
+    </w:p>
+    <w:p>
+      <w:pPr>
+        <w:spacing w:after="0" w:line="240" w:lineRule="auto"/>
+        <w:rPr>
+          <w:rFonts w:ascii="Times New Roman" w:eastAsia="Times New Roman" w:hAnsi="Times New Roman" w:cs="Times New Roman"/>
+          <w:color w:val="auto"/>
+          <w:sz w:val="24"/>
+          <w:szCs w:val="24"/>
+          <w:lang w:eastAsia="en-US"/>
+        </w:rPr>
+      </w:pPr>
+      <w:r>
+        <w:rPr>
+          <w:rFonts w:ascii="Times New Roman" w:eastAsia="Times New Roman" w:hAnsi="Times New Roman" w:cs="Times New Roman"/>
+          <w:color w:val="auto"/>
+          <w:sz w:val="24"/>
+          <w:szCs w:val="24"/>
+          <w:lang w:eastAsia="en-US"/>
+        </w:rPr>
+        <w:t>%SYS-5-CONFIG_I: Configured from console by console</w:t>
+      </w:r>
+    </w:p>
+    <w:p>
+      <w:pPr>
+        <w:spacing w:after="0" w:line="240" w:lineRule="auto"/>
+        <w:rPr>
+          <w:rFonts w:ascii="Times New Roman" w:eastAsia="Times New Roman" w:hAnsi="Times New Roman" w:cs="Times New Roman"/>
+          <w:color w:val="auto"/>
+          <w:sz w:val="24"/>
+          <w:szCs w:val="24"/>
+          <w:lang w:eastAsia="en-US"/>
+        </w:rPr>
+      </w:pPr>
+    </w:p>
+    <w:p>
+      <w:pPr>
+        <w:spacing w:after="0" w:line="240" w:lineRule="auto"/>
+        <w:rPr>
+          <w:rFonts w:ascii="Times New Roman" w:eastAsia="Times New Roman" w:hAnsi="Times New Roman" w:cs="Times New Roman"/>
+          <w:color w:val="auto"/>
+          <w:sz w:val="24"/>
+          <w:szCs w:val="24"/>
+          <w:lang w:eastAsia="en-US"/>
+        </w:rPr>
+      </w:pPr>
+      <w:proofErr w:type="spellStart"/>
+      <w:r>
+        <w:rPr>
+          <w:rFonts w:ascii="Times New Roman" w:eastAsia="Times New Roman" w:hAnsi="Times New Roman" w:cs="Times New Roman"/>
+          <w:color w:val="auto"/>
+          <w:sz w:val="24"/>
+          <w:szCs w:val="24"/>
+          <w:lang w:eastAsia="en-US"/>
+        </w:rPr>
+        <w:lastRenderedPageBreak/>
+        <w:t>Router#show</w:t>
+      </w:r>
+      <w:proofErr w:type="spellEnd"/>
+      <w:r>
+        <w:rPr>
+          <w:rFonts w:ascii="Times New Roman" w:eastAsia="Times New Roman" w:hAnsi="Times New Roman" w:cs="Times New Roman"/>
+          <w:color w:val="auto"/>
+          <w:sz w:val="24"/>
+          <w:szCs w:val="24"/>
+          <w:lang w:eastAsia="en-US"/>
+        </w:rPr>
+        <w:t xml:space="preserve"> </w:t>
+      </w:r>
+      <w:proofErr w:type="spellStart"/>
+      <w:r>
+        <w:rPr>
+          <w:rFonts w:ascii="Times New Roman" w:eastAsia="Times New Roman" w:hAnsi="Times New Roman" w:cs="Times New Roman"/>
+          <w:color w:val="auto"/>
+          <w:sz w:val="24"/>
+          <w:szCs w:val="24"/>
+          <w:lang w:eastAsia="en-US"/>
+        </w:rPr>
+        <w:t>ip</w:t>
+      </w:r>
+      <w:proofErr w:type="spellEnd"/>
+      <w:r>
+        <w:rPr>
+          <w:rFonts w:ascii="Times New Roman" w:eastAsia="Times New Roman" w:hAnsi="Times New Roman" w:cs="Times New Roman"/>
+          <w:color w:val="auto"/>
+          <w:sz w:val="24"/>
+          <w:szCs w:val="24"/>
+          <w:lang w:eastAsia="en-US"/>
+        </w:rPr>
+        <w:t xml:space="preserve"> route</w:t>
+      </w:r>
+    </w:p>
+    <w:p>
+      <w:pPr>
+        <w:spacing w:after="0" w:line="240" w:lineRule="auto"/>
+        <w:rPr>
+          <w:rFonts w:ascii="Times New Roman" w:eastAsia="Times New Roman" w:hAnsi="Times New Roman" w:cs="Times New Roman"/>
+          <w:color w:val="auto"/>
+          <w:sz w:val="24"/>
+          <w:szCs w:val="24"/>
+          <w:lang w:eastAsia="en-US"/>
+        </w:rPr>
+      </w:pPr>
+      <w:r>
+        <w:rPr>
+          <w:rFonts w:ascii="Times New Roman" w:eastAsia="Times New Roman" w:hAnsi="Times New Roman" w:cs="Times New Roman"/>
+          <w:color w:val="auto"/>
+          <w:sz w:val="24"/>
+          <w:szCs w:val="24"/>
+          <w:lang w:eastAsia="en-US"/>
+        </w:rPr>
+        <w:t>Codes: L - local, C - connected, S - static, R - RIP, M - mobile, B - BGP</w:t>
+      </w:r>
+    </w:p>
+    <w:p>
+      <w:pPr>
+        <w:spacing w:after="0" w:line="240" w:lineRule="auto"/>
+        <w:rPr>
+          <w:rFonts w:ascii="Times New Roman" w:eastAsia="Times New Roman" w:hAnsi="Times New Roman" w:cs="Times New Roman"/>
+          <w:color w:val="auto"/>
+          <w:sz w:val="24"/>
+          <w:szCs w:val="24"/>
+          <w:lang w:eastAsia="en-US"/>
+        </w:rPr>
+      </w:pPr>
+      <w:r>
+        <w:rPr>
+          <w:rFonts w:ascii="Times New Roman" w:eastAsia="Times New Roman" w:hAnsi="Times New Roman" w:cs="Times New Roman"/>
+          <w:color w:val="auto"/>
+          <w:sz w:val="24"/>
+          <w:szCs w:val="24"/>
+          <w:lang w:eastAsia="en-US"/>
+        </w:rPr>
+        <w:t>D - EIGRP, EX - EIGRP external, O - OSPF, IA - OSPF inter area</w:t>
+      </w:r>
+    </w:p>
+    <w:p>
+      <w:pPr>
+        <w:spacing w:after="0" w:line="240" w:lineRule="auto"/>
+        <w:rPr>
+          <w:rFonts w:ascii="Times New Roman" w:eastAsia="Times New Roman" w:hAnsi="Times New Roman" w:cs="Times New Roman"/>
+          <w:color w:val="auto"/>
+          <w:sz w:val="24"/>
+          <w:szCs w:val="24"/>
+          <w:lang w:eastAsia="en-US"/>
+        </w:rPr>
+      </w:pPr>
+      <w:r>
+        <w:rPr>
+          <w:rFonts w:ascii="Times New Roman" w:eastAsia="Times New Roman" w:hAnsi="Times New Roman" w:cs="Times New Roman"/>
+          <w:color w:val="auto"/>
+          <w:sz w:val="24"/>
+          <w:szCs w:val="24"/>
+          <w:lang w:eastAsia="en-US"/>
+        </w:rPr>
+        <w:t>N1 - OSPF NSSA external type 1, N2 - OSPF NSSA external type 2</w:t>
+      </w:r>
+    </w:p>
+    <w:p>
+      <w:pPr>
+        <w:spacing w:after="0" w:line="240" w:lineRule="auto"/>
+        <w:rPr>
+          <w:rFonts w:ascii="Times New Roman" w:eastAsia="Times New Roman" w:hAnsi="Times New Roman" w:cs="Times New Roman"/>
+          <w:color w:val="auto"/>
+          <w:sz w:val="24"/>
+          <w:szCs w:val="24"/>
+          <w:lang w:eastAsia="en-US"/>
+        </w:rPr>
+      </w:pPr>
+      <w:r>
+        <w:rPr>
+          <w:rFonts w:ascii="Times New Roman" w:eastAsia="Times New Roman" w:hAnsi="Times New Roman" w:cs="Times New Roman"/>
+          <w:color w:val="auto"/>
+          <w:sz w:val="24"/>
+          <w:szCs w:val="24"/>
+          <w:lang w:eastAsia="en-US"/>
+        </w:rPr>
+        <w:t>E1 - OSPF external type 1, E2 - OSPF external type 2, E - EGP</w:t>
+      </w:r>
+    </w:p>
+    <w:p>
+      <w:pPr>
+        <w:spacing w:after="0" w:line="240" w:lineRule="auto"/>
+        <w:rPr>
+          <w:rFonts w:ascii="Times New Roman" w:eastAsia="Times New Roman" w:hAnsi="Times New Roman" w:cs="Times New Roman"/>
+          <w:color w:val="auto"/>
+          <w:sz w:val="24"/>
+          <w:szCs w:val="24"/>
+          <w:lang w:eastAsia="en-US"/>
+        </w:rPr>
+      </w:pPr>
+      <w:proofErr w:type="spellStart"/>
+      <w:r>
+        <w:rPr>
+          <w:rFonts w:ascii="Times New Roman" w:eastAsia="Times New Roman" w:hAnsi="Times New Roman" w:cs="Times New Roman"/>
+          <w:color w:val="auto"/>
+          <w:sz w:val="24"/>
+          <w:szCs w:val="24"/>
+          <w:lang w:eastAsia="en-US"/>
+        </w:rPr>
+        <w:t>i</w:t>
+      </w:r>
+      <w:proofErr w:type="spellEnd"/>
+      <w:r>
+        <w:rPr>
+          <w:rFonts w:ascii="Times New Roman" w:eastAsia="Times New Roman" w:hAnsi="Times New Roman" w:cs="Times New Roman"/>
+          <w:color w:val="auto"/>
+          <w:sz w:val="24"/>
+          <w:szCs w:val="24"/>
+          <w:lang w:eastAsia="en-US"/>
+        </w:rPr>
+        <w:t xml:space="preserve"> - IS-IS, L1 - IS-IS level-1, L2 - IS-IS level-2, </w:t>
+      </w:r>
+      <w:proofErr w:type="spellStart"/>
+      <w:r>
+        <w:rPr>
+          <w:rFonts w:ascii="Times New Roman" w:eastAsia="Times New Roman" w:hAnsi="Times New Roman" w:cs="Times New Roman"/>
+          <w:color w:val="auto"/>
+          <w:sz w:val="24"/>
+          <w:szCs w:val="24"/>
+          <w:lang w:eastAsia="en-US"/>
+        </w:rPr>
+        <w:t>ia</w:t>
+      </w:r>
+      <w:proofErr w:type="spellEnd"/>
+      <w:r>
+        <w:rPr>
+          <w:rFonts w:ascii="Times New Roman" w:eastAsia="Times New Roman" w:hAnsi="Times New Roman" w:cs="Times New Roman"/>
+          <w:color w:val="auto"/>
+          <w:sz w:val="24"/>
+          <w:szCs w:val="24"/>
+          <w:lang w:eastAsia="en-US"/>
+        </w:rPr>
+        <w:t xml:space="preserve"> - IS-IS inter area</w:t>
+      </w:r>
+    </w:p>
+    <w:p>
+      <w:pPr>
+        <w:spacing w:after="0" w:line="240" w:lineRule="auto"/>
+        <w:rPr>
+          <w:rFonts w:ascii="Times New Roman" w:eastAsia="Times New Roman" w:hAnsi="Times New Roman" w:cs="Times New Roman"/>
+          <w:color w:val="auto"/>
+          <w:sz w:val="24"/>
+          <w:szCs w:val="24"/>
+          <w:lang w:eastAsia="en-US"/>
+        </w:rPr>
+      </w:pPr>
+      <w:r>
+        <w:rPr>
+          <w:rFonts w:ascii="Times New Roman" w:eastAsia="Times New Roman" w:hAnsi="Times New Roman" w:cs="Times New Roman"/>
+          <w:color w:val="auto"/>
+          <w:sz w:val="24"/>
+          <w:szCs w:val="24"/>
+          <w:lang w:eastAsia="en-US"/>
+        </w:rPr>
+        <w:t>* - candidate default, U - per-user static route, o - ODR</w:t>
+      </w:r>
+    </w:p>
+    <w:p>
+      <w:pPr>
+        <w:spacing w:after="0" w:line="240" w:lineRule="auto"/>
+        <w:rPr>
+          <w:rFonts w:ascii="Times New Roman" w:eastAsia="Times New Roman" w:hAnsi="Times New Roman" w:cs="Times New Roman"/>
+          <w:color w:val="auto"/>
+          <w:sz w:val="24"/>
+          <w:szCs w:val="24"/>
+          <w:lang w:eastAsia="en-US"/>
+        </w:rPr>
+      </w:pPr>
+      <w:r>
+        <w:rPr>
+          <w:rFonts w:ascii="Times New Roman" w:eastAsia="Times New Roman" w:hAnsi="Times New Roman" w:cs="Times New Roman"/>
+          <w:color w:val="auto"/>
+          <w:sz w:val="24"/>
+          <w:szCs w:val="24"/>
+          <w:lang w:eastAsia="en-US"/>
+        </w:rPr>
+        <w:t>P - periodic downloaded static route</w:t>
+      </w:r>
+    </w:p>
+    <w:p>
+      <w:pPr>
+        <w:spacing w:after="0" w:line="240" w:lineRule="auto"/>
+        <w:rPr>
+          <w:rFonts w:ascii="Times New Roman" w:eastAsia="Times New Roman" w:hAnsi="Times New Roman" w:cs="Times New Roman"/>
+          <w:color w:val="auto"/>
+          <w:sz w:val="24"/>
+          <w:szCs w:val="24"/>
+          <w:lang w:eastAsia="en-US"/>
+        </w:rPr>
+      </w:pPr>
+    </w:p>
+    <w:p>
+      <w:pPr>
+        <w:spacing w:after="0" w:line="240" w:lineRule="auto"/>
+        <w:rPr>
+          <w:rFonts w:ascii="Times New Roman" w:eastAsia="Times New Roman" w:hAnsi="Times New Roman" w:cs="Times New Roman"/>
+          <w:color w:val="auto"/>
+          <w:sz w:val="24"/>
+          <w:szCs w:val="24"/>
+          <w:lang w:eastAsia="en-US"/>
+        </w:rPr>
+      </w:pPr>
+      <w:r>
+        <w:rPr>
+          <w:rFonts w:ascii="Times New Roman" w:eastAsia="Times New Roman" w:hAnsi="Times New Roman" w:cs="Times New Roman"/>
+          <w:color w:val="auto"/>
+          <w:sz w:val="24"/>
+          <w:szCs w:val="24"/>
+          <w:lang w:eastAsia="en-US"/>
+        </w:rPr>
+        <w:t>Gateway of last resort is not set</w:t>
+      </w:r>
+    </w:p>
+    <w:p>
+      <w:pPr>
+        <w:spacing w:after="0" w:line="240" w:lineRule="auto"/>
+        <w:rPr>
+          <w:rFonts w:ascii="Times New Roman" w:eastAsia="Times New Roman" w:hAnsi="Times New Roman" w:cs="Times New Roman"/>
+          <w:color w:val="auto"/>
+          <w:sz w:val="24"/>
+          <w:szCs w:val="24"/>
+          <w:lang w:eastAsia="en-US"/>
+        </w:rPr>
+      </w:pPr>
+    </w:p>
+    <w:p>
+      <w:pPr>
+        <w:spacing w:after="0" w:line="240" w:lineRule="auto"/>
+        <w:rPr>
+          <w:rFonts w:ascii="Times New Roman" w:eastAsia="Times New Roman" w:hAnsi="Times New Roman" w:cs="Times New Roman"/>
+          <w:color w:val="auto"/>
+          <w:sz w:val="24"/>
+          <w:szCs w:val="24"/>
+          <w:lang w:eastAsia="en-US"/>
+        </w:rPr>
+      </w:pPr>
+      <w:r>
+        <w:rPr>
+          <w:rFonts w:ascii="Times New Roman" w:eastAsia="Times New Roman" w:hAnsi="Times New Roman" w:cs="Times New Roman"/>
+          <w:color w:val="auto"/>
+          <w:sz w:val="24"/>
+          <w:szCs w:val="24"/>
+          <w:lang w:eastAsia="en-US"/>
+        </w:rPr>
+        <w:t xml:space="preserve">10.0.0.0/8 is variably </w:t>
+      </w:r>
+      <w:proofErr w:type="spellStart"/>
+      <w:r>
+        <w:rPr>
+          <w:rFonts w:ascii="Times New Roman" w:eastAsia="Times New Roman" w:hAnsi="Times New Roman" w:cs="Times New Roman"/>
+          <w:color w:val="auto"/>
+          <w:sz w:val="24"/>
+          <w:szCs w:val="24"/>
+          <w:lang w:eastAsia="en-US"/>
+        </w:rPr>
+        <w:t>subnetted</w:t>
+      </w:r>
+      <w:proofErr w:type="spellEnd"/>
+      <w:r>
+        <w:rPr>
+          <w:rFonts w:ascii="Times New Roman" w:eastAsia="Times New Roman" w:hAnsi="Times New Roman" w:cs="Times New Roman"/>
+          <w:color w:val="auto"/>
+          <w:sz w:val="24"/>
+          <w:szCs w:val="24"/>
+          <w:lang w:eastAsia="en-US"/>
+        </w:rPr>
+        <w:t>, 2 subnets, 2 masks</w:t>
+      </w:r>
+    </w:p>
+    <w:p>
+      <w:pPr>
+        <w:spacing w:after="0" w:line="240" w:lineRule="auto"/>
+        <w:rPr>
+          <w:rFonts w:ascii="Times New Roman" w:eastAsia="Times New Roman" w:hAnsi="Times New Roman" w:cs="Times New Roman"/>
+          <w:color w:val="auto"/>
+          <w:sz w:val="24"/>
+          <w:szCs w:val="24"/>
+          <w:lang w:eastAsia="en-US"/>
+        </w:rPr>
+      </w:pPr>
+      <w:r>
+        <w:rPr>
+          <w:rFonts w:ascii="Times New Roman" w:eastAsia="Times New Roman" w:hAnsi="Times New Roman" w:cs="Times New Roman"/>
+          <w:color w:val="auto"/>
+          <w:sz w:val="24"/>
+          <w:szCs w:val="24"/>
+          <w:lang w:eastAsia="en-US"/>
+        </w:rPr>
+        <w:t>C 10.10.10.0/30 is directly connected, Serial0/3/0</w:t>
+      </w:r>
+    </w:p>
+    <w:p>
+      <w:pPr>
+        <w:spacing w:after="0" w:line="240" w:lineRule="auto"/>
+        <w:rPr>
+          <w:rFonts w:ascii="Times New Roman" w:eastAsia="Times New Roman" w:hAnsi="Times New Roman" w:cs="Times New Roman"/>
+          <w:color w:val="auto"/>
+          <w:sz w:val="24"/>
+          <w:szCs w:val="24"/>
+          <w:lang w:eastAsia="en-US"/>
+        </w:rPr>
+      </w:pPr>
+      <w:r>
+        <w:rPr>
+          <w:rFonts w:ascii="Times New Roman" w:eastAsia="Times New Roman" w:hAnsi="Times New Roman" w:cs="Times New Roman"/>
+          <w:color w:val="auto"/>
+          <w:sz w:val="24"/>
+          <w:szCs w:val="24"/>
+          <w:lang w:eastAsia="en-US"/>
+        </w:rPr>
+        <w:t>L 10.10.10.2/32 is directly connected, Serial0/3/0</w:t>
+      </w:r>
+    </w:p>
+    <w:p>
+      <w:pPr>
+        <w:spacing w:after="0" w:line="240" w:lineRule="auto"/>
+        <w:rPr>
+          <w:rFonts w:ascii="Times New Roman" w:eastAsia="Times New Roman" w:hAnsi="Times New Roman" w:cs="Times New Roman"/>
+          <w:color w:val="auto"/>
+          <w:sz w:val="24"/>
+          <w:szCs w:val="24"/>
+          <w:lang w:eastAsia="en-US"/>
+        </w:rPr>
+      </w:pPr>
+      <w:r>
+        <w:rPr>
+          <w:rFonts w:ascii="Times New Roman" w:eastAsia="Times New Roman" w:hAnsi="Times New Roman" w:cs="Times New Roman"/>
+          <w:color w:val="auto"/>
+          <w:sz w:val="24"/>
+          <w:szCs w:val="24"/>
+          <w:lang w:eastAsia="en-US"/>
+        </w:rPr>
+        <w:t xml:space="preserve">172.16.0.0/16 is variably </w:t>
+      </w:r>
+      <w:proofErr w:type="spellStart"/>
+      <w:r>
+        <w:rPr>
+          <w:rFonts w:ascii="Times New Roman" w:eastAsia="Times New Roman" w:hAnsi="Times New Roman" w:cs="Times New Roman"/>
+          <w:color w:val="auto"/>
+          <w:sz w:val="24"/>
+          <w:szCs w:val="24"/>
+          <w:lang w:eastAsia="en-US"/>
+        </w:rPr>
+        <w:t>subnetted</w:t>
+      </w:r>
+      <w:proofErr w:type="spellEnd"/>
+      <w:r>
+        <w:rPr>
+          <w:rFonts w:ascii="Times New Roman" w:eastAsia="Times New Roman" w:hAnsi="Times New Roman" w:cs="Times New Roman"/>
+          <w:color w:val="auto"/>
+          <w:sz w:val="24"/>
+          <w:szCs w:val="24"/>
+          <w:lang w:eastAsia="en-US"/>
+        </w:rPr>
+        <w:t>, 6 subnets, 2 masks</w:t>
+      </w:r>
+    </w:p>
+    <w:p>
+      <w:pPr>
+        <w:spacing w:after="0" w:line="240" w:lineRule="auto"/>
+        <w:rPr>
+          <w:rFonts w:ascii="Times New Roman" w:eastAsia="Times New Roman" w:hAnsi="Times New Roman" w:cs="Times New Roman"/>
+          <w:color w:val="auto"/>
+          <w:sz w:val="24"/>
+          <w:szCs w:val="24"/>
+          <w:lang w:eastAsia="en-US"/>
+        </w:rPr>
+      </w:pPr>
+      <w:r>
+        <w:rPr>
+          <w:rFonts w:ascii="Times New Roman" w:eastAsia="Times New Roman" w:hAnsi="Times New Roman" w:cs="Times New Roman"/>
+          <w:color w:val="auto"/>
+          <w:sz w:val="24"/>
+          <w:szCs w:val="24"/>
+          <w:lang w:eastAsia="en-US"/>
+        </w:rPr>
+        <w:t>S 172.16.10.0/24 [1/0] via 10.10.10.1</w:t>
+      </w:r>
+    </w:p>
+    <w:p>
+      <w:pPr>
+        <w:spacing w:after="0" w:line="240" w:lineRule="auto"/>
+        <w:rPr>
+          <w:rFonts w:ascii="Times New Roman" w:eastAsia="Times New Roman" w:hAnsi="Times New Roman" w:cs="Times New Roman"/>
+          <w:color w:val="auto"/>
+          <w:sz w:val="24"/>
+          <w:szCs w:val="24"/>
+          <w:lang w:eastAsia="en-US"/>
+        </w:rPr>
+      </w:pPr>
+      <w:r>
+        <w:rPr>
+          <w:rFonts w:ascii="Times New Roman" w:eastAsia="Times New Roman" w:hAnsi="Times New Roman" w:cs="Times New Roman"/>
+          <w:color w:val="auto"/>
+          <w:sz w:val="24"/>
+          <w:szCs w:val="24"/>
+          <w:lang w:eastAsia="en-US"/>
+        </w:rPr>
+        <w:t>S 172.16.20.0/24 [1/0] via 10.10.10.1</w:t>
+      </w:r>
+    </w:p>
+    <w:p>
+      <w:pPr>
+        <w:spacing w:after="0" w:line="240" w:lineRule="auto"/>
+        <w:rPr>
+          <w:rFonts w:ascii="Times New Roman" w:eastAsia="Times New Roman" w:hAnsi="Times New Roman" w:cs="Times New Roman"/>
+          <w:color w:val="auto"/>
+          <w:sz w:val="24"/>
+          <w:szCs w:val="24"/>
+          <w:lang w:eastAsia="en-US"/>
+        </w:rPr>
+      </w:pPr>
+      <w:r>
+        <w:rPr>
+          <w:rFonts w:ascii="Times New Roman" w:eastAsia="Times New Roman" w:hAnsi="Times New Roman" w:cs="Times New Roman"/>
+          <w:color w:val="auto"/>
+          <w:sz w:val="24"/>
+          <w:szCs w:val="24"/>
+          <w:lang w:eastAsia="en-US"/>
+        </w:rPr>
+        <w:t>C 172.16.30.0/24 is directly connected, GigabitEthernet0/0</w:t>
+      </w:r>
+    </w:p>
+    <w:p>
+      <w:pPr>
+        <w:spacing w:after="0" w:line="240" w:lineRule="auto"/>
+        <w:rPr>
+          <w:rFonts w:ascii="Times New Roman" w:eastAsia="Times New Roman" w:hAnsi="Times New Roman" w:cs="Times New Roman"/>
+          <w:color w:val="auto"/>
+          <w:sz w:val="24"/>
+          <w:szCs w:val="24"/>
+          <w:lang w:eastAsia="en-US"/>
+        </w:rPr>
+      </w:pPr>
+      <w:r>
+        <w:rPr>
+          <w:rFonts w:ascii="Times New Roman" w:eastAsia="Times New Roman" w:hAnsi="Times New Roman" w:cs="Times New Roman"/>
+          <w:color w:val="auto"/>
+          <w:sz w:val="24"/>
+          <w:szCs w:val="24"/>
+          <w:lang w:eastAsia="en-US"/>
+        </w:rPr>
+        <w:t>L 172.16.30.1/32 is directly connected, GigabitEthernet0/0</w:t>
+      </w:r>
+    </w:p>
+    <w:p>
+      <w:pPr>
+        <w:spacing w:after="0" w:line="240" w:lineRule="auto"/>
+        <w:rPr>
+          <w:rFonts w:ascii="Times New Roman" w:eastAsia="Times New Roman" w:hAnsi="Times New Roman" w:cs="Times New Roman"/>
+          <w:color w:val="auto"/>
+          <w:sz w:val="24"/>
+          <w:szCs w:val="24"/>
+          <w:lang w:eastAsia="en-US"/>
+        </w:rPr>
+      </w:pPr>
+      <w:r>
+        <w:rPr>
+          <w:rFonts w:ascii="Times New Roman" w:eastAsia="Times New Roman" w:hAnsi="Times New Roman" w:cs="Times New Roman"/>
+          <w:color w:val="auto"/>
+          <w:sz w:val="24"/>
+          <w:szCs w:val="24"/>
+          <w:lang w:eastAsia="en-US"/>
+        </w:rPr>
+        <w:t>C 172.16.40.0/24 is directly connected, GigabitEthernet0/1</w:t>
+      </w:r>
+    </w:p>
+    <w:p>
+      <w:pPr>
+        <w:spacing w:after="0" w:line="240" w:lineRule="auto"/>
+        <w:rPr>
+          <w:rFonts w:ascii="Times New Roman" w:eastAsia="Times New Roman" w:hAnsi="Times New Roman" w:cs="Times New Roman"/>
+          <w:color w:val="auto"/>
+          <w:sz w:val="24"/>
+          <w:szCs w:val="24"/>
+          <w:lang w:eastAsia="en-US"/>
+        </w:rPr>
+      </w:pPr>
+      <w:r>
+        <w:rPr>
+          <w:rFonts w:ascii="Times New Roman" w:eastAsia="Times New Roman" w:hAnsi="Times New Roman" w:cs="Times New Roman"/>
+          <w:color w:val="auto"/>
+          <w:sz w:val="24"/>
+          <w:szCs w:val="24"/>
+          <w:lang w:eastAsia="en-US"/>
+        </w:rPr>
+        <w:t>L 172.16.40.1/32 is directly connected, GigabitEthernet0/1</w:t>
+      </w:r>
+    </w:p>
+    <w:p>
+      <w:pPr>
+        <w:spacing w:after="0" w:line="240" w:lineRule="auto"/>
+        <w:rPr>
+          <w:rFonts w:ascii="Times New Roman" w:eastAsia="Times New Roman" w:hAnsi="Times New Roman" w:cs="Times New Roman"/>
+          <w:color w:val="auto"/>
+          <w:sz w:val="24"/>
+          <w:szCs w:val="24"/>
+          <w:lang w:eastAsia="en-US"/>
+        </w:rPr>
+      </w:pPr>
+    </w:p>
+    <w:p>
+      <w:pPr>
+        <w:rPr>
+          <w:rFonts w:ascii="Times New Roman" w:eastAsia="Times New Roman" w:hAnsi="Times New Roman" w:cs="Times New Roman"/>
+          <w:color w:val="auto"/>
+          <w:sz w:val="24"/>
+          <w:szCs w:val="24"/>
+          <w:rtl/>
+          <w:lang w:eastAsia="en-US"/>
+        </w:rPr>
+      </w:pPr>
+      <w:r>
+        <w:rPr>
+          <w:rFonts w:ascii="Times New Roman" w:eastAsia="Times New Roman" w:hAnsi="Times New Roman" w:cs="Times New Roman"/>
+          <w:color w:val="auto"/>
+          <w:sz w:val="24"/>
+          <w:szCs w:val="24"/>
+          <w:lang w:eastAsia="en-US"/>
+        </w:rPr>
+        <w:t>Router#</w:t>
+      </w:r>
+    </w:p>
+    <w:p>
+      <w:pPr>
         <w:rPr>
           <w:rFonts w:ascii="Times New Roman" w:eastAsia="Times New Roman" w:hAnsi="Times New Roman" w:cs="Times New Roman"/>
           <w:sz w:val="24"/>
@@ -6183,10 +13282,10 @@
       </w:pPr>
     </w:p>
     <w:sectPr>
-      <w:headerReference w:type="default" r:id="rId22"/>
-      <w:footerReference w:type="even" r:id="rId23"/>
-      <w:footerReference w:type="default" r:id="rId24"/>
-      <w:footerReference w:type="first" r:id="rId25"/>
+      <w:headerReference w:type="default" r:id="rId30"/>
+      <w:footerReference w:type="even" r:id="rId31"/>
+      <w:footerReference w:type="default" r:id="rId32"/>
+      <w:footerReference w:type="first" r:id="rId33"/>
       <w:pgSz w:w="12240" w:h="15840" w:code="1"/>
       <w:pgMar w:top="1080" w:right="720" w:bottom="2160" w:left="3096" w:header="1080" w:footer="720" w:gutter="0"/>
       <w:pgNumType w:start="1"/>
@@ -6254,7 +13353,7 @@
               <wp:docPr id="1507283666" name="Text Box 2" descr="Restricted - مقيد ">
                 <a:extLst xmlns:a="http://schemas.openxmlformats.org/drawingml/2006/main">
                   <a:ext uri="{5AE41FA2-C0FF-4470-9BD4-5FADCA87CBE2}">
-                    <aclsh:classification xmlns:aclsh="http://schemas.microsoft.com/office/drawing/2020/classificationShape" xmlns:w16sdtfl="http://schemas.microsoft.com/office/word/2024/wordml/sdtformatlock" xmlns:w16sdtdh="http://schemas.microsoft.com/office/word/2020/wordml/sdtdatahash" xmlns:w16du="http://schemas.microsoft.com/office/word/2023/wordml/word16du" xmlns:w16="http://schemas.microsoft.com/office/word/2018/wordml" xmlns:w16cid="http://schemas.microsoft.com/office/word/2016/wordml/cid" xmlns:w16cex="http://schemas.microsoft.com/office/word/2018/wordml/cex" xmlns:w="http://schemas.openxmlformats.org/wordprocessingml/2006/main" xmlns:w10="urn:schemas-microsoft-com:office:word" xmlns:v="urn:schemas-microsoft-com:vml" xmlns:oel="http://schemas.microsoft.com/office/2019/extlst" xmlns:o="urn:schemas-microsoft-com:office:office" xmlns:am3d="http://schemas.microsoft.com/office/drawing/2017/model3d" xmlns:aink="http://schemas.microsoft.com/office/drawing/2016/ink" xmlns:cx8="http://schemas.microsoft.com/office/drawing/2016/5/14/chartex" xmlns:cx7="http://schemas.microsoft.com/office/drawing/2016/5/13/chartex" xmlns:cx6="http://schemas.microsoft.com/office/drawing/2016/5/12/chartex" xmlns:cx5="http://schemas.microsoft.com/office/drawing/2016/5/11/chartex" xmlns:cx4="http://schemas.microsoft.com/office/drawing/2016/5/10/chartex" xmlns:cx3="http://schemas.microsoft.com/office/drawing/2016/5/9/chartex" xmlns:cx2="http://schemas.microsoft.com/office/drawing/2015/10/21/chartex" xmlns:cx1="http://schemas.microsoft.com/office/drawing/2015/9/8/chartex" xmlns="" classificationOutcomeType="ftr"/>
+                    <aclsh:classification xmlns="" xmlns:cx1="http://schemas.microsoft.com/office/drawing/2015/9/8/chartex" xmlns:cx2="http://schemas.microsoft.com/office/drawing/2015/10/21/chartex" xmlns:cx3="http://schemas.microsoft.com/office/drawing/2016/5/9/chartex" xmlns:cx4="http://schemas.microsoft.com/office/drawing/2016/5/10/chartex" xmlns:cx5="http://schemas.microsoft.com/office/drawing/2016/5/11/chartex" xmlns:cx6="http://schemas.microsoft.com/office/drawing/2016/5/12/chartex" xmlns:cx7="http://schemas.microsoft.com/office/drawing/2016/5/13/chartex" xmlns:cx8="http://schemas.microsoft.com/office/drawing/2016/5/14/chartex" xmlns:aink="http://schemas.microsoft.com/office/drawing/2016/ink" xmlns:am3d="http://schemas.microsoft.com/office/drawing/2017/model3d" xmlns:o="urn:schemas-microsoft-com:office:office" xmlns:oel="http://schemas.microsoft.com/office/2019/extlst" xmlns:v="urn:schemas-microsoft-com:vml" xmlns:w10="urn:schemas-microsoft-com:office:word" xmlns:w="http://schemas.openxmlformats.org/wordprocessingml/2006/main" xmlns:w16cex="http://schemas.microsoft.com/office/word/2018/wordml/cex" xmlns:w16cid="http://schemas.microsoft.com/office/word/2016/wordml/cid" xmlns:w16="http://schemas.microsoft.com/office/word/2018/wordml" xmlns:w16du="http://schemas.microsoft.com/office/word/2023/wordml/word16du" xmlns:w16sdtdh="http://schemas.microsoft.com/office/word/2020/wordml/sdtdatahash" xmlns:w16sdtfl="http://schemas.microsoft.com/office/word/2024/wordml/sdtformatlock" xmlns:aclsh="http://schemas.microsoft.com/office/drawing/2020/classificationShape" classificationOutcomeType="ftr"/>
                   </a:ext>
                 </a:extLst>
               </wp:docPr>
@@ -6328,7 +13427,7 @@
             </wp:anchor>
           </w:drawing>
         </mc:Choice>
-        <mc:Fallback xmlns:w16sdtfl="http://schemas.microsoft.com/office/word/2024/wordml/sdtformatlock" xmlns:w16sdtdh="http://schemas.microsoft.com/office/word/2020/wordml/sdtdatahash" xmlns:w16du="http://schemas.microsoft.com/office/word/2023/wordml/word16du" xmlns:w16="http://schemas.microsoft.com/office/word/2018/wordml" xmlns:w16cid="http://schemas.microsoft.com/office/word/2016/wordml/cid" xmlns:w16cex="http://schemas.microsoft.com/office/word/2018/wordml/cex" xmlns:oel="http://schemas.microsoft.com/office/2019/extlst" xmlns:am3d="http://schemas.microsoft.com/office/drawing/2017/model3d" xmlns:aink="http://schemas.microsoft.com/office/drawing/2016/ink" xmlns:cx8="http://schemas.microsoft.com/office/drawing/2016/5/14/chartex" xmlns:cx7="http://schemas.microsoft.com/office/drawing/2016/5/13/chartex" xmlns:cx6="http://schemas.microsoft.com/office/drawing/2016/5/12/chartex" xmlns:cx5="http://schemas.microsoft.com/office/drawing/2016/5/11/chartex" xmlns:cx4="http://schemas.microsoft.com/office/drawing/2016/5/10/chartex" xmlns:cx3="http://schemas.microsoft.com/office/drawing/2016/5/9/chartex" xmlns:cx2="http://schemas.microsoft.com/office/drawing/2015/10/21/chartex" xmlns:cx1="http://schemas.microsoft.com/office/drawing/2015/9/8/chartex">
+        <mc:Fallback xmlns:cx1="http://schemas.microsoft.com/office/drawing/2015/9/8/chartex" xmlns:cx2="http://schemas.microsoft.com/office/drawing/2015/10/21/chartex" xmlns:cx3="http://schemas.microsoft.com/office/drawing/2016/5/9/chartex" xmlns:cx4="http://schemas.microsoft.com/office/drawing/2016/5/10/chartex" xmlns:cx5="http://schemas.microsoft.com/office/drawing/2016/5/11/chartex" xmlns:cx6="http://schemas.microsoft.com/office/drawing/2016/5/12/chartex" xmlns:cx7="http://schemas.microsoft.com/office/drawing/2016/5/13/chartex" xmlns:cx8="http://schemas.microsoft.com/office/drawing/2016/5/14/chartex" xmlns:aink="http://schemas.microsoft.com/office/drawing/2016/ink" xmlns:am3d="http://schemas.microsoft.com/office/drawing/2017/model3d" xmlns:oel="http://schemas.microsoft.com/office/2019/extlst" xmlns:w16cex="http://schemas.microsoft.com/office/word/2018/wordml/cex" xmlns:w16cid="http://schemas.microsoft.com/office/word/2016/wordml/cid" xmlns:w16="http://schemas.microsoft.com/office/word/2018/wordml" xmlns:w16du="http://schemas.microsoft.com/office/word/2023/wordml/word16du" xmlns:w16sdtdh="http://schemas.microsoft.com/office/word/2020/wordml/sdtdatahash" xmlns:w16sdtfl="http://schemas.microsoft.com/office/word/2024/wordml/sdtformatlock">
           <w:pict>
             <v:shapetype w14:anchorId="2CC029BF" id="_x0000_t202" coordsize="21600,21600" o:spt="202" path="m,l,21600r21600,l21600,xe">
               <v:stroke joinstyle="miter"/>
@@ -6412,7 +13511,7 @@
               <wp:docPr id="1528044767" name="Text Box 3" descr="Restricted - مقيد ">
                 <a:extLst xmlns:a="http://schemas.openxmlformats.org/drawingml/2006/main">
                   <a:ext uri="{5AE41FA2-C0FF-4470-9BD4-5FADCA87CBE2}">
-                    <aclsh:classification xmlns:aclsh="http://schemas.microsoft.com/office/drawing/2020/classificationShape" xmlns:w16sdtfl="http://schemas.microsoft.com/office/word/2024/wordml/sdtformatlock" xmlns:w16sdtdh="http://schemas.microsoft.com/office/word/2020/wordml/sdtdatahash" xmlns:w16du="http://schemas.microsoft.com/office/word/2023/wordml/word16du" xmlns:w16="http://schemas.microsoft.com/office/word/2018/wordml" xmlns:w16cid="http://schemas.microsoft.com/office/word/2016/wordml/cid" xmlns:w16cex="http://schemas.microsoft.com/office/word/2018/wordml/cex" xmlns:w="http://schemas.openxmlformats.org/wordprocessingml/2006/main" xmlns:w10="urn:schemas-microsoft-com:office:word" xmlns:v="urn:schemas-microsoft-com:vml" xmlns:oel="http://schemas.microsoft.com/office/2019/extlst" xmlns:o="urn:schemas-microsoft-com:office:office" xmlns:am3d="http://schemas.microsoft.com/office/drawing/2017/model3d" xmlns:aink="http://schemas.microsoft.com/office/drawing/2016/ink" xmlns:cx8="http://schemas.microsoft.com/office/drawing/2016/5/14/chartex" xmlns:cx7="http://schemas.microsoft.com/office/drawing/2016/5/13/chartex" xmlns:cx6="http://schemas.microsoft.com/office/drawing/2016/5/12/chartex" xmlns:cx5="http://schemas.microsoft.com/office/drawing/2016/5/11/chartex" xmlns:cx4="http://schemas.microsoft.com/office/drawing/2016/5/10/chartex" xmlns:cx3="http://schemas.microsoft.com/office/drawing/2016/5/9/chartex" xmlns:cx2="http://schemas.microsoft.com/office/drawing/2015/10/21/chartex" xmlns:cx1="http://schemas.microsoft.com/office/drawing/2015/9/8/chartex" xmlns="" classificationOutcomeType="ftr"/>
+                    <aclsh:classification xmlns="" xmlns:cx1="http://schemas.microsoft.com/office/drawing/2015/9/8/chartex" xmlns:cx2="http://schemas.microsoft.com/office/drawing/2015/10/21/chartex" xmlns:cx3="http://schemas.microsoft.com/office/drawing/2016/5/9/chartex" xmlns:cx4="http://schemas.microsoft.com/office/drawing/2016/5/10/chartex" xmlns:cx5="http://schemas.microsoft.com/office/drawing/2016/5/11/chartex" xmlns:cx6="http://schemas.microsoft.com/office/drawing/2016/5/12/chartex" xmlns:cx7="http://schemas.microsoft.com/office/drawing/2016/5/13/chartex" xmlns:cx8="http://schemas.microsoft.com/office/drawing/2016/5/14/chartex" xmlns:aink="http://schemas.microsoft.com/office/drawing/2016/ink" xmlns:am3d="http://schemas.microsoft.com/office/drawing/2017/model3d" xmlns:o="urn:schemas-microsoft-com:office:office" xmlns:oel="http://schemas.microsoft.com/office/2019/extlst" xmlns:v="urn:schemas-microsoft-com:vml" xmlns:w10="urn:schemas-microsoft-com:office:word" xmlns:w="http://schemas.openxmlformats.org/wordprocessingml/2006/main" xmlns:w16cex="http://schemas.microsoft.com/office/word/2018/wordml/cex" xmlns:w16cid="http://schemas.microsoft.com/office/word/2016/wordml/cid" xmlns:w16="http://schemas.microsoft.com/office/word/2018/wordml" xmlns:w16du="http://schemas.microsoft.com/office/word/2023/wordml/word16du" xmlns:w16sdtdh="http://schemas.microsoft.com/office/word/2020/wordml/sdtdatahash" xmlns:w16sdtfl="http://schemas.microsoft.com/office/word/2024/wordml/sdtformatlock" xmlns:aclsh="http://schemas.microsoft.com/office/drawing/2020/classificationShape" classificationOutcomeType="ftr"/>
                   </a:ext>
                 </a:extLst>
               </wp:docPr>
@@ -6486,7 +13585,7 @@
             </wp:anchor>
           </w:drawing>
         </mc:Choice>
-        <mc:Fallback xmlns:w16sdtfl="http://schemas.microsoft.com/office/word/2024/wordml/sdtformatlock" xmlns:w16sdtdh="http://schemas.microsoft.com/office/word/2020/wordml/sdtdatahash" xmlns:w16du="http://schemas.microsoft.com/office/word/2023/wordml/word16du" xmlns:w16="http://schemas.microsoft.com/office/word/2018/wordml" xmlns:w16cid="http://schemas.microsoft.com/office/word/2016/wordml/cid" xmlns:w16cex="http://schemas.microsoft.com/office/word/2018/wordml/cex" xmlns:oel="http://schemas.microsoft.com/office/2019/extlst" xmlns:am3d="http://schemas.microsoft.com/office/drawing/2017/model3d" xmlns:aink="http://schemas.microsoft.com/office/drawing/2016/ink" xmlns:cx8="http://schemas.microsoft.com/office/drawing/2016/5/14/chartex" xmlns:cx7="http://schemas.microsoft.com/office/drawing/2016/5/13/chartex" xmlns:cx6="http://schemas.microsoft.com/office/drawing/2016/5/12/chartex" xmlns:cx5="http://schemas.microsoft.com/office/drawing/2016/5/11/chartex" xmlns:cx4="http://schemas.microsoft.com/office/drawing/2016/5/10/chartex" xmlns:cx3="http://schemas.microsoft.com/office/drawing/2016/5/9/chartex" xmlns:cx2="http://schemas.microsoft.com/office/drawing/2015/10/21/chartex" xmlns:cx1="http://schemas.microsoft.com/office/drawing/2015/9/8/chartex">
+        <mc:Fallback xmlns:cx1="http://schemas.microsoft.com/office/drawing/2015/9/8/chartex" xmlns:cx2="http://schemas.microsoft.com/office/drawing/2015/10/21/chartex" xmlns:cx3="http://schemas.microsoft.com/office/drawing/2016/5/9/chartex" xmlns:cx4="http://schemas.microsoft.com/office/drawing/2016/5/10/chartex" xmlns:cx5="http://schemas.microsoft.com/office/drawing/2016/5/11/chartex" xmlns:cx6="http://schemas.microsoft.com/office/drawing/2016/5/12/chartex" xmlns:cx7="http://schemas.microsoft.com/office/drawing/2016/5/13/chartex" xmlns:cx8="http://schemas.microsoft.com/office/drawing/2016/5/14/chartex" xmlns:aink="http://schemas.microsoft.com/office/drawing/2016/ink" xmlns:am3d="http://schemas.microsoft.com/office/drawing/2017/model3d" xmlns:oel="http://schemas.microsoft.com/office/2019/extlst" xmlns:w16cex="http://schemas.microsoft.com/office/word/2018/wordml/cex" xmlns:w16cid="http://schemas.microsoft.com/office/word/2016/wordml/cid" xmlns:w16="http://schemas.microsoft.com/office/word/2018/wordml" xmlns:w16du="http://schemas.microsoft.com/office/word/2023/wordml/word16du" xmlns:w16sdtdh="http://schemas.microsoft.com/office/word/2020/wordml/sdtdatahash" xmlns:w16sdtfl="http://schemas.microsoft.com/office/word/2024/wordml/sdtformatlock">
           <w:pict>
             <v:shapetype w14:anchorId="019FCC0A" id="_x0000_t202" coordsize="21600,21600" o:spt="202" path="m,l,21600r21600,l21600,xe">
               <v:stroke joinstyle="miter"/>
@@ -6570,7 +13669,7 @@
               <wp:docPr id="409043257" name="Text Box 1" descr="Restricted - مقيد ">
                 <a:extLst xmlns:a="http://schemas.openxmlformats.org/drawingml/2006/main">
                   <a:ext uri="{5AE41FA2-C0FF-4470-9BD4-5FADCA87CBE2}">
-                    <aclsh:classification xmlns:aclsh="http://schemas.microsoft.com/office/drawing/2020/classificationShape" xmlns:w16sdtfl="http://schemas.microsoft.com/office/word/2024/wordml/sdtformatlock" xmlns:w16sdtdh="http://schemas.microsoft.com/office/word/2020/wordml/sdtdatahash" xmlns:w16du="http://schemas.microsoft.com/office/word/2023/wordml/word16du" xmlns:w16="http://schemas.microsoft.com/office/word/2018/wordml" xmlns:w16cid="http://schemas.microsoft.com/office/word/2016/wordml/cid" xmlns:w16cex="http://schemas.microsoft.com/office/word/2018/wordml/cex" xmlns:w="http://schemas.openxmlformats.org/wordprocessingml/2006/main" xmlns:w10="urn:schemas-microsoft-com:office:word" xmlns:v="urn:schemas-microsoft-com:vml" xmlns:oel="http://schemas.microsoft.com/office/2019/extlst" xmlns:o="urn:schemas-microsoft-com:office:office" xmlns:am3d="http://schemas.microsoft.com/office/drawing/2017/model3d" xmlns:aink="http://schemas.microsoft.com/office/drawing/2016/ink" xmlns:cx8="http://schemas.microsoft.com/office/drawing/2016/5/14/chartex" xmlns:cx7="http://schemas.microsoft.com/office/drawing/2016/5/13/chartex" xmlns:cx6="http://schemas.microsoft.com/office/drawing/2016/5/12/chartex" xmlns:cx5="http://schemas.microsoft.com/office/drawing/2016/5/11/chartex" xmlns:cx4="http://schemas.microsoft.com/office/drawing/2016/5/10/chartex" xmlns:cx3="http://schemas.microsoft.com/office/drawing/2016/5/9/chartex" xmlns:cx2="http://schemas.microsoft.com/office/drawing/2015/10/21/chartex" xmlns:cx1="http://schemas.microsoft.com/office/drawing/2015/9/8/chartex" xmlns="" classificationOutcomeType="ftr"/>
+                    <aclsh:classification xmlns="" xmlns:cx1="http://schemas.microsoft.com/office/drawing/2015/9/8/chartex" xmlns:cx2="http://schemas.microsoft.com/office/drawing/2015/10/21/chartex" xmlns:cx3="http://schemas.microsoft.com/office/drawing/2016/5/9/chartex" xmlns:cx4="http://schemas.microsoft.com/office/drawing/2016/5/10/chartex" xmlns:cx5="http://schemas.microsoft.com/office/drawing/2016/5/11/chartex" xmlns:cx6="http://schemas.microsoft.com/office/drawing/2016/5/12/chartex" xmlns:cx7="http://schemas.microsoft.com/office/drawing/2016/5/13/chartex" xmlns:cx8="http://schemas.microsoft.com/office/drawing/2016/5/14/chartex" xmlns:aink="http://schemas.microsoft.com/office/drawing/2016/ink" xmlns:am3d="http://schemas.microsoft.com/office/drawing/2017/model3d" xmlns:o="urn:schemas-microsoft-com:office:office" xmlns:oel="http://schemas.microsoft.com/office/2019/extlst" xmlns:v="urn:schemas-microsoft-com:vml" xmlns:w10="urn:schemas-microsoft-com:office:word" xmlns:w="http://schemas.openxmlformats.org/wordprocessingml/2006/main" xmlns:w16cex="http://schemas.microsoft.com/office/word/2018/wordml/cex" xmlns:w16cid="http://schemas.microsoft.com/office/word/2016/wordml/cid" xmlns:w16="http://schemas.microsoft.com/office/word/2018/wordml" xmlns:w16du="http://schemas.microsoft.com/office/word/2023/wordml/word16du" xmlns:w16sdtdh="http://schemas.microsoft.com/office/word/2020/wordml/sdtdatahash" xmlns:w16sdtfl="http://schemas.microsoft.com/office/word/2024/wordml/sdtformatlock" xmlns:aclsh="http://schemas.microsoft.com/office/drawing/2020/classificationShape" classificationOutcomeType="ftr"/>
                   </a:ext>
                 </a:extLst>
               </wp:docPr>
@@ -6644,7 +13743,7 @@
             </wp:anchor>
           </w:drawing>
         </mc:Choice>
-        <mc:Fallback xmlns:w16sdtfl="http://schemas.microsoft.com/office/word/2024/wordml/sdtformatlock" xmlns:w16sdtdh="http://schemas.microsoft.com/office/word/2020/wordml/sdtdatahash" xmlns:w16du="http://schemas.microsoft.com/office/word/2023/wordml/word16du" xmlns:w16="http://schemas.microsoft.com/office/word/2018/wordml" xmlns:w16cid="http://schemas.microsoft.com/office/word/2016/wordml/cid" xmlns:w16cex="http://schemas.microsoft.com/office/word/2018/wordml/cex" xmlns:oel="http://schemas.microsoft.com/office/2019/extlst" xmlns:am3d="http://schemas.microsoft.com/office/drawing/2017/model3d" xmlns:aink="http://schemas.microsoft.com/office/drawing/2016/ink" xmlns:cx8="http://schemas.microsoft.com/office/drawing/2016/5/14/chartex" xmlns:cx7="http://schemas.microsoft.com/office/drawing/2016/5/13/chartex" xmlns:cx6="http://schemas.microsoft.com/office/drawing/2016/5/12/chartex" xmlns:cx5="http://schemas.microsoft.com/office/drawing/2016/5/11/chartex" xmlns:cx4="http://schemas.microsoft.com/office/drawing/2016/5/10/chartex" xmlns:cx3="http://schemas.microsoft.com/office/drawing/2016/5/9/chartex" xmlns:cx2="http://schemas.microsoft.com/office/drawing/2015/10/21/chartex" xmlns:cx1="http://schemas.microsoft.com/office/drawing/2015/9/8/chartex">
+        <mc:Fallback xmlns:cx1="http://schemas.microsoft.com/office/drawing/2015/9/8/chartex" xmlns:cx2="http://schemas.microsoft.com/office/drawing/2015/10/21/chartex" xmlns:cx3="http://schemas.microsoft.com/office/drawing/2016/5/9/chartex" xmlns:cx4="http://schemas.microsoft.com/office/drawing/2016/5/10/chartex" xmlns:cx5="http://schemas.microsoft.com/office/drawing/2016/5/11/chartex" xmlns:cx6="http://schemas.microsoft.com/office/drawing/2016/5/12/chartex" xmlns:cx7="http://schemas.microsoft.com/office/drawing/2016/5/13/chartex" xmlns:cx8="http://schemas.microsoft.com/office/drawing/2016/5/14/chartex" xmlns:aink="http://schemas.microsoft.com/office/drawing/2016/ink" xmlns:am3d="http://schemas.microsoft.com/office/drawing/2017/model3d" xmlns:oel="http://schemas.microsoft.com/office/2019/extlst" xmlns:w16cex="http://schemas.microsoft.com/office/word/2018/wordml/cex" xmlns:w16cid="http://schemas.microsoft.com/office/word/2016/wordml/cid" xmlns:w16="http://schemas.microsoft.com/office/word/2018/wordml" xmlns:w16du="http://schemas.microsoft.com/office/word/2023/wordml/word16du" xmlns:w16sdtdh="http://schemas.microsoft.com/office/word/2020/wordml/sdtdatahash" xmlns:w16sdtfl="http://schemas.microsoft.com/office/word/2024/wordml/sdtformatlock">
           <w:pict>
             <v:shapetype w14:anchorId="70E6A53C" id="_x0000_t202" coordsize="21600,21600" o:spt="202" path="m,l,21600r21600,l21600,xe">
               <v:stroke joinstyle="miter"/>
@@ -6728,7 +13827,7 @@
               <wp:docPr id="608387902" name="Text Box 5" descr="Restricted - مقيد ">
                 <a:extLst xmlns:a="http://schemas.openxmlformats.org/drawingml/2006/main">
                   <a:ext uri="{5AE41FA2-C0FF-4470-9BD4-5FADCA87CBE2}">
-                    <aclsh:classification xmlns:aclsh="http://schemas.microsoft.com/office/drawing/2020/classificationShape" xmlns:w16sdtfl="http://schemas.microsoft.com/office/word/2024/wordml/sdtformatlock" xmlns:w16sdtdh="http://schemas.microsoft.com/office/word/2020/wordml/sdtdatahash" xmlns:w16du="http://schemas.microsoft.com/office/word/2023/wordml/word16du" xmlns:w16="http://schemas.microsoft.com/office/word/2018/wordml" xmlns:w16cid="http://schemas.microsoft.com/office/word/2016/wordml/cid" xmlns:w16cex="http://schemas.microsoft.com/office/word/2018/wordml/cex" xmlns:w="http://schemas.openxmlformats.org/wordprocessingml/2006/main" xmlns:w10="urn:schemas-microsoft-com:office:word" xmlns:v="urn:schemas-microsoft-com:vml" xmlns:oel="http://schemas.microsoft.com/office/2019/extlst" xmlns:o="urn:schemas-microsoft-com:office:office" xmlns:am3d="http://schemas.microsoft.com/office/drawing/2017/model3d" xmlns:aink="http://schemas.microsoft.com/office/drawing/2016/ink" xmlns:cx8="http://schemas.microsoft.com/office/drawing/2016/5/14/chartex" xmlns:cx7="http://schemas.microsoft.com/office/drawing/2016/5/13/chartex" xmlns:cx6="http://schemas.microsoft.com/office/drawing/2016/5/12/chartex" xmlns:cx5="http://schemas.microsoft.com/office/drawing/2016/5/11/chartex" xmlns:cx4="http://schemas.microsoft.com/office/drawing/2016/5/10/chartex" xmlns:cx3="http://schemas.microsoft.com/office/drawing/2016/5/9/chartex" xmlns:cx2="http://schemas.microsoft.com/office/drawing/2015/10/21/chartex" xmlns:cx1="http://schemas.microsoft.com/office/drawing/2015/9/8/chartex" xmlns="" classificationOutcomeType="ftr"/>
+                    <aclsh:classification xmlns="" xmlns:cx1="http://schemas.microsoft.com/office/drawing/2015/9/8/chartex" xmlns:cx2="http://schemas.microsoft.com/office/drawing/2015/10/21/chartex" xmlns:cx3="http://schemas.microsoft.com/office/drawing/2016/5/9/chartex" xmlns:cx4="http://schemas.microsoft.com/office/drawing/2016/5/10/chartex" xmlns:cx5="http://schemas.microsoft.com/office/drawing/2016/5/11/chartex" xmlns:cx6="http://schemas.microsoft.com/office/drawing/2016/5/12/chartex" xmlns:cx7="http://schemas.microsoft.com/office/drawing/2016/5/13/chartex" xmlns:cx8="http://schemas.microsoft.com/office/drawing/2016/5/14/chartex" xmlns:aink="http://schemas.microsoft.com/office/drawing/2016/ink" xmlns:am3d="http://schemas.microsoft.com/office/drawing/2017/model3d" xmlns:o="urn:schemas-microsoft-com:office:office" xmlns:oel="http://schemas.microsoft.com/office/2019/extlst" xmlns:v="urn:schemas-microsoft-com:vml" xmlns:w10="urn:schemas-microsoft-com:office:word" xmlns:w="http://schemas.openxmlformats.org/wordprocessingml/2006/main" xmlns:w16cex="http://schemas.microsoft.com/office/word/2018/wordml/cex" xmlns:w16cid="http://schemas.microsoft.com/office/word/2016/wordml/cid" xmlns:w16="http://schemas.microsoft.com/office/word/2018/wordml" xmlns:w16du="http://schemas.microsoft.com/office/word/2023/wordml/word16du" xmlns:w16sdtdh="http://schemas.microsoft.com/office/word/2020/wordml/sdtdatahash" xmlns:w16sdtfl="http://schemas.microsoft.com/office/word/2024/wordml/sdtformatlock" xmlns:aclsh="http://schemas.microsoft.com/office/drawing/2020/classificationShape" classificationOutcomeType="ftr"/>
                   </a:ext>
                 </a:extLst>
               </wp:docPr>
@@ -6802,7 +13901,7 @@
             </wp:anchor>
           </w:drawing>
         </mc:Choice>
-        <mc:Fallback xmlns:w16sdtfl="http://schemas.microsoft.com/office/word/2024/wordml/sdtformatlock" xmlns:w16sdtdh="http://schemas.microsoft.com/office/word/2020/wordml/sdtdatahash" xmlns:w16du="http://schemas.microsoft.com/office/word/2023/wordml/word16du" xmlns:w16="http://schemas.microsoft.com/office/word/2018/wordml" xmlns:w16cid="http://schemas.microsoft.com/office/word/2016/wordml/cid" xmlns:w16cex="http://schemas.microsoft.com/office/word/2018/wordml/cex" xmlns:oel="http://schemas.microsoft.com/office/2019/extlst" xmlns:am3d="http://schemas.microsoft.com/office/drawing/2017/model3d" xmlns:aink="http://schemas.microsoft.com/office/drawing/2016/ink" xmlns:cx8="http://schemas.microsoft.com/office/drawing/2016/5/14/chartex" xmlns:cx7="http://schemas.microsoft.com/office/drawing/2016/5/13/chartex" xmlns:cx6="http://schemas.microsoft.com/office/drawing/2016/5/12/chartex" xmlns:cx5="http://schemas.microsoft.com/office/drawing/2016/5/11/chartex" xmlns:cx4="http://schemas.microsoft.com/office/drawing/2016/5/10/chartex" xmlns:cx3="http://schemas.microsoft.com/office/drawing/2016/5/9/chartex" xmlns:cx2="http://schemas.microsoft.com/office/drawing/2015/10/21/chartex" xmlns:cx1="http://schemas.microsoft.com/office/drawing/2015/9/8/chartex">
+        <mc:Fallback xmlns:cx1="http://schemas.microsoft.com/office/drawing/2015/9/8/chartex" xmlns:cx2="http://schemas.microsoft.com/office/drawing/2015/10/21/chartex" xmlns:cx3="http://schemas.microsoft.com/office/drawing/2016/5/9/chartex" xmlns:cx4="http://schemas.microsoft.com/office/drawing/2016/5/10/chartex" xmlns:cx5="http://schemas.microsoft.com/office/drawing/2016/5/11/chartex" xmlns:cx6="http://schemas.microsoft.com/office/drawing/2016/5/12/chartex" xmlns:cx7="http://schemas.microsoft.com/office/drawing/2016/5/13/chartex" xmlns:cx8="http://schemas.microsoft.com/office/drawing/2016/5/14/chartex" xmlns:aink="http://schemas.microsoft.com/office/drawing/2016/ink" xmlns:am3d="http://schemas.microsoft.com/office/drawing/2017/model3d" xmlns:oel="http://schemas.microsoft.com/office/2019/extlst" xmlns:w16cex="http://schemas.microsoft.com/office/word/2018/wordml/cex" xmlns:w16cid="http://schemas.microsoft.com/office/word/2016/wordml/cid" xmlns:w16="http://schemas.microsoft.com/office/word/2018/wordml" xmlns:w16du="http://schemas.microsoft.com/office/word/2023/wordml/word16du" xmlns:w16sdtdh="http://schemas.microsoft.com/office/word/2020/wordml/sdtdatahash" xmlns:w16sdtfl="http://schemas.microsoft.com/office/word/2024/wordml/sdtformatlock">
           <w:pict>
             <v:shapetype w14:anchorId="78550490" id="_x0000_t202" coordsize="21600,21600" o:spt="202" path="m,l,21600r21600,l21600,xe">
               <v:stroke joinstyle="miter"/>
@@ -6886,7 +13985,7 @@
               <wp:docPr id="1452436094" name="Text Box 6" descr="Restricted - مقيد ">
                 <a:extLst xmlns:a="http://schemas.openxmlformats.org/drawingml/2006/main">
                   <a:ext uri="{5AE41FA2-C0FF-4470-9BD4-5FADCA87CBE2}">
-                    <aclsh:classification xmlns:aclsh="http://schemas.microsoft.com/office/drawing/2020/classificationShape" xmlns:w16sdtfl="http://schemas.microsoft.com/office/word/2024/wordml/sdtformatlock" xmlns:w16sdtdh="http://schemas.microsoft.com/office/word/2020/wordml/sdtdatahash" xmlns:w16du="http://schemas.microsoft.com/office/word/2023/wordml/word16du" xmlns:w16="http://schemas.microsoft.com/office/word/2018/wordml" xmlns:w16cid="http://schemas.microsoft.com/office/word/2016/wordml/cid" xmlns:w16cex="http://schemas.microsoft.com/office/word/2018/wordml/cex" xmlns:w="http://schemas.openxmlformats.org/wordprocessingml/2006/main" xmlns:w10="urn:schemas-microsoft-com:office:word" xmlns:v="urn:schemas-microsoft-com:vml" xmlns:oel="http://schemas.microsoft.com/office/2019/extlst" xmlns:o="urn:schemas-microsoft-com:office:office" xmlns:am3d="http://schemas.microsoft.com/office/drawing/2017/model3d" xmlns:aink="http://schemas.microsoft.com/office/drawing/2016/ink" xmlns:cx8="http://schemas.microsoft.com/office/drawing/2016/5/14/chartex" xmlns:cx7="http://schemas.microsoft.com/office/drawing/2016/5/13/chartex" xmlns:cx6="http://schemas.microsoft.com/office/drawing/2016/5/12/chartex" xmlns:cx5="http://schemas.microsoft.com/office/drawing/2016/5/11/chartex" xmlns:cx4="http://schemas.microsoft.com/office/drawing/2016/5/10/chartex" xmlns:cx3="http://schemas.microsoft.com/office/drawing/2016/5/9/chartex" xmlns:cx2="http://schemas.microsoft.com/office/drawing/2015/10/21/chartex" xmlns:cx1="http://schemas.microsoft.com/office/drawing/2015/9/8/chartex" xmlns="" classificationOutcomeType="ftr"/>
+                    <aclsh:classification xmlns="" xmlns:cx1="http://schemas.microsoft.com/office/drawing/2015/9/8/chartex" xmlns:cx2="http://schemas.microsoft.com/office/drawing/2015/10/21/chartex" xmlns:cx3="http://schemas.microsoft.com/office/drawing/2016/5/9/chartex" xmlns:cx4="http://schemas.microsoft.com/office/drawing/2016/5/10/chartex" xmlns:cx5="http://schemas.microsoft.com/office/drawing/2016/5/11/chartex" xmlns:cx6="http://schemas.microsoft.com/office/drawing/2016/5/12/chartex" xmlns:cx7="http://schemas.microsoft.com/office/drawing/2016/5/13/chartex" xmlns:cx8="http://schemas.microsoft.com/office/drawing/2016/5/14/chartex" xmlns:aink="http://schemas.microsoft.com/office/drawing/2016/ink" xmlns:am3d="http://schemas.microsoft.com/office/drawing/2017/model3d" xmlns:o="urn:schemas-microsoft-com:office:office" xmlns:oel="http://schemas.microsoft.com/office/2019/extlst" xmlns:v="urn:schemas-microsoft-com:vml" xmlns:w10="urn:schemas-microsoft-com:office:word" xmlns:w="http://schemas.openxmlformats.org/wordprocessingml/2006/main" xmlns:w16cex="http://schemas.microsoft.com/office/word/2018/wordml/cex" xmlns:w16cid="http://schemas.microsoft.com/office/word/2016/wordml/cid" xmlns:w16="http://schemas.microsoft.com/office/word/2018/wordml" xmlns:w16du="http://schemas.microsoft.com/office/word/2023/wordml/word16du" xmlns:w16sdtdh="http://schemas.microsoft.com/office/word/2020/wordml/sdtdatahash" xmlns:w16sdtfl="http://schemas.microsoft.com/office/word/2024/wordml/sdtformatlock" xmlns:aclsh="http://schemas.microsoft.com/office/drawing/2020/classificationShape" classificationOutcomeType="ftr"/>
                   </a:ext>
                 </a:extLst>
               </wp:docPr>
@@ -6935,7 +14034,7 @@
             </wp:anchor>
           </w:drawing>
         </mc:Choice>
-        <mc:Fallback xmlns:w16sdtfl="http://schemas.microsoft.com/office/word/2024/wordml/sdtformatlock" xmlns:w16sdtdh="http://schemas.microsoft.com/office/word/2020/wordml/sdtdatahash" xmlns:w16du="http://schemas.microsoft.com/office/word/2023/wordml/word16du" xmlns:w16="http://schemas.microsoft.com/office/word/2018/wordml" xmlns:w16cid="http://schemas.microsoft.com/office/word/2016/wordml/cid" xmlns:w16cex="http://schemas.microsoft.com/office/word/2018/wordml/cex" xmlns:oel="http://schemas.microsoft.com/office/2019/extlst" xmlns:am3d="http://schemas.microsoft.com/office/drawing/2017/model3d" xmlns:aink="http://schemas.microsoft.com/office/drawing/2016/ink" xmlns:cx8="http://schemas.microsoft.com/office/drawing/2016/5/14/chartex" xmlns:cx7="http://schemas.microsoft.com/office/drawing/2016/5/13/chartex" xmlns:cx6="http://schemas.microsoft.com/office/drawing/2016/5/12/chartex" xmlns:cx5="http://schemas.microsoft.com/office/drawing/2016/5/11/chartex" xmlns:cx4="http://schemas.microsoft.com/office/drawing/2016/5/10/chartex" xmlns:cx3="http://schemas.microsoft.com/office/drawing/2016/5/9/chartex" xmlns:cx2="http://schemas.microsoft.com/office/drawing/2015/10/21/chartex" xmlns:cx1="http://schemas.microsoft.com/office/drawing/2015/9/8/chartex">
+        <mc:Fallback xmlns:cx1="http://schemas.microsoft.com/office/drawing/2015/9/8/chartex" xmlns:cx2="http://schemas.microsoft.com/office/drawing/2015/10/21/chartex" xmlns:cx3="http://schemas.microsoft.com/office/drawing/2016/5/9/chartex" xmlns:cx4="http://schemas.microsoft.com/office/drawing/2016/5/10/chartex" xmlns:cx5="http://schemas.microsoft.com/office/drawing/2016/5/11/chartex" xmlns:cx6="http://schemas.microsoft.com/office/drawing/2016/5/12/chartex" xmlns:cx7="http://schemas.microsoft.com/office/drawing/2016/5/13/chartex" xmlns:cx8="http://schemas.microsoft.com/office/drawing/2016/5/14/chartex" xmlns:aink="http://schemas.microsoft.com/office/drawing/2016/ink" xmlns:am3d="http://schemas.microsoft.com/office/drawing/2017/model3d" xmlns:oel="http://schemas.microsoft.com/office/2019/extlst" xmlns:w16cex="http://schemas.microsoft.com/office/word/2018/wordml/cex" xmlns:w16cid="http://schemas.microsoft.com/office/word/2016/wordml/cid" xmlns:w16="http://schemas.microsoft.com/office/word/2018/wordml" xmlns:w16du="http://schemas.microsoft.com/office/word/2023/wordml/word16du" xmlns:w16sdtdh="http://schemas.microsoft.com/office/word/2020/wordml/sdtdatahash" xmlns:w16sdtfl="http://schemas.microsoft.com/office/word/2024/wordml/sdtformatlock">
           <w:pict>
             <v:shapetype w14:anchorId="276CD483" id="_x0000_t202" coordsize="21600,21600" o:spt="202" path="m,l,21600r21600,l21600,xe">
               <v:stroke joinstyle="miter"/>
@@ -6994,7 +14093,7 @@
               <wp:docPr id="821335916" name="Text Box 4" descr="Restricted - مقيد ">
                 <a:extLst xmlns:a="http://schemas.openxmlformats.org/drawingml/2006/main">
                   <a:ext uri="{5AE41FA2-C0FF-4470-9BD4-5FADCA87CBE2}">
-                    <aclsh:classification xmlns:aclsh="http://schemas.microsoft.com/office/drawing/2020/classificationShape" xmlns:w16sdtfl="http://schemas.microsoft.com/office/word/2024/wordml/sdtformatlock" xmlns:w16sdtdh="http://schemas.microsoft.com/office/word/2020/wordml/sdtdatahash" xmlns:w16du="http://schemas.microsoft.com/office/word/2023/wordml/word16du" xmlns:w16="http://schemas.microsoft.com/office/word/2018/wordml" xmlns:w16cid="http://schemas.microsoft.com/office/word/2016/wordml/cid" xmlns:w16cex="http://schemas.microsoft.com/office/word/2018/wordml/cex" xmlns:w="http://schemas.openxmlformats.org/wordprocessingml/2006/main" xmlns:w10="urn:schemas-microsoft-com:office:word" xmlns:v="urn:schemas-microsoft-com:vml" xmlns:oel="http://schemas.microsoft.com/office/2019/extlst" xmlns:o="urn:schemas-microsoft-com:office:office" xmlns:am3d="http://schemas.microsoft.com/office/drawing/2017/model3d" xmlns:aink="http://schemas.microsoft.com/office/drawing/2016/ink" xmlns:cx8="http://schemas.microsoft.com/office/drawing/2016/5/14/chartex" xmlns:cx7="http://schemas.microsoft.com/office/drawing/2016/5/13/chartex" xmlns:cx6="http://schemas.microsoft.com/office/drawing/2016/5/12/chartex" xmlns:cx5="http://schemas.microsoft.com/office/drawing/2016/5/11/chartex" xmlns:cx4="http://schemas.microsoft.com/office/drawing/2016/5/10/chartex" xmlns:cx3="http://schemas.microsoft.com/office/drawing/2016/5/9/chartex" xmlns:cx2="http://schemas.microsoft.com/office/drawing/2015/10/21/chartex" xmlns:cx1="http://schemas.microsoft.com/office/drawing/2015/9/8/chartex" xmlns="" classificationOutcomeType="ftr"/>
+                    <aclsh:classification xmlns="" xmlns:cx1="http://schemas.microsoft.com/office/drawing/2015/9/8/chartex" xmlns:cx2="http://schemas.microsoft.com/office/drawing/2015/10/21/chartex" xmlns:cx3="http://schemas.microsoft.com/office/drawing/2016/5/9/chartex" xmlns:cx4="http://schemas.microsoft.com/office/drawing/2016/5/10/chartex" xmlns:cx5="http://schemas.microsoft.com/office/drawing/2016/5/11/chartex" xmlns:cx6="http://schemas.microsoft.com/office/drawing/2016/5/12/chartex" xmlns:cx7="http://schemas.microsoft.com/office/drawing/2016/5/13/chartex" xmlns:cx8="http://schemas.microsoft.com/office/drawing/2016/5/14/chartex" xmlns:aink="http://schemas.microsoft.com/office/drawing/2016/ink" xmlns:am3d="http://schemas.microsoft.com/office/drawing/2017/model3d" xmlns:o="urn:schemas-microsoft-com:office:office" xmlns:oel="http://schemas.microsoft.com/office/2019/extlst" xmlns:v="urn:schemas-microsoft-com:vml" xmlns:w10="urn:schemas-microsoft-com:office:word" xmlns:w="http://schemas.openxmlformats.org/wordprocessingml/2006/main" xmlns:w16cex="http://schemas.microsoft.com/office/word/2018/wordml/cex" xmlns:w16cid="http://schemas.microsoft.com/office/word/2016/wordml/cid" xmlns:w16="http://schemas.microsoft.com/office/word/2018/wordml" xmlns:w16du="http://schemas.microsoft.com/office/word/2023/wordml/word16du" xmlns:w16sdtdh="http://schemas.microsoft.com/office/word/2020/wordml/sdtdatahash" xmlns:w16sdtfl="http://schemas.microsoft.com/office/word/2024/wordml/sdtformatlock" xmlns:aclsh="http://schemas.microsoft.com/office/drawing/2020/classificationShape" classificationOutcomeType="ftr"/>
                   </a:ext>
                 </a:extLst>
               </wp:docPr>
@@ -7068,7 +14167,7 @@
             </wp:anchor>
           </w:drawing>
         </mc:Choice>
-        <mc:Fallback xmlns:w16sdtfl="http://schemas.microsoft.com/office/word/2024/wordml/sdtformatlock" xmlns:w16sdtdh="http://schemas.microsoft.com/office/word/2020/wordml/sdtdatahash" xmlns:w16du="http://schemas.microsoft.com/office/word/2023/wordml/word16du" xmlns:w16="http://schemas.microsoft.com/office/word/2018/wordml" xmlns:w16cid="http://schemas.microsoft.com/office/word/2016/wordml/cid" xmlns:w16cex="http://schemas.microsoft.com/office/word/2018/wordml/cex" xmlns:oel="http://schemas.microsoft.com/office/2019/extlst" xmlns:am3d="http://schemas.microsoft.com/office/drawing/2017/model3d" xmlns:aink="http://schemas.microsoft.com/office/drawing/2016/ink" xmlns:cx8="http://schemas.microsoft.com/office/drawing/2016/5/14/chartex" xmlns:cx7="http://schemas.microsoft.com/office/drawing/2016/5/13/chartex" xmlns:cx6="http://schemas.microsoft.com/office/drawing/2016/5/12/chartex" xmlns:cx5="http://schemas.microsoft.com/office/drawing/2016/5/11/chartex" xmlns:cx4="http://schemas.microsoft.com/office/drawing/2016/5/10/chartex" xmlns:cx3="http://schemas.microsoft.com/office/drawing/2016/5/9/chartex" xmlns:cx2="http://schemas.microsoft.com/office/drawing/2015/10/21/chartex" xmlns:cx1="http://schemas.microsoft.com/office/drawing/2015/9/8/chartex">
+        <mc:Fallback xmlns:cx1="http://schemas.microsoft.com/office/drawing/2015/9/8/chartex" xmlns:cx2="http://schemas.microsoft.com/office/drawing/2015/10/21/chartex" xmlns:cx3="http://schemas.microsoft.com/office/drawing/2016/5/9/chartex" xmlns:cx4="http://schemas.microsoft.com/office/drawing/2016/5/10/chartex" xmlns:cx5="http://schemas.microsoft.com/office/drawing/2016/5/11/chartex" xmlns:cx6="http://schemas.microsoft.com/office/drawing/2016/5/12/chartex" xmlns:cx7="http://schemas.microsoft.com/office/drawing/2016/5/13/chartex" xmlns:cx8="http://schemas.microsoft.com/office/drawing/2016/5/14/chartex" xmlns:aink="http://schemas.microsoft.com/office/drawing/2016/ink" xmlns:am3d="http://schemas.microsoft.com/office/drawing/2017/model3d" xmlns:oel="http://schemas.microsoft.com/office/2019/extlst" xmlns:w16cex="http://schemas.microsoft.com/office/word/2018/wordml/cex" xmlns:w16cid="http://schemas.microsoft.com/office/word/2016/wordml/cid" xmlns:w16="http://schemas.microsoft.com/office/word/2018/wordml" xmlns:w16du="http://schemas.microsoft.com/office/word/2023/wordml/word16du" xmlns:w16sdtdh="http://schemas.microsoft.com/office/word/2020/wordml/sdtdatahash" xmlns:w16sdtfl="http://schemas.microsoft.com/office/word/2024/wordml/sdtformatlock">
           <w:pict>
             <v:shapetype w14:anchorId="43BA32F0" id="_x0000_t202" coordsize="21600,21600" o:spt="202" path="m,l,21600r21600,l21600,xe">
               <v:stroke joinstyle="miter"/>
@@ -7426,7 +14525,7 @@
             </wp:anchor>
           </w:drawing>
         </mc:Choice>
-        <mc:Fallback xmlns:w16sdtfl="http://schemas.microsoft.com/office/word/2024/wordml/sdtformatlock" xmlns:w16sdtdh="http://schemas.microsoft.com/office/word/2020/wordml/sdtdatahash" xmlns:w16du="http://schemas.microsoft.com/office/word/2023/wordml/word16du" xmlns:w16="http://schemas.microsoft.com/office/word/2018/wordml" xmlns:w16cid="http://schemas.microsoft.com/office/word/2016/wordml/cid" xmlns:w16cex="http://schemas.microsoft.com/office/word/2018/wordml/cex" xmlns:oel="http://schemas.microsoft.com/office/2019/extlst" xmlns:am3d="http://schemas.microsoft.com/office/drawing/2017/model3d" xmlns:aink="http://schemas.microsoft.com/office/drawing/2016/ink" xmlns:cx8="http://schemas.microsoft.com/office/drawing/2016/5/14/chartex" xmlns:cx7="http://schemas.microsoft.com/office/drawing/2016/5/13/chartex" xmlns:cx6="http://schemas.microsoft.com/office/drawing/2016/5/12/chartex" xmlns:cx5="http://schemas.microsoft.com/office/drawing/2016/5/11/chartex" xmlns:cx4="http://schemas.microsoft.com/office/drawing/2016/5/10/chartex" xmlns:cx3="http://schemas.microsoft.com/office/drawing/2016/5/9/chartex" xmlns:cx2="http://schemas.microsoft.com/office/drawing/2015/10/21/chartex" xmlns:cx1="http://schemas.microsoft.com/office/drawing/2015/9/8/chartex">
+        <mc:Fallback xmlns:cx1="http://schemas.microsoft.com/office/drawing/2015/9/8/chartex" xmlns:cx2="http://schemas.microsoft.com/office/drawing/2015/10/21/chartex" xmlns:cx3="http://schemas.microsoft.com/office/drawing/2016/5/9/chartex" xmlns:cx4="http://schemas.microsoft.com/office/drawing/2016/5/10/chartex" xmlns:cx5="http://schemas.microsoft.com/office/drawing/2016/5/11/chartex" xmlns:cx6="http://schemas.microsoft.com/office/drawing/2016/5/12/chartex" xmlns:cx7="http://schemas.microsoft.com/office/drawing/2016/5/13/chartex" xmlns:cx8="http://schemas.microsoft.com/office/drawing/2016/5/14/chartex" xmlns:aink="http://schemas.microsoft.com/office/drawing/2016/ink" xmlns:am3d="http://schemas.microsoft.com/office/drawing/2017/model3d" xmlns:oel="http://schemas.microsoft.com/office/2019/extlst" xmlns:w16cex="http://schemas.microsoft.com/office/word/2018/wordml/cex" xmlns:w16cid="http://schemas.microsoft.com/office/word/2016/wordml/cid" xmlns:w16="http://schemas.microsoft.com/office/word/2018/wordml" xmlns:w16du="http://schemas.microsoft.com/office/word/2023/wordml/word16du" xmlns:w16sdtdh="http://schemas.microsoft.com/office/word/2020/wordml/sdtdatahash" xmlns:w16sdtfl="http://schemas.microsoft.com/office/word/2024/wordml/sdtformatlock">
           <w:pict>
             <v:line w14:anchorId="7169C831" id="Straight Connector 6" o:spid="_x0000_s1026" style="position:absolute;z-index:251660288;visibility:visible;mso-wrap-style:square;mso-width-percent:0;mso-height-percent:0;mso-wrap-distance-left:9pt;mso-wrap-distance-top:-3e-5mm;mso-wrap-distance-right:9pt;mso-wrap-distance-bottom:-3e-5mm;mso-position-horizontal:absolute;mso-position-horizontal-relative:text;mso-position-vertical:absolute;mso-position-vertical-relative:text;mso-width-percent:0;mso-height-percent:0;mso-width-relative:page;mso-height-relative:page" from="-68.95pt,-666.45pt" to="489.05pt,-666.45pt" o:gfxdata="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" strokecolor="#4f81bd" strokeweight="2pt">
               <v:shadow on="t" opacity="24903f" origin=",.5" offset="0,.55556mm"/>
@@ -7486,7 +14585,7 @@
             <w:fldChar w:fldCharType="separate"/>
           </w:r>
           <w:r>
-            <w:t>10</w:t>
+            <w:t>20</w:t>
           </w:r>
           <w:r>
             <w:fldChar w:fldCharType="end"/>
@@ -13474,6 +20573,7 @@
     <w:rsid w:val="008456E9"/>
     <w:rsid w:val="008A4AE7"/>
     <w:rsid w:val="008D4184"/>
+    <w:rsid w:val="008F0C93"/>
     <w:rsid w:val="00902777"/>
     <w:rsid w:val="0096178B"/>
     <w:rsid w:val="00977680"/>
@@ -14347,7 +21447,7 @@
 </file>
 
 <file path=customXml/itemProps3.xml><?xml version="1.0" encoding="utf-8"?>
-<ds:datastoreItem xmlns:ds="http://schemas.openxmlformats.org/officeDocument/2006/customXml" ds:itemID="{45518E05-2AAE-4458-A279-9B916C57F169}">
+<ds:datastoreItem xmlns:ds="http://schemas.openxmlformats.org/officeDocument/2006/customXml" ds:itemID="{618B99DE-9BF6-452C-81BF-52FAD67467BF}">
   <ds:schemaRefs>
     <ds:schemaRef ds:uri="http://schemas.openxmlformats.org/officeDocument/2006/bibliography"/>
   </ds:schemaRefs>
